--- a/Fase 2/Evidencias Grupales/2.3_APT122_FormativaAvance Fase2.docx
+++ b/Fase 2/Evidencias Grupales/2.3_APT122_FormativaAvance Fase2.docx
@@ -1,11 +1,11 @@
 
 <file path=word/document.xml><?xml version="1.0" encoding="utf-8"?>
-<w:document xmlns:wpc="http://schemas.microsoft.com/office/word/2010/wordprocessingCanvas" xmlns:cx="http://schemas.microsoft.com/office/drawing/2014/chartex" xmlns:mc="http://schemas.openxmlformats.org/markup-compatibility/2006" xmlns:o="urn:schemas-microsoft-com:office:office" xmlns:r="http://schemas.openxmlformats.org/officeDocument/2006/relationships" xmlns:m="http://schemas.openxmlformats.org/officeDocument/2006/math" xmlns:v="urn:schemas-microsoft-com:vml" xmlns:wp14="http://schemas.microsoft.com/office/word/2010/wordprocessingDrawing" xmlns:wp="http://schemas.openxmlformats.org/drawingml/2006/wordprocessingDrawing" xmlns:w10="urn:schemas-microsoft-com:office:word" xmlns:w="http://schemas.openxmlformats.org/wordprocessingml/2006/main" xmlns:w14="http://schemas.microsoft.com/office/word/2010/wordml" xmlns:w15="http://schemas.microsoft.com/office/word/2012/wordml" xmlns:w16se="http://schemas.microsoft.com/office/word/2015/wordml/symex" xmlns:wpg="http://schemas.microsoft.com/office/word/2010/wordprocessingGroup" xmlns:wpi="http://schemas.microsoft.com/office/word/2010/wordprocessingInk" xmlns:wne="http://schemas.microsoft.com/office/word/2006/wordml" xmlns:wps="http://schemas.microsoft.com/office/word/2010/wordprocessingShape" mc:Ignorable="w14 w15 w16se wp14">
+<w:document xmlns:wpc="http://schemas.microsoft.com/office/word/2010/wordprocessingCanvas" xmlns:cx="http://schemas.microsoft.com/office/drawing/2014/chartex" xmlns:cx1="http://schemas.microsoft.com/office/drawing/2015/9/8/chartex" xmlns:cx2="http://schemas.microsoft.com/office/drawing/2015/10/21/chartex" xmlns:cx3="http://schemas.microsoft.com/office/drawing/2016/5/9/chartex" xmlns:cx4="http://schemas.microsoft.com/office/drawing/2016/5/10/chartex" xmlns:cx5="http://schemas.microsoft.com/office/drawing/2016/5/11/chartex" xmlns:cx6="http://schemas.microsoft.com/office/drawing/2016/5/12/chartex" xmlns:cx7="http://schemas.microsoft.com/office/drawing/2016/5/13/chartex" xmlns:cx8="http://schemas.microsoft.com/office/drawing/2016/5/14/chartex" xmlns:mc="http://schemas.openxmlformats.org/markup-compatibility/2006" xmlns:aink="http://schemas.microsoft.com/office/drawing/2016/ink" xmlns:am3d="http://schemas.microsoft.com/office/drawing/2017/model3d" xmlns:o="urn:schemas-microsoft-com:office:office" xmlns:oel="http://schemas.microsoft.com/office/2019/extlst" xmlns:r="http://schemas.openxmlformats.org/officeDocument/2006/relationships" xmlns:m="http://schemas.openxmlformats.org/officeDocument/2006/math" xmlns:v="urn:schemas-microsoft-com:vml" xmlns:wp14="http://schemas.microsoft.com/office/word/2010/wordprocessingDrawing" xmlns:wp="http://schemas.openxmlformats.org/drawingml/2006/wordprocessingDrawing" xmlns:w10="urn:schemas-microsoft-com:office:word" xmlns:w="http://schemas.openxmlformats.org/wordprocessingml/2006/main" xmlns:w14="http://schemas.microsoft.com/office/word/2010/wordml" xmlns:w15="http://schemas.microsoft.com/office/word/2012/wordml" xmlns:w16cex="http://schemas.microsoft.com/office/word/2018/wordml/cex" xmlns:w16cid="http://schemas.microsoft.com/office/word/2016/wordml/cid" xmlns:w16="http://schemas.microsoft.com/office/word/2018/wordml" xmlns:w16du="http://schemas.microsoft.com/office/word/2023/wordml/word16du" xmlns:w16sdtdh="http://schemas.microsoft.com/office/word/2020/wordml/sdtdatahash" xmlns:w16sdtfl="http://schemas.microsoft.com/office/word/2024/wordml/sdtformatlock" xmlns:w16se="http://schemas.microsoft.com/office/word/2015/wordml/symex" xmlns:wpg="http://schemas.microsoft.com/office/word/2010/wordprocessingGroup" xmlns:wpi="http://schemas.microsoft.com/office/word/2010/wordprocessingInk" xmlns:wne="http://schemas.microsoft.com/office/word/2006/wordml" xmlns:wps="http://schemas.microsoft.com/office/word/2010/wordprocessingShape" mc:Ignorable="w14 w15 w16se w16cid w16 w16cex w16sdtdh w16sdtfl w16du wp14">
   <w:body>
     <w:p>
       <w:pPr>
         <w:rPr>
-          <w:rFonts w:asciiTheme="minorHAnsi" w:hAnsiTheme="minorHAnsi" w:eastAsiaTheme="minorEastAsia" w:cstheme="minorBidi"/>
+          <w:rFonts w:asciiTheme="minorHAnsi" w:eastAsiaTheme="minorEastAsia" w:hAnsiTheme="minorHAnsi" w:cstheme="minorBidi"/>
           <w:b/>
           <w:bCs/>
           <w:color w:val="000000"/>
@@ -17,7 +17,7 @@
       </w:pPr>
       <w:r>
         <w:rPr>
-          <w:rFonts w:asciiTheme="minorHAnsi" w:hAnsiTheme="minorHAnsi" w:eastAsiaTheme="minorEastAsia" w:cstheme="minorBidi"/>
+          <w:rFonts w:asciiTheme="minorHAnsi" w:eastAsiaTheme="minorEastAsia" w:hAnsiTheme="minorHAnsi" w:cstheme="minorBidi"/>
           <w:b/>
           <w:bCs/>
           <w:color w:val="000000"/>
@@ -30,7 +30,7 @@
       </w:r>
       <w:r>
         <w:rPr>
-          <w:rFonts w:asciiTheme="minorHAnsi" w:hAnsiTheme="minorHAnsi" w:eastAsiaTheme="minorEastAsia" w:cstheme="minorBidi"/>
+          <w:rFonts w:asciiTheme="minorHAnsi" w:eastAsiaTheme="minorEastAsia" w:hAnsiTheme="minorHAnsi" w:cstheme="minorBidi"/>
           <w:b/>
           <w:bCs/>
           <w:color w:val="000000"/>
@@ -43,7 +43,7 @@
       </w:r>
       <w:r>
         <w:rPr>
-          <w:rFonts w:asciiTheme="minorHAnsi" w:hAnsiTheme="minorHAnsi" w:eastAsiaTheme="minorEastAsia" w:cstheme="minorBidi"/>
+          <w:rFonts w:asciiTheme="minorHAnsi" w:eastAsiaTheme="minorEastAsia" w:hAnsiTheme="minorHAnsi" w:cstheme="minorBidi"/>
           <w:b/>
           <w:bCs/>
           <w:color w:val="000000"/>
@@ -56,7 +56,7 @@
       </w:r>
       <w:r>
         <w:rPr>
-          <w:rFonts w:asciiTheme="minorHAnsi" w:hAnsiTheme="minorHAnsi" w:eastAsiaTheme="minorEastAsia" w:cstheme="minorBidi"/>
+          <w:rFonts w:asciiTheme="minorHAnsi" w:eastAsiaTheme="minorEastAsia" w:hAnsiTheme="minorHAnsi" w:cstheme="minorBidi"/>
           <w:b/>
           <w:bCs/>
           <w:color w:val="000000"/>
@@ -69,7 +69,7 @@
       </w:r>
       <w:r>
         <w:rPr>
-          <w:rFonts w:asciiTheme="minorHAnsi" w:hAnsiTheme="minorHAnsi" w:eastAsiaTheme="minorEastAsia" w:cstheme="minorBidi"/>
+          <w:rFonts w:asciiTheme="minorHAnsi" w:eastAsiaTheme="minorEastAsia" w:hAnsiTheme="minorHAnsi" w:cstheme="minorBidi"/>
           <w:b/>
           <w:bCs/>
           <w:color w:val="000000"/>
@@ -90,7 +90,7 @@
         </w:tabs>
         <w:spacing w:before="40" w:after="120"/>
         <w:rPr>
-          <w:rFonts w:asciiTheme="minorHAnsi" w:hAnsiTheme="minorHAnsi" w:eastAsiaTheme="minorEastAsia" w:cstheme="minorBidi"/>
+          <w:rFonts w:asciiTheme="minorHAnsi" w:eastAsiaTheme="minorEastAsia" w:hAnsiTheme="minorHAnsi" w:cstheme="minorBidi"/>
           <w:b/>
           <w:bCs/>
           <w:color w:val="000000"/>
@@ -102,7 +102,7 @@
       </w:pPr>
       <w:r>
         <w:rPr>
-          <w:rFonts w:asciiTheme="minorHAnsi" w:hAnsiTheme="minorHAnsi" w:eastAsiaTheme="minorEastAsia" w:cstheme="minorBidi"/>
+          <w:rFonts w:asciiTheme="minorHAnsi" w:eastAsiaTheme="minorEastAsia" w:hAnsiTheme="minorHAnsi" w:cstheme="minorBidi"/>
           <w:b/>
           <w:bCs/>
           <w:color w:val="000000"/>
@@ -115,7 +115,7 @@
       </w:r>
       <w:r>
         <w:rPr>
-          <w:rFonts w:asciiTheme="minorHAnsi" w:hAnsiTheme="minorHAnsi" w:eastAsiaTheme="minorEastAsia" w:cstheme="minorBidi"/>
+          <w:rFonts w:asciiTheme="minorHAnsi" w:eastAsiaTheme="minorEastAsia" w:hAnsiTheme="minorHAnsi" w:cstheme="minorBidi"/>
           <w:b/>
           <w:bCs/>
           <w:color w:val="000000"/>
@@ -128,7 +128,7 @@
       </w:r>
       <w:r>
         <w:rPr>
-          <w:rFonts w:asciiTheme="minorHAnsi" w:hAnsiTheme="minorHAnsi" w:eastAsiaTheme="minorEastAsia" w:cstheme="minorBidi"/>
+          <w:rFonts w:asciiTheme="minorHAnsi" w:eastAsiaTheme="minorEastAsia" w:hAnsiTheme="minorHAnsi" w:cstheme="minorBidi"/>
           <w:b/>
           <w:bCs/>
           <w:color w:val="000000"/>
@@ -141,7 +141,7 @@
       </w:r>
       <w:r>
         <w:rPr>
-          <w:rFonts w:asciiTheme="minorHAnsi" w:hAnsiTheme="minorHAnsi" w:eastAsiaTheme="minorEastAsia" w:cstheme="minorBidi"/>
+          <w:rFonts w:asciiTheme="minorHAnsi" w:eastAsiaTheme="minorEastAsia" w:hAnsiTheme="minorHAnsi" w:cstheme="minorBidi"/>
           <w:b/>
           <w:bCs/>
           <w:color w:val="000000"/>
@@ -160,12 +160,12 @@
         <w:tblW w:w="5000" w:type="pct"/>
         <w:jc w:val="center"/>
         <w:tblBorders>
-          <w:top w:val="single" w:color="7F7F7F" w:themeColor="text1" w:themeTint="80" w:sz="4" w:space="0"/>
-          <w:left w:val="single" w:color="7F7F7F" w:themeColor="text1" w:themeTint="80" w:sz="4" w:space="0"/>
-          <w:bottom w:val="single" w:color="7F7F7F" w:themeColor="text1" w:themeTint="80" w:sz="4" w:space="0"/>
-          <w:right w:val="single" w:color="7F7F7F" w:themeColor="text1" w:themeTint="80" w:sz="4" w:space="0"/>
-          <w:insideH w:val="single" w:color="7F7F7F" w:themeColor="text1" w:themeTint="80" w:sz="4" w:space="0"/>
-          <w:insideV w:val="single" w:color="7F7F7F" w:themeColor="text1" w:themeTint="80" w:sz="4" w:space="0"/>
+          <w:top w:val="single" w:sz="4" w:space="0" w:color="7F7F7F" w:themeColor="text1" w:themeTint="80"/>
+          <w:left w:val="single" w:sz="4" w:space="0" w:color="7F7F7F" w:themeColor="text1" w:themeTint="80"/>
+          <w:bottom w:val="single" w:sz="4" w:space="0" w:color="7F7F7F" w:themeColor="text1" w:themeTint="80"/>
+          <w:right w:val="single" w:sz="4" w:space="0" w:color="7F7F7F" w:themeColor="text1" w:themeTint="80"/>
+          <w:insideH w:val="single" w:sz="4" w:space="0" w:color="7F7F7F" w:themeColor="text1" w:themeTint="80"/>
+          <w:insideV w:val="single" w:sz="4" w:space="0" w:color="7F7F7F" w:themeColor="text1" w:themeTint="80"/>
         </w:tblBorders>
         <w:shd w:val="clear" w:color="auto" w:fill="D9D9D9"/>
         <w:tblCellMar>
@@ -196,7 +196,7 @@
               <w:pStyle w:val="Piedepgina"/>
               <w:jc w:val="center"/>
               <w:rPr>
-                <w:rFonts w:asciiTheme="minorHAnsi" w:hAnsiTheme="minorHAnsi" w:eastAsiaTheme="minorEastAsia" w:cstheme="minorBidi"/>
+                <w:rFonts w:asciiTheme="minorHAnsi" w:eastAsiaTheme="minorEastAsia" w:hAnsiTheme="minorHAnsi" w:cstheme="minorBidi"/>
                 <w:b/>
                 <w:bCs/>
                 <w:color w:val="FFFFFF" w:themeColor="background1"/>
@@ -206,7 +206,7 @@
             </w:pPr>
             <w:r>
               <w:rPr>
-                <w:rFonts w:asciiTheme="minorHAnsi" w:hAnsiTheme="minorHAnsi" w:eastAsiaTheme="minorEastAsia" w:cstheme="minorBidi"/>
+                <w:rFonts w:asciiTheme="minorHAnsi" w:eastAsiaTheme="minorEastAsia" w:hAnsiTheme="minorHAnsi" w:cstheme="minorBidi"/>
                 <w:b/>
                 <w:bCs/>
                 <w:color w:val="FFFFFF" w:themeColor="background1"/>
@@ -228,7 +228,7 @@
               <w:pStyle w:val="Piedepgina"/>
               <w:jc w:val="center"/>
               <w:rPr>
-                <w:rFonts w:asciiTheme="minorHAnsi" w:hAnsiTheme="minorHAnsi" w:eastAsiaTheme="minorEastAsia" w:cstheme="minorBidi"/>
+                <w:rFonts w:asciiTheme="minorHAnsi" w:eastAsiaTheme="minorEastAsia" w:hAnsiTheme="minorHAnsi" w:cstheme="minorBidi"/>
                 <w:b/>
                 <w:bCs/>
                 <w:color w:val="FFFFFF" w:themeColor="background1"/>
@@ -238,7 +238,7 @@
             </w:pPr>
             <w:r>
               <w:rPr>
-                <w:rFonts w:asciiTheme="minorHAnsi" w:hAnsiTheme="minorHAnsi" w:eastAsiaTheme="minorEastAsia" w:cstheme="minorBidi"/>
+                <w:rFonts w:asciiTheme="minorHAnsi" w:eastAsiaTheme="minorEastAsia" w:hAnsiTheme="minorHAnsi" w:cstheme="minorBidi"/>
                 <w:b/>
                 <w:bCs/>
                 <w:color w:val="FFFFFF" w:themeColor="background1"/>
@@ -260,7 +260,7 @@
               <w:pStyle w:val="Piedepgina"/>
               <w:jc w:val="center"/>
               <w:rPr>
-                <w:rFonts w:asciiTheme="minorHAnsi" w:hAnsiTheme="minorHAnsi" w:eastAsiaTheme="minorEastAsia" w:cstheme="minorBidi"/>
+                <w:rFonts w:asciiTheme="minorHAnsi" w:eastAsiaTheme="minorEastAsia" w:hAnsiTheme="minorHAnsi" w:cstheme="minorBidi"/>
                 <w:b/>
                 <w:bCs/>
                 <w:color w:val="FFFFFF" w:themeColor="background1"/>
@@ -270,7 +270,7 @@
             </w:pPr>
             <w:r>
               <w:rPr>
-                <w:rFonts w:asciiTheme="minorHAnsi" w:hAnsiTheme="minorHAnsi" w:eastAsiaTheme="minorEastAsia" w:cstheme="minorBidi"/>
+                <w:rFonts w:asciiTheme="minorHAnsi" w:eastAsiaTheme="minorEastAsia" w:hAnsiTheme="minorHAnsi" w:cstheme="minorBidi"/>
                 <w:b/>
                 <w:bCs/>
                 <w:color w:val="FFFFFF" w:themeColor="background1"/>
@@ -292,7 +292,7 @@
               <w:pStyle w:val="Piedepgina"/>
               <w:jc w:val="center"/>
               <w:rPr>
-                <w:rFonts w:asciiTheme="minorHAnsi" w:hAnsiTheme="minorHAnsi" w:eastAsiaTheme="minorEastAsia" w:cstheme="minorBidi"/>
+                <w:rFonts w:asciiTheme="minorHAnsi" w:eastAsiaTheme="minorEastAsia" w:hAnsiTheme="minorHAnsi" w:cstheme="minorBidi"/>
                 <w:b/>
                 <w:bCs/>
                 <w:color w:val="FFFFFF" w:themeColor="background1"/>
@@ -302,7 +302,7 @@
             </w:pPr>
             <w:r>
               <w:rPr>
-                <w:rFonts w:asciiTheme="minorHAnsi" w:hAnsiTheme="minorHAnsi" w:eastAsiaTheme="minorEastAsia" w:cstheme="minorBidi"/>
+                <w:rFonts w:asciiTheme="minorHAnsi" w:eastAsiaTheme="minorEastAsia" w:hAnsiTheme="minorHAnsi" w:cstheme="minorBidi"/>
                 <w:b/>
                 <w:bCs/>
                 <w:color w:val="FFFFFF" w:themeColor="background1"/>
@@ -313,7 +313,7 @@
             </w:r>
             <w:r>
               <w:rPr>
-                <w:rFonts w:asciiTheme="minorHAnsi" w:hAnsiTheme="minorHAnsi" w:eastAsiaTheme="minorEastAsia" w:cstheme="minorBidi"/>
+                <w:rFonts w:asciiTheme="minorHAnsi" w:eastAsiaTheme="minorEastAsia" w:hAnsiTheme="minorHAnsi" w:cstheme="minorBidi"/>
                 <w:b/>
                 <w:bCs/>
                 <w:color w:val="FFFFFF" w:themeColor="background1"/>
@@ -333,7 +333,6 @@
         <w:tc>
           <w:tcPr>
             <w:tcW w:w="706" w:type="pct"/>
-            <w:shd w:val="clear" w:color="auto" w:fill="auto"/>
             <w:vAlign w:val="center"/>
           </w:tcPr>
           <w:p>
@@ -342,7 +341,7 @@
               <w:spacing w:before="120" w:after="120"/>
               <w:jc w:val="center"/>
               <w:rPr>
-                <w:rFonts w:asciiTheme="minorHAnsi" w:hAnsiTheme="minorHAnsi" w:eastAsiaTheme="minorEastAsia" w:cstheme="minorBidi"/>
+                <w:rFonts w:asciiTheme="minorHAnsi" w:eastAsiaTheme="minorEastAsia" w:hAnsiTheme="minorHAnsi" w:cstheme="minorBidi"/>
                 <w:b/>
                 <w:bCs/>
                 <w:color w:val="262626" w:themeColor="text1" w:themeTint="D9"/>
@@ -350,7 +349,7 @@
             </w:pPr>
             <w:r>
               <w:rPr>
-                <w:rFonts w:asciiTheme="minorHAnsi" w:hAnsiTheme="minorHAnsi" w:eastAsiaTheme="minorEastAsia" w:cstheme="minorBidi"/>
+                <w:rFonts w:asciiTheme="minorHAnsi" w:eastAsiaTheme="minorEastAsia" w:hAnsiTheme="minorHAnsi" w:cstheme="minorBidi"/>
                 <w:b/>
                 <w:bCs/>
                 <w:color w:val="262626" w:themeColor="text1" w:themeTint="D9"/>
@@ -362,7 +361,6 @@
         <w:tc>
           <w:tcPr>
             <w:tcW w:w="2401" w:type="pct"/>
-            <w:shd w:val="clear" w:color="auto" w:fill="auto"/>
             <w:vAlign w:val="center"/>
           </w:tcPr>
           <w:p>
@@ -371,16 +369,17 @@
               <w:spacing w:before="120" w:after="120"/>
               <w:jc w:val="center"/>
               <w:rPr>
-                <w:rFonts w:asciiTheme="minorHAnsi" w:hAnsiTheme="minorHAnsi" w:eastAsiaTheme="minorEastAsia" w:cstheme="minorBidi"/>
+                <w:rFonts w:asciiTheme="minorHAnsi" w:eastAsiaTheme="minorEastAsia" w:hAnsiTheme="minorHAnsi" w:cstheme="minorBidi"/>
                 <w:b/>
                 <w:bCs/>
                 <w:color w:val="000000" w:themeColor="text1"/>
                 <w:lang w:eastAsia="es-CL"/>
               </w:rPr>
             </w:pPr>
-            <w:r>
-              <w:rPr>
-                <w:rFonts w:asciiTheme="minorHAnsi" w:hAnsiTheme="minorHAnsi" w:eastAsiaTheme="minorEastAsia" w:cstheme="minorBidi"/>
+            <w:proofErr w:type="spellStart"/>
+            <w:r>
+              <w:rPr>
+                <w:rFonts w:asciiTheme="minorHAnsi" w:eastAsiaTheme="minorEastAsia" w:hAnsiTheme="minorHAnsi" w:cstheme="minorBidi"/>
                 <w:b/>
                 <w:bCs/>
                 <w:color w:val="000000" w:themeColor="text1"/>
@@ -388,6 +387,7 @@
               </w:rPr>
               <w:t>Capstone</w:t>
             </w:r>
+            <w:proofErr w:type="spellEnd"/>
           </w:p>
         </w:tc>
         <w:tc>
@@ -405,25 +405,25 @@
               <w:spacing w:before="40"/>
               <w:jc w:val="center"/>
               <w:rPr>
-                <w:rFonts w:asciiTheme="minorHAnsi" w:hAnsiTheme="minorHAnsi" w:eastAsiaTheme="minorEastAsia" w:cstheme="minorBidi"/>
+                <w:rFonts w:asciiTheme="minorHAnsi" w:eastAsiaTheme="minorEastAsia" w:hAnsiTheme="minorHAnsi" w:cstheme="minorBidi"/>
                 <w:color w:val="5B9BD5" w:themeColor="accent1"/>
               </w:rPr>
             </w:pPr>
             <w:r>
               <w:rPr>
-                <w:rFonts w:asciiTheme="minorHAnsi" w:hAnsiTheme="minorHAnsi" w:eastAsiaTheme="minorEastAsia" w:cstheme="minorBidi"/>
+                <w:rFonts w:asciiTheme="minorHAnsi" w:eastAsiaTheme="minorEastAsia" w:hAnsiTheme="minorHAnsi" w:cstheme="minorBidi"/>
               </w:rPr>
               <w:t>S</w:t>
             </w:r>
             <w:r>
               <w:rPr>
-                <w:rFonts w:asciiTheme="minorHAnsi" w:hAnsiTheme="minorHAnsi" w:eastAsiaTheme="minorEastAsia" w:cstheme="minorBidi"/>
+                <w:rFonts w:asciiTheme="minorHAnsi" w:eastAsiaTheme="minorEastAsia" w:hAnsiTheme="minorHAnsi" w:cstheme="minorBidi"/>
               </w:rPr>
               <w:t xml:space="preserve">emana </w:t>
             </w:r>
             <w:r>
               <w:rPr>
-                <w:rFonts w:asciiTheme="minorHAnsi" w:hAnsiTheme="minorHAnsi" w:eastAsiaTheme="minorEastAsia" w:cstheme="minorBidi"/>
+                <w:rFonts w:asciiTheme="minorHAnsi" w:eastAsiaTheme="minorEastAsia" w:hAnsiTheme="minorHAnsi" w:cstheme="minorBidi"/>
               </w:rPr>
               <w:t>7</w:t>
             </w:r>
@@ -440,7 +440,7 @@
               <w:spacing w:before="120" w:after="120"/>
               <w:jc w:val="center"/>
               <w:rPr>
-                <w:rFonts w:asciiTheme="minorHAnsi" w:hAnsiTheme="minorHAnsi" w:eastAsiaTheme="minorEastAsia" w:cstheme="minorBidi"/>
+                <w:rFonts w:asciiTheme="minorHAnsi" w:eastAsiaTheme="minorEastAsia" w:hAnsiTheme="minorHAnsi" w:cstheme="minorBidi"/>
                 <w:b/>
                 <w:bCs/>
                 <w:color w:val="404040" w:themeColor="text1" w:themeTint="BF"/>
@@ -449,7 +449,7 @@
             </w:pPr>
             <w:r>
               <w:rPr>
-                <w:rFonts w:asciiTheme="minorHAnsi" w:hAnsiTheme="minorHAnsi" w:eastAsiaTheme="minorEastAsia" w:cstheme="minorBidi"/>
+                <w:rFonts w:asciiTheme="minorHAnsi" w:eastAsiaTheme="minorEastAsia" w:hAnsiTheme="minorHAnsi" w:cstheme="minorBidi"/>
                 <w:b/>
                 <w:bCs/>
                 <w:color w:val="404040" w:themeColor="text1" w:themeTint="BF"/>
@@ -469,7 +469,7 @@
           <w:tab w:val="clear" w:pos="8838"/>
         </w:tabs>
         <w:rPr>
-          <w:rFonts w:asciiTheme="minorHAnsi" w:hAnsiTheme="minorHAnsi" w:eastAsiaTheme="minorEastAsia" w:cstheme="minorBidi"/>
+          <w:rFonts w:asciiTheme="minorHAnsi" w:eastAsiaTheme="minorEastAsia" w:hAnsiTheme="minorHAnsi" w:cstheme="minorBidi"/>
           <w:b/>
           <w:bCs/>
           <w:color w:val="000000" w:themeColor="text1"/>
@@ -531,10 +531,10 @@
           <w:tcPr>
             <w:tcW w:w="562" w:type="dxa"/>
             <w:tcBorders>
-              <w:top w:val="single" w:color="808080" w:themeColor="background1" w:themeShade="80" w:sz="4" w:space="0"/>
-              <w:left w:val="single" w:color="808080" w:themeColor="background1" w:themeShade="80" w:sz="4" w:space="0"/>
-              <w:bottom w:val="single" w:color="808080" w:themeColor="background1" w:themeShade="80" w:sz="4" w:space="0"/>
-              <w:right w:val="single" w:color="808080" w:themeColor="background1" w:themeShade="80" w:sz="4" w:space="0"/>
+              <w:top w:val="single" w:sz="4" w:space="0" w:color="808080" w:themeColor="background1" w:themeShade="80"/>
+              <w:left w:val="single" w:sz="4" w:space="0" w:color="808080" w:themeColor="background1" w:themeShade="80"/>
+              <w:bottom w:val="single" w:sz="4" w:space="0" w:color="808080" w:themeColor="background1" w:themeShade="80"/>
+              <w:right w:val="single" w:sz="4" w:space="0" w:color="808080" w:themeColor="background1" w:themeShade="80"/>
             </w:tcBorders>
           </w:tcPr>
           <w:p>
@@ -543,7 +543,7 @@
               <w:spacing w:before="120" w:after="120"/>
               <w:jc w:val="center"/>
               <w:rPr>
-                <w:rFonts w:asciiTheme="minorHAnsi" w:hAnsiTheme="minorHAnsi" w:eastAsiaTheme="minorEastAsia" w:cstheme="minorBidi"/>
+                <w:rFonts w:asciiTheme="minorHAnsi" w:eastAsiaTheme="minorEastAsia" w:hAnsiTheme="minorHAnsi" w:cstheme="minorBidi"/>
                 <w:b/>
                 <w:bCs/>
                 <w:color w:val="000000" w:themeColor="text1"/>
@@ -553,7 +553,7 @@
             </w:pPr>
             <w:r>
               <w:rPr>
-                <w:rFonts w:asciiTheme="minorHAnsi" w:hAnsiTheme="minorHAnsi" w:eastAsiaTheme="minorEastAsia" w:cstheme="minorBidi"/>
+                <w:rFonts w:asciiTheme="minorHAnsi" w:eastAsiaTheme="minorEastAsia" w:hAnsiTheme="minorHAnsi" w:cstheme="minorBidi"/>
                 <w:b/>
                 <w:bCs/>
                 <w:color w:val="262626" w:themeColor="text1" w:themeTint="D9"/>
@@ -568,10 +568,10 @@
           <w:tcPr>
             <w:tcW w:w="2051" w:type="dxa"/>
             <w:tcBorders>
-              <w:top w:val="single" w:color="808080" w:themeColor="background1" w:themeShade="80" w:sz="4" w:space="0"/>
-              <w:left w:val="single" w:color="808080" w:themeColor="background1" w:themeShade="80" w:sz="4" w:space="0"/>
-              <w:bottom w:val="single" w:color="808080" w:themeColor="background1" w:themeShade="80" w:sz="4" w:space="0"/>
-              <w:right w:val="single" w:color="808080" w:themeColor="background1" w:themeShade="80" w:sz="4" w:space="0"/>
+              <w:top w:val="single" w:sz="4" w:space="0" w:color="808080" w:themeColor="background1" w:themeShade="80"/>
+              <w:left w:val="single" w:sz="4" w:space="0" w:color="808080" w:themeColor="background1" w:themeShade="80"/>
+              <w:bottom w:val="single" w:sz="4" w:space="0" w:color="808080" w:themeColor="background1" w:themeShade="80"/>
+              <w:right w:val="single" w:sz="4" w:space="0" w:color="808080" w:themeColor="background1" w:themeShade="80"/>
             </w:tcBorders>
             <w:shd w:val="clear" w:color="auto" w:fill="262626" w:themeFill="text1" w:themeFillTint="D9"/>
             <w:vAlign w:val="center"/>
@@ -586,7 +586,7 @@
               <w:spacing w:before="120" w:after="120"/>
               <w:jc w:val="center"/>
               <w:rPr>
-                <w:rFonts w:asciiTheme="minorHAnsi" w:hAnsiTheme="minorHAnsi" w:eastAsiaTheme="minorEastAsia" w:cstheme="minorBidi"/>
+                <w:rFonts w:asciiTheme="minorHAnsi" w:eastAsiaTheme="minorEastAsia" w:hAnsiTheme="minorHAnsi" w:cstheme="minorBidi"/>
                 <w:b/>
                 <w:bCs/>
                 <w:color w:val="FFFFFF" w:themeColor="background1"/>
@@ -596,7 +596,7 @@
             </w:pPr>
             <w:r>
               <w:rPr>
-                <w:rFonts w:asciiTheme="minorHAnsi" w:hAnsiTheme="minorHAnsi" w:eastAsiaTheme="minorEastAsia" w:cstheme="minorBidi"/>
+                <w:rFonts w:asciiTheme="minorHAnsi" w:eastAsiaTheme="minorEastAsia" w:hAnsiTheme="minorHAnsi" w:cstheme="minorBidi"/>
                 <w:b/>
                 <w:bCs/>
                 <w:color w:val="FFFFFF" w:themeColor="background1"/>
@@ -612,9 +612,9 @@
             <w:tcW w:w="567" w:type="dxa"/>
             <w:tcBorders>
               <w:top w:val="nil"/>
-              <w:left w:val="single" w:color="808080" w:themeColor="background1" w:themeShade="80" w:sz="4" w:space="0"/>
+              <w:left w:val="single" w:sz="4" w:space="0" w:color="808080" w:themeColor="background1" w:themeShade="80"/>
               <w:bottom w:val="nil"/>
-              <w:right w:val="single" w:color="808080" w:themeColor="background1" w:themeShade="80" w:sz="4" w:space="0"/>
+              <w:right w:val="single" w:sz="4" w:space="0" w:color="808080" w:themeColor="background1" w:themeShade="80"/>
             </w:tcBorders>
             <w:vAlign w:val="center"/>
           </w:tcPr>
@@ -628,7 +628,7 @@
               <w:spacing w:before="120" w:after="120"/>
               <w:jc w:val="center"/>
               <w:rPr>
-                <w:rFonts w:asciiTheme="minorHAnsi" w:hAnsiTheme="minorHAnsi" w:eastAsiaTheme="minorEastAsia" w:cstheme="minorBidi"/>
+                <w:rFonts w:asciiTheme="minorHAnsi" w:eastAsiaTheme="minorEastAsia" w:hAnsiTheme="minorHAnsi" w:cstheme="minorBidi"/>
                 <w:b/>
                 <w:bCs/>
                 <w:color w:val="FFFFFF" w:themeColor="background1"/>
@@ -642,10 +642,10 @@
           <w:tcPr>
             <w:tcW w:w="567" w:type="dxa"/>
             <w:tcBorders>
-              <w:top w:val="single" w:color="808080" w:themeColor="background1" w:themeShade="80" w:sz="4" w:space="0"/>
-              <w:left w:val="single" w:color="808080" w:themeColor="background1" w:themeShade="80" w:sz="4" w:space="0"/>
-              <w:bottom w:val="single" w:color="808080" w:themeColor="background1" w:themeShade="80" w:sz="4" w:space="0"/>
-              <w:right w:val="single" w:color="808080" w:themeColor="background1" w:themeShade="80" w:sz="4" w:space="0"/>
+              <w:top w:val="single" w:sz="4" w:space="0" w:color="808080" w:themeColor="background1" w:themeShade="80"/>
+              <w:left w:val="single" w:sz="4" w:space="0" w:color="808080" w:themeColor="background1" w:themeShade="80"/>
+              <w:bottom w:val="single" w:sz="4" w:space="0" w:color="808080" w:themeColor="background1" w:themeShade="80"/>
+              <w:right w:val="single" w:sz="4" w:space="0" w:color="808080" w:themeColor="background1" w:themeShade="80"/>
             </w:tcBorders>
             <w:vAlign w:val="center"/>
           </w:tcPr>
@@ -659,7 +659,7 @@
               <w:spacing w:before="120" w:after="120"/>
               <w:jc w:val="center"/>
               <w:rPr>
-                <w:rFonts w:asciiTheme="minorHAnsi" w:hAnsiTheme="minorHAnsi" w:eastAsiaTheme="minorEastAsia" w:cstheme="minorBidi"/>
+                <w:rFonts w:asciiTheme="minorHAnsi" w:eastAsiaTheme="minorEastAsia" w:hAnsiTheme="minorHAnsi" w:cstheme="minorBidi"/>
                 <w:b/>
                 <w:bCs/>
                 <w:color w:val="auto"/>
@@ -673,10 +673,10 @@
           <w:tcPr>
             <w:tcW w:w="1984" w:type="dxa"/>
             <w:tcBorders>
-              <w:top w:val="single" w:color="808080" w:themeColor="background1" w:themeShade="80" w:sz="4" w:space="0"/>
-              <w:left w:val="single" w:color="808080" w:themeColor="background1" w:themeShade="80" w:sz="4" w:space="0"/>
-              <w:bottom w:val="single" w:color="808080" w:themeColor="background1" w:themeShade="80" w:sz="4" w:space="0"/>
-              <w:right w:val="single" w:color="808080" w:themeColor="background1" w:themeShade="80" w:sz="4" w:space="0"/>
+              <w:top w:val="single" w:sz="4" w:space="0" w:color="808080" w:themeColor="background1" w:themeShade="80"/>
+              <w:left w:val="single" w:sz="4" w:space="0" w:color="808080" w:themeColor="background1" w:themeShade="80"/>
+              <w:bottom w:val="single" w:sz="4" w:space="0" w:color="808080" w:themeColor="background1" w:themeShade="80"/>
+              <w:right w:val="single" w:sz="4" w:space="0" w:color="808080" w:themeColor="background1" w:themeShade="80"/>
             </w:tcBorders>
             <w:shd w:val="clear" w:color="auto" w:fill="262626" w:themeFill="text1" w:themeFillTint="D9"/>
             <w:vAlign w:val="center"/>
@@ -691,7 +691,7 @@
               <w:spacing w:before="120" w:after="120"/>
               <w:jc w:val="center"/>
               <w:rPr>
-                <w:rFonts w:asciiTheme="minorHAnsi" w:hAnsiTheme="minorHAnsi" w:eastAsiaTheme="minorEastAsia" w:cstheme="minorBidi"/>
+                <w:rFonts w:asciiTheme="minorHAnsi" w:eastAsiaTheme="minorEastAsia" w:hAnsiTheme="minorHAnsi" w:cstheme="minorBidi"/>
                 <w:b/>
                 <w:bCs/>
                 <w:color w:val="FFFFFF" w:themeColor="background1"/>
@@ -701,7 +701,7 @@
             </w:pPr>
             <w:r>
               <w:rPr>
-                <w:rFonts w:asciiTheme="minorHAnsi" w:hAnsiTheme="minorHAnsi" w:eastAsiaTheme="minorEastAsia" w:cstheme="minorBidi"/>
+                <w:rFonts w:asciiTheme="minorHAnsi" w:eastAsiaTheme="minorEastAsia" w:hAnsiTheme="minorHAnsi" w:cstheme="minorBidi"/>
                 <w:b/>
                 <w:bCs/>
                 <w:color w:val="FFFFFF" w:themeColor="background1"/>
@@ -717,9 +717,9 @@
             <w:tcW w:w="567" w:type="dxa"/>
             <w:tcBorders>
               <w:top w:val="nil"/>
-              <w:left w:val="single" w:color="808080" w:themeColor="background1" w:themeShade="80" w:sz="4" w:space="0"/>
+              <w:left w:val="single" w:sz="4" w:space="0" w:color="808080" w:themeColor="background1" w:themeShade="80"/>
               <w:bottom w:val="nil"/>
-              <w:right w:val="single" w:color="808080" w:themeColor="background1" w:themeShade="80" w:sz="4" w:space="0"/>
+              <w:right w:val="single" w:sz="4" w:space="0" w:color="808080" w:themeColor="background1" w:themeShade="80"/>
             </w:tcBorders>
             <w:vAlign w:val="center"/>
           </w:tcPr>
@@ -733,7 +733,7 @@
               <w:spacing w:before="120" w:after="120"/>
               <w:jc w:val="center"/>
               <w:rPr>
-                <w:rFonts w:asciiTheme="minorHAnsi" w:hAnsiTheme="minorHAnsi" w:eastAsiaTheme="minorEastAsia" w:cstheme="minorBidi"/>
+                <w:rFonts w:asciiTheme="minorHAnsi" w:eastAsiaTheme="minorEastAsia" w:hAnsiTheme="minorHAnsi" w:cstheme="minorBidi"/>
                 <w:b/>
                 <w:bCs/>
                 <w:color w:val="FFFFFF" w:themeColor="background1"/>
@@ -747,10 +747,10 @@
           <w:tcPr>
             <w:tcW w:w="567" w:type="dxa"/>
             <w:tcBorders>
-              <w:top w:val="single" w:color="808080" w:themeColor="background1" w:themeShade="80" w:sz="4" w:space="0"/>
-              <w:left w:val="single" w:color="808080" w:themeColor="background1" w:themeShade="80" w:sz="4" w:space="0"/>
-              <w:bottom w:val="single" w:color="808080" w:themeColor="background1" w:themeShade="80" w:sz="4" w:space="0"/>
-              <w:right w:val="single" w:color="808080" w:themeColor="background1" w:themeShade="80" w:sz="4" w:space="0"/>
+              <w:top w:val="single" w:sz="4" w:space="0" w:color="808080" w:themeColor="background1" w:themeShade="80"/>
+              <w:left w:val="single" w:sz="4" w:space="0" w:color="808080" w:themeColor="background1" w:themeShade="80"/>
+              <w:bottom w:val="single" w:sz="4" w:space="0" w:color="808080" w:themeColor="background1" w:themeShade="80"/>
+              <w:right w:val="single" w:sz="4" w:space="0" w:color="808080" w:themeColor="background1" w:themeShade="80"/>
             </w:tcBorders>
             <w:vAlign w:val="center"/>
           </w:tcPr>
@@ -764,7 +764,7 @@
               <w:spacing w:before="120" w:after="120"/>
               <w:jc w:val="center"/>
               <w:rPr>
-                <w:rFonts w:asciiTheme="minorHAnsi" w:hAnsiTheme="minorHAnsi" w:eastAsiaTheme="minorEastAsia" w:cstheme="minorBidi"/>
+                <w:rFonts w:asciiTheme="minorHAnsi" w:eastAsiaTheme="minorEastAsia" w:hAnsiTheme="minorHAnsi" w:cstheme="minorBidi"/>
                 <w:b/>
                 <w:bCs/>
                 <w:color w:val="auto"/>
@@ -778,10 +778,10 @@
           <w:tcPr>
             <w:tcW w:w="1985" w:type="dxa"/>
             <w:tcBorders>
-              <w:top w:val="single" w:color="808080" w:themeColor="background1" w:themeShade="80" w:sz="4" w:space="0"/>
-              <w:left w:val="single" w:color="808080" w:themeColor="background1" w:themeShade="80" w:sz="4" w:space="0"/>
-              <w:bottom w:val="single" w:color="808080" w:themeColor="background1" w:themeShade="80" w:sz="4" w:space="0"/>
-              <w:right w:val="single" w:color="808080" w:themeColor="background1" w:themeShade="80" w:sz="4" w:space="0"/>
+              <w:top w:val="single" w:sz="4" w:space="0" w:color="808080" w:themeColor="background1" w:themeShade="80"/>
+              <w:left w:val="single" w:sz="4" w:space="0" w:color="808080" w:themeColor="background1" w:themeShade="80"/>
+              <w:bottom w:val="single" w:sz="4" w:space="0" w:color="808080" w:themeColor="background1" w:themeShade="80"/>
+              <w:right w:val="single" w:sz="4" w:space="0" w:color="808080" w:themeColor="background1" w:themeShade="80"/>
             </w:tcBorders>
             <w:shd w:val="clear" w:color="auto" w:fill="262626" w:themeFill="text1" w:themeFillTint="D9"/>
             <w:vAlign w:val="center"/>
@@ -796,7 +796,7 @@
               <w:spacing w:before="120" w:after="120"/>
               <w:jc w:val="center"/>
               <w:rPr>
-                <w:rFonts w:asciiTheme="minorHAnsi" w:hAnsiTheme="minorHAnsi" w:eastAsiaTheme="minorEastAsia" w:cstheme="minorBidi"/>
+                <w:rFonts w:asciiTheme="minorHAnsi" w:eastAsiaTheme="minorEastAsia" w:hAnsiTheme="minorHAnsi" w:cstheme="minorBidi"/>
                 <w:b/>
                 <w:bCs/>
                 <w:color w:val="FFFFFF" w:themeColor="background1"/>
@@ -806,7 +806,7 @@
             </w:pPr>
             <w:r>
               <w:rPr>
-                <w:rFonts w:asciiTheme="minorHAnsi" w:hAnsiTheme="minorHAnsi" w:eastAsiaTheme="minorEastAsia" w:cstheme="minorBidi"/>
+                <w:rFonts w:asciiTheme="minorHAnsi" w:eastAsiaTheme="minorEastAsia" w:hAnsiTheme="minorHAnsi" w:cstheme="minorBidi"/>
                 <w:b/>
                 <w:bCs/>
                 <w:color w:val="FFFFFF" w:themeColor="background1"/>
@@ -828,7 +828,7 @@
         </w:tabs>
         <w:spacing w:after="120"/>
         <w:rPr>
-          <w:rFonts w:asciiTheme="minorHAnsi" w:hAnsiTheme="minorHAnsi" w:eastAsiaTheme="minorEastAsia" w:cstheme="minorBidi"/>
+          <w:rFonts w:asciiTheme="minorHAnsi" w:eastAsiaTheme="minorEastAsia" w:hAnsiTheme="minorHAnsi" w:cstheme="minorBidi"/>
           <w:b/>
           <w:bCs/>
           <w:color w:val="000000" w:themeColor="text1"/>
@@ -874,12 +874,12 @@
         <w:tblStyle w:val="Tablaconcuadrcula"/>
         <w:tblW w:w="5000" w:type="pct"/>
         <w:tblBorders>
-          <w:top w:val="single" w:color="7F7F7F" w:themeColor="text1" w:themeTint="80" w:sz="4" w:space="0"/>
-          <w:left w:val="single" w:color="7F7F7F" w:themeColor="text1" w:themeTint="80" w:sz="4" w:space="0"/>
-          <w:bottom w:val="single" w:color="7F7F7F" w:themeColor="text1" w:themeTint="80" w:sz="4" w:space="0"/>
-          <w:right w:val="single" w:color="7F7F7F" w:themeColor="text1" w:themeTint="80" w:sz="4" w:space="0"/>
-          <w:insideH w:val="single" w:color="7F7F7F" w:themeColor="text1" w:themeTint="80" w:sz="4" w:space="0"/>
-          <w:insideV w:val="single" w:color="7F7F7F" w:themeColor="text1" w:themeTint="80" w:sz="4" w:space="0"/>
+          <w:top w:val="single" w:sz="4" w:space="0" w:color="7F7F7F" w:themeColor="text1" w:themeTint="80"/>
+          <w:left w:val="single" w:sz="4" w:space="0" w:color="7F7F7F" w:themeColor="text1" w:themeTint="80"/>
+          <w:bottom w:val="single" w:sz="4" w:space="0" w:color="7F7F7F" w:themeColor="text1" w:themeTint="80"/>
+          <w:right w:val="single" w:sz="4" w:space="0" w:color="7F7F7F" w:themeColor="text1" w:themeTint="80"/>
+          <w:insideH w:val="single" w:sz="4" w:space="0" w:color="7F7F7F" w:themeColor="text1" w:themeTint="80"/>
+          <w:insideV w:val="single" w:sz="4" w:space="0" w:color="7F7F7F" w:themeColor="text1" w:themeTint="80"/>
         </w:tblBorders>
         <w:tblLook w:val="04A0" w:firstRow="1" w:lastRow="0" w:firstColumn="1" w:lastColumn="0" w:noHBand="0" w:noVBand="1"/>
       </w:tblPr>
@@ -898,7 +898,6 @@
           <w:tcPr>
             <w:tcW w:w="1055" w:type="pct"/>
             <w:shd w:val="clear" w:color="auto" w:fill="262626" w:themeFill="text1" w:themeFillTint="D9"/>
-            <w:tcMar/>
             <w:vAlign w:val="center"/>
           </w:tcPr>
           <w:p>
@@ -910,7 +909,7 @@
               </w:tabs>
               <w:jc w:val="center"/>
               <w:rPr>
-                <w:rFonts w:asciiTheme="minorHAnsi" w:hAnsiTheme="minorHAnsi" w:eastAsiaTheme="minorEastAsia" w:cstheme="minorBidi"/>
+                <w:rFonts w:asciiTheme="minorHAnsi" w:eastAsiaTheme="minorEastAsia" w:hAnsiTheme="minorHAnsi" w:cstheme="minorBidi"/>
                 <w:b/>
                 <w:bCs/>
                 <w:color w:val="FFFFFF" w:themeColor="background1"/>
@@ -918,7 +917,7 @@
             </w:pPr>
             <w:r>
               <w:rPr>
-                <w:rFonts w:asciiTheme="minorHAnsi" w:hAnsiTheme="minorHAnsi" w:eastAsiaTheme="minorEastAsia" w:cstheme="minorBidi"/>
+                <w:rFonts w:asciiTheme="minorHAnsi" w:eastAsiaTheme="minorEastAsia" w:hAnsiTheme="minorHAnsi" w:cstheme="minorBidi"/>
                 <w:b/>
                 <w:bCs/>
                 <w:color w:val="FFFFFF" w:themeColor="background1"/>
@@ -927,7 +926,7 @@
             </w:r>
             <w:r>
               <w:rPr>
-                <w:rFonts w:asciiTheme="minorHAnsi" w:hAnsiTheme="minorHAnsi" w:eastAsiaTheme="minorEastAsia" w:cstheme="minorBidi"/>
+                <w:rFonts w:asciiTheme="minorHAnsi" w:eastAsiaTheme="minorEastAsia" w:hAnsiTheme="minorHAnsi" w:cstheme="minorBidi"/>
                 <w:b/>
                 <w:bCs/>
                 <w:color w:val="FFFFFF" w:themeColor="background1"/>
@@ -940,7 +939,6 @@
           <w:tcPr>
             <w:tcW w:w="1361" w:type="pct"/>
             <w:shd w:val="clear" w:color="auto" w:fill="262626" w:themeFill="text1" w:themeFillTint="D9"/>
-            <w:tcMar/>
             <w:vAlign w:val="center"/>
           </w:tcPr>
           <w:p>
@@ -952,7 +950,7 @@
               </w:tabs>
               <w:jc w:val="center"/>
               <w:rPr>
-                <w:rFonts w:asciiTheme="minorHAnsi" w:hAnsiTheme="minorHAnsi" w:eastAsiaTheme="minorEastAsia" w:cstheme="minorBidi"/>
+                <w:rFonts w:asciiTheme="minorHAnsi" w:eastAsiaTheme="minorEastAsia" w:hAnsiTheme="minorHAnsi" w:cstheme="minorBidi"/>
                 <w:b/>
                 <w:bCs/>
                 <w:color w:val="FFFFFF" w:themeColor="background1"/>
@@ -960,7 +958,7 @@
             </w:pPr>
             <w:r>
               <w:rPr>
-                <w:rFonts w:asciiTheme="minorHAnsi" w:hAnsiTheme="minorHAnsi" w:eastAsiaTheme="minorEastAsia" w:cstheme="minorBidi"/>
+                <w:rFonts w:asciiTheme="minorHAnsi" w:eastAsiaTheme="minorEastAsia" w:hAnsiTheme="minorHAnsi" w:cstheme="minorBidi"/>
                 <w:b/>
                 <w:bCs/>
                 <w:color w:val="FFFFFF" w:themeColor="background1"/>
@@ -969,7 +967,7 @@
             </w:r>
             <w:r>
               <w:rPr>
-                <w:rFonts w:asciiTheme="minorHAnsi" w:hAnsiTheme="minorHAnsi" w:eastAsiaTheme="minorEastAsia" w:cstheme="minorBidi"/>
+                <w:rFonts w:asciiTheme="minorHAnsi" w:eastAsiaTheme="minorEastAsia" w:hAnsiTheme="minorHAnsi" w:cstheme="minorBidi"/>
                 <w:b/>
                 <w:bCs/>
                 <w:color w:val="FFFFFF" w:themeColor="background1"/>
@@ -982,7 +980,6 @@
           <w:tcPr>
             <w:tcW w:w="1485" w:type="pct"/>
             <w:shd w:val="clear" w:color="auto" w:fill="262626" w:themeFill="text1" w:themeFillTint="D9"/>
-            <w:tcMar/>
             <w:vAlign w:val="center"/>
           </w:tcPr>
           <w:p>
@@ -994,7 +991,7 @@
               </w:tabs>
               <w:jc w:val="center"/>
               <w:rPr>
-                <w:rFonts w:asciiTheme="minorHAnsi" w:hAnsiTheme="minorHAnsi" w:eastAsiaTheme="minorEastAsia" w:cstheme="minorBidi"/>
+                <w:rFonts w:asciiTheme="minorHAnsi" w:eastAsiaTheme="minorEastAsia" w:hAnsiTheme="minorHAnsi" w:cstheme="minorBidi"/>
                 <w:b/>
                 <w:bCs/>
                 <w:color w:val="FFFFFF" w:themeColor="background1"/>
@@ -1002,7 +999,7 @@
             </w:pPr>
             <w:r>
               <w:rPr>
-                <w:rFonts w:asciiTheme="minorHAnsi" w:hAnsiTheme="minorHAnsi" w:eastAsiaTheme="minorEastAsia" w:cstheme="minorBidi"/>
+                <w:rFonts w:asciiTheme="minorHAnsi" w:eastAsiaTheme="minorEastAsia" w:hAnsiTheme="minorHAnsi" w:cstheme="minorBidi"/>
                 <w:b/>
                 <w:bCs/>
                 <w:color w:val="FFFFFF" w:themeColor="background1"/>
@@ -1015,7 +1012,6 @@
           <w:tcPr>
             <w:tcW w:w="549" w:type="pct"/>
             <w:shd w:val="clear" w:color="auto" w:fill="262626" w:themeFill="text1" w:themeFillTint="D9"/>
-            <w:tcMar/>
             <w:vAlign w:val="center"/>
           </w:tcPr>
           <w:p>
@@ -1027,7 +1023,7 @@
               </w:tabs>
               <w:jc w:val="center"/>
               <w:rPr>
-                <w:rFonts w:asciiTheme="minorHAnsi" w:hAnsiTheme="minorHAnsi" w:eastAsiaTheme="minorEastAsia" w:cstheme="minorBidi"/>
+                <w:rFonts w:asciiTheme="minorHAnsi" w:eastAsiaTheme="minorEastAsia" w:hAnsiTheme="minorHAnsi" w:cstheme="minorBidi"/>
                 <w:b/>
                 <w:bCs/>
                 <w:color w:val="FFFFFF" w:themeColor="background1"/>
@@ -1035,7 +1031,7 @@
             </w:pPr>
             <w:r>
               <w:rPr>
-                <w:rFonts w:asciiTheme="minorHAnsi" w:hAnsiTheme="minorHAnsi" w:eastAsiaTheme="minorEastAsia" w:cstheme="minorBidi"/>
+                <w:rFonts w:asciiTheme="minorHAnsi" w:eastAsiaTheme="minorEastAsia" w:hAnsiTheme="minorHAnsi" w:cstheme="minorBidi"/>
                 <w:b/>
                 <w:bCs/>
                 <w:color w:val="FFFFFF" w:themeColor="background1"/>
@@ -1048,7 +1044,6 @@
           <w:tcPr>
             <w:tcW w:w="549" w:type="pct"/>
             <w:shd w:val="clear" w:color="auto" w:fill="262626" w:themeFill="text1" w:themeFillTint="D9"/>
-            <w:tcMar/>
           </w:tcPr>
           <w:p>
             <w:pPr>
@@ -1059,7 +1054,7 @@
               </w:tabs>
               <w:jc w:val="center"/>
               <w:rPr>
-                <w:rFonts w:asciiTheme="minorHAnsi" w:hAnsiTheme="minorHAnsi" w:eastAsiaTheme="minorEastAsia" w:cstheme="minorBidi"/>
+                <w:rFonts w:asciiTheme="minorHAnsi" w:eastAsiaTheme="minorEastAsia" w:hAnsiTheme="minorHAnsi" w:cstheme="minorBidi"/>
                 <w:b/>
                 <w:bCs/>
                 <w:color w:val="FFFFFF" w:themeColor="background1"/>
@@ -1067,7 +1062,7 @@
             </w:pPr>
             <w:r>
               <w:rPr>
-                <w:rFonts w:asciiTheme="minorHAnsi" w:hAnsiTheme="minorHAnsi" w:eastAsiaTheme="minorEastAsia" w:cstheme="minorBidi"/>
+                <w:rFonts w:asciiTheme="minorHAnsi" w:eastAsiaTheme="minorEastAsia" w:hAnsiTheme="minorHAnsi" w:cstheme="minorBidi"/>
                 <w:b/>
                 <w:bCs/>
                 <w:color w:val="FFFFFF" w:themeColor="background1"/>
@@ -1085,7 +1080,6 @@
           <w:tcPr>
             <w:tcW w:w="1055" w:type="pct"/>
             <w:vMerge w:val="restart"/>
-            <w:tcMar/>
             <w:vAlign w:val="center"/>
           </w:tcPr>
           <w:p>
@@ -1097,7 +1091,7 @@
               </w:tabs>
               <w:jc w:val="both"/>
               <w:rPr>
-                <w:rFonts w:asciiTheme="minorHAnsi" w:hAnsiTheme="minorHAnsi" w:eastAsiaTheme="minorEastAsia" w:cstheme="minorBidi"/>
+                <w:rFonts w:asciiTheme="minorHAnsi" w:eastAsiaTheme="minorEastAsia" w:hAnsiTheme="minorHAnsi" w:cstheme="minorBidi"/>
                 <w:b/>
                 <w:bCs/>
                 <w:color w:val="3B3838" w:themeColor="background2" w:themeShade="40"/>
@@ -1105,7 +1099,7 @@
             </w:pPr>
             <w:r>
               <w:rPr>
-                <w:rFonts w:asciiTheme="minorHAnsi" w:hAnsiTheme="minorHAnsi" w:eastAsiaTheme="minorEastAsia" w:cstheme="minorBidi"/>
+                <w:rFonts w:asciiTheme="minorHAnsi" w:eastAsiaTheme="minorEastAsia" w:hAnsiTheme="minorHAnsi" w:cstheme="minorBidi"/>
                 <w:b/>
                 <w:bCs/>
                 <w:color w:val="3B3838" w:themeColor="background2" w:themeShade="40"/>
@@ -1122,13 +1116,13 @@
               </w:tabs>
               <w:jc w:val="both"/>
               <w:rPr>
-                <w:rFonts w:asciiTheme="minorHAnsi" w:hAnsiTheme="minorHAnsi" w:eastAsiaTheme="minorEastAsia" w:cstheme="minorBidi"/>
+                <w:rFonts w:asciiTheme="minorHAnsi" w:eastAsiaTheme="minorEastAsia" w:hAnsiTheme="minorHAnsi" w:cstheme="minorBidi"/>
                 <w:color w:val="3B3838" w:themeColor="background2" w:themeShade="40"/>
               </w:rPr>
             </w:pPr>
             <w:r>
               <w:rPr>
-                <w:rFonts w:asciiTheme="minorHAnsi" w:hAnsiTheme="minorHAnsi" w:eastAsiaTheme="minorEastAsia" w:cstheme="minorBidi"/>
+                <w:rFonts w:asciiTheme="minorHAnsi" w:eastAsiaTheme="minorEastAsia" w:hAnsiTheme="minorHAnsi" w:cstheme="minorBidi"/>
                 <w:color w:val="3B3838" w:themeColor="background2" w:themeShade="40"/>
               </w:rPr>
               <w:t>Desarrolla el Proyecto APT, según los estándares de calidad establecidos por la disciplina.</w:t>
@@ -1143,7 +1137,7 @@
               </w:tabs>
               <w:jc w:val="both"/>
               <w:rPr>
-                <w:rFonts w:asciiTheme="minorHAnsi" w:hAnsiTheme="minorHAnsi" w:eastAsiaTheme="minorEastAsia" w:cstheme="minorBidi"/>
+                <w:rFonts w:asciiTheme="minorHAnsi" w:eastAsiaTheme="minorEastAsia" w:hAnsiTheme="minorHAnsi" w:cstheme="minorBidi"/>
                 <w:color w:val="3B3838" w:themeColor="background2" w:themeShade="40"/>
               </w:rPr>
             </w:pPr>
@@ -1153,7 +1147,6 @@
           <w:tcPr>
             <w:tcW w:w="1361" w:type="pct"/>
             <w:vMerge w:val="restart"/>
-            <w:tcMar/>
             <w:vAlign w:val="center"/>
           </w:tcPr>
           <w:p>
@@ -1165,13 +1158,13 @@
               </w:tabs>
               <w:jc w:val="both"/>
               <w:rPr>
-                <w:rFonts w:asciiTheme="minorHAnsi" w:hAnsiTheme="minorHAnsi" w:eastAsiaTheme="minorEastAsia" w:cstheme="minorBidi"/>
+                <w:rFonts w:asciiTheme="minorHAnsi" w:eastAsiaTheme="minorEastAsia" w:hAnsiTheme="minorHAnsi" w:cstheme="minorBidi"/>
                 <w:color w:val="3B3838" w:themeColor="background2" w:themeShade="40"/>
               </w:rPr>
             </w:pPr>
             <w:r>
               <w:rPr>
-                <w:rFonts w:asciiTheme="minorHAnsi" w:hAnsiTheme="minorHAnsi" w:eastAsiaTheme="minorEastAsia" w:cstheme="minorBidi"/>
+                <w:rFonts w:asciiTheme="minorHAnsi" w:eastAsiaTheme="minorEastAsia" w:hAnsiTheme="minorHAnsi" w:cstheme="minorBidi"/>
                 <w:color w:val="3B3838" w:themeColor="background2" w:themeShade="40"/>
               </w:rPr>
               <w:t>IL 2.1</w:t>
@@ -1186,13 +1179,13 @@
               </w:tabs>
               <w:jc w:val="both"/>
               <w:rPr>
-                <w:rFonts w:asciiTheme="minorHAnsi" w:hAnsiTheme="minorHAnsi" w:eastAsiaTheme="minorEastAsia" w:cstheme="minorBidi"/>
+                <w:rFonts w:asciiTheme="minorHAnsi" w:eastAsiaTheme="minorEastAsia" w:hAnsiTheme="minorHAnsi" w:cstheme="minorBidi"/>
                 <w:color w:val="3B3838" w:themeColor="background2" w:themeShade="40"/>
               </w:rPr>
             </w:pPr>
             <w:r>
               <w:rPr>
-                <w:rFonts w:asciiTheme="minorHAnsi" w:hAnsiTheme="minorHAnsi" w:eastAsiaTheme="minorEastAsia" w:cstheme="minorBidi"/>
+                <w:rFonts w:asciiTheme="minorHAnsi" w:eastAsiaTheme="minorEastAsia" w:hAnsiTheme="minorHAnsi" w:cstheme="minorBidi"/>
                 <w:color w:val="3B3838" w:themeColor="background2" w:themeShade="40"/>
               </w:rPr>
               <w:t>Desarrolla las actividades planificadas del proyecto APT, incluyendo las evidencias que cumplen con los estándares definidos por la disciplina.</w:t>
@@ -1202,7 +1195,6 @@
         <w:tc>
           <w:tcPr>
             <w:tcW w:w="1485" w:type="pct"/>
-            <w:tcMar/>
           </w:tcPr>
           <w:p>
             <w:pPr>
@@ -1213,13 +1205,13 @@
               </w:tabs>
               <w:jc w:val="both"/>
               <w:rPr>
-                <w:rFonts w:asciiTheme="minorHAnsi" w:hAnsiTheme="minorHAnsi" w:eastAsiaTheme="minorEastAsia" w:cstheme="minorBidi"/>
+                <w:rFonts w:asciiTheme="minorHAnsi" w:eastAsiaTheme="minorEastAsia" w:hAnsiTheme="minorHAnsi" w:cstheme="minorBidi"/>
                 <w:color w:val="3B3838" w:themeColor="background2" w:themeShade="40"/>
               </w:rPr>
             </w:pPr>
             <w:r>
               <w:rPr>
-                <w:rFonts w:asciiTheme="minorHAnsi" w:hAnsiTheme="minorHAnsi" w:eastAsiaTheme="minorEastAsia" w:cstheme="minorBidi"/>
+                <w:rFonts w:asciiTheme="minorHAnsi" w:eastAsiaTheme="minorEastAsia" w:hAnsiTheme="minorHAnsi" w:cstheme="minorBidi"/>
                 <w:color w:val="3B3838" w:themeColor="background2" w:themeShade="40"/>
               </w:rPr>
               <w:t xml:space="preserve">1. Propone ajustes al Proyecto APT considerando dificultades, facilitadores y retroalimentación. </w:t>
@@ -1230,7 +1222,6 @@
           <w:tcPr>
             <w:tcW w:w="549" w:type="pct"/>
             <w:vMerge w:val="restart"/>
-            <w:tcMar/>
             <w:vAlign w:val="center"/>
           </w:tcPr>
           <w:p>
@@ -1242,13 +1233,13 @@
               </w:tabs>
               <w:jc w:val="center"/>
               <w:rPr>
-                <w:rFonts w:asciiTheme="minorHAnsi" w:hAnsiTheme="minorHAnsi" w:eastAsiaTheme="minorEastAsia" w:cstheme="minorBidi"/>
+                <w:rFonts w:asciiTheme="minorHAnsi" w:eastAsiaTheme="minorEastAsia" w:hAnsiTheme="minorHAnsi" w:cstheme="minorBidi"/>
                 <w:color w:val="3B3838" w:themeColor="background2" w:themeShade="40"/>
               </w:rPr>
             </w:pPr>
             <w:r>
               <w:rPr>
-                <w:rFonts w:asciiTheme="minorHAnsi" w:hAnsiTheme="minorHAnsi" w:eastAsiaTheme="minorEastAsia" w:cstheme="minorBidi"/>
+                <w:rFonts w:asciiTheme="minorHAnsi" w:eastAsiaTheme="minorEastAsia" w:hAnsiTheme="minorHAnsi" w:cstheme="minorBidi"/>
                 <w:color w:val="3B3838" w:themeColor="background2" w:themeShade="40"/>
               </w:rPr>
               <w:t>80</w:t>
@@ -1258,7 +1249,6 @@
         <w:tc>
           <w:tcPr>
             <w:tcW w:w="549" w:type="pct"/>
-            <w:tcMar/>
             <w:vAlign w:val="center"/>
           </w:tcPr>
           <w:p>
@@ -1270,7 +1260,7 @@
               </w:tabs>
               <w:jc w:val="center"/>
               <w:rPr>
-                <w:rFonts w:asciiTheme="minorHAnsi" w:hAnsiTheme="minorHAnsi" w:eastAsiaTheme="minorEastAsia" w:cstheme="minorBidi"/>
+                <w:rFonts w:asciiTheme="minorHAnsi" w:eastAsiaTheme="minorEastAsia" w:hAnsiTheme="minorHAnsi" w:cstheme="minorBidi"/>
                 <w:b/>
                 <w:bCs/>
                 <w:color w:val="3B3838" w:themeColor="background2" w:themeShade="40"/>
@@ -1281,7 +1271,7 @@
             </w:pPr>
             <w:r>
               <w:rPr>
-                <w:rFonts w:asciiTheme="minorHAnsi" w:hAnsiTheme="minorHAnsi" w:eastAsiaTheme="minorEastAsia" w:cstheme="minorBidi"/>
+                <w:rFonts w:asciiTheme="minorHAnsi" w:eastAsiaTheme="minorEastAsia" w:hAnsiTheme="minorHAnsi" w:cstheme="minorBidi"/>
                 <w:b/>
                 <w:bCs/>
                 <w:color w:val="3B3838" w:themeColor="background2" w:themeShade="40"/>
@@ -1302,7 +1292,6 @@
           <w:tcPr>
             <w:tcW w:w="1055" w:type="pct"/>
             <w:vMerge/>
-            <w:tcMar/>
             <w:vAlign w:val="center"/>
           </w:tcPr>
           <w:p>
@@ -1321,7 +1310,6 @@
           <w:tcPr>
             <w:tcW w:w="1361" w:type="pct"/>
             <w:vMerge/>
-            <w:tcMar/>
             <w:vAlign w:val="center"/>
           </w:tcPr>
           <w:p>
@@ -1337,7 +1325,6 @@
         <w:tc>
           <w:tcPr>
             <w:tcW w:w="1485" w:type="pct"/>
-            <w:tcMar/>
           </w:tcPr>
           <w:p>
             <w:pPr>
@@ -1348,16 +1335,32 @@
               </w:tabs>
               <w:jc w:val="both"/>
               <w:rPr>
-                <w:rFonts w:asciiTheme="minorHAnsi" w:hAnsiTheme="minorHAnsi" w:eastAsiaTheme="minorEastAsia" w:cstheme="minorBidi"/>
+                <w:rFonts w:asciiTheme="minorHAnsi" w:eastAsiaTheme="minorEastAsia" w:hAnsiTheme="minorHAnsi" w:cstheme="minorBidi"/>
                 <w:color w:val="3B3838" w:themeColor="background2" w:themeShade="40"/>
               </w:rPr>
             </w:pPr>
             <w:r>
               <w:rPr>
-                <w:rFonts w:asciiTheme="minorHAnsi" w:hAnsiTheme="minorHAnsi" w:eastAsiaTheme="minorEastAsia" w:cstheme="minorBidi"/>
+                <w:rFonts w:asciiTheme="minorHAnsi" w:eastAsiaTheme="minorEastAsia" w:hAnsiTheme="minorHAnsi" w:cstheme="minorBidi"/>
                 <w:color w:val="3B3838" w:themeColor="background2" w:themeShade="40"/>
               </w:rPr>
-              <w:t>2. Aplica una metodología que permite el logro de los objetivos propuestos, de acuerdo a los estándares de la disciplina.</w:t>
+              <w:t xml:space="preserve">2. Aplica una metodología que permite el logro de los objetivos propuestos, </w:t>
+            </w:r>
+            <w:proofErr w:type="gramStart"/>
+            <w:r>
+              <w:rPr>
+                <w:rFonts w:asciiTheme="minorHAnsi" w:eastAsiaTheme="minorEastAsia" w:hAnsiTheme="minorHAnsi" w:cstheme="minorBidi"/>
+                <w:color w:val="3B3838" w:themeColor="background2" w:themeShade="40"/>
+              </w:rPr>
+              <w:t>de acuerdo a</w:t>
+            </w:r>
+            <w:proofErr w:type="gramEnd"/>
+            <w:r>
+              <w:rPr>
+                <w:rFonts w:asciiTheme="minorHAnsi" w:eastAsiaTheme="minorEastAsia" w:hAnsiTheme="minorHAnsi" w:cstheme="minorBidi"/>
+                <w:color w:val="3B3838" w:themeColor="background2" w:themeShade="40"/>
+              </w:rPr>
+              <w:t xml:space="preserve"> los estándares de la disciplina.</w:t>
             </w:r>
           </w:p>
         </w:tc>
@@ -1365,7 +1368,6 @@
           <w:tcPr>
             <w:tcW w:w="549" w:type="pct"/>
             <w:vMerge/>
-            <w:tcMar/>
             <w:vAlign w:val="center"/>
           </w:tcPr>
           <w:p>
@@ -1387,7 +1389,6 @@
         <w:tc>
           <w:tcPr>
             <w:tcW w:w="549" w:type="pct"/>
-            <w:tcMar/>
             <w:vAlign w:val="center"/>
           </w:tcPr>
           <w:p>
@@ -1399,7 +1400,7 @@
               </w:tabs>
               <w:jc w:val="center"/>
               <w:rPr>
-                <w:rFonts w:asciiTheme="minorHAnsi" w:hAnsiTheme="minorHAnsi" w:eastAsiaTheme="minorEastAsia" w:cstheme="minorBidi"/>
+                <w:rFonts w:asciiTheme="minorHAnsi" w:eastAsiaTheme="minorEastAsia" w:hAnsiTheme="minorHAnsi" w:cstheme="minorBidi"/>
                 <w:b/>
                 <w:bCs/>
                 <w:color w:val="3B3838" w:themeColor="background2" w:themeShade="40"/>
@@ -1410,7 +1411,7 @@
             </w:pPr>
             <w:r>
               <w:rPr>
-                <w:rFonts w:asciiTheme="minorHAnsi" w:hAnsiTheme="minorHAnsi" w:eastAsiaTheme="minorEastAsia" w:cstheme="minorBidi"/>
+                <w:rFonts w:asciiTheme="minorHAnsi" w:eastAsiaTheme="minorEastAsia" w:hAnsiTheme="minorHAnsi" w:cstheme="minorBidi"/>
                 <w:b/>
                 <w:bCs/>
                 <w:color w:val="3B3838" w:themeColor="background2" w:themeShade="40"/>
@@ -1431,7 +1432,6 @@
           <w:tcPr>
             <w:tcW w:w="1055" w:type="pct"/>
             <w:vMerge/>
-            <w:tcMar/>
             <w:vAlign w:val="center"/>
           </w:tcPr>
           <w:p>
@@ -1450,7 +1450,6 @@
           <w:tcPr>
             <w:tcW w:w="1361" w:type="pct"/>
             <w:vMerge/>
-            <w:tcMar/>
             <w:vAlign w:val="center"/>
           </w:tcPr>
           <w:p>
@@ -1466,7 +1465,6 @@
         <w:tc>
           <w:tcPr>
             <w:tcW w:w="1485" w:type="pct"/>
-            <w:tcMar/>
           </w:tcPr>
           <w:p>
             <w:pPr>
@@ -1477,16 +1475,32 @@
               </w:tabs>
               <w:jc w:val="both"/>
               <w:rPr>
-                <w:rFonts w:asciiTheme="minorHAnsi" w:hAnsiTheme="minorHAnsi" w:eastAsiaTheme="minorEastAsia" w:cstheme="minorBidi"/>
+                <w:rFonts w:asciiTheme="minorHAnsi" w:eastAsiaTheme="minorEastAsia" w:hAnsiTheme="minorHAnsi" w:cstheme="minorBidi"/>
                 <w:color w:val="3B3838" w:themeColor="background2" w:themeShade="40"/>
               </w:rPr>
             </w:pPr>
             <w:r>
               <w:rPr>
-                <w:rFonts w:asciiTheme="minorHAnsi" w:hAnsiTheme="minorHAnsi" w:eastAsiaTheme="minorEastAsia" w:cstheme="minorBidi"/>
+                <w:rFonts w:asciiTheme="minorHAnsi" w:eastAsiaTheme="minorEastAsia" w:hAnsiTheme="minorHAnsi" w:cstheme="minorBidi"/>
                 <w:color w:val="3B3838" w:themeColor="background2" w:themeShade="40"/>
               </w:rPr>
-              <w:t>3. Genera evidencias que dan cuenta del avance del Proyecto APT, de acuerdo a los estándares definidos por la disciplina.</w:t>
+              <w:t xml:space="preserve">3. Genera evidencias que dan cuenta del avance del Proyecto APT, </w:t>
+            </w:r>
+            <w:proofErr w:type="gramStart"/>
+            <w:r>
+              <w:rPr>
+                <w:rFonts w:asciiTheme="minorHAnsi" w:eastAsiaTheme="minorEastAsia" w:hAnsiTheme="minorHAnsi" w:cstheme="minorBidi"/>
+                <w:color w:val="3B3838" w:themeColor="background2" w:themeShade="40"/>
+              </w:rPr>
+              <w:t>de acuerdo a</w:t>
+            </w:r>
+            <w:proofErr w:type="gramEnd"/>
+            <w:r>
+              <w:rPr>
+                <w:rFonts w:asciiTheme="minorHAnsi" w:eastAsiaTheme="minorEastAsia" w:hAnsiTheme="minorHAnsi" w:cstheme="minorBidi"/>
+                <w:color w:val="3B3838" w:themeColor="background2" w:themeShade="40"/>
+              </w:rPr>
+              <w:t xml:space="preserve"> los estándares definidos por la disciplina.</w:t>
             </w:r>
           </w:p>
         </w:tc>
@@ -1494,7 +1508,6 @@
           <w:tcPr>
             <w:tcW w:w="549" w:type="pct"/>
             <w:vMerge/>
-            <w:tcMar/>
             <w:vAlign w:val="center"/>
           </w:tcPr>
           <w:p>
@@ -1516,7 +1529,6 @@
         <w:tc>
           <w:tcPr>
             <w:tcW w:w="549" w:type="pct"/>
-            <w:tcMar/>
             <w:vAlign w:val="center"/>
           </w:tcPr>
           <w:p>
@@ -1528,7 +1540,7 @@
               </w:tabs>
               <w:jc w:val="center"/>
               <w:rPr>
-                <w:rFonts w:asciiTheme="minorHAnsi" w:hAnsiTheme="minorHAnsi" w:eastAsiaTheme="minorEastAsia" w:cstheme="minorBidi"/>
+                <w:rFonts w:asciiTheme="minorHAnsi" w:eastAsiaTheme="minorEastAsia" w:hAnsiTheme="minorHAnsi" w:cstheme="minorBidi"/>
                 <w:b/>
                 <w:bCs/>
                 <w:color w:val="3B3838" w:themeColor="background2" w:themeShade="40"/>
@@ -1539,7 +1551,7 @@
             </w:pPr>
             <w:r>
               <w:rPr>
-                <w:rFonts w:asciiTheme="minorHAnsi" w:hAnsiTheme="minorHAnsi" w:eastAsiaTheme="minorEastAsia" w:cstheme="minorBidi"/>
+                <w:rFonts w:asciiTheme="minorHAnsi" w:eastAsiaTheme="minorEastAsia" w:hAnsiTheme="minorHAnsi" w:cstheme="minorBidi"/>
                 <w:b/>
                 <w:bCs/>
                 <w:color w:val="3B3838" w:themeColor="background2" w:themeShade="40"/>
@@ -1560,7 +1572,6 @@
           <w:tcPr>
             <w:tcW w:w="1055" w:type="pct"/>
             <w:vMerge/>
-            <w:tcMar/>
             <w:vAlign w:val="center"/>
           </w:tcPr>
           <w:p>
@@ -1582,14 +1593,13 @@
           <w:tcPr>
             <w:tcW w:w="3538" w:type="dxa"/>
             <w:vMerge w:val="restart"/>
-            <w:tcMar/>
             <w:vAlign w:val="center"/>
           </w:tcPr>
           <w:p>
             <w:pPr>
               <w:jc w:val="both"/>
               <w:rPr>
-                <w:rFonts w:asciiTheme="minorHAnsi" w:hAnsiTheme="minorHAnsi" w:eastAsiaTheme="minorEastAsia" w:cstheme="minorBidi"/>
+                <w:rFonts w:asciiTheme="minorHAnsi" w:eastAsiaTheme="minorEastAsia" w:hAnsiTheme="minorHAnsi" w:cstheme="minorBidi"/>
                 <w:b/>
                 <w:bCs/>
                 <w:color w:val="3B3838" w:themeColor="background2" w:themeShade="40"/>
@@ -1597,7 +1607,7 @@
             </w:pPr>
             <w:r>
               <w:rPr>
-                <w:rFonts w:asciiTheme="minorHAnsi" w:hAnsiTheme="minorHAnsi" w:eastAsiaTheme="minorEastAsia" w:cstheme="minorBidi"/>
+                <w:rFonts w:asciiTheme="minorHAnsi" w:eastAsiaTheme="minorEastAsia" w:hAnsiTheme="minorHAnsi" w:cstheme="minorBidi"/>
                 <w:b/>
                 <w:bCs/>
                 <w:color w:val="3B3838" w:themeColor="background2" w:themeShade="40"/>
@@ -1614,51 +1624,90 @@
               </w:tabs>
               <w:jc w:val="both"/>
               <w:rPr>
-                <w:rFonts w:asciiTheme="minorHAnsi" w:hAnsiTheme="minorHAnsi" w:eastAsiaTheme="minorEastAsia" w:cstheme="minorBidi"/>
+                <w:rFonts w:asciiTheme="minorHAnsi" w:eastAsiaTheme="minorEastAsia" w:hAnsiTheme="minorHAnsi" w:cstheme="minorBidi"/>
                 <w:color w:val="3B3838" w:themeColor="background2" w:themeShade="40"/>
               </w:rPr>
             </w:pPr>
             <w:r>
               <w:rPr>
-                <w:rFonts w:asciiTheme="minorHAnsi" w:hAnsiTheme="minorHAnsi" w:eastAsiaTheme="minorEastAsia" w:cstheme="minorBidi"/>
+                <w:rFonts w:asciiTheme="minorHAnsi" w:eastAsiaTheme="minorEastAsia" w:hAnsiTheme="minorHAnsi" w:cstheme="minorBidi"/>
                 <w:color w:val="3B3838" w:themeColor="background2" w:themeShade="40"/>
               </w:rPr>
+              <w:lastRenderedPageBreak/>
               <w:t>Cumple con los indicadores de calidad requeridos en</w:t>
             </w:r>
             <w:r>
               <w:rPr>
-                <w:rFonts w:asciiTheme="minorHAnsi" w:hAnsiTheme="minorHAnsi" w:eastAsiaTheme="minorEastAsia" w:cstheme="minorBidi"/>
+                <w:rFonts w:asciiTheme="minorHAnsi" w:eastAsiaTheme="minorEastAsia" w:hAnsiTheme="minorHAnsi" w:cstheme="minorBidi"/>
                 <w:color w:val="3B3838" w:themeColor="background2" w:themeShade="40"/>
               </w:rPr>
               <w:t xml:space="preserve"> la presentación del</w:t>
             </w:r>
             <w:r>
               <w:rPr>
-                <w:rFonts w:asciiTheme="minorHAnsi" w:hAnsiTheme="minorHAnsi" w:eastAsiaTheme="minorEastAsia" w:cstheme="minorBidi"/>
+                <w:rFonts w:asciiTheme="minorHAnsi" w:eastAsiaTheme="minorEastAsia" w:hAnsiTheme="minorHAnsi" w:cstheme="minorBidi"/>
                 <w:color w:val="3B3838" w:themeColor="background2" w:themeShade="40"/>
               </w:rPr>
-              <w:t xml:space="preserve"> informe de avance y final de acuerdo a estándares definidos por la disciplina.</w:t>
-            </w:r>
-          </w:p>
-        </w:tc>
-        <w:tc>
-          <w:tcPr>
-            <w:tcMar/>
+              <w:t xml:space="preserve"> informe de avance y final </w:t>
+            </w:r>
+            <w:proofErr w:type="gramStart"/>
+            <w:r>
+              <w:rPr>
+                <w:rFonts w:asciiTheme="minorHAnsi" w:eastAsiaTheme="minorEastAsia" w:hAnsiTheme="minorHAnsi" w:cstheme="minorBidi"/>
+                <w:color w:val="3B3838" w:themeColor="background2" w:themeShade="40"/>
+              </w:rPr>
+              <w:t>de acuerdo a</w:t>
+            </w:r>
+            <w:proofErr w:type="gramEnd"/>
+            <w:r>
+              <w:rPr>
+                <w:rFonts w:asciiTheme="minorHAnsi" w:eastAsiaTheme="minorEastAsia" w:hAnsiTheme="minorHAnsi" w:cstheme="minorBidi"/>
+                <w:color w:val="3B3838" w:themeColor="background2" w:themeShade="40"/>
+              </w:rPr>
+              <w:t xml:space="preserve"> estándares definidos por la disciplina.</w:t>
+            </w:r>
+          </w:p>
+        </w:tc>
+        <w:tc>
+          <w:tcPr>
+            <w:tcW w:w="0" w:type="auto"/>
             <w:vAlign w:val="center"/>
           </w:tcPr>
           <w:p>
             <w:pPr>
               <w:jc w:val="both"/>
               <w:rPr>
-                <w:rFonts w:ascii="Calibri" w:hAnsi="Calibri" w:eastAsia="" w:cs="" w:asciiTheme="minorAscii" w:hAnsiTheme="minorAscii" w:eastAsiaTheme="minorEastAsia" w:cstheme="minorBidi"/>
+                <w:rFonts w:asciiTheme="minorHAnsi" w:eastAsiaTheme="minorEastAsia" w:hAnsiTheme="minorHAnsi" w:cstheme="minorBidi"/>
                 <w:lang w:eastAsia="es-CL"/>
               </w:rPr>
             </w:pPr>
             <w:r>
               <w:rPr>
-                <w:rFonts w:ascii="Calibri" w:hAnsi="Calibri" w:eastAsia="" w:cs="" w:asciiTheme="minorAscii" w:hAnsiTheme="minorAscii" w:eastAsiaTheme="minorEastAsia" w:cstheme="minorBidi"/>
-              </w:rPr>
-              <w:t>4. Cumple con los indicadores de calidad requeridos en la presentación del informe de avance y final de acuerdo a estándares definidos por la disciplina.</w:t>
+                <w:rFonts w:asciiTheme="minorHAnsi" w:eastAsiaTheme="minorEastAsia" w:hAnsiTheme="minorHAnsi" w:cstheme="minorBidi"/>
+              </w:rPr>
+              <w:lastRenderedPageBreak/>
+              <w:t xml:space="preserve">4. Cumple con los indicadores de calidad requeridos en la presentación del informe de </w:t>
+            </w:r>
+            <w:r>
+              <w:rPr>
+                <w:rFonts w:asciiTheme="minorHAnsi" w:eastAsiaTheme="minorEastAsia" w:hAnsiTheme="minorHAnsi" w:cstheme="minorBidi"/>
+              </w:rPr>
+              <w:lastRenderedPageBreak/>
+              <w:t xml:space="preserve">avance y final </w:t>
+            </w:r>
+            <w:proofErr w:type="gramStart"/>
+            <w:r>
+              <w:rPr>
+                <w:rFonts w:asciiTheme="minorHAnsi" w:eastAsiaTheme="minorEastAsia" w:hAnsiTheme="minorHAnsi" w:cstheme="minorBidi"/>
+              </w:rPr>
+              <w:t>de acuerdo a</w:t>
+            </w:r>
+            <w:proofErr w:type="gramEnd"/>
+            <w:r>
+              <w:rPr>
+                <w:rFonts w:asciiTheme="minorHAnsi" w:eastAsiaTheme="minorEastAsia" w:hAnsiTheme="minorHAnsi" w:cstheme="minorBidi"/>
+              </w:rPr>
+              <w:t xml:space="preserve"> estándares definidos por la disciplina.</w:t>
             </w:r>
           </w:p>
         </w:tc>
@@ -1666,22 +1715,19 @@
           <w:tcPr>
             <w:tcW w:w="1427" w:type="dxa"/>
             <w:vMerge w:val="restart"/>
-            <w:tcMar/>
             <w:vAlign w:val="center"/>
           </w:tcPr>
           <w:p>
             <w:pPr>
               <w:pStyle w:val="Piedepgina"/>
-              <w:bidi w:val="0"/>
-              <w:spacing w:before="40" w:beforeAutospacing="off" w:after="0" w:afterAutospacing="off" w:line="240" w:lineRule="auto"/>
-              <w:ind w:left="0" w:right="0"/>
               <w:jc w:val="center"/>
             </w:pPr>
             <w:r>
               <w:rPr>
-                <w:rFonts w:ascii="Calibri" w:hAnsi="Calibri" w:eastAsia="" w:cs="" w:asciiTheme="minorAscii" w:hAnsiTheme="minorAscii" w:eastAsiaTheme="minorEastAsia" w:cstheme="minorBidi"/>
-                <w:color w:val="262626" w:themeColor="text1" w:themeTint="D9" w:themeShade="FF"/>
-              </w:rPr>
+                <w:rFonts w:asciiTheme="minorHAnsi" w:eastAsiaTheme="minorEastAsia" w:hAnsiTheme="minorHAnsi" w:cstheme="minorBidi"/>
+                <w:color w:val="262626" w:themeColor="text1" w:themeTint="D9"/>
+              </w:rPr>
+              <w:lastRenderedPageBreak/>
               <w:t>10</w:t>
             </w:r>
           </w:p>
@@ -1689,7 +1735,6 @@
         <w:tc>
           <w:tcPr>
             <w:tcW w:w="549" w:type="pct"/>
-            <w:tcMar/>
             <w:vAlign w:val="center"/>
           </w:tcPr>
           <w:p>
@@ -1701,9 +1746,9 @@
               </w:tabs>
               <w:jc w:val="center"/>
               <w:rPr>
-                <w:rFonts w:ascii="Calibri" w:hAnsi="Calibri" w:eastAsia="" w:cs="" w:asciiTheme="minorAscii" w:hAnsiTheme="minorAscii" w:eastAsiaTheme="minorEastAsia" w:cstheme="minorBidi"/>
-                <w:b w:val="1"/>
-                <w:bCs w:val="1"/>
+                <w:rFonts w:asciiTheme="minorHAnsi" w:eastAsiaTheme="minorEastAsia" w:hAnsiTheme="minorHAnsi" w:cstheme="minorBidi"/>
+                <w:b/>
+                <w:bCs/>
                 <w:color w:val="000000"/>
                 <w:sz w:val="18"/>
                 <w:szCs w:val="18"/>
@@ -1712,10 +1757,10 @@
             </w:pPr>
             <w:r>
               <w:rPr>
-                <w:rFonts w:ascii="Calibri" w:hAnsi="Calibri" w:eastAsia="" w:cs="" w:asciiTheme="minorAscii" w:hAnsiTheme="minorAscii" w:eastAsiaTheme="minorEastAsia" w:cstheme="minorBidi"/>
-                <w:b w:val="1"/>
-                <w:bCs w:val="1"/>
-                <w:color w:val="000000" w:themeColor="text1" w:themeTint="FF" w:themeShade="FF"/>
+                <w:rFonts w:asciiTheme="minorHAnsi" w:eastAsiaTheme="minorEastAsia" w:hAnsiTheme="minorHAnsi" w:cstheme="minorBidi"/>
+                <w:b/>
+                <w:bCs/>
+                <w:color w:val="000000" w:themeColor="text1"/>
                 <w:sz w:val="18"/>
                 <w:szCs w:val="18"/>
                 <w:lang w:eastAsia="es-CL"/>
@@ -1724,10 +1769,10 @@
             </w:r>
             <w:r>
               <w:rPr>
-                <w:rFonts w:ascii="Calibri" w:hAnsi="Calibri" w:eastAsia="" w:cs="" w:asciiTheme="minorAscii" w:hAnsiTheme="minorAscii" w:eastAsiaTheme="minorEastAsia" w:cstheme="minorBidi"/>
-                <w:b w:val="1"/>
-                <w:bCs w:val="1"/>
-                <w:color w:val="000000" w:themeColor="text1" w:themeTint="FF" w:themeShade="FF"/>
+                <w:rFonts w:asciiTheme="minorHAnsi" w:eastAsiaTheme="minorEastAsia" w:hAnsiTheme="minorHAnsi" w:cstheme="minorBidi"/>
+                <w:b/>
+                <w:bCs/>
+                <w:color w:val="000000" w:themeColor="text1"/>
                 <w:sz w:val="18"/>
                 <w:szCs w:val="18"/>
                 <w:lang w:eastAsia="es-CL"/>
@@ -1745,7 +1790,6 @@
           <w:tcPr>
             <w:tcW w:w="2743" w:type="dxa"/>
             <w:vMerge/>
-            <w:tcMar/>
             <w:vAlign w:val="center"/>
           </w:tcPr>
           <w:p/>
@@ -1754,7 +1798,6 @@
           <w:tcPr>
             <w:tcW w:w="3538" w:type="dxa"/>
             <w:vMerge/>
-            <w:tcMar/>
             <w:vAlign w:val="center"/>
           </w:tcPr>
           <w:p/>
@@ -1762,26 +1805,20 @@
         <w:tc>
           <w:tcPr>
             <w:tcW w:w="3859" w:type="dxa"/>
-            <w:tcMar/>
             <w:vAlign w:val="center"/>
           </w:tcPr>
           <w:p>
             <w:pPr>
-              <w:pStyle w:val="Normal"/>
               <w:jc w:val="both"/>
               <w:rPr>
-                <w:rFonts w:ascii="Calibri" w:hAnsi="Calibri" w:eastAsia="" w:cs="" w:asciiTheme="minorAscii" w:hAnsiTheme="minorAscii" w:eastAsiaTheme="minorEastAsia" w:cstheme="minorBidi"/>
-                <w:b w:val="0"/>
-                <w:bCs w:val="0"/>
-                <w:color w:val="3B3838" w:themeColor="background2" w:themeTint="FF" w:themeShade="40"/>
-              </w:rPr>
-            </w:pPr>
-            <w:r>
-              <w:rPr>
-                <w:rFonts w:ascii="Calibri" w:hAnsi="Calibri" w:eastAsia="" w:cs="" w:asciiTheme="minorAscii" w:hAnsiTheme="minorAscii" w:eastAsiaTheme="minorEastAsia" w:cstheme="minorBidi"/>
-                <w:b w:val="0"/>
-                <w:bCs w:val="0"/>
-                <w:color w:val="3B3838" w:themeColor="background2" w:themeTint="FF" w:themeShade="40"/>
+                <w:rFonts w:asciiTheme="minorHAnsi" w:eastAsiaTheme="minorEastAsia" w:hAnsiTheme="minorHAnsi" w:cstheme="minorBidi"/>
+                <w:color w:val="3B3838" w:themeColor="background2" w:themeShade="40"/>
+              </w:rPr>
+            </w:pPr>
+            <w:r>
+              <w:rPr>
+                <w:rFonts w:asciiTheme="minorHAnsi" w:eastAsiaTheme="minorEastAsia" w:hAnsiTheme="minorHAnsi" w:cstheme="minorBidi"/>
+                <w:color w:val="3B3838" w:themeColor="background2" w:themeShade="40"/>
               </w:rPr>
               <w:t>5. Comunica de forma escrita usando el idioma inglés en situaciones socio- laborales a un nivel intermedio alto en modalidad intensiva.</w:t>
             </w:r>
@@ -1791,7 +1828,6 @@
           <w:tcPr>
             <w:tcW w:w="1427" w:type="dxa"/>
             <w:vMerge/>
-            <w:tcMar/>
             <w:vAlign w:val="center"/>
           </w:tcPr>
           <w:p/>
@@ -1799,7 +1835,6 @@
         <w:tc>
           <w:tcPr>
             <w:tcW w:w="1427" w:type="dxa"/>
-            <w:tcMar/>
             <w:vAlign w:val="center"/>
           </w:tcPr>
           <w:p>
@@ -1807,10 +1842,10 @@
               <w:pStyle w:val="Piedepgina"/>
               <w:jc w:val="center"/>
               <w:rPr>
-                <w:rFonts w:ascii="Calibri" w:hAnsi="Calibri" w:eastAsia="" w:cs="" w:asciiTheme="minorAscii" w:hAnsiTheme="minorAscii" w:eastAsiaTheme="minorEastAsia" w:cstheme="minorBidi"/>
-                <w:b w:val="1"/>
-                <w:bCs w:val="1"/>
-                <w:color w:val="000000" w:themeColor="text1" w:themeTint="FF" w:themeShade="FF"/>
+                <w:rFonts w:asciiTheme="minorHAnsi" w:eastAsiaTheme="minorEastAsia" w:hAnsiTheme="minorHAnsi" w:cstheme="minorBidi"/>
+                <w:b/>
+                <w:bCs/>
+                <w:color w:val="000000" w:themeColor="text1"/>
                 <w:sz w:val="18"/>
                 <w:szCs w:val="18"/>
                 <w:lang w:eastAsia="es-CL"/>
@@ -1818,10 +1853,10 @@
             </w:pPr>
             <w:r>
               <w:rPr>
-                <w:rFonts w:ascii="Calibri" w:hAnsi="Calibri" w:eastAsia="" w:cs="" w:asciiTheme="minorAscii" w:hAnsiTheme="minorAscii" w:eastAsiaTheme="minorEastAsia" w:cstheme="minorBidi"/>
-                <w:b w:val="1"/>
-                <w:bCs w:val="1"/>
-                <w:color w:val="000000" w:themeColor="text1" w:themeTint="FF" w:themeShade="FF"/>
+                <w:rFonts w:asciiTheme="minorHAnsi" w:eastAsiaTheme="minorEastAsia" w:hAnsiTheme="minorHAnsi" w:cstheme="minorBidi"/>
+                <w:b/>
+                <w:bCs/>
+                <w:color w:val="000000" w:themeColor="text1"/>
                 <w:sz w:val="18"/>
                 <w:szCs w:val="18"/>
                 <w:lang w:eastAsia="es-CL"/>
@@ -1840,7 +1875,6 @@
             <w:tcW w:w="3901" w:type="pct"/>
             <w:gridSpan w:val="3"/>
             <w:shd w:val="clear" w:color="auto" w:fill="262626" w:themeFill="text1" w:themeFillTint="D9"/>
-            <w:tcMar/>
             <w:vAlign w:val="center"/>
           </w:tcPr>
           <w:p>
@@ -1853,7 +1887,7 @@
               <w:spacing w:before="0"/>
               <w:jc w:val="right"/>
               <w:rPr>
-                <w:rFonts w:asciiTheme="minorHAnsi" w:hAnsiTheme="minorHAnsi" w:eastAsiaTheme="minorEastAsia" w:cstheme="minorBidi"/>
+                <w:rFonts w:asciiTheme="minorHAnsi" w:eastAsiaTheme="minorEastAsia" w:hAnsiTheme="minorHAnsi" w:cstheme="minorBidi"/>
                 <w:b/>
                 <w:bCs/>
                 <w:color w:val="FFFFFF" w:themeColor="background1"/>
@@ -1861,12 +1895,11 @@
             </w:pPr>
             <w:r>
               <w:rPr>
-                <w:rFonts w:asciiTheme="minorHAnsi" w:hAnsiTheme="minorHAnsi" w:eastAsiaTheme="minorEastAsia" w:cstheme="minorBidi"/>
+                <w:rFonts w:asciiTheme="minorHAnsi" w:eastAsiaTheme="minorEastAsia" w:hAnsiTheme="minorHAnsi" w:cstheme="minorBidi"/>
                 <w:b/>
                 <w:bCs/>
                 <w:color w:val="FFFFFF" w:themeColor="background1"/>
               </w:rPr>
-              <w:lastRenderedPageBreak/>
               <w:t>Total</w:t>
             </w:r>
           </w:p>
@@ -1875,7 +1908,6 @@
           <w:tcPr>
             <w:tcW w:w="549" w:type="pct"/>
             <w:shd w:val="clear" w:color="auto" w:fill="262626" w:themeFill="text1" w:themeFillTint="D9"/>
-            <w:tcMar/>
             <w:vAlign w:val="center"/>
           </w:tcPr>
           <w:p>
@@ -1888,7 +1920,7 @@
               <w:spacing w:before="0"/>
               <w:jc w:val="center"/>
               <w:rPr>
-                <w:rFonts w:asciiTheme="minorHAnsi" w:hAnsiTheme="minorHAnsi" w:eastAsiaTheme="minorEastAsia" w:cstheme="minorBidi"/>
+                <w:rFonts w:asciiTheme="minorHAnsi" w:eastAsiaTheme="minorEastAsia" w:hAnsiTheme="minorHAnsi" w:cstheme="minorBidi"/>
                 <w:b/>
                 <w:bCs/>
                 <w:color w:val="FFFFFF" w:themeColor="background1"/>
@@ -1896,7 +1928,7 @@
             </w:pPr>
             <w:r>
               <w:rPr>
-                <w:rFonts w:asciiTheme="minorHAnsi" w:hAnsiTheme="minorHAnsi" w:eastAsiaTheme="minorEastAsia" w:cstheme="minorBidi"/>
+                <w:rFonts w:asciiTheme="minorHAnsi" w:eastAsiaTheme="minorEastAsia" w:hAnsiTheme="minorHAnsi" w:cstheme="minorBidi"/>
                 <w:b/>
                 <w:bCs/>
                 <w:color w:val="FFFFFF" w:themeColor="background1"/>
@@ -1909,7 +1941,6 @@
           <w:tcPr>
             <w:tcW w:w="549" w:type="pct"/>
             <w:shd w:val="clear" w:color="auto" w:fill="262626" w:themeFill="text1" w:themeFillTint="D9"/>
-            <w:tcMar/>
           </w:tcPr>
           <w:p>
             <w:pPr>
@@ -1920,7 +1951,7 @@
               </w:tabs>
               <w:jc w:val="center"/>
               <w:rPr>
-                <w:rFonts w:asciiTheme="minorHAnsi" w:hAnsiTheme="minorHAnsi" w:eastAsiaTheme="minorEastAsia" w:cstheme="minorBidi"/>
+                <w:rFonts w:asciiTheme="minorHAnsi" w:eastAsiaTheme="minorEastAsia" w:hAnsiTheme="minorHAnsi" w:cstheme="minorBidi"/>
                 <w:b/>
                 <w:bCs/>
                 <w:color w:val="FFFFFF" w:themeColor="background1"/>
@@ -1928,7 +1959,7 @@
             </w:pPr>
             <w:r>
               <w:rPr>
-                <w:rFonts w:asciiTheme="minorHAnsi" w:hAnsiTheme="minorHAnsi" w:eastAsiaTheme="minorEastAsia" w:cstheme="minorBidi"/>
+                <w:rFonts w:asciiTheme="minorHAnsi" w:eastAsiaTheme="minorEastAsia" w:hAnsiTheme="minorHAnsi" w:cstheme="minorBidi"/>
                 <w:b/>
                 <w:bCs/>
                 <w:color w:val="FFFFFF" w:themeColor="background1"/>
@@ -1947,7 +1978,7 @@
           <w:tab w:val="clear" w:pos="8838"/>
         </w:tabs>
         <w:rPr>
-          <w:rFonts w:asciiTheme="minorHAnsi" w:hAnsiTheme="minorHAnsi" w:eastAsiaTheme="minorEastAsia" w:cstheme="minorBidi"/>
+          <w:rFonts w:asciiTheme="minorHAnsi" w:eastAsiaTheme="minorEastAsia" w:hAnsiTheme="minorHAnsi" w:cstheme="minorBidi"/>
           <w:color w:val="000000" w:themeColor="text1"/>
         </w:rPr>
       </w:pPr>
@@ -1960,7 +1991,7 @@
           <w:tab w:val="clear" w:pos="8838"/>
         </w:tabs>
         <w:rPr>
-          <w:rFonts w:asciiTheme="minorHAnsi" w:hAnsiTheme="minorHAnsi" w:eastAsiaTheme="minorEastAsia" w:cstheme="minorBidi"/>
+          <w:rFonts w:asciiTheme="minorHAnsi" w:eastAsiaTheme="minorEastAsia" w:hAnsiTheme="minorHAnsi" w:cstheme="minorBidi"/>
           <w:color w:val="000000" w:themeColor="text1"/>
         </w:rPr>
       </w:pPr>
@@ -1975,7 +2006,7 @@
         <w:spacing w:line="276" w:lineRule="auto"/>
         <w:jc w:val="both"/>
         <w:rPr>
-          <w:rFonts w:asciiTheme="minorHAnsi" w:hAnsiTheme="minorHAnsi" w:eastAsiaTheme="minorEastAsia" w:cstheme="minorBidi"/>
+          <w:rFonts w:asciiTheme="minorHAnsi" w:eastAsiaTheme="minorEastAsia" w:hAnsiTheme="minorHAnsi" w:cstheme="minorBidi"/>
           <w:color w:val="000000" w:themeColor="text1"/>
           <w:sz w:val="22"/>
           <w:szCs w:val="22"/>
@@ -1983,7 +2014,7 @@
       </w:pPr>
       <w:r>
         <w:rPr>
-          <w:rFonts w:asciiTheme="minorHAnsi" w:hAnsiTheme="minorHAnsi" w:eastAsiaTheme="minorEastAsia" w:cstheme="minorBidi"/>
+          <w:rFonts w:asciiTheme="minorHAnsi" w:eastAsiaTheme="minorEastAsia" w:hAnsiTheme="minorHAnsi" w:cstheme="minorBidi"/>
           <w:color w:val="000000" w:themeColor="text1"/>
           <w:sz w:val="22"/>
           <w:szCs w:val="22"/>
@@ -2001,7 +2032,7 @@
         <w:spacing w:line="276" w:lineRule="auto"/>
         <w:jc w:val="both"/>
         <w:rPr>
-          <w:rFonts w:asciiTheme="minorHAnsi" w:hAnsiTheme="minorHAnsi" w:eastAsiaTheme="minorEastAsia" w:cstheme="minorBidi"/>
+          <w:rFonts w:asciiTheme="minorHAnsi" w:eastAsiaTheme="minorEastAsia" w:hAnsiTheme="minorHAnsi" w:cstheme="minorBidi"/>
           <w:color w:val="000000" w:themeColor="text1"/>
           <w:sz w:val="22"/>
           <w:szCs w:val="22"/>
@@ -2027,13 +2058,12 @@
           <w:tcPr>
             <w:tcW w:w="5940" w:type="dxa"/>
             <w:tcBorders>
-              <w:top w:val="single" w:color="7F7F7F" w:themeColor="text1" w:themeTint="80" w:sz="6" w:space="0"/>
-              <w:left w:val="single" w:color="7F7F7F" w:themeColor="text1" w:themeTint="80" w:sz="6" w:space="0"/>
-              <w:bottom w:val="single" w:color="7F7F7F" w:themeColor="text1" w:themeTint="80" w:sz="6" w:space="0"/>
-              <w:right w:val="single" w:color="7F7F7F" w:themeColor="text1" w:themeTint="80" w:sz="6" w:space="0"/>
+              <w:top w:val="single" w:sz="6" w:space="0" w:color="7F7F7F" w:themeColor="text1" w:themeTint="80"/>
+              <w:left w:val="single" w:sz="6" w:space="0" w:color="7F7F7F" w:themeColor="text1" w:themeTint="80"/>
+              <w:bottom w:val="single" w:sz="6" w:space="0" w:color="7F7F7F" w:themeColor="text1" w:themeTint="80"/>
+              <w:right w:val="single" w:sz="6" w:space="0" w:color="7F7F7F" w:themeColor="text1" w:themeTint="80"/>
             </w:tcBorders>
             <w:shd w:val="clear" w:color="auto" w:fill="262626" w:themeFill="text1" w:themeFillTint="D9"/>
-            <w:tcMar/>
             <w:vAlign w:val="center"/>
           </w:tcPr>
           <w:p>
@@ -2045,13 +2075,13 @@
               </w:tabs>
               <w:jc w:val="center"/>
               <w:rPr>
-                <w:rFonts w:asciiTheme="minorHAnsi" w:hAnsiTheme="minorHAnsi" w:eastAsiaTheme="minorEastAsia" w:cstheme="minorBidi"/>
+                <w:rFonts w:asciiTheme="minorHAnsi" w:eastAsiaTheme="minorEastAsia" w:hAnsiTheme="minorHAnsi" w:cstheme="minorBidi"/>
                 <w:color w:val="FFFFFF" w:themeColor="background1"/>
               </w:rPr>
             </w:pPr>
             <w:r>
               <w:rPr>
-                <w:rFonts w:asciiTheme="minorHAnsi" w:hAnsiTheme="minorHAnsi" w:eastAsiaTheme="minorEastAsia" w:cstheme="minorBidi"/>
+                <w:rFonts w:asciiTheme="minorHAnsi" w:eastAsiaTheme="minorEastAsia" w:hAnsiTheme="minorHAnsi" w:cstheme="minorBidi"/>
                 <w:b/>
                 <w:bCs/>
                 <w:color w:val="FFFFFF" w:themeColor="background1"/>
@@ -2064,13 +2094,12 @@
           <w:tcPr>
             <w:tcW w:w="7050" w:type="dxa"/>
             <w:tcBorders>
-              <w:top w:val="single" w:color="7F7F7F" w:themeColor="text1" w:themeTint="80" w:sz="6" w:space="0"/>
-              <w:left w:val="single" w:color="7F7F7F" w:themeColor="text1" w:themeTint="80" w:sz="6" w:space="0"/>
-              <w:bottom w:val="single" w:color="7F7F7F" w:themeColor="text1" w:themeTint="80" w:sz="6" w:space="0"/>
-              <w:right w:val="single" w:color="7F7F7F" w:themeColor="text1" w:themeTint="80" w:sz="6" w:space="0"/>
+              <w:top w:val="single" w:sz="6" w:space="0" w:color="7F7F7F" w:themeColor="text1" w:themeTint="80"/>
+              <w:left w:val="single" w:sz="6" w:space="0" w:color="7F7F7F" w:themeColor="text1" w:themeTint="80"/>
+              <w:bottom w:val="single" w:sz="6" w:space="0" w:color="7F7F7F" w:themeColor="text1" w:themeTint="80"/>
+              <w:right w:val="single" w:sz="6" w:space="0" w:color="7F7F7F" w:themeColor="text1" w:themeTint="80"/>
             </w:tcBorders>
             <w:shd w:val="clear" w:color="auto" w:fill="262626" w:themeFill="text1" w:themeFillTint="D9"/>
-            <w:tcMar/>
             <w:vAlign w:val="center"/>
           </w:tcPr>
           <w:p>
@@ -2082,13 +2111,13 @@
               </w:tabs>
               <w:jc w:val="center"/>
               <w:rPr>
-                <w:rFonts w:asciiTheme="minorHAnsi" w:hAnsiTheme="minorHAnsi" w:eastAsiaTheme="minorEastAsia" w:cstheme="minorBidi"/>
+                <w:rFonts w:asciiTheme="minorHAnsi" w:eastAsiaTheme="minorEastAsia" w:hAnsiTheme="minorHAnsi" w:cstheme="minorBidi"/>
                 <w:color w:val="FFFFFF" w:themeColor="background1"/>
               </w:rPr>
             </w:pPr>
             <w:r>
               <w:rPr>
-                <w:rFonts w:asciiTheme="minorHAnsi" w:hAnsiTheme="minorHAnsi" w:eastAsiaTheme="minorEastAsia" w:cstheme="minorBidi"/>
+                <w:rFonts w:asciiTheme="minorHAnsi" w:eastAsiaTheme="minorEastAsia" w:hAnsiTheme="minorHAnsi" w:cstheme="minorBidi"/>
                 <w:b/>
                 <w:bCs/>
                 <w:color w:val="FFFFFF" w:themeColor="background1"/>
@@ -2107,24 +2136,23 @@
             <w:tcW w:w="5940" w:type="dxa"/>
             <w:vMerge w:val="restart"/>
             <w:tcBorders>
-              <w:top w:val="single" w:color="7F7F7F" w:themeColor="text1" w:themeTint="80" w:sz="6" w:space="0"/>
-              <w:left w:val="single" w:color="7F7F7F" w:themeColor="text1" w:themeTint="80" w:sz="6" w:space="0"/>
-              <w:bottom w:val="single" w:color="7F7F7F" w:themeColor="text1" w:themeTint="80" w:sz="6" w:space="0"/>
-              <w:right w:val="single" w:color="7F7F7F" w:themeColor="text1" w:themeTint="80" w:sz="6" w:space="0"/>
+              <w:top w:val="single" w:sz="6" w:space="0" w:color="7F7F7F" w:themeColor="text1" w:themeTint="80"/>
+              <w:left w:val="single" w:sz="6" w:space="0" w:color="7F7F7F" w:themeColor="text1" w:themeTint="80"/>
+              <w:bottom w:val="single" w:sz="6" w:space="0" w:color="7F7F7F" w:themeColor="text1" w:themeTint="80"/>
+              <w:right w:val="single" w:sz="6" w:space="0" w:color="7F7F7F" w:themeColor="text1" w:themeTint="80"/>
             </w:tcBorders>
-            <w:tcMar/>
             <w:vAlign w:val="center"/>
           </w:tcPr>
           <w:p>
             <w:pPr>
               <w:rPr>
-                <w:rFonts w:asciiTheme="minorHAnsi" w:hAnsiTheme="minorHAnsi" w:eastAsiaTheme="minorEastAsia" w:cstheme="minorBidi"/>
+                <w:rFonts w:asciiTheme="minorHAnsi" w:eastAsiaTheme="minorEastAsia" w:hAnsiTheme="minorHAnsi" w:cstheme="minorBidi"/>
                 <w:color w:val="auto"/>
               </w:rPr>
             </w:pPr>
             <w:r>
               <w:rPr>
-                <w:rFonts w:asciiTheme="minorHAnsi" w:hAnsiTheme="minorHAnsi" w:eastAsiaTheme="minorEastAsia" w:cstheme="minorBidi"/>
+                <w:rFonts w:asciiTheme="minorHAnsi" w:eastAsiaTheme="minorEastAsia" w:hAnsiTheme="minorHAnsi" w:cstheme="minorBidi"/>
                 <w:b/>
                 <w:bCs/>
                 <w:color w:val="auto"/>
@@ -2137,12 +2165,11 @@
           <w:tcPr>
             <w:tcW w:w="7050" w:type="dxa"/>
             <w:tcBorders>
-              <w:top w:val="single" w:color="7F7F7F" w:themeColor="text1" w:themeTint="80" w:sz="6" w:space="0"/>
-              <w:left w:val="single" w:color="7F7F7F" w:themeColor="text1" w:themeTint="80" w:sz="6" w:space="0"/>
-              <w:bottom w:val="single" w:color="7F7F7F" w:themeColor="text1" w:themeTint="80" w:sz="6" w:space="0"/>
-              <w:right w:val="single" w:color="7F7F7F" w:themeColor="text1" w:themeTint="80" w:sz="6" w:space="0"/>
+              <w:top w:val="single" w:sz="6" w:space="0" w:color="7F7F7F" w:themeColor="text1" w:themeTint="80"/>
+              <w:left w:val="single" w:sz="6" w:space="0" w:color="7F7F7F" w:themeColor="text1" w:themeTint="80"/>
+              <w:bottom w:val="single" w:sz="6" w:space="0" w:color="7F7F7F" w:themeColor="text1" w:themeTint="80"/>
+              <w:right w:val="single" w:sz="6" w:space="0" w:color="7F7F7F" w:themeColor="text1" w:themeTint="80"/>
             </w:tcBorders>
-            <w:tcMar/>
             <w:vAlign w:val="center"/>
           </w:tcPr>
           <w:p>
@@ -2154,13 +2181,13 @@
               </w:tabs>
               <w:jc w:val="both"/>
               <w:rPr>
-                <w:rFonts w:asciiTheme="minorHAnsi" w:hAnsiTheme="minorHAnsi" w:eastAsiaTheme="minorEastAsia" w:cstheme="minorBidi"/>
+                <w:rFonts w:asciiTheme="minorHAnsi" w:eastAsiaTheme="minorEastAsia" w:hAnsiTheme="minorHAnsi" w:cstheme="minorBidi"/>
                 <w:color w:val="auto"/>
               </w:rPr>
             </w:pPr>
             <w:r>
               <w:rPr>
-                <w:rFonts w:asciiTheme="minorHAnsi" w:hAnsiTheme="minorHAnsi" w:eastAsiaTheme="minorEastAsia" w:cstheme="minorBidi"/>
+                <w:rFonts w:asciiTheme="minorHAnsi" w:eastAsiaTheme="minorEastAsia" w:hAnsiTheme="minorHAnsi" w:cstheme="minorBidi"/>
                 <w:color w:val="auto"/>
               </w:rPr>
               <w:t>1.1 Diseña pruebas de validación tanto de los productos como de los procesos utilizando buenas prácticas definidas por la industria.</w:t>
@@ -2176,7 +2203,6 @@
           <w:tcPr>
             <w:tcW w:w="5940" w:type="dxa"/>
             <w:vMerge/>
-            <w:tcMar/>
             <w:vAlign w:val="center"/>
           </w:tcPr>
           <w:p/>
@@ -2185,25 +2211,24 @@
           <w:tcPr>
             <w:tcW w:w="7050" w:type="dxa"/>
             <w:tcBorders>
-              <w:top w:val="single" w:color="7F7F7F" w:themeColor="text1" w:themeTint="80" w:sz="6" w:space="0"/>
-              <w:left w:val="single" w:color="7F7F7F" w:themeColor="text1" w:themeTint="80" w:sz="6" w:space="0"/>
-              <w:bottom w:val="single" w:color="7F7F7F" w:themeColor="text1" w:themeTint="80" w:sz="6" w:space="0"/>
-              <w:right w:val="single" w:color="7F7F7F" w:themeColor="text1" w:themeTint="80" w:sz="6" w:space="0"/>
+              <w:top w:val="single" w:sz="6" w:space="0" w:color="7F7F7F" w:themeColor="text1" w:themeTint="80"/>
+              <w:left w:val="single" w:sz="6" w:space="0" w:color="7F7F7F" w:themeColor="text1" w:themeTint="80"/>
+              <w:bottom w:val="single" w:sz="6" w:space="0" w:color="7F7F7F" w:themeColor="text1" w:themeTint="80"/>
+              <w:right w:val="single" w:sz="6" w:space="0" w:color="7F7F7F" w:themeColor="text1" w:themeTint="80"/>
             </w:tcBorders>
-            <w:tcMar/>
             <w:vAlign w:val="center"/>
           </w:tcPr>
           <w:p>
             <w:pPr>
               <w:jc w:val="both"/>
               <w:rPr>
-                <w:rFonts w:asciiTheme="minorHAnsi" w:hAnsiTheme="minorHAnsi" w:eastAsiaTheme="minorEastAsia" w:cstheme="minorBidi"/>
+                <w:rFonts w:asciiTheme="minorHAnsi" w:eastAsiaTheme="minorEastAsia" w:hAnsiTheme="minorHAnsi" w:cstheme="minorBidi"/>
                 <w:color w:val="auto"/>
               </w:rPr>
             </w:pPr>
             <w:r>
               <w:rPr>
-                <w:rFonts w:asciiTheme="minorHAnsi" w:hAnsiTheme="minorHAnsi" w:eastAsiaTheme="minorEastAsia" w:cstheme="minorBidi"/>
+                <w:rFonts w:asciiTheme="minorHAnsi" w:eastAsiaTheme="minorEastAsia" w:hAnsiTheme="minorHAnsi" w:cstheme="minorBidi"/>
                 <w:color w:val="auto"/>
               </w:rPr>
               <w:t>1.2 Aplica Pruebas de validación tanto de los productos como de los procesos utilizando buenas prácticas definidas por la industria.</w:t>
@@ -2219,7 +2244,6 @@
           <w:tcPr>
             <w:tcW w:w="5940" w:type="dxa"/>
             <w:vMerge/>
-            <w:tcMar/>
             <w:vAlign w:val="center"/>
           </w:tcPr>
           <w:p/>
@@ -2228,28 +2252,43 @@
           <w:tcPr>
             <w:tcW w:w="7050" w:type="dxa"/>
             <w:tcBorders>
-              <w:top w:val="single" w:color="7F7F7F" w:themeColor="text1" w:themeTint="80" w:sz="6" w:space="0"/>
-              <w:left w:val="single" w:color="7F7F7F" w:themeColor="text1" w:themeTint="80" w:sz="6" w:space="0"/>
-              <w:bottom w:val="single" w:color="7F7F7F" w:themeColor="text1" w:themeTint="80" w:sz="6" w:space="0"/>
-              <w:right w:val="single" w:color="7F7F7F" w:themeColor="text1" w:themeTint="80" w:sz="6" w:space="0"/>
+              <w:top w:val="single" w:sz="6" w:space="0" w:color="7F7F7F" w:themeColor="text1" w:themeTint="80"/>
+              <w:left w:val="single" w:sz="6" w:space="0" w:color="7F7F7F" w:themeColor="text1" w:themeTint="80"/>
+              <w:bottom w:val="single" w:sz="6" w:space="0" w:color="7F7F7F" w:themeColor="text1" w:themeTint="80"/>
+              <w:right w:val="single" w:sz="6" w:space="0" w:color="7F7F7F" w:themeColor="text1" w:themeTint="80"/>
             </w:tcBorders>
-            <w:tcMar/>
             <w:vAlign w:val="center"/>
           </w:tcPr>
           <w:p>
             <w:pPr>
               <w:jc w:val="both"/>
               <w:rPr>
-                <w:rFonts w:asciiTheme="minorHAnsi" w:hAnsiTheme="minorHAnsi" w:eastAsiaTheme="minorEastAsia" w:cstheme="minorBidi"/>
+                <w:rFonts w:asciiTheme="minorHAnsi" w:eastAsiaTheme="minorEastAsia" w:hAnsiTheme="minorHAnsi" w:cstheme="minorBidi"/>
                 <w:color w:val="auto"/>
               </w:rPr>
             </w:pPr>
             <w:r>
               <w:rPr>
-                <w:rFonts w:asciiTheme="minorHAnsi" w:hAnsiTheme="minorHAnsi" w:eastAsiaTheme="minorEastAsia" w:cstheme="minorBidi"/>
+                <w:rFonts w:asciiTheme="minorHAnsi" w:eastAsiaTheme="minorEastAsia" w:hAnsiTheme="minorHAnsi" w:cstheme="minorBidi"/>
                 <w:color w:val="auto"/>
               </w:rPr>
-              <w:t xml:space="preserve">1.3 Desarrolla mejoras al producto en base al resultado de las mismas. </w:t>
+              <w:t xml:space="preserve">1.3 Desarrolla mejoras al producto en base al resultado de </w:t>
+            </w:r>
+            <w:proofErr w:type="gramStart"/>
+            <w:r>
+              <w:rPr>
+                <w:rFonts w:asciiTheme="minorHAnsi" w:eastAsiaTheme="minorEastAsia" w:hAnsiTheme="minorHAnsi" w:cstheme="minorBidi"/>
+                <w:color w:val="auto"/>
+              </w:rPr>
+              <w:t>las mismas</w:t>
+            </w:r>
+            <w:proofErr w:type="gramEnd"/>
+            <w:r>
+              <w:rPr>
+                <w:rFonts w:asciiTheme="minorHAnsi" w:eastAsiaTheme="minorEastAsia" w:hAnsiTheme="minorHAnsi" w:cstheme="minorBidi"/>
+                <w:color w:val="auto"/>
+              </w:rPr>
+              <w:t xml:space="preserve">. </w:t>
             </w:r>
           </w:p>
         </w:tc>
@@ -2263,12 +2302,11 @@
             <w:tcW w:w="5940" w:type="dxa"/>
             <w:vMerge w:val="restart"/>
             <w:tcBorders>
-              <w:top w:val="single" w:color="7F7F7F" w:themeColor="text1" w:themeTint="80" w:sz="6" w:space="0"/>
-              <w:left w:val="single" w:color="7F7F7F" w:themeColor="text1" w:themeTint="80" w:sz="6" w:space="0"/>
-              <w:bottom w:val="single" w:color="7F7F7F" w:themeColor="text1" w:themeTint="80" w:sz="6" w:space="0"/>
-              <w:right w:val="single" w:color="7F7F7F" w:themeColor="text1" w:themeTint="80" w:sz="6" w:space="0"/>
+              <w:top w:val="single" w:sz="6" w:space="0" w:color="7F7F7F" w:themeColor="text1" w:themeTint="80"/>
+              <w:left w:val="single" w:sz="6" w:space="0" w:color="7F7F7F" w:themeColor="text1" w:themeTint="80"/>
+              <w:bottom w:val="single" w:sz="6" w:space="0" w:color="7F7F7F" w:themeColor="text1" w:themeTint="80"/>
+              <w:right w:val="single" w:sz="6" w:space="0" w:color="7F7F7F" w:themeColor="text1" w:themeTint="80"/>
             </w:tcBorders>
-            <w:tcMar/>
             <w:vAlign w:val="center"/>
           </w:tcPr>
           <w:p>
@@ -2280,18 +2318,38 @@
               </w:tabs>
               <w:jc w:val="both"/>
               <w:rPr>
-                <w:rFonts w:asciiTheme="minorHAnsi" w:hAnsiTheme="minorHAnsi" w:eastAsiaTheme="minorEastAsia" w:cstheme="minorBidi"/>
+                <w:rFonts w:asciiTheme="minorHAnsi" w:eastAsiaTheme="minorEastAsia" w:hAnsiTheme="minorHAnsi" w:cstheme="minorBidi"/>
                 <w:color w:val="auto"/>
               </w:rPr>
             </w:pPr>
             <w:r>
               <w:rPr>
-                <w:rFonts w:asciiTheme="minorHAnsi" w:hAnsiTheme="minorHAnsi" w:eastAsiaTheme="minorEastAsia" w:cstheme="minorBidi"/>
+                <w:rFonts w:asciiTheme="minorHAnsi" w:eastAsiaTheme="minorEastAsia" w:hAnsiTheme="minorHAnsi" w:cstheme="minorBidi"/>
                 <w:b/>
                 <w:bCs/>
                 <w:color w:val="auto"/>
               </w:rPr>
-              <w:t>Gestionar proyectos informáticos, ofreciendo alternativas para la toma de decisiones de acuerdo a los requerimientos de la organización.</w:t>
+              <w:t xml:space="preserve">Gestionar proyectos informáticos, ofreciendo alternativas para la toma de decisiones </w:t>
+            </w:r>
+            <w:proofErr w:type="gramStart"/>
+            <w:r>
+              <w:rPr>
+                <w:rFonts w:asciiTheme="minorHAnsi" w:eastAsiaTheme="minorEastAsia" w:hAnsiTheme="minorHAnsi" w:cstheme="minorBidi"/>
+                <w:b/>
+                <w:bCs/>
+                <w:color w:val="auto"/>
+              </w:rPr>
+              <w:t>de acuerdo a</w:t>
+            </w:r>
+            <w:proofErr w:type="gramEnd"/>
+            <w:r>
+              <w:rPr>
+                <w:rFonts w:asciiTheme="minorHAnsi" w:eastAsiaTheme="minorEastAsia" w:hAnsiTheme="minorHAnsi" w:cstheme="minorBidi"/>
+                <w:b/>
+                <w:bCs/>
+                <w:color w:val="auto"/>
+              </w:rPr>
+              <w:t xml:space="preserve"> los requerimientos de la organización.</w:t>
             </w:r>
           </w:p>
         </w:tc>
@@ -2299,35 +2357,50 @@
           <w:tcPr>
             <w:tcW w:w="7050" w:type="dxa"/>
             <w:tcBorders>
-              <w:top w:val="single" w:color="7F7F7F" w:themeColor="text1" w:themeTint="80" w:sz="6" w:space="0"/>
-              <w:left w:val="single" w:color="7F7F7F" w:themeColor="text1" w:themeTint="80" w:sz="6" w:space="0"/>
-              <w:bottom w:val="single" w:color="7F7F7F" w:themeColor="text1" w:themeTint="80" w:sz="6" w:space="0"/>
-              <w:right w:val="single" w:color="7F7F7F" w:themeColor="text1" w:themeTint="80" w:sz="6" w:space="0"/>
+              <w:top w:val="single" w:sz="6" w:space="0" w:color="7F7F7F" w:themeColor="text1" w:themeTint="80"/>
+              <w:left w:val="single" w:sz="6" w:space="0" w:color="7F7F7F" w:themeColor="text1" w:themeTint="80"/>
+              <w:bottom w:val="single" w:sz="6" w:space="0" w:color="7F7F7F" w:themeColor="text1" w:themeTint="80"/>
+              <w:right w:val="single" w:sz="6" w:space="0" w:color="7F7F7F" w:themeColor="text1" w:themeTint="80"/>
             </w:tcBorders>
-            <w:tcMar/>
             <w:vAlign w:val="center"/>
           </w:tcPr>
           <w:p>
             <w:pPr>
               <w:jc w:val="both"/>
               <w:rPr>
-                <w:rFonts w:asciiTheme="minorHAnsi" w:hAnsiTheme="minorHAnsi" w:eastAsiaTheme="minorEastAsia" w:cstheme="minorBidi"/>
+                <w:rFonts w:asciiTheme="minorHAnsi" w:eastAsiaTheme="minorEastAsia" w:hAnsiTheme="minorHAnsi" w:cstheme="minorBidi"/>
                 <w:color w:val="auto"/>
               </w:rPr>
             </w:pPr>
             <w:r>
               <w:rPr>
-                <w:rFonts w:asciiTheme="minorHAnsi" w:hAnsiTheme="minorHAnsi" w:eastAsiaTheme="minorEastAsia" w:cstheme="minorBidi"/>
+                <w:rFonts w:asciiTheme="minorHAnsi" w:eastAsiaTheme="minorEastAsia" w:hAnsiTheme="minorHAnsi" w:cstheme="minorBidi"/>
                 <w:color w:val="auto"/>
               </w:rPr>
               <w:t>2.1 Planifica</w:t>
             </w:r>
             <w:r>
               <w:rPr>
-                <w:rFonts w:asciiTheme="minorHAnsi" w:hAnsiTheme="minorHAnsi" w:eastAsiaTheme="minorEastAsia" w:cstheme="minorBidi"/>
+                <w:rFonts w:asciiTheme="minorHAnsi" w:eastAsiaTheme="minorEastAsia" w:hAnsiTheme="minorHAnsi" w:cstheme="minorBidi"/>
                 <w:color w:val="auto"/>
               </w:rPr>
-              <w:t xml:space="preserve"> proyectos informáticos, ofreciendo alternativas para la toma de decisiones de acuerdo a los requerimientos de la organización.</w:t>
+              <w:t xml:space="preserve"> proyectos informáticos, ofreciendo alternativas para la toma de decisiones </w:t>
+            </w:r>
+            <w:proofErr w:type="gramStart"/>
+            <w:r>
+              <w:rPr>
+                <w:rFonts w:asciiTheme="minorHAnsi" w:eastAsiaTheme="minorEastAsia" w:hAnsiTheme="minorHAnsi" w:cstheme="minorBidi"/>
+                <w:color w:val="auto"/>
+              </w:rPr>
+              <w:t>de acuerdo a</w:t>
+            </w:r>
+            <w:proofErr w:type="gramEnd"/>
+            <w:r>
+              <w:rPr>
+                <w:rFonts w:asciiTheme="minorHAnsi" w:eastAsiaTheme="minorEastAsia" w:hAnsiTheme="minorHAnsi" w:cstheme="minorBidi"/>
+                <w:color w:val="auto"/>
+              </w:rPr>
+              <w:t xml:space="preserve"> los requerimientos de la organización.</w:t>
             </w:r>
           </w:p>
         </w:tc>
@@ -2340,7 +2413,6 @@
           <w:tcPr>
             <w:tcW w:w="5940" w:type="dxa"/>
             <w:vMerge/>
-            <w:tcMar/>
             <w:vAlign w:val="center"/>
           </w:tcPr>
           <w:p/>
@@ -2349,28 +2421,43 @@
           <w:tcPr>
             <w:tcW w:w="7050" w:type="dxa"/>
             <w:tcBorders>
-              <w:top w:val="single" w:color="7F7F7F" w:themeColor="text1" w:themeTint="80" w:sz="6" w:space="0"/>
-              <w:left w:val="single" w:color="7F7F7F" w:themeColor="text1" w:themeTint="80" w:sz="6" w:space="0"/>
-              <w:bottom w:val="single" w:color="7F7F7F" w:themeColor="text1" w:themeTint="80" w:sz="6" w:space="0"/>
-              <w:right w:val="single" w:color="7F7F7F" w:themeColor="text1" w:themeTint="80" w:sz="6" w:space="0"/>
+              <w:top w:val="single" w:sz="6" w:space="0" w:color="7F7F7F" w:themeColor="text1" w:themeTint="80"/>
+              <w:left w:val="single" w:sz="6" w:space="0" w:color="7F7F7F" w:themeColor="text1" w:themeTint="80"/>
+              <w:bottom w:val="single" w:sz="6" w:space="0" w:color="7F7F7F" w:themeColor="text1" w:themeTint="80"/>
+              <w:right w:val="single" w:sz="6" w:space="0" w:color="7F7F7F" w:themeColor="text1" w:themeTint="80"/>
             </w:tcBorders>
-            <w:tcMar/>
             <w:vAlign w:val="center"/>
           </w:tcPr>
           <w:p>
             <w:pPr>
               <w:jc w:val="both"/>
               <w:rPr>
-                <w:rFonts w:asciiTheme="minorHAnsi" w:hAnsiTheme="minorHAnsi" w:eastAsiaTheme="minorEastAsia" w:cstheme="minorBidi"/>
+                <w:rFonts w:asciiTheme="minorHAnsi" w:eastAsiaTheme="minorEastAsia" w:hAnsiTheme="minorHAnsi" w:cstheme="minorBidi"/>
                 <w:color w:val="auto"/>
               </w:rPr>
             </w:pPr>
             <w:r>
               <w:rPr>
-                <w:rFonts w:asciiTheme="minorHAnsi" w:hAnsiTheme="minorHAnsi" w:eastAsiaTheme="minorEastAsia" w:cstheme="minorBidi"/>
+                <w:rFonts w:asciiTheme="minorHAnsi" w:eastAsiaTheme="minorEastAsia" w:hAnsiTheme="minorHAnsi" w:cstheme="minorBidi"/>
                 <w:color w:val="auto"/>
               </w:rPr>
-              <w:t>2.2 Controla proyectos informáticos, ofreciendo alternativas para la toma de decisiones de acuerdo a los requerimientos de la organización.</w:t>
+              <w:t xml:space="preserve">2.2 Controla proyectos informáticos, ofreciendo alternativas para la toma de decisiones </w:t>
+            </w:r>
+            <w:proofErr w:type="gramStart"/>
+            <w:r>
+              <w:rPr>
+                <w:rFonts w:asciiTheme="minorHAnsi" w:eastAsiaTheme="minorEastAsia" w:hAnsiTheme="minorHAnsi" w:cstheme="minorBidi"/>
+                <w:color w:val="auto"/>
+              </w:rPr>
+              <w:t>de acuerdo a</w:t>
+            </w:r>
+            <w:proofErr w:type="gramEnd"/>
+            <w:r>
+              <w:rPr>
+                <w:rFonts w:asciiTheme="minorHAnsi" w:eastAsiaTheme="minorEastAsia" w:hAnsiTheme="minorHAnsi" w:cstheme="minorBidi"/>
+                <w:color w:val="auto"/>
+              </w:rPr>
+              <w:t xml:space="preserve"> los requerimientos de la organización.</w:t>
             </w:r>
           </w:p>
         </w:tc>
@@ -2384,12 +2471,11 @@
             <w:tcW w:w="5940" w:type="dxa"/>
             <w:vMerge w:val="restart"/>
             <w:tcBorders>
-              <w:top w:val="single" w:color="7F7F7F" w:themeColor="text1" w:themeTint="80" w:sz="6" w:space="0"/>
-              <w:left w:val="single" w:color="7F7F7F" w:themeColor="text1" w:themeTint="80" w:sz="6" w:space="0"/>
-              <w:bottom w:val="single" w:color="7F7F7F" w:themeColor="text1" w:themeTint="80" w:sz="6" w:space="0"/>
-              <w:right w:val="single" w:color="7F7F7F" w:themeColor="text1" w:themeTint="80" w:sz="6" w:space="0"/>
+              <w:top w:val="single" w:sz="6" w:space="0" w:color="7F7F7F" w:themeColor="text1" w:themeTint="80"/>
+              <w:left w:val="single" w:sz="6" w:space="0" w:color="7F7F7F" w:themeColor="text1" w:themeTint="80"/>
+              <w:bottom w:val="single" w:sz="6" w:space="0" w:color="7F7F7F" w:themeColor="text1" w:themeTint="80"/>
+              <w:right w:val="single" w:sz="6" w:space="0" w:color="7F7F7F" w:themeColor="text1" w:themeTint="80"/>
             </w:tcBorders>
-            <w:tcMar/>
             <w:vAlign w:val="center"/>
           </w:tcPr>
           <w:p>
@@ -2401,18 +2487,38 @@
               </w:tabs>
               <w:jc w:val="both"/>
               <w:rPr>
-                <w:rFonts w:asciiTheme="minorHAnsi" w:hAnsiTheme="minorHAnsi" w:eastAsiaTheme="minorEastAsia" w:cstheme="minorBidi"/>
+                <w:rFonts w:asciiTheme="minorHAnsi" w:eastAsiaTheme="minorEastAsia" w:hAnsiTheme="minorHAnsi" w:cstheme="minorBidi"/>
                 <w:color w:val="auto"/>
               </w:rPr>
             </w:pPr>
             <w:r>
               <w:rPr>
-                <w:rFonts w:asciiTheme="minorHAnsi" w:hAnsiTheme="minorHAnsi" w:eastAsiaTheme="minorEastAsia" w:cstheme="minorBidi"/>
+                <w:rFonts w:asciiTheme="minorHAnsi" w:eastAsiaTheme="minorEastAsia" w:hAnsiTheme="minorHAnsi" w:cstheme="minorBidi"/>
                 <w:b/>
                 <w:bCs/>
                 <w:color w:val="auto"/>
               </w:rPr>
-              <w:t>Construir modelos de datos para soportar los requerimientos de la organización de acuerdo a un diseño definido y escalable en el tiempo.</w:t>
+              <w:t xml:space="preserve">Construir modelos de datos para soportar los requerimientos de la organización </w:t>
+            </w:r>
+            <w:proofErr w:type="gramStart"/>
+            <w:r>
+              <w:rPr>
+                <w:rFonts w:asciiTheme="minorHAnsi" w:eastAsiaTheme="minorEastAsia" w:hAnsiTheme="minorHAnsi" w:cstheme="minorBidi"/>
+                <w:b/>
+                <w:bCs/>
+                <w:color w:val="auto"/>
+              </w:rPr>
+              <w:t>de acuerdo a</w:t>
+            </w:r>
+            <w:proofErr w:type="gramEnd"/>
+            <w:r>
+              <w:rPr>
+                <w:rFonts w:asciiTheme="minorHAnsi" w:eastAsiaTheme="minorEastAsia" w:hAnsiTheme="minorHAnsi" w:cstheme="minorBidi"/>
+                <w:b/>
+                <w:bCs/>
+                <w:color w:val="auto"/>
+              </w:rPr>
+              <w:t xml:space="preserve"> un diseño definido y escalable en el tiempo.</w:t>
             </w:r>
           </w:p>
         </w:tc>
@@ -2420,28 +2526,43 @@
           <w:tcPr>
             <w:tcW w:w="7050" w:type="dxa"/>
             <w:tcBorders>
-              <w:top w:val="single" w:color="7F7F7F" w:themeColor="text1" w:themeTint="80" w:sz="6" w:space="0"/>
-              <w:left w:val="single" w:color="7F7F7F" w:themeColor="text1" w:themeTint="80" w:sz="6" w:space="0"/>
-              <w:bottom w:val="single" w:color="7F7F7F" w:themeColor="text1" w:themeTint="80" w:sz="6" w:space="0"/>
-              <w:right w:val="single" w:color="7F7F7F" w:themeColor="text1" w:themeTint="80" w:sz="6" w:space="0"/>
+              <w:top w:val="single" w:sz="6" w:space="0" w:color="7F7F7F" w:themeColor="text1" w:themeTint="80"/>
+              <w:left w:val="single" w:sz="6" w:space="0" w:color="7F7F7F" w:themeColor="text1" w:themeTint="80"/>
+              <w:bottom w:val="single" w:sz="6" w:space="0" w:color="7F7F7F" w:themeColor="text1" w:themeTint="80"/>
+              <w:right w:val="single" w:sz="6" w:space="0" w:color="7F7F7F" w:themeColor="text1" w:themeTint="80"/>
             </w:tcBorders>
-            <w:tcMar/>
             <w:vAlign w:val="center"/>
           </w:tcPr>
           <w:p>
             <w:pPr>
               <w:jc w:val="both"/>
               <w:rPr>
-                <w:rFonts w:asciiTheme="minorHAnsi" w:hAnsiTheme="minorHAnsi" w:eastAsiaTheme="minorEastAsia" w:cstheme="minorBidi"/>
+                <w:rFonts w:asciiTheme="minorHAnsi" w:eastAsiaTheme="minorEastAsia" w:hAnsiTheme="minorHAnsi" w:cstheme="minorBidi"/>
                 <w:color w:val="auto"/>
               </w:rPr>
             </w:pPr>
             <w:r>
               <w:rPr>
-                <w:rFonts w:asciiTheme="minorHAnsi" w:hAnsiTheme="minorHAnsi" w:eastAsiaTheme="minorEastAsia" w:cstheme="minorBidi"/>
+                <w:rFonts w:asciiTheme="minorHAnsi" w:eastAsiaTheme="minorEastAsia" w:hAnsiTheme="minorHAnsi" w:cstheme="minorBidi"/>
                 <w:color w:val="auto"/>
               </w:rPr>
-              <w:t>3.1 Diseña modelos de datos para soportar los requerimientos de la organización de acuerdo a un diseño definido y escalable en el tiempo.</w:t>
+              <w:t xml:space="preserve">3.1 Diseña modelos de datos para soportar los requerimientos de la organización </w:t>
+            </w:r>
+            <w:proofErr w:type="gramStart"/>
+            <w:r>
+              <w:rPr>
+                <w:rFonts w:asciiTheme="minorHAnsi" w:eastAsiaTheme="minorEastAsia" w:hAnsiTheme="minorHAnsi" w:cstheme="minorBidi"/>
+                <w:color w:val="auto"/>
+              </w:rPr>
+              <w:t>de acuerdo a</w:t>
+            </w:r>
+            <w:proofErr w:type="gramEnd"/>
+            <w:r>
+              <w:rPr>
+                <w:rFonts w:asciiTheme="minorHAnsi" w:eastAsiaTheme="minorEastAsia" w:hAnsiTheme="minorHAnsi" w:cstheme="minorBidi"/>
+                <w:color w:val="auto"/>
+              </w:rPr>
+              <w:t xml:space="preserve"> un diseño definido y escalable en el tiempo.</w:t>
             </w:r>
           </w:p>
         </w:tc>
@@ -2454,7 +2575,6 @@
           <w:tcPr>
             <w:tcW w:w="5940" w:type="dxa"/>
             <w:vMerge/>
-            <w:tcMar/>
             <w:vAlign w:val="center"/>
           </w:tcPr>
           <w:p/>
@@ -2463,28 +2583,43 @@
           <w:tcPr>
             <w:tcW w:w="7050" w:type="dxa"/>
             <w:tcBorders>
-              <w:top w:val="single" w:color="7F7F7F" w:themeColor="text1" w:themeTint="80" w:sz="6" w:space="0"/>
-              <w:left w:val="single" w:color="7F7F7F" w:themeColor="text1" w:themeTint="80" w:sz="6" w:space="0"/>
-              <w:bottom w:val="single" w:color="7F7F7F" w:themeColor="text1" w:themeTint="80" w:sz="6" w:space="0"/>
-              <w:right w:val="single" w:color="7F7F7F" w:themeColor="text1" w:themeTint="80" w:sz="6" w:space="0"/>
+              <w:top w:val="single" w:sz="6" w:space="0" w:color="7F7F7F" w:themeColor="text1" w:themeTint="80"/>
+              <w:left w:val="single" w:sz="6" w:space="0" w:color="7F7F7F" w:themeColor="text1" w:themeTint="80"/>
+              <w:bottom w:val="single" w:sz="6" w:space="0" w:color="7F7F7F" w:themeColor="text1" w:themeTint="80"/>
+              <w:right w:val="single" w:sz="6" w:space="0" w:color="7F7F7F" w:themeColor="text1" w:themeTint="80"/>
             </w:tcBorders>
-            <w:tcMar/>
             <w:vAlign w:val="center"/>
           </w:tcPr>
           <w:p>
             <w:pPr>
               <w:jc w:val="both"/>
               <w:rPr>
-                <w:rFonts w:asciiTheme="minorHAnsi" w:hAnsiTheme="minorHAnsi" w:eastAsiaTheme="minorEastAsia" w:cstheme="minorBidi"/>
+                <w:rFonts w:asciiTheme="minorHAnsi" w:eastAsiaTheme="minorEastAsia" w:hAnsiTheme="minorHAnsi" w:cstheme="minorBidi"/>
                 <w:color w:val="auto"/>
               </w:rPr>
             </w:pPr>
             <w:r>
               <w:rPr>
-                <w:rFonts w:asciiTheme="minorHAnsi" w:hAnsiTheme="minorHAnsi" w:eastAsiaTheme="minorEastAsia" w:cstheme="minorBidi"/>
+                <w:rFonts w:asciiTheme="minorHAnsi" w:eastAsiaTheme="minorEastAsia" w:hAnsiTheme="minorHAnsi" w:cstheme="minorBidi"/>
                 <w:color w:val="auto"/>
               </w:rPr>
-              <w:t>3.2 Implementa modelos de datos para soportar los requerimientos de la organización de acuerdo a un diseño definido y escalable en el tiempo.</w:t>
+              <w:t xml:space="preserve">3.2 Implementa modelos de datos para soportar los requerimientos de la organización </w:t>
+            </w:r>
+            <w:proofErr w:type="gramStart"/>
+            <w:r>
+              <w:rPr>
+                <w:rFonts w:asciiTheme="minorHAnsi" w:eastAsiaTheme="minorEastAsia" w:hAnsiTheme="minorHAnsi" w:cstheme="minorBidi"/>
+                <w:color w:val="auto"/>
+              </w:rPr>
+              <w:t>de acuerdo a</w:t>
+            </w:r>
+            <w:proofErr w:type="gramEnd"/>
+            <w:r>
+              <w:rPr>
+                <w:rFonts w:asciiTheme="minorHAnsi" w:eastAsiaTheme="minorEastAsia" w:hAnsiTheme="minorHAnsi" w:cstheme="minorBidi"/>
+                <w:color w:val="auto"/>
+              </w:rPr>
+              <w:t xml:space="preserve"> un diseño definido y escalable en el tiempo.</w:t>
             </w:r>
           </w:p>
         </w:tc>
@@ -2498,12 +2633,11 @@
             <w:tcW w:w="5940" w:type="dxa"/>
             <w:vMerge w:val="restart"/>
             <w:tcBorders>
-              <w:top w:val="single" w:color="7F7F7F" w:themeColor="text1" w:themeTint="80" w:sz="6" w:space="0"/>
-              <w:left w:val="single" w:color="7F7F7F" w:themeColor="text1" w:themeTint="80" w:sz="6" w:space="0"/>
-              <w:bottom w:val="single" w:color="7F7F7F" w:themeColor="text1" w:themeTint="80" w:sz="6" w:space="0"/>
-              <w:right w:val="single" w:color="7F7F7F" w:themeColor="text1" w:themeTint="80" w:sz="6" w:space="0"/>
+              <w:top w:val="single" w:sz="6" w:space="0" w:color="7F7F7F" w:themeColor="text1" w:themeTint="80"/>
+              <w:left w:val="single" w:sz="6" w:space="0" w:color="7F7F7F" w:themeColor="text1" w:themeTint="80"/>
+              <w:bottom w:val="single" w:sz="6" w:space="0" w:color="7F7F7F" w:themeColor="text1" w:themeTint="80"/>
+              <w:right w:val="single" w:sz="6" w:space="0" w:color="7F7F7F" w:themeColor="text1" w:themeTint="80"/>
             </w:tcBorders>
-            <w:tcMar/>
             <w:vAlign w:val="center"/>
           </w:tcPr>
           <w:p>
@@ -2515,13 +2649,13 @@
               </w:tabs>
               <w:jc w:val="both"/>
               <w:rPr>
-                <w:rFonts w:asciiTheme="minorHAnsi" w:hAnsiTheme="minorHAnsi" w:eastAsiaTheme="minorEastAsia" w:cstheme="minorBidi"/>
+                <w:rFonts w:asciiTheme="minorHAnsi" w:eastAsiaTheme="minorEastAsia" w:hAnsiTheme="minorHAnsi" w:cstheme="minorBidi"/>
                 <w:color w:val="auto"/>
               </w:rPr>
             </w:pPr>
             <w:r>
               <w:rPr>
-                <w:rFonts w:asciiTheme="minorHAnsi" w:hAnsiTheme="minorHAnsi" w:eastAsiaTheme="minorEastAsia" w:cstheme="minorBidi"/>
+                <w:rFonts w:asciiTheme="minorHAnsi" w:eastAsiaTheme="minorEastAsia" w:hAnsiTheme="minorHAnsi" w:cstheme="minorBidi"/>
                 <w:b/>
                 <w:bCs/>
                 <w:color w:val="auto"/>
@@ -2534,25 +2668,24 @@
           <w:tcPr>
             <w:tcW w:w="7050" w:type="dxa"/>
             <w:tcBorders>
-              <w:top w:val="single" w:color="7F7F7F" w:themeColor="text1" w:themeTint="80" w:sz="6" w:space="0"/>
-              <w:left w:val="single" w:color="7F7F7F" w:themeColor="text1" w:themeTint="80" w:sz="6" w:space="0"/>
-              <w:bottom w:val="single" w:color="7F7F7F" w:themeColor="text1" w:themeTint="80" w:sz="6" w:space="0"/>
-              <w:right w:val="single" w:color="7F7F7F" w:themeColor="text1" w:themeTint="80" w:sz="6" w:space="0"/>
+              <w:top w:val="single" w:sz="6" w:space="0" w:color="7F7F7F" w:themeColor="text1" w:themeTint="80"/>
+              <w:left w:val="single" w:sz="6" w:space="0" w:color="7F7F7F" w:themeColor="text1" w:themeTint="80"/>
+              <w:bottom w:val="single" w:sz="6" w:space="0" w:color="7F7F7F" w:themeColor="text1" w:themeTint="80"/>
+              <w:right w:val="single" w:sz="6" w:space="0" w:color="7F7F7F" w:themeColor="text1" w:themeTint="80"/>
             </w:tcBorders>
-            <w:tcMar/>
             <w:vAlign w:val="center"/>
           </w:tcPr>
           <w:p>
             <w:pPr>
               <w:jc w:val="both"/>
               <w:rPr>
-                <w:rFonts w:asciiTheme="minorHAnsi" w:hAnsiTheme="minorHAnsi" w:eastAsiaTheme="minorEastAsia" w:cstheme="minorBidi"/>
+                <w:rFonts w:asciiTheme="minorHAnsi" w:eastAsiaTheme="minorEastAsia" w:hAnsiTheme="minorHAnsi" w:cstheme="minorBidi"/>
                 <w:color w:val="auto"/>
               </w:rPr>
             </w:pPr>
             <w:r>
               <w:rPr>
-                <w:rFonts w:asciiTheme="minorHAnsi" w:hAnsiTheme="minorHAnsi" w:eastAsiaTheme="minorEastAsia" w:cstheme="minorBidi"/>
+                <w:rFonts w:asciiTheme="minorHAnsi" w:eastAsiaTheme="minorEastAsia" w:hAnsiTheme="minorHAnsi" w:cstheme="minorBidi"/>
                 <w:color w:val="auto"/>
               </w:rPr>
               <w:t>4.1 Construye una solución de software utilizando técnicas que permitan sistematizar el proceso de desarrollo y mantenimiento, asegurando el logro de los objetivos.</w:t>
@@ -2568,7 +2701,6 @@
           <w:tcPr>
             <w:tcW w:w="5940" w:type="dxa"/>
             <w:vMerge/>
-            <w:tcMar/>
             <w:vAlign w:val="center"/>
           </w:tcPr>
           <w:p/>
@@ -2577,25 +2709,24 @@
           <w:tcPr>
             <w:tcW w:w="7050" w:type="dxa"/>
             <w:tcBorders>
-              <w:top w:val="single" w:color="7F7F7F" w:themeColor="text1" w:themeTint="80" w:sz="6" w:space="0"/>
-              <w:left w:val="single" w:color="7F7F7F" w:themeColor="text1" w:themeTint="80" w:sz="6" w:space="0"/>
-              <w:bottom w:val="single" w:color="7F7F7F" w:themeColor="text1" w:themeTint="80" w:sz="6" w:space="0"/>
-              <w:right w:val="single" w:color="7F7F7F" w:themeColor="text1" w:themeTint="80" w:sz="6" w:space="0"/>
+              <w:top w:val="single" w:sz="6" w:space="0" w:color="7F7F7F" w:themeColor="text1" w:themeTint="80"/>
+              <w:left w:val="single" w:sz="6" w:space="0" w:color="7F7F7F" w:themeColor="text1" w:themeTint="80"/>
+              <w:bottom w:val="single" w:sz="6" w:space="0" w:color="7F7F7F" w:themeColor="text1" w:themeTint="80"/>
+              <w:right w:val="single" w:sz="6" w:space="0" w:color="7F7F7F" w:themeColor="text1" w:themeTint="80"/>
             </w:tcBorders>
-            <w:tcMar/>
             <w:vAlign w:val="center"/>
           </w:tcPr>
           <w:p>
             <w:pPr>
               <w:jc w:val="both"/>
               <w:rPr>
-                <w:rFonts w:asciiTheme="minorHAnsi" w:hAnsiTheme="minorHAnsi" w:eastAsiaTheme="minorEastAsia" w:cstheme="minorBidi"/>
+                <w:rFonts w:asciiTheme="minorHAnsi" w:eastAsiaTheme="minorEastAsia" w:hAnsiTheme="minorHAnsi" w:cstheme="minorBidi"/>
                 <w:color w:val="auto"/>
               </w:rPr>
             </w:pPr>
             <w:r>
               <w:rPr>
-                <w:rFonts w:asciiTheme="minorHAnsi" w:hAnsiTheme="minorHAnsi" w:eastAsiaTheme="minorEastAsia" w:cstheme="minorBidi"/>
+                <w:rFonts w:asciiTheme="minorHAnsi" w:eastAsiaTheme="minorEastAsia" w:hAnsiTheme="minorHAnsi" w:cstheme="minorBidi"/>
                 <w:color w:val="auto"/>
               </w:rPr>
               <w:t>4.2 Integra los distintos componentes de una solución de software utilizando técnicas que permitan sistematizar el proceso de desarrollo y mantenimiento, asegurando el logro de los objetivos.</w:t>
@@ -2611,7 +2742,6 @@
           <w:tcPr>
             <w:tcW w:w="5940" w:type="dxa"/>
             <w:vMerge/>
-            <w:tcMar/>
             <w:vAlign w:val="center"/>
           </w:tcPr>
           <w:p/>
@@ -2620,25 +2750,24 @@
           <w:tcPr>
             <w:tcW w:w="7050" w:type="dxa"/>
             <w:tcBorders>
-              <w:top w:val="single" w:color="7F7F7F" w:themeColor="text1" w:themeTint="80" w:sz="6" w:space="0"/>
-              <w:left w:val="single" w:color="7F7F7F" w:themeColor="text1" w:themeTint="80" w:sz="6" w:space="0"/>
-              <w:bottom w:val="single" w:color="7F7F7F" w:themeColor="text1" w:themeTint="80" w:sz="6" w:space="0"/>
-              <w:right w:val="single" w:color="7F7F7F" w:themeColor="text1" w:themeTint="80" w:sz="6" w:space="0"/>
+              <w:top w:val="single" w:sz="6" w:space="0" w:color="7F7F7F" w:themeColor="text1" w:themeTint="80"/>
+              <w:left w:val="single" w:sz="6" w:space="0" w:color="7F7F7F" w:themeColor="text1" w:themeTint="80"/>
+              <w:bottom w:val="single" w:sz="6" w:space="0" w:color="7F7F7F" w:themeColor="text1" w:themeTint="80"/>
+              <w:right w:val="single" w:sz="6" w:space="0" w:color="7F7F7F" w:themeColor="text1" w:themeTint="80"/>
             </w:tcBorders>
-            <w:tcMar/>
             <w:vAlign w:val="center"/>
           </w:tcPr>
           <w:p>
             <w:pPr>
               <w:jc w:val="both"/>
               <w:rPr>
-                <w:rFonts w:asciiTheme="minorHAnsi" w:hAnsiTheme="minorHAnsi" w:eastAsiaTheme="minorEastAsia" w:cstheme="minorBidi"/>
+                <w:rFonts w:asciiTheme="minorHAnsi" w:eastAsiaTheme="minorEastAsia" w:hAnsiTheme="minorHAnsi" w:cstheme="minorBidi"/>
                 <w:color w:val="auto"/>
               </w:rPr>
             </w:pPr>
             <w:r>
               <w:rPr>
-                <w:rFonts w:asciiTheme="minorHAnsi" w:hAnsiTheme="minorHAnsi" w:eastAsiaTheme="minorEastAsia" w:cstheme="minorBidi"/>
+                <w:rFonts w:asciiTheme="minorHAnsi" w:eastAsiaTheme="minorEastAsia" w:hAnsiTheme="minorHAnsi" w:cstheme="minorBidi"/>
                 <w:color w:val="auto"/>
               </w:rPr>
               <w:t>4.3 Implanta una solución de software utilizando técnicas que permitan sistematizar el proceso de desarrollo y mantenimiento, asegurando el logro de los objetivos.</w:t>
@@ -2655,7 +2784,7 @@
           <w:tab w:val="clear" w:pos="8838"/>
         </w:tabs>
         <w:rPr>
-          <w:rFonts w:asciiTheme="minorHAnsi" w:hAnsiTheme="minorHAnsi" w:eastAsiaTheme="minorEastAsia" w:cstheme="minorBidi"/>
+          <w:rFonts w:asciiTheme="minorHAnsi" w:eastAsiaTheme="minorEastAsia" w:hAnsiTheme="minorHAnsi" w:cstheme="minorBidi"/>
           <w:color w:val="000000" w:themeColor="text1"/>
         </w:rPr>
       </w:pPr>
@@ -2668,7 +2797,7 @@
           <w:tab w:val="clear" w:pos="8838"/>
         </w:tabs>
         <w:rPr>
-          <w:rFonts w:asciiTheme="minorHAnsi" w:hAnsiTheme="minorHAnsi" w:eastAsiaTheme="minorEastAsia" w:cstheme="minorBidi"/>
+          <w:rFonts w:asciiTheme="minorHAnsi" w:eastAsiaTheme="minorEastAsia" w:hAnsiTheme="minorHAnsi" w:cstheme="minorBidi"/>
           <w:b/>
           <w:bCs/>
           <w:color w:val="000000" w:themeColor="text1"/>
@@ -2678,14 +2807,14 @@
       </w:pPr>
       <w:r>
         <w:rPr>
-          <w:rFonts w:asciiTheme="minorHAnsi" w:hAnsiTheme="minorHAnsi" w:eastAsiaTheme="minorEastAsia" w:cstheme="minorBidi"/>
+          <w:rFonts w:asciiTheme="minorHAnsi" w:eastAsiaTheme="minorEastAsia" w:hAnsiTheme="minorHAnsi" w:cstheme="minorBidi"/>
           <w:color w:val="000000" w:themeColor="text1"/>
         </w:rPr>
         <w:t xml:space="preserve"> </w:t>
       </w:r>
       <w:r>
         <w:rPr>
-          <w:rFonts w:asciiTheme="minorHAnsi" w:hAnsiTheme="minorHAnsi" w:eastAsiaTheme="minorEastAsia" w:cstheme="minorBidi"/>
+          <w:rFonts w:asciiTheme="minorHAnsi" w:eastAsiaTheme="minorEastAsia" w:hAnsiTheme="minorHAnsi" w:cstheme="minorBidi"/>
           <w:b/>
           <w:bCs/>
           <w:color w:val="000000" w:themeColor="text1"/>
@@ -2731,14 +2860,14 @@
     <w:p>
       <w:pPr>
         <w:pStyle w:val="Piedepgina"/>
-        <w:framePr w:hSpace="141" w:wrap="around" w:hAnchor="text" w:vAnchor="text" w:xAlign="center" w:y="1"/>
+        <w:framePr w:hSpace="141" w:wrap="around" w:vAnchor="text" w:hAnchor="text" w:xAlign="center" w:y="1"/>
         <w:tabs>
           <w:tab w:val="clear" w:pos="4419"/>
           <w:tab w:val="clear" w:pos="8838"/>
         </w:tabs>
         <w:suppressOverlap/>
         <w:rPr>
-          <w:rFonts w:asciiTheme="minorHAnsi" w:hAnsiTheme="minorHAnsi" w:eastAsiaTheme="minorEastAsia" w:cstheme="minorBidi"/>
+          <w:rFonts w:asciiTheme="minorHAnsi" w:eastAsiaTheme="minorEastAsia" w:hAnsiTheme="minorHAnsi" w:cstheme="minorBidi"/>
           <w:b/>
           <w:bCs/>
           <w:color w:val="000000" w:themeColor="text1"/>
@@ -2754,12 +2883,12 @@
         <w:tblW w:w="5000" w:type="pct"/>
         <w:jc w:val="center"/>
         <w:tblBorders>
-          <w:top w:val="single" w:color="auto" w:sz="4" w:space="0"/>
-          <w:left w:val="single" w:color="auto" w:sz="4" w:space="0"/>
-          <w:bottom w:val="single" w:color="auto" w:sz="4" w:space="0"/>
-          <w:right w:val="single" w:color="auto" w:sz="4" w:space="0"/>
-          <w:insideH w:val="single" w:color="auto" w:sz="4" w:space="0"/>
-          <w:insideV w:val="single" w:color="auto" w:sz="4" w:space="0"/>
+          <w:top w:val="single" w:sz="4" w:space="0" w:color="auto"/>
+          <w:left w:val="single" w:sz="4" w:space="0" w:color="auto"/>
+          <w:bottom w:val="single" w:sz="4" w:space="0" w:color="auto"/>
+          <w:right w:val="single" w:sz="4" w:space="0" w:color="auto"/>
+          <w:insideH w:val="single" w:sz="4" w:space="0" w:color="auto"/>
+          <w:insideV w:val="single" w:sz="4" w:space="0" w:color="auto"/>
         </w:tblBorders>
         <w:tblLook w:val="01E0" w:firstRow="1" w:lastRow="1" w:firstColumn="1" w:lastColumn="1" w:noHBand="0" w:noVBand="0"/>
       </w:tblPr>
@@ -2774,10 +2903,10 @@
           <w:tcPr>
             <w:tcW w:w="12994" w:type="dxa"/>
             <w:tcBorders>
-              <w:top w:val="single" w:color="auto" w:sz="12" w:space="0"/>
-              <w:left w:val="single" w:color="auto" w:sz="12" w:space="0"/>
-              <w:bottom w:val="single" w:color="auto" w:sz="12" w:space="0"/>
-              <w:right w:val="single" w:color="auto" w:sz="12" w:space="0"/>
+              <w:top w:val="single" w:sz="12" w:space="0" w:color="auto"/>
+              <w:left w:val="single" w:sz="12" w:space="0" w:color="auto"/>
+              <w:bottom w:val="single" w:sz="12" w:space="0" w:color="auto"/>
+              <w:right w:val="single" w:sz="12" w:space="0" w:color="auto"/>
             </w:tcBorders>
           </w:tcPr>
           <w:p>
@@ -2789,7 +2918,7 @@
               </w:tabs>
               <w:jc w:val="both"/>
               <w:rPr>
-                <w:rFonts w:asciiTheme="minorHAnsi" w:hAnsiTheme="minorHAnsi" w:eastAsiaTheme="minorEastAsia" w:cstheme="minorBidi"/>
+                <w:rFonts w:asciiTheme="minorHAnsi" w:eastAsiaTheme="minorEastAsia" w:hAnsiTheme="minorHAnsi" w:cstheme="minorBidi"/>
                 <w:color w:val="000000" w:themeColor="text1"/>
                 <w:sz w:val="22"/>
                 <w:szCs w:val="22"/>
@@ -2798,7 +2927,7 @@
             </w:pPr>
             <w:r>
               <w:rPr>
-                <w:rFonts w:asciiTheme="minorHAnsi" w:hAnsiTheme="minorHAnsi" w:eastAsiaTheme="minorEastAsia" w:cstheme="minorBidi"/>
+                <w:rFonts w:asciiTheme="minorHAnsi" w:eastAsiaTheme="minorEastAsia" w:hAnsiTheme="minorHAnsi" w:cstheme="minorBidi"/>
                 <w:sz w:val="22"/>
                 <w:szCs w:val="22"/>
                 <w:lang w:val="es-CL" w:eastAsia="es-CL"/>
@@ -2807,7 +2936,7 @@
             </w:r>
             <w:r>
               <w:rPr>
-                <w:rFonts w:asciiTheme="minorHAnsi" w:hAnsiTheme="minorHAnsi" w:eastAsiaTheme="minorEastAsia" w:cstheme="minorBidi"/>
+                <w:rFonts w:asciiTheme="minorHAnsi" w:eastAsiaTheme="minorEastAsia" w:hAnsiTheme="minorHAnsi" w:cstheme="minorBidi"/>
                 <w:sz w:val="22"/>
                 <w:szCs w:val="22"/>
               </w:rPr>
@@ -2815,7 +2944,7 @@
             </w:r>
             <w:r>
               <w:rPr>
-                <w:rFonts w:asciiTheme="minorHAnsi" w:hAnsiTheme="minorHAnsi" w:eastAsiaTheme="minorEastAsia" w:cstheme="minorBidi"/>
+                <w:rFonts w:asciiTheme="minorHAnsi" w:eastAsiaTheme="minorEastAsia" w:hAnsiTheme="minorHAnsi" w:cstheme="minorBidi"/>
                 <w:i/>
                 <w:iCs/>
                 <w:sz w:val="22"/>
@@ -2825,7 +2954,7 @@
             </w:r>
             <w:r>
               <w:rPr>
-                <w:rFonts w:asciiTheme="minorHAnsi" w:hAnsiTheme="minorHAnsi" w:eastAsiaTheme="minorEastAsia" w:cstheme="minorBidi"/>
+                <w:rFonts w:asciiTheme="minorHAnsi" w:eastAsiaTheme="minorEastAsia" w:hAnsiTheme="minorHAnsi" w:cstheme="minorBidi"/>
                 <w:sz w:val="22"/>
                 <w:szCs w:val="22"/>
               </w:rPr>
@@ -2833,7 +2962,7 @@
             </w:r>
             <w:r>
               <w:rPr>
-                <w:rFonts w:asciiTheme="minorHAnsi" w:hAnsiTheme="minorHAnsi" w:eastAsiaTheme="minorEastAsia" w:cstheme="minorBidi"/>
+                <w:rFonts w:asciiTheme="minorHAnsi" w:eastAsiaTheme="minorEastAsia" w:hAnsiTheme="minorHAnsi" w:cstheme="minorBidi"/>
                 <w:i/>
                 <w:iCs/>
                 <w:sz w:val="22"/>
@@ -2843,7 +2972,7 @@
             </w:r>
             <w:r>
               <w:rPr>
-                <w:rFonts w:asciiTheme="minorHAnsi" w:hAnsiTheme="minorHAnsi" w:eastAsiaTheme="minorEastAsia" w:cstheme="minorBidi"/>
+                <w:rFonts w:asciiTheme="minorHAnsi" w:eastAsiaTheme="minorEastAsia" w:hAnsiTheme="minorHAnsi" w:cstheme="minorBidi"/>
                 <w:sz w:val="22"/>
                 <w:szCs w:val="22"/>
               </w:rPr>
@@ -2851,7 +2980,7 @@
             </w:r>
             <w:r>
               <w:rPr>
-                <w:rFonts w:asciiTheme="minorHAnsi" w:hAnsiTheme="minorHAnsi" w:eastAsiaTheme="minorEastAsia" w:cstheme="minorBidi"/>
+                <w:rFonts w:asciiTheme="minorHAnsi" w:eastAsiaTheme="minorEastAsia" w:hAnsiTheme="minorHAnsi" w:cstheme="minorBidi"/>
                 <w:i/>
                 <w:iCs/>
                 <w:sz w:val="22"/>
@@ -2861,7 +2990,7 @@
             </w:r>
             <w:r>
               <w:rPr>
-                <w:rFonts w:asciiTheme="minorHAnsi" w:hAnsiTheme="minorHAnsi" w:eastAsiaTheme="minorEastAsia" w:cstheme="minorBidi"/>
+                <w:rFonts w:asciiTheme="minorHAnsi" w:eastAsiaTheme="minorEastAsia" w:hAnsiTheme="minorHAnsi" w:cstheme="minorBidi"/>
                 <w:sz w:val="22"/>
                 <w:szCs w:val="22"/>
                 <w:lang w:val="es-CL" w:eastAsia="es-CL"/>
@@ -2878,7 +3007,7 @@
               </w:tabs>
               <w:jc w:val="both"/>
               <w:rPr>
-                <w:rFonts w:asciiTheme="minorHAnsi" w:hAnsiTheme="minorHAnsi" w:eastAsiaTheme="minorEastAsia" w:cstheme="minorBidi"/>
+                <w:rFonts w:asciiTheme="minorHAnsi" w:eastAsiaTheme="minorEastAsia" w:hAnsiTheme="minorHAnsi" w:cstheme="minorBidi"/>
                 <w:color w:val="000000" w:themeColor="text1"/>
                 <w:sz w:val="22"/>
                 <w:szCs w:val="22"/>
@@ -2894,7 +3023,7 @@
               </w:tabs>
               <w:jc w:val="both"/>
               <w:rPr>
-                <w:rFonts w:asciiTheme="minorHAnsi" w:hAnsiTheme="minorHAnsi" w:eastAsiaTheme="minorEastAsia" w:cstheme="minorBidi"/>
+                <w:rFonts w:asciiTheme="minorHAnsi" w:eastAsiaTheme="minorEastAsia" w:hAnsiTheme="minorHAnsi" w:cstheme="minorBidi"/>
                 <w:b/>
                 <w:bCs/>
                 <w:color w:val="000000" w:themeColor="text1"/>
@@ -2904,7 +3033,7 @@
             </w:pPr>
             <w:r>
               <w:rPr>
-                <w:rFonts w:asciiTheme="minorHAnsi" w:hAnsiTheme="minorHAnsi" w:eastAsiaTheme="minorEastAsia" w:cstheme="minorBidi"/>
+                <w:rFonts w:asciiTheme="minorHAnsi" w:eastAsiaTheme="minorEastAsia" w:hAnsiTheme="minorHAnsi" w:cstheme="minorBidi"/>
                 <w:sz w:val="22"/>
                 <w:szCs w:val="22"/>
               </w:rPr>
@@ -2912,7 +3041,7 @@
             </w:r>
             <w:r>
               <w:rPr>
-                <w:rFonts w:asciiTheme="minorHAnsi" w:hAnsiTheme="minorHAnsi" w:eastAsiaTheme="minorEastAsia" w:cstheme="minorBidi"/>
+                <w:rFonts w:asciiTheme="minorHAnsi" w:eastAsiaTheme="minorEastAsia" w:hAnsiTheme="minorHAnsi" w:cstheme="minorBidi"/>
                 <w:b/>
                 <w:bCs/>
                 <w:sz w:val="22"/>
@@ -2922,7 +3051,7 @@
             </w:r>
             <w:r>
               <w:rPr>
-                <w:rFonts w:asciiTheme="minorHAnsi" w:hAnsiTheme="minorHAnsi" w:eastAsiaTheme="minorEastAsia" w:cstheme="minorBidi"/>
+                <w:rFonts w:asciiTheme="minorHAnsi" w:eastAsiaTheme="minorEastAsia" w:hAnsiTheme="minorHAnsi" w:cstheme="minorBidi"/>
                 <w:sz w:val="22"/>
                 <w:szCs w:val="22"/>
               </w:rPr>
@@ -2930,7 +3059,7 @@
             </w:r>
             <w:r>
               <w:rPr>
-                <w:rFonts w:asciiTheme="minorHAnsi" w:hAnsiTheme="minorHAnsi" w:eastAsiaTheme="minorEastAsia" w:cstheme="minorBidi"/>
+                <w:rFonts w:asciiTheme="minorHAnsi" w:eastAsiaTheme="minorEastAsia" w:hAnsiTheme="minorHAnsi" w:cstheme="minorBidi"/>
                 <w:b/>
                 <w:bCs/>
                 <w:sz w:val="22"/>
@@ -2940,7 +3069,7 @@
             </w:r>
             <w:r>
               <w:rPr>
-                <w:rFonts w:asciiTheme="minorHAnsi" w:hAnsiTheme="minorHAnsi" w:eastAsiaTheme="minorEastAsia" w:cstheme="minorBidi"/>
+                <w:rFonts w:asciiTheme="minorHAnsi" w:eastAsiaTheme="minorEastAsia" w:hAnsiTheme="minorHAnsi" w:cstheme="minorBidi"/>
                 <w:b/>
                 <w:bCs/>
                 <w:sz w:val="22"/>
@@ -2950,7 +3079,7 @@
             </w:r>
             <w:r>
               <w:rPr>
-                <w:rFonts w:asciiTheme="minorHAnsi" w:hAnsiTheme="minorHAnsi" w:eastAsiaTheme="minorEastAsia" w:cstheme="minorBidi"/>
+                <w:rFonts w:asciiTheme="minorHAnsi" w:eastAsiaTheme="minorEastAsia" w:hAnsiTheme="minorHAnsi" w:cstheme="minorBidi"/>
                 <w:sz w:val="22"/>
                 <w:szCs w:val="22"/>
               </w:rPr>
@@ -2958,7 +3087,7 @@
             </w:r>
             <w:r>
               <w:rPr>
-                <w:rFonts w:asciiTheme="minorHAnsi" w:hAnsiTheme="minorHAnsi" w:eastAsiaTheme="minorEastAsia" w:cstheme="minorBidi"/>
+                <w:rFonts w:asciiTheme="minorHAnsi" w:eastAsiaTheme="minorEastAsia" w:hAnsiTheme="minorHAnsi" w:cstheme="minorBidi"/>
                 <w:sz w:val="22"/>
                 <w:szCs w:val="22"/>
               </w:rPr>
@@ -2966,7 +3095,7 @@
             </w:r>
             <w:r>
               <w:rPr>
-                <w:rFonts w:asciiTheme="minorHAnsi" w:hAnsiTheme="minorHAnsi" w:eastAsiaTheme="minorEastAsia" w:cstheme="minorBidi"/>
+                <w:rFonts w:asciiTheme="minorHAnsi" w:eastAsiaTheme="minorEastAsia" w:hAnsiTheme="minorHAnsi" w:cstheme="minorBidi"/>
                 <w:sz w:val="22"/>
                 <w:szCs w:val="22"/>
               </w:rPr>
@@ -2977,7 +3106,7 @@
             <w:pPr>
               <w:jc w:val="both"/>
               <w:rPr>
-                <w:rFonts w:asciiTheme="minorHAnsi" w:hAnsiTheme="minorHAnsi" w:eastAsiaTheme="minorEastAsia" w:cstheme="minorBidi"/>
+                <w:rFonts w:asciiTheme="minorHAnsi" w:eastAsiaTheme="minorEastAsia" w:hAnsiTheme="minorHAnsi" w:cstheme="minorBidi"/>
                 <w:sz w:val="22"/>
                 <w:szCs w:val="22"/>
               </w:rPr>
@@ -2992,7 +3121,7 @@
               </w:tabs>
               <w:jc w:val="both"/>
               <w:rPr>
-                <w:rFonts w:ascii="Calibri" w:hAnsi="Calibri" w:eastAsia="Calibri" w:cs="Calibri"/>
+                <w:rFonts w:ascii="Calibri" w:eastAsia="Calibri" w:hAnsi="Calibri" w:cs="Calibri"/>
                 <w:b/>
                 <w:bCs/>
                 <w:color w:val="000000" w:themeColor="text1"/>
@@ -3002,7 +3131,7 @@
             </w:pPr>
             <w:r>
               <w:rPr>
-                <w:rFonts w:ascii="Calibri" w:hAnsi="Calibri" w:eastAsia="Calibri" w:cs="Calibri"/>
+                <w:rFonts w:ascii="Calibri" w:eastAsia="Calibri" w:hAnsi="Calibri" w:cs="Calibri"/>
                 <w:b/>
                 <w:bCs/>
                 <w:color w:val="000000" w:themeColor="text1"/>
@@ -3024,7 +3153,7 @@
                 <w:tab w:val="clear" w:pos="8838"/>
               </w:tabs>
               <w:rPr>
-                <w:rFonts w:ascii="Calibri" w:hAnsi="Calibri" w:eastAsia="Calibri" w:cs="Calibri"/>
+                <w:rFonts w:ascii="Calibri" w:eastAsia="Calibri" w:hAnsi="Calibri" w:cs="Calibri"/>
                 <w:color w:val="000000" w:themeColor="text1"/>
                 <w:sz w:val="22"/>
                 <w:szCs w:val="22"/>
@@ -3032,7 +3161,7 @@
             </w:pPr>
             <w:r>
               <w:rPr>
-                <w:rFonts w:ascii="Calibri" w:hAnsi="Calibri" w:eastAsia="Calibri" w:cs="Calibri"/>
+                <w:rFonts w:ascii="Calibri" w:eastAsia="Calibri" w:hAnsi="Calibri" w:cs="Calibri"/>
                 <w:color w:val="000000" w:themeColor="text1"/>
                 <w:sz w:val="22"/>
                 <w:szCs w:val="22"/>
@@ -3052,7 +3181,7 @@
                 <w:tab w:val="clear" w:pos="8838"/>
               </w:tabs>
               <w:rPr>
-                <w:rFonts w:ascii="Calibri" w:hAnsi="Calibri" w:eastAsia="Calibri" w:cs="Calibri"/>
+                <w:rFonts w:ascii="Calibri" w:eastAsia="Calibri" w:hAnsi="Calibri" w:cs="Calibri"/>
                 <w:color w:val="000000" w:themeColor="text1"/>
                 <w:sz w:val="22"/>
                 <w:szCs w:val="22"/>
@@ -3060,7 +3189,7 @@
             </w:pPr>
             <w:r>
               <w:rPr>
-                <w:rFonts w:ascii="Calibri" w:hAnsi="Calibri" w:eastAsia="Calibri" w:cs="Calibri"/>
+                <w:rFonts w:ascii="Calibri" w:eastAsia="Calibri" w:hAnsi="Calibri" w:cs="Calibri"/>
                 <w:color w:val="000000" w:themeColor="text1"/>
                 <w:sz w:val="22"/>
                 <w:szCs w:val="22"/>
@@ -3080,7 +3209,7 @@
                 <w:tab w:val="clear" w:pos="8838"/>
               </w:tabs>
               <w:rPr>
-                <w:rFonts w:ascii="Calibri" w:hAnsi="Calibri" w:eastAsia="Calibri" w:cs="Calibri"/>
+                <w:rFonts w:ascii="Calibri" w:eastAsia="Calibri" w:hAnsi="Calibri" w:cs="Calibri"/>
                 <w:color w:val="000000" w:themeColor="text1"/>
                 <w:sz w:val="22"/>
                 <w:szCs w:val="22"/>
@@ -3088,7 +3217,7 @@
             </w:pPr>
             <w:r>
               <w:rPr>
-                <w:rFonts w:ascii="Calibri" w:hAnsi="Calibri" w:eastAsia="Calibri" w:cs="Calibri"/>
+                <w:rFonts w:ascii="Calibri" w:eastAsia="Calibri" w:hAnsi="Calibri" w:cs="Calibri"/>
                 <w:color w:val="000000" w:themeColor="text1"/>
                 <w:sz w:val="22"/>
                 <w:szCs w:val="22"/>
@@ -3099,7 +3228,7 @@
           <w:p>
             <w:pPr>
               <w:rPr>
-                <w:rFonts w:ascii="Calibri" w:hAnsi="Calibri" w:eastAsia="Calibri" w:cs="Calibri"/>
+                <w:rFonts w:ascii="Calibri" w:eastAsia="Calibri" w:hAnsi="Calibri" w:cs="Calibri"/>
                 <w:color w:val="000000" w:themeColor="text1"/>
                 <w:sz w:val="22"/>
                 <w:szCs w:val="22"/>
@@ -3114,7 +3243,7 @@
                 <w:tab w:val="clear" w:pos="8838"/>
               </w:tabs>
               <w:rPr>
-                <w:rFonts w:ascii="Calibri" w:hAnsi="Calibri" w:eastAsia="Calibri" w:cs="Calibri"/>
+                <w:rFonts w:ascii="Calibri" w:eastAsia="Calibri" w:hAnsi="Calibri" w:cs="Calibri"/>
                 <w:color w:val="000000" w:themeColor="text1"/>
                 <w:sz w:val="22"/>
                 <w:szCs w:val="22"/>
@@ -3122,7 +3251,7 @@
             </w:pPr>
             <w:r>
               <w:rPr>
-                <w:rFonts w:ascii="Calibri" w:hAnsi="Calibri" w:eastAsia="Calibri" w:cs="Calibri"/>
+                <w:rFonts w:ascii="Calibri" w:eastAsia="Calibri" w:hAnsi="Calibri" w:cs="Calibri"/>
                 <w:b/>
                 <w:bCs/>
                 <w:color w:val="000000" w:themeColor="text1"/>
@@ -3144,7 +3273,7 @@
                 <w:tab w:val="clear" w:pos="8838"/>
               </w:tabs>
               <w:rPr>
-                <w:rFonts w:ascii="Calibri" w:hAnsi="Calibri" w:eastAsia="Calibri" w:cs="Calibri"/>
+                <w:rFonts w:ascii="Calibri" w:eastAsia="Calibri" w:hAnsi="Calibri" w:cs="Calibri"/>
                 <w:color w:val="000000" w:themeColor="text1"/>
                 <w:sz w:val="22"/>
                 <w:szCs w:val="22"/>
@@ -3152,7 +3281,7 @@
             </w:pPr>
             <w:r>
               <w:rPr>
-                <w:rFonts w:ascii="Calibri" w:hAnsi="Calibri" w:eastAsia="Calibri" w:cs="Calibri"/>
+                <w:rFonts w:ascii="Calibri" w:eastAsia="Calibri" w:hAnsi="Calibri" w:cs="Calibri"/>
                 <w:color w:val="000000" w:themeColor="text1"/>
                 <w:sz w:val="22"/>
                 <w:szCs w:val="22"/>
@@ -3163,7 +3292,7 @@
           <w:p>
             <w:pPr>
               <w:rPr>
-                <w:rFonts w:ascii="Calibri" w:hAnsi="Calibri" w:eastAsia="Calibri" w:cs="Calibri"/>
+                <w:rFonts w:ascii="Calibri" w:eastAsia="Calibri" w:hAnsi="Calibri" w:cs="Calibri"/>
                 <w:color w:val="000000" w:themeColor="text1"/>
                 <w:sz w:val="22"/>
                 <w:szCs w:val="22"/>
@@ -3178,7 +3307,7 @@
                 <w:tab w:val="clear" w:pos="8838"/>
               </w:tabs>
               <w:rPr>
-                <w:rFonts w:ascii="Calibri" w:hAnsi="Calibri" w:eastAsia="Calibri" w:cs="Calibri"/>
+                <w:rFonts w:ascii="Calibri" w:eastAsia="Calibri" w:hAnsi="Calibri" w:cs="Calibri"/>
                 <w:color w:val="000000" w:themeColor="text1"/>
                 <w:sz w:val="22"/>
                 <w:szCs w:val="22"/>
@@ -3186,7 +3315,7 @@
             </w:pPr>
             <w:r>
               <w:rPr>
-                <w:rFonts w:ascii="Calibri" w:hAnsi="Calibri" w:eastAsia="Calibri" w:cs="Calibri"/>
+                <w:rFonts w:ascii="Calibri" w:eastAsia="Calibri" w:hAnsi="Calibri" w:cs="Calibri"/>
                 <w:b/>
                 <w:bCs/>
                 <w:color w:val="000000" w:themeColor="text1"/>
@@ -3208,7 +3337,7 @@
                 <w:tab w:val="clear" w:pos="8838"/>
               </w:tabs>
               <w:rPr>
-                <w:rFonts w:ascii="Calibri" w:hAnsi="Calibri" w:eastAsia="Calibri" w:cs="Calibri"/>
+                <w:rFonts w:ascii="Calibri" w:eastAsia="Calibri" w:hAnsi="Calibri" w:cs="Calibri"/>
                 <w:color w:val="000000" w:themeColor="text1"/>
                 <w:sz w:val="22"/>
                 <w:szCs w:val="22"/>
@@ -3216,7 +3345,7 @@
             </w:pPr>
             <w:r>
               <w:rPr>
-                <w:rFonts w:ascii="Calibri" w:hAnsi="Calibri" w:eastAsia="Calibri" w:cs="Calibri"/>
+                <w:rFonts w:ascii="Calibri" w:eastAsia="Calibri" w:hAnsi="Calibri" w:cs="Calibri"/>
                 <w:color w:val="000000" w:themeColor="text1"/>
                 <w:sz w:val="22"/>
                 <w:szCs w:val="22"/>
@@ -3236,7 +3365,7 @@
                 <w:tab w:val="clear" w:pos="8838"/>
               </w:tabs>
               <w:rPr>
-                <w:rFonts w:ascii="Calibri" w:hAnsi="Calibri" w:eastAsia="Calibri" w:cs="Calibri"/>
+                <w:rFonts w:ascii="Calibri" w:eastAsia="Calibri" w:hAnsi="Calibri" w:cs="Calibri"/>
                 <w:color w:val="000000" w:themeColor="text1"/>
                 <w:sz w:val="22"/>
                 <w:szCs w:val="22"/>
@@ -3244,12 +3373,32 @@
             </w:pPr>
             <w:r>
               <w:rPr>
-                <w:rFonts w:ascii="Calibri" w:hAnsi="Calibri" w:eastAsia="Calibri" w:cs="Calibri"/>
+                <w:rFonts w:ascii="Calibri" w:eastAsia="Calibri" w:hAnsi="Calibri" w:cs="Calibri"/>
                 <w:color w:val="000000" w:themeColor="text1"/>
                 <w:sz w:val="22"/>
                 <w:szCs w:val="22"/>
               </w:rPr>
-              <w:t>Utilización precisa de lenguaje técnico de acuerdo a lo requerido por la disciplina.</w:t>
+              <w:t xml:space="preserve">Utilización precisa de lenguaje técnico </w:t>
+            </w:r>
+            <w:proofErr w:type="gramStart"/>
+            <w:r>
+              <w:rPr>
+                <w:rFonts w:ascii="Calibri" w:eastAsia="Calibri" w:hAnsi="Calibri" w:cs="Calibri"/>
+                <w:color w:val="000000" w:themeColor="text1"/>
+                <w:sz w:val="22"/>
+                <w:szCs w:val="22"/>
+              </w:rPr>
+              <w:t>de acuerdo a</w:t>
+            </w:r>
+            <w:proofErr w:type="gramEnd"/>
+            <w:r>
+              <w:rPr>
+                <w:rFonts w:ascii="Calibri" w:eastAsia="Calibri" w:hAnsi="Calibri" w:cs="Calibri"/>
+                <w:color w:val="000000" w:themeColor="text1"/>
+                <w:sz w:val="22"/>
+                <w:szCs w:val="22"/>
+              </w:rPr>
+              <w:t xml:space="preserve"> lo requerido por la disciplina.</w:t>
             </w:r>
           </w:p>
           <w:p>
@@ -3264,7 +3413,7 @@
                 <w:tab w:val="clear" w:pos="8838"/>
               </w:tabs>
               <w:rPr>
-                <w:rFonts w:ascii="Calibri" w:hAnsi="Calibri" w:eastAsia="Calibri" w:cs="Calibri"/>
+                <w:rFonts w:ascii="Calibri" w:eastAsia="Calibri" w:hAnsi="Calibri" w:cs="Calibri"/>
                 <w:color w:val="000000" w:themeColor="text1"/>
                 <w:sz w:val="22"/>
                 <w:szCs w:val="22"/>
@@ -3272,16 +3421,17 @@
             </w:pPr>
             <w:r>
               <w:rPr>
-                <w:rFonts w:ascii="Calibri" w:hAnsi="Calibri" w:eastAsia="Calibri" w:cs="Calibri"/>
+                <w:rFonts w:ascii="Calibri" w:eastAsia="Calibri" w:hAnsi="Calibri" w:cs="Calibri"/>
                 <w:color w:val="000000" w:themeColor="text1"/>
                 <w:sz w:val="22"/>
                 <w:szCs w:val="22"/>
               </w:rPr>
               <w:t xml:space="preserve">Formato informe técnico: Portada, índice, </w:t>
             </w:r>
-            <w:r>
-              <w:rPr>
-                <w:rFonts w:ascii="Calibri" w:hAnsi="Calibri" w:eastAsia="Calibri" w:cs="Calibri"/>
+            <w:proofErr w:type="spellStart"/>
+            <w:r>
+              <w:rPr>
+                <w:rFonts w:ascii="Calibri" w:eastAsia="Calibri" w:hAnsi="Calibri" w:cs="Calibri"/>
                 <w:color w:val="000000" w:themeColor="text1"/>
                 <w:sz w:val="22"/>
                 <w:szCs w:val="22"/>
@@ -3290,18 +3440,28 @@
             </w:r>
             <w:r>
               <w:rPr>
-                <w:rFonts w:ascii="Calibri" w:hAnsi="Calibri" w:eastAsia="Calibri" w:cs="Calibri"/>
+                <w:rFonts w:ascii="Calibri" w:eastAsia="Calibri" w:hAnsi="Calibri" w:cs="Calibri"/>
                 <w:color w:val="000000" w:themeColor="text1"/>
                 <w:sz w:val="22"/>
                 <w:szCs w:val="22"/>
               </w:rPr>
-              <w:t>bstract, desarrollo de ingeniería, conclusiones y reflexiones individuales.</w:t>
-            </w:r>
-          </w:p>
-          <w:p>
-            <w:pPr>
-              <w:rPr>
-                <w:rFonts w:ascii="Calibri" w:hAnsi="Calibri" w:eastAsia="Calibri" w:cs="Calibri"/>
+              <w:t>bstract</w:t>
+            </w:r>
+            <w:proofErr w:type="spellEnd"/>
+            <w:r>
+              <w:rPr>
+                <w:rFonts w:ascii="Calibri" w:eastAsia="Calibri" w:hAnsi="Calibri" w:cs="Calibri"/>
+                <w:color w:val="000000" w:themeColor="text1"/>
+                <w:sz w:val="22"/>
+                <w:szCs w:val="22"/>
+              </w:rPr>
+              <w:t>, desarrollo de ingeniería, conclusiones y reflexiones individuales.</w:t>
+            </w:r>
+          </w:p>
+          <w:p>
+            <w:pPr>
+              <w:rPr>
+                <w:rFonts w:ascii="Calibri" w:eastAsia="Calibri" w:hAnsi="Calibri" w:cs="Calibri"/>
                 <w:color w:val="000000" w:themeColor="text1"/>
                 <w:sz w:val="22"/>
                 <w:szCs w:val="22"/>
@@ -3316,7 +3476,7 @@
                 <w:tab w:val="clear" w:pos="8838"/>
               </w:tabs>
               <w:rPr>
-                <w:rFonts w:ascii="Calibri" w:hAnsi="Calibri" w:eastAsia="Calibri" w:cs="Calibri"/>
+                <w:rFonts w:ascii="Calibri" w:eastAsia="Calibri" w:hAnsi="Calibri" w:cs="Calibri"/>
                 <w:color w:val="000000" w:themeColor="text1"/>
                 <w:sz w:val="22"/>
                 <w:szCs w:val="22"/>
@@ -3324,13 +3484,44 @@
             </w:pPr>
             <w:r>
               <w:rPr>
-                <w:rFonts w:ascii="Calibri" w:hAnsi="Calibri" w:eastAsia="Calibri" w:cs="Calibri"/>
+                <w:rFonts w:ascii="Calibri" w:eastAsia="Calibri" w:hAnsi="Calibri" w:cs="Calibri"/>
                 <w:color w:val="000000" w:themeColor="text1"/>
                 <w:sz w:val="22"/>
                 <w:szCs w:val="22"/>
               </w:rPr>
-              <w:t>Letra: Arial, verdana o calibri</w:t>
-            </w:r>
+              <w:t xml:space="preserve">Letra: Arial, </w:t>
+            </w:r>
+            <w:proofErr w:type="spellStart"/>
+            <w:r>
+              <w:rPr>
+                <w:rFonts w:ascii="Calibri" w:eastAsia="Calibri" w:hAnsi="Calibri" w:cs="Calibri"/>
+                <w:color w:val="000000" w:themeColor="text1"/>
+                <w:sz w:val="22"/>
+                <w:szCs w:val="22"/>
+              </w:rPr>
+              <w:t>verdana</w:t>
+            </w:r>
+            <w:proofErr w:type="spellEnd"/>
+            <w:r>
+              <w:rPr>
+                <w:rFonts w:ascii="Calibri" w:eastAsia="Calibri" w:hAnsi="Calibri" w:cs="Calibri"/>
+                <w:color w:val="000000" w:themeColor="text1"/>
+                <w:sz w:val="22"/>
+                <w:szCs w:val="22"/>
+              </w:rPr>
+              <w:t xml:space="preserve"> o </w:t>
+            </w:r>
+            <w:proofErr w:type="spellStart"/>
+            <w:r>
+              <w:rPr>
+                <w:rFonts w:ascii="Calibri" w:eastAsia="Calibri" w:hAnsi="Calibri" w:cs="Calibri"/>
+                <w:color w:val="000000" w:themeColor="text1"/>
+                <w:sz w:val="22"/>
+                <w:szCs w:val="22"/>
+              </w:rPr>
+              <w:t>calibri</w:t>
+            </w:r>
+            <w:proofErr w:type="spellEnd"/>
           </w:p>
           <w:p>
             <w:pPr>
@@ -3340,7 +3531,7 @@
                 <w:tab w:val="clear" w:pos="8838"/>
               </w:tabs>
               <w:rPr>
-                <w:rFonts w:ascii="Calibri" w:hAnsi="Calibri" w:eastAsia="Calibri" w:cs="Calibri"/>
+                <w:rFonts w:ascii="Calibri" w:eastAsia="Calibri" w:hAnsi="Calibri" w:cs="Calibri"/>
                 <w:color w:val="000000" w:themeColor="text1"/>
                 <w:sz w:val="22"/>
                 <w:szCs w:val="22"/>
@@ -3348,7 +3539,7 @@
             </w:pPr>
             <w:r>
               <w:rPr>
-                <w:rFonts w:ascii="Calibri" w:hAnsi="Calibri" w:eastAsia="Calibri" w:cs="Calibri"/>
+                <w:rFonts w:ascii="Calibri" w:eastAsia="Calibri" w:hAnsi="Calibri" w:cs="Calibri"/>
                 <w:color w:val="000000" w:themeColor="text1"/>
                 <w:sz w:val="22"/>
                 <w:szCs w:val="22"/>
@@ -3364,7 +3555,7 @@
                 <w:tab w:val="clear" w:pos="8838"/>
               </w:tabs>
               <w:rPr>
-                <w:rFonts w:ascii="Calibri" w:hAnsi="Calibri" w:eastAsia="Calibri" w:cs="Calibri"/>
+                <w:rFonts w:ascii="Calibri" w:eastAsia="Calibri" w:hAnsi="Calibri" w:cs="Calibri"/>
                 <w:color w:val="000000" w:themeColor="text1"/>
                 <w:sz w:val="22"/>
                 <w:szCs w:val="22"/>
@@ -3372,7 +3563,7 @@
             </w:pPr>
             <w:r>
               <w:rPr>
-                <w:rFonts w:ascii="Calibri" w:hAnsi="Calibri" w:eastAsia="Calibri" w:cs="Calibri"/>
+                <w:rFonts w:ascii="Calibri" w:eastAsia="Calibri" w:hAnsi="Calibri" w:cs="Calibri"/>
                 <w:color w:val="000000" w:themeColor="text1"/>
                 <w:sz w:val="22"/>
                 <w:szCs w:val="22"/>
@@ -3388,7 +3579,7 @@
                 <w:tab w:val="clear" w:pos="8838"/>
               </w:tabs>
               <w:rPr>
-                <w:rFonts w:ascii="Calibri" w:hAnsi="Calibri" w:eastAsia="Calibri" w:cs="Calibri"/>
+                <w:rFonts w:ascii="Calibri" w:eastAsia="Calibri" w:hAnsi="Calibri" w:cs="Calibri"/>
                 <w:color w:val="000000" w:themeColor="text1"/>
                 <w:sz w:val="22"/>
                 <w:szCs w:val="22"/>
@@ -3396,7 +3587,7 @@
             </w:pPr>
             <w:r>
               <w:rPr>
-                <w:rFonts w:ascii="Calibri" w:hAnsi="Calibri" w:eastAsia="Calibri" w:cs="Calibri"/>
+                <w:rFonts w:ascii="Calibri" w:eastAsia="Calibri" w:hAnsi="Calibri" w:cs="Calibri"/>
                 <w:color w:val="000000" w:themeColor="text1"/>
                 <w:sz w:val="22"/>
                 <w:szCs w:val="22"/>
@@ -3412,7 +3603,7 @@
                 <w:tab w:val="clear" w:pos="8838"/>
               </w:tabs>
               <w:rPr>
-                <w:rFonts w:ascii="Calibri" w:hAnsi="Calibri" w:eastAsia="Calibri" w:cs="Calibri"/>
+                <w:rFonts w:ascii="Calibri" w:eastAsia="Calibri" w:hAnsi="Calibri" w:cs="Calibri"/>
                 <w:color w:val="000000" w:themeColor="text1"/>
                 <w:sz w:val="22"/>
                 <w:szCs w:val="22"/>
@@ -3420,7 +3611,7 @@
             </w:pPr>
             <w:r>
               <w:rPr>
-                <w:rFonts w:ascii="Calibri" w:hAnsi="Calibri" w:eastAsia="Calibri" w:cs="Calibri"/>
+                <w:rFonts w:ascii="Calibri" w:eastAsia="Calibri" w:hAnsi="Calibri" w:cs="Calibri"/>
                 <w:color w:val="000000" w:themeColor="text1"/>
                 <w:sz w:val="22"/>
                 <w:szCs w:val="22"/>
@@ -3436,7 +3627,7 @@
                 <w:tab w:val="clear" w:pos="8838"/>
               </w:tabs>
               <w:rPr>
-                <w:rFonts w:ascii="Calibri" w:hAnsi="Calibri" w:eastAsia="Calibri" w:cs="Calibri"/>
+                <w:rFonts w:ascii="Calibri" w:eastAsia="Calibri" w:hAnsi="Calibri" w:cs="Calibri"/>
                 <w:color w:val="000000" w:themeColor="text1"/>
                 <w:sz w:val="22"/>
                 <w:szCs w:val="22"/>
@@ -3444,7 +3635,7 @@
             </w:pPr>
             <w:r>
               <w:rPr>
-                <w:rFonts w:ascii="Calibri" w:hAnsi="Calibri" w:eastAsia="Calibri" w:cs="Calibri"/>
+                <w:rFonts w:ascii="Calibri" w:eastAsia="Calibri" w:hAnsi="Calibri" w:cs="Calibri"/>
                 <w:color w:val="000000" w:themeColor="text1"/>
                 <w:sz w:val="22"/>
                 <w:szCs w:val="22"/>
@@ -3460,7 +3651,7 @@
                 <w:tab w:val="clear" w:pos="8838"/>
               </w:tabs>
               <w:rPr>
-                <w:rFonts w:asciiTheme="minorHAnsi" w:hAnsiTheme="minorHAnsi" w:eastAsiaTheme="minorEastAsia" w:cstheme="minorBidi"/>
+                <w:rFonts w:asciiTheme="minorHAnsi" w:eastAsiaTheme="minorEastAsia" w:hAnsiTheme="minorHAnsi" w:cstheme="minorBidi"/>
                 <w:sz w:val="22"/>
                 <w:szCs w:val="22"/>
               </w:rPr>
@@ -3474,7 +3665,7 @@
                 <w:tab w:val="clear" w:pos="8838"/>
               </w:tabs>
               <w:rPr>
-                <w:rFonts w:asciiTheme="minorHAnsi" w:hAnsiTheme="minorHAnsi" w:eastAsiaTheme="minorEastAsia" w:cstheme="minorBidi"/>
+                <w:rFonts w:asciiTheme="minorHAnsi" w:eastAsiaTheme="minorEastAsia" w:hAnsiTheme="minorHAnsi" w:cstheme="minorBidi"/>
                 <w:color w:val="5B9BD5" w:themeColor="accent1"/>
                 <w:sz w:val="22"/>
                 <w:szCs w:val="22"/>
@@ -3482,7 +3673,7 @@
             </w:pPr>
             <w:r>
               <w:rPr>
-                <w:rFonts w:asciiTheme="minorHAnsi" w:hAnsiTheme="minorHAnsi" w:eastAsiaTheme="minorEastAsia" w:cstheme="minorBidi"/>
+                <w:rFonts w:asciiTheme="minorHAnsi" w:eastAsiaTheme="minorEastAsia" w:hAnsiTheme="minorHAnsi" w:cstheme="minorBidi"/>
                 <w:sz w:val="22"/>
                 <w:szCs w:val="22"/>
               </w:rPr>
@@ -3490,7 +3681,7 @@
             </w:r>
             <w:r>
               <w:rPr>
-                <w:rFonts w:asciiTheme="minorHAnsi" w:hAnsiTheme="minorHAnsi" w:eastAsiaTheme="minorEastAsia" w:cstheme="minorBidi"/>
+                <w:rFonts w:asciiTheme="minorHAnsi" w:eastAsiaTheme="minorEastAsia" w:hAnsiTheme="minorHAnsi" w:cstheme="minorBidi"/>
                 <w:sz w:val="22"/>
                 <w:szCs w:val="22"/>
               </w:rPr>
@@ -3498,7 +3689,7 @@
             </w:r>
             <w:r>
               <w:rPr>
-                <w:rFonts w:asciiTheme="minorHAnsi" w:hAnsiTheme="minorHAnsi" w:eastAsiaTheme="minorEastAsia" w:cstheme="minorBidi"/>
+                <w:rFonts w:asciiTheme="minorHAnsi" w:eastAsiaTheme="minorEastAsia" w:hAnsiTheme="minorHAnsi" w:cstheme="minorBidi"/>
                 <w:sz w:val="22"/>
                 <w:szCs w:val="22"/>
               </w:rPr>
@@ -3509,7 +3700,7 @@
             <w:pPr>
               <w:jc w:val="both"/>
               <w:rPr>
-                <w:rFonts w:asciiTheme="minorHAnsi" w:hAnsiTheme="minorHAnsi" w:eastAsiaTheme="minorEastAsia" w:cstheme="minorBidi"/>
+                <w:rFonts w:asciiTheme="minorHAnsi" w:eastAsiaTheme="minorEastAsia" w:hAnsiTheme="minorHAnsi" w:cstheme="minorBidi"/>
                 <w:b/>
                 <w:bCs/>
                 <w:color w:val="000000" w:themeColor="text1"/>
@@ -3519,7 +3710,7 @@
             </w:pPr>
             <w:r>
               <w:rPr>
-                <w:rFonts w:asciiTheme="minorHAnsi" w:hAnsiTheme="minorHAnsi" w:eastAsiaTheme="minorEastAsia" w:cstheme="minorBidi"/>
+                <w:rFonts w:asciiTheme="minorHAnsi" w:eastAsiaTheme="minorEastAsia" w:hAnsiTheme="minorHAnsi" w:cstheme="minorBidi"/>
                 <w:sz w:val="22"/>
                 <w:szCs w:val="22"/>
               </w:rPr>
@@ -3527,7 +3718,7 @@
             </w:r>
             <w:r>
               <w:rPr>
-                <w:rFonts w:asciiTheme="minorHAnsi" w:hAnsiTheme="minorHAnsi" w:eastAsiaTheme="minorEastAsia" w:cstheme="minorBidi"/>
+                <w:rFonts w:asciiTheme="minorHAnsi" w:eastAsiaTheme="minorEastAsia" w:hAnsiTheme="minorHAnsi" w:cstheme="minorBidi"/>
                 <w:sz w:val="22"/>
                 <w:szCs w:val="22"/>
               </w:rPr>
@@ -3535,7 +3726,7 @@
             </w:r>
             <w:r>
               <w:rPr>
-                <w:rFonts w:asciiTheme="minorHAnsi" w:hAnsiTheme="minorHAnsi" w:eastAsiaTheme="minorEastAsia" w:cstheme="minorBidi"/>
+                <w:rFonts w:asciiTheme="minorHAnsi" w:eastAsiaTheme="minorEastAsia" w:hAnsiTheme="minorHAnsi" w:cstheme="minorBidi"/>
                 <w:sz w:val="22"/>
                 <w:szCs w:val="22"/>
               </w:rPr>
@@ -3545,7 +3736,7 @@
           <w:p>
             <w:pPr>
               <w:rPr>
-                <w:rFonts w:asciiTheme="minorHAnsi" w:hAnsiTheme="minorHAnsi" w:eastAsiaTheme="minorEastAsia" w:cstheme="minorBidi"/>
+                <w:rFonts w:asciiTheme="minorHAnsi" w:eastAsiaTheme="minorEastAsia" w:hAnsiTheme="minorHAnsi" w:cstheme="minorBidi"/>
                 <w:color w:val="000000" w:themeColor="text1"/>
                 <w:sz w:val="22"/>
                 <w:szCs w:val="22"/>
@@ -3559,11 +3750,11 @@
       <w:pPr>
         <w:pStyle w:val="Encabezado"/>
         <w:pBdr>
-          <w:bottom w:val="single" w:color="auto" w:sz="4" w:space="0"/>
+          <w:bottom w:val="single" w:sz="4" w:space="0" w:color="auto"/>
         </w:pBdr>
         <w:jc w:val="center"/>
         <w:rPr>
-          <w:rFonts w:asciiTheme="minorHAnsi" w:hAnsiTheme="minorHAnsi" w:eastAsiaTheme="minorEastAsia" w:cstheme="minorBidi"/>
+          <w:rFonts w:asciiTheme="minorHAnsi" w:eastAsiaTheme="minorEastAsia" w:hAnsiTheme="minorHAnsi" w:cstheme="minorBidi"/>
           <w:b/>
           <w:bCs/>
           <w:color w:val="000000" w:themeColor="text1"/>
@@ -3577,11 +3768,11 @@
       <w:pPr>
         <w:pStyle w:val="Encabezado"/>
         <w:pBdr>
-          <w:bottom w:val="single" w:color="auto" w:sz="4" w:space="0"/>
+          <w:bottom w:val="single" w:sz="4" w:space="0" w:color="auto"/>
         </w:pBdr>
         <w:jc w:val="center"/>
         <w:rPr>
-          <w:rFonts w:asciiTheme="minorHAnsi" w:hAnsiTheme="minorHAnsi" w:eastAsiaTheme="minorEastAsia" w:cstheme="minorBidi"/>
+          <w:rFonts w:asciiTheme="minorHAnsi" w:eastAsiaTheme="minorEastAsia" w:hAnsiTheme="minorHAnsi" w:cstheme="minorBidi"/>
           <w:b/>
           <w:bCs/>
           <w:color w:val="000000"/>
@@ -3593,7 +3784,7 @@
       </w:pPr>
       <w:r>
         <w:rPr>
-          <w:rFonts w:asciiTheme="minorHAnsi" w:hAnsiTheme="minorHAnsi" w:eastAsiaTheme="minorEastAsia" w:cstheme="minorBidi"/>
+          <w:rFonts w:asciiTheme="minorHAnsi" w:eastAsiaTheme="minorEastAsia" w:hAnsiTheme="minorHAnsi" w:cstheme="minorBidi"/>
           <w:b/>
           <w:bCs/>
           <w:color w:val="000000"/>
@@ -3602,29 +3793,15 @@
           <w:szCs w:val="56"/>
           <w:lang w:val="es-CL" w:eastAsia="es-CL"/>
         </w:rPr>
-        <w:t>Pauta</w:t>
-      </w:r>
-      <w:bookmarkStart w:name="_GoBack" w:id="0"/>
-      <w:bookmarkEnd w:id="0"/>
-      <w:r>
-        <w:rPr>
-          <w:rFonts w:asciiTheme="minorHAnsi" w:hAnsiTheme="minorHAnsi" w:eastAsiaTheme="minorEastAsia" w:cstheme="minorBidi"/>
-          <w:b/>
-          <w:bCs/>
-          <w:color w:val="000000"/>
-          <w:spacing w:val="-30"/>
-          <w:sz w:val="56"/>
-          <w:szCs w:val="56"/>
-          <w:lang w:val="es-CL" w:eastAsia="es-CL"/>
-        </w:rPr>
-        <w:t xml:space="preserve"> de Evaluación</w:t>
+        <w:lastRenderedPageBreak/>
+        <w:t>Pauta de Evaluación</w:t>
       </w:r>
     </w:p>
     <w:p>
       <w:pPr>
         <w:jc w:val="both"/>
         <w:rPr>
-          <w:rFonts w:asciiTheme="minorHAnsi" w:hAnsiTheme="minorHAnsi" w:eastAsiaTheme="minorEastAsia" w:cstheme="minorBidi"/>
+          <w:rFonts w:asciiTheme="minorHAnsi" w:eastAsiaTheme="minorEastAsia" w:hAnsiTheme="minorHAnsi" w:cstheme="minorBidi"/>
           <w:color w:val="000000" w:themeColor="text1"/>
           <w:sz w:val="22"/>
           <w:szCs w:val="22"/>
@@ -3633,7 +3810,7 @@
       </w:pPr>
       <w:r>
         <w:rPr>
-          <w:rFonts w:asciiTheme="minorHAnsi" w:hAnsiTheme="minorHAnsi" w:eastAsiaTheme="minorEastAsia" w:cstheme="minorBidi"/>
+          <w:rFonts w:asciiTheme="minorHAnsi" w:eastAsiaTheme="minorEastAsia" w:hAnsiTheme="minorHAnsi" w:cstheme="minorBidi"/>
           <w:b/>
           <w:bCs/>
           <w:color w:val="000000"/>
@@ -3649,7 +3826,7 @@
     <w:p>
       <w:pPr>
         <w:rPr>
-          <w:rFonts w:asciiTheme="minorHAnsi" w:hAnsiTheme="minorHAnsi" w:eastAsiaTheme="minorEastAsia" w:cstheme="minorBidi"/>
+          <w:rFonts w:asciiTheme="minorHAnsi" w:eastAsiaTheme="minorEastAsia" w:hAnsiTheme="minorHAnsi" w:cstheme="minorBidi"/>
           <w:sz w:val="22"/>
           <w:szCs w:val="22"/>
         </w:rPr>
@@ -3662,12 +3839,12 @@
         <w:tblW w:w="0" w:type="auto"/>
         <w:jc w:val="center"/>
         <w:tblBorders>
-          <w:top w:val="single" w:color="7F7F7F" w:themeColor="text1" w:themeTint="80" w:sz="4" w:space="0"/>
-          <w:left w:val="single" w:color="7F7F7F" w:themeColor="text1" w:themeTint="80" w:sz="4" w:space="0"/>
-          <w:bottom w:val="single" w:color="7F7F7F" w:themeColor="text1" w:themeTint="80" w:sz="4" w:space="0"/>
-          <w:right w:val="single" w:color="7F7F7F" w:themeColor="text1" w:themeTint="80" w:sz="4" w:space="0"/>
-          <w:insideH w:val="single" w:color="7F7F7F" w:themeColor="text1" w:themeTint="80" w:sz="4" w:space="0"/>
-          <w:insideV w:val="single" w:color="7F7F7F" w:themeColor="text1" w:themeTint="80" w:sz="4" w:space="0"/>
+          <w:top w:val="single" w:sz="4" w:space="0" w:color="7F7F7F" w:themeColor="text1" w:themeTint="80"/>
+          <w:left w:val="single" w:sz="4" w:space="0" w:color="7F7F7F" w:themeColor="text1" w:themeTint="80"/>
+          <w:bottom w:val="single" w:sz="4" w:space="0" w:color="7F7F7F" w:themeColor="text1" w:themeTint="80"/>
+          <w:right w:val="single" w:sz="4" w:space="0" w:color="7F7F7F" w:themeColor="text1" w:themeTint="80"/>
+          <w:insideH w:val="single" w:sz="4" w:space="0" w:color="7F7F7F" w:themeColor="text1" w:themeTint="80"/>
+          <w:insideV w:val="single" w:sz="4" w:space="0" w:color="7F7F7F" w:themeColor="text1" w:themeTint="80"/>
         </w:tblBorders>
         <w:tblLook w:val="04A0" w:firstRow="1" w:lastRow="0" w:firstColumn="1" w:lastColumn="0" w:noHBand="0" w:noVBand="1"/>
       </w:tblPr>
@@ -3692,7 +3869,7 @@
             <w:pPr>
               <w:jc w:val="center"/>
               <w:rPr>
-                <w:rFonts w:asciiTheme="minorHAnsi" w:hAnsiTheme="minorHAnsi" w:eastAsiaTheme="minorEastAsia" w:cstheme="minorBidi"/>
+                <w:rFonts w:asciiTheme="minorHAnsi" w:eastAsiaTheme="minorEastAsia" w:hAnsiTheme="minorHAnsi" w:cstheme="minorBidi"/>
                 <w:b/>
                 <w:bCs/>
                 <w:color w:val="FFFFFF" w:themeColor="background1"/>
@@ -3702,7 +3879,7 @@
             </w:pPr>
             <w:r>
               <w:rPr>
-                <w:rFonts w:asciiTheme="minorHAnsi" w:hAnsiTheme="minorHAnsi" w:eastAsiaTheme="minorEastAsia" w:cstheme="minorBidi"/>
+                <w:rFonts w:asciiTheme="minorHAnsi" w:eastAsiaTheme="minorEastAsia" w:hAnsiTheme="minorHAnsi" w:cstheme="minorBidi"/>
                 <w:b/>
                 <w:bCs/>
                 <w:color w:val="FFFFFF" w:themeColor="background1"/>
@@ -3726,7 +3903,7 @@
               </w:tabs>
               <w:jc w:val="center"/>
               <w:rPr>
-                <w:rFonts w:asciiTheme="minorHAnsi" w:hAnsiTheme="minorHAnsi" w:eastAsiaTheme="minorEastAsia" w:cstheme="minorBidi"/>
+                <w:rFonts w:asciiTheme="minorHAnsi" w:eastAsiaTheme="minorEastAsia" w:hAnsiTheme="minorHAnsi" w:cstheme="minorBidi"/>
                 <w:b/>
                 <w:bCs/>
                 <w:color w:val="FFFFFF" w:themeColor="background1"/>
@@ -3736,7 +3913,7 @@
             </w:pPr>
             <w:r>
               <w:rPr>
-                <w:rFonts w:asciiTheme="minorHAnsi" w:hAnsiTheme="minorHAnsi" w:eastAsiaTheme="minorEastAsia" w:cstheme="minorBidi"/>
+                <w:rFonts w:asciiTheme="minorHAnsi" w:eastAsiaTheme="minorEastAsia" w:hAnsiTheme="minorHAnsi" w:cstheme="minorBidi"/>
                 <w:b/>
                 <w:bCs/>
                 <w:color w:val="FFFFFF" w:themeColor="background1"/>
@@ -3757,7 +3934,7 @@
             <w:pPr>
               <w:jc w:val="center"/>
               <w:rPr>
-                <w:rFonts w:asciiTheme="minorHAnsi" w:hAnsiTheme="minorHAnsi" w:eastAsiaTheme="minorEastAsia" w:cstheme="minorBidi"/>
+                <w:rFonts w:asciiTheme="minorHAnsi" w:eastAsiaTheme="minorEastAsia" w:hAnsiTheme="minorHAnsi" w:cstheme="minorBidi"/>
                 <w:b/>
                 <w:bCs/>
                 <w:color w:val="FFFFFF" w:themeColor="background1"/>
@@ -3767,7 +3944,7 @@
             </w:pPr>
             <w:r>
               <w:rPr>
-                <w:rFonts w:asciiTheme="minorHAnsi" w:hAnsiTheme="minorHAnsi" w:eastAsiaTheme="minorEastAsia" w:cstheme="minorBidi"/>
+                <w:rFonts w:asciiTheme="minorHAnsi" w:eastAsiaTheme="minorEastAsia" w:hAnsiTheme="minorHAnsi" w:cstheme="minorBidi"/>
                 <w:b/>
                 <w:bCs/>
                 <w:color w:val="FFFFFF" w:themeColor="background1"/>
@@ -3794,7 +3971,7 @@
             <w:pPr>
               <w:jc w:val="center"/>
               <w:rPr>
-                <w:rFonts w:asciiTheme="minorHAnsi" w:hAnsiTheme="minorHAnsi" w:eastAsiaTheme="minorEastAsia" w:cstheme="minorBidi"/>
+                <w:rFonts w:asciiTheme="minorHAnsi" w:eastAsiaTheme="minorEastAsia" w:hAnsiTheme="minorHAnsi" w:cstheme="minorBidi"/>
                 <w:b/>
                 <w:bCs/>
                 <w:color w:val="3B3838" w:themeColor="background2" w:themeShade="40"/>
@@ -3804,7 +3981,7 @@
             </w:pPr>
             <w:r>
               <w:rPr>
-                <w:rFonts w:asciiTheme="minorHAnsi" w:hAnsiTheme="minorHAnsi" w:eastAsiaTheme="minorEastAsia" w:cstheme="minorBidi"/>
+                <w:rFonts w:asciiTheme="minorHAnsi" w:eastAsiaTheme="minorEastAsia" w:hAnsiTheme="minorHAnsi" w:cstheme="minorBidi"/>
                 <w:b/>
                 <w:bCs/>
                 <w:sz w:val="22"/>
@@ -3823,7 +4000,7 @@
             <w:pPr>
               <w:jc w:val="center"/>
               <w:rPr>
-                <w:rFonts w:asciiTheme="minorHAnsi" w:hAnsiTheme="minorHAnsi" w:eastAsiaTheme="minorEastAsia" w:cstheme="minorBidi"/>
+                <w:rFonts w:asciiTheme="minorHAnsi" w:eastAsiaTheme="minorEastAsia" w:hAnsiTheme="minorHAnsi" w:cstheme="minorBidi"/>
                 <w:b/>
                 <w:bCs/>
                 <w:color w:val="3B3838" w:themeColor="background2" w:themeShade="40"/>
@@ -3833,7 +4010,7 @@
             </w:pPr>
             <w:r>
               <w:rPr>
-                <w:rFonts w:asciiTheme="minorHAnsi" w:hAnsiTheme="minorHAnsi" w:eastAsiaTheme="minorEastAsia" w:cstheme="minorBidi"/>
+                <w:rFonts w:asciiTheme="minorHAnsi" w:eastAsiaTheme="minorEastAsia" w:hAnsiTheme="minorHAnsi" w:cstheme="minorBidi"/>
                 <w:b/>
                 <w:bCs/>
                 <w:sz w:val="22"/>
@@ -3852,49 +4029,49 @@
             <w:pPr>
               <w:jc w:val="both"/>
               <w:rPr>
-                <w:rFonts w:asciiTheme="minorHAnsi" w:hAnsiTheme="minorHAnsi" w:eastAsiaTheme="minorEastAsia" w:cstheme="minorBidi"/>
+                <w:rFonts w:asciiTheme="minorHAnsi" w:eastAsiaTheme="minorEastAsia" w:hAnsiTheme="minorHAnsi" w:cstheme="minorBidi"/>
                 <w:color w:val="3B3838" w:themeColor="background2" w:themeShade="40"/>
                 <w:lang w:eastAsia="es-CL"/>
               </w:rPr>
             </w:pPr>
             <w:r>
               <w:rPr>
-                <w:rFonts w:asciiTheme="minorHAnsi" w:hAnsiTheme="minorHAnsi" w:eastAsiaTheme="minorEastAsia" w:cstheme="minorBidi"/>
+                <w:rFonts w:asciiTheme="minorHAnsi" w:eastAsiaTheme="minorEastAsia" w:hAnsiTheme="minorHAnsi" w:cstheme="minorBidi"/>
                 <w:lang w:eastAsia="en-US"/>
               </w:rPr>
               <w:t>Demuestra</w:t>
             </w:r>
             <w:r>
               <w:rPr>
-                <w:rFonts w:asciiTheme="minorHAnsi" w:hAnsiTheme="minorHAnsi" w:eastAsiaTheme="minorEastAsia" w:cstheme="minorBidi"/>
+                <w:rFonts w:asciiTheme="minorHAnsi" w:eastAsiaTheme="minorEastAsia" w:hAnsiTheme="minorHAnsi" w:cstheme="minorBidi"/>
                 <w:lang w:eastAsia="en-US"/>
               </w:rPr>
               <w:t xml:space="preserve"> </w:t>
             </w:r>
             <w:r>
               <w:rPr>
-                <w:rFonts w:asciiTheme="minorHAnsi" w:hAnsiTheme="minorHAnsi" w:eastAsiaTheme="minorEastAsia" w:cstheme="minorBidi"/>
+                <w:rFonts w:asciiTheme="minorHAnsi" w:eastAsiaTheme="minorEastAsia" w:hAnsiTheme="minorHAnsi" w:cstheme="minorBidi"/>
                 <w:lang w:eastAsia="en-US"/>
               </w:rPr>
               <w:t>logro</w:t>
             </w:r>
             <w:r>
               <w:rPr>
-                <w:rFonts w:asciiTheme="minorHAnsi" w:hAnsiTheme="minorHAnsi" w:eastAsiaTheme="minorEastAsia" w:cstheme="minorBidi"/>
+                <w:rFonts w:asciiTheme="minorHAnsi" w:eastAsiaTheme="minorEastAsia" w:hAnsiTheme="minorHAnsi" w:cstheme="minorBidi"/>
                 <w:lang w:eastAsia="en-US"/>
               </w:rPr>
               <w:t xml:space="preserve"> destacado en</w:t>
             </w:r>
             <w:r>
               <w:rPr>
-                <w:rFonts w:asciiTheme="minorHAnsi" w:hAnsiTheme="minorHAnsi" w:eastAsiaTheme="minorEastAsia" w:cstheme="minorBidi"/>
+                <w:rFonts w:asciiTheme="minorHAnsi" w:eastAsiaTheme="minorEastAsia" w:hAnsiTheme="minorHAnsi" w:cstheme="minorBidi"/>
                 <w:lang w:eastAsia="en-US"/>
               </w:rPr>
               <w:t xml:space="preserve"> todos los aspectos evaluados en el indicador. </w:t>
             </w:r>
             <w:r>
               <w:rPr>
-                <w:rFonts w:asciiTheme="minorHAnsi" w:hAnsiTheme="minorHAnsi" w:eastAsiaTheme="minorEastAsia" w:cstheme="minorBidi"/>
+                <w:rFonts w:asciiTheme="minorHAnsi" w:eastAsiaTheme="minorEastAsia" w:hAnsiTheme="minorHAnsi" w:cstheme="minorBidi"/>
                 <w:lang w:eastAsia="en-US"/>
               </w:rPr>
               <w:t>Se considera como el punto óptimo dentro del rango competente.</w:t>
@@ -3917,7 +4094,7 @@
               <w:pStyle w:val="Default"/>
               <w:jc w:val="center"/>
               <w:rPr>
-                <w:rFonts w:asciiTheme="minorHAnsi" w:hAnsiTheme="minorHAnsi" w:eastAsiaTheme="minorEastAsia" w:cstheme="minorBidi"/>
+                <w:rFonts w:asciiTheme="minorHAnsi" w:eastAsiaTheme="minorEastAsia" w:hAnsiTheme="minorHAnsi" w:cstheme="minorBidi"/>
                 <w:b/>
                 <w:bCs/>
                 <w:color w:val="3B3838" w:themeColor="background2" w:themeShade="40"/>
@@ -3927,7 +4104,7 @@
             </w:pPr>
             <w:r>
               <w:rPr>
-                <w:rFonts w:asciiTheme="minorHAnsi" w:hAnsiTheme="minorHAnsi" w:eastAsiaTheme="minorEastAsia" w:cstheme="minorBidi"/>
+                <w:rFonts w:asciiTheme="minorHAnsi" w:eastAsiaTheme="minorEastAsia" w:hAnsiTheme="minorHAnsi" w:cstheme="minorBidi"/>
                 <w:b/>
                 <w:bCs/>
                 <w:color w:val="auto"/>
@@ -3947,7 +4124,7 @@
             <w:pPr>
               <w:jc w:val="center"/>
               <w:rPr>
-                <w:rFonts w:asciiTheme="minorHAnsi" w:hAnsiTheme="minorHAnsi" w:eastAsiaTheme="minorEastAsia" w:cstheme="minorBidi"/>
+                <w:rFonts w:asciiTheme="minorHAnsi" w:eastAsiaTheme="minorEastAsia" w:hAnsiTheme="minorHAnsi" w:cstheme="minorBidi"/>
                 <w:b/>
                 <w:bCs/>
                 <w:color w:val="3B3838" w:themeColor="background2" w:themeShade="40"/>
@@ -3957,7 +4134,7 @@
             </w:pPr>
             <w:r>
               <w:rPr>
-                <w:rFonts w:asciiTheme="minorHAnsi" w:hAnsiTheme="minorHAnsi" w:eastAsiaTheme="minorEastAsia" w:cstheme="minorBidi"/>
+                <w:rFonts w:asciiTheme="minorHAnsi" w:eastAsiaTheme="minorEastAsia" w:hAnsiTheme="minorHAnsi" w:cstheme="minorBidi"/>
                 <w:b/>
                 <w:bCs/>
                 <w:sz w:val="22"/>
@@ -3976,70 +4153,88 @@
             <w:pPr>
               <w:jc w:val="both"/>
               <w:rPr>
-                <w:rFonts w:asciiTheme="minorHAnsi" w:hAnsiTheme="minorHAnsi" w:eastAsiaTheme="minorEastAsia" w:cstheme="minorBidi"/>
+                <w:rFonts w:asciiTheme="minorHAnsi" w:eastAsiaTheme="minorEastAsia" w:hAnsiTheme="minorHAnsi" w:cstheme="minorBidi"/>
                 <w:color w:val="3B3838" w:themeColor="background2" w:themeShade="40"/>
                 <w:lang w:eastAsia="es-CL"/>
               </w:rPr>
             </w:pPr>
-            <w:r>
-              <w:rPr>
-                <w:rFonts w:asciiTheme="minorHAnsi" w:hAnsiTheme="minorHAnsi" w:eastAsiaTheme="minorEastAsia" w:cstheme="minorBidi"/>
+            <w:proofErr w:type="gramStart"/>
+            <w:r>
+              <w:rPr>
+                <w:rFonts w:asciiTheme="minorHAnsi" w:eastAsiaTheme="minorEastAsia" w:hAnsiTheme="minorHAnsi" w:cstheme="minorBidi"/>
                 <w:lang w:eastAsia="en-US"/>
               </w:rPr>
               <w:t xml:space="preserve">Demuestra </w:t>
             </w:r>
             <w:r>
               <w:rPr>
-                <w:rFonts w:asciiTheme="minorHAnsi" w:hAnsiTheme="minorHAnsi" w:eastAsiaTheme="minorEastAsia" w:cstheme="minorBidi"/>
+                <w:rFonts w:asciiTheme="minorHAnsi" w:eastAsiaTheme="minorEastAsia" w:hAnsiTheme="minorHAnsi" w:cstheme="minorBidi"/>
                 <w:lang w:eastAsia="en-US"/>
               </w:rPr>
               <w:t xml:space="preserve"> </w:t>
             </w:r>
             <w:r>
               <w:rPr>
-                <w:rFonts w:asciiTheme="minorHAnsi" w:hAnsiTheme="minorHAnsi" w:eastAsiaTheme="minorEastAsia" w:cstheme="minorBidi"/>
+                <w:rFonts w:asciiTheme="minorHAnsi" w:eastAsiaTheme="minorEastAsia" w:hAnsiTheme="minorHAnsi" w:cstheme="minorBidi"/>
                 <w:lang w:eastAsia="en-US"/>
               </w:rPr>
-              <w:t xml:space="preserve">logro </w:t>
-            </w:r>
-            <w:r>
-              <w:rPr>
-                <w:rFonts w:asciiTheme="minorHAnsi" w:hAnsiTheme="minorHAnsi" w:eastAsiaTheme="minorEastAsia" w:cstheme="minorBidi"/>
+              <w:t>logro</w:t>
+            </w:r>
+            <w:proofErr w:type="gramEnd"/>
+            <w:r>
+              <w:rPr>
+                <w:rFonts w:asciiTheme="minorHAnsi" w:eastAsiaTheme="minorEastAsia" w:hAnsiTheme="minorHAnsi" w:cstheme="minorBidi"/>
                 <w:lang w:eastAsia="en-US"/>
               </w:rPr>
+              <w:t xml:space="preserve"> </w:t>
+            </w:r>
+            <w:r>
+              <w:rPr>
+                <w:rFonts w:asciiTheme="minorHAnsi" w:eastAsiaTheme="minorEastAsia" w:hAnsiTheme="minorHAnsi" w:cstheme="minorBidi"/>
+                <w:lang w:eastAsia="en-US"/>
+              </w:rPr>
               <w:t xml:space="preserve">en </w:t>
             </w:r>
             <w:r>
               <w:rPr>
-                <w:rFonts w:asciiTheme="minorHAnsi" w:hAnsiTheme="minorHAnsi" w:eastAsiaTheme="minorEastAsia" w:cstheme="minorBidi"/>
+                <w:rFonts w:asciiTheme="minorHAnsi" w:eastAsiaTheme="minorEastAsia" w:hAnsiTheme="minorHAnsi" w:cstheme="minorBidi"/>
                 <w:lang w:eastAsia="en-US"/>
               </w:rPr>
               <w:t xml:space="preserve">los elementos básicos del indicador, </w:t>
             </w:r>
-            <w:r>
-              <w:rPr>
-                <w:rFonts w:asciiTheme="minorHAnsi" w:hAnsiTheme="minorHAnsi" w:eastAsiaTheme="minorEastAsia" w:cstheme="minorBidi"/>
+            <w:proofErr w:type="gramStart"/>
+            <w:r>
+              <w:rPr>
+                <w:rFonts w:asciiTheme="minorHAnsi" w:eastAsiaTheme="minorEastAsia" w:hAnsiTheme="minorHAnsi" w:cstheme="minorBidi"/>
                 <w:lang w:eastAsia="en-US"/>
               </w:rPr>
               <w:t xml:space="preserve">las </w:t>
             </w:r>
             <w:r>
               <w:rPr>
-                <w:rFonts w:asciiTheme="minorHAnsi" w:hAnsiTheme="minorHAnsi" w:eastAsiaTheme="minorEastAsia" w:cstheme="minorBidi"/>
+                <w:rFonts w:asciiTheme="minorHAnsi" w:eastAsiaTheme="minorEastAsia" w:hAnsiTheme="minorHAnsi" w:cstheme="minorBidi"/>
                 <w:lang w:eastAsia="en-US"/>
               </w:rPr>
-              <w:t xml:space="preserve"> omisiones, dificultades o errores</w:t>
-            </w:r>
-            <w:r>
-              <w:rPr>
-                <w:rFonts w:asciiTheme="minorHAnsi" w:hAnsiTheme="minorHAnsi" w:eastAsiaTheme="minorEastAsia" w:cstheme="minorBidi"/>
+              <w:t xml:space="preserve"> omisiones</w:t>
+            </w:r>
+            <w:proofErr w:type="gramEnd"/>
+            <w:r>
+              <w:rPr>
+                <w:rFonts w:asciiTheme="minorHAnsi" w:eastAsiaTheme="minorEastAsia" w:hAnsiTheme="minorHAnsi" w:cstheme="minorBidi"/>
                 <w:lang w:eastAsia="en-US"/>
               </w:rPr>
+              <w:t>, dificultades o errores</w:t>
+            </w:r>
+            <w:r>
+              <w:rPr>
+                <w:rFonts w:asciiTheme="minorHAnsi" w:eastAsiaTheme="minorEastAsia" w:hAnsiTheme="minorHAnsi" w:cstheme="minorBidi"/>
+                <w:lang w:eastAsia="en-US"/>
+              </w:rPr>
               <w:t xml:space="preserve"> le permiten ser considerado competente</w:t>
             </w:r>
             <w:r>
               <w:rPr>
-                <w:rFonts w:asciiTheme="minorHAnsi" w:hAnsiTheme="minorHAnsi" w:eastAsiaTheme="minorEastAsia" w:cstheme="minorBidi"/>
+                <w:rFonts w:asciiTheme="minorHAnsi" w:eastAsiaTheme="minorEastAsia" w:hAnsiTheme="minorHAnsi" w:cstheme="minorBidi"/>
                 <w:lang w:eastAsia="en-US"/>
               </w:rPr>
               <w:t>.</w:t>
@@ -4062,7 +4257,7 @@
               <w:pStyle w:val="Default"/>
               <w:jc w:val="center"/>
               <w:rPr>
-                <w:rFonts w:asciiTheme="minorHAnsi" w:hAnsiTheme="minorHAnsi" w:eastAsiaTheme="minorEastAsia" w:cstheme="minorBidi"/>
+                <w:rFonts w:asciiTheme="minorHAnsi" w:eastAsiaTheme="minorEastAsia" w:hAnsiTheme="minorHAnsi" w:cstheme="minorBidi"/>
                 <w:b/>
                 <w:bCs/>
                 <w:color w:val="3B3838" w:themeColor="background2" w:themeShade="40"/>
@@ -4072,7 +4267,7 @@
             </w:pPr>
             <w:r>
               <w:rPr>
-                <w:rFonts w:asciiTheme="minorHAnsi" w:hAnsiTheme="minorHAnsi" w:eastAsiaTheme="minorEastAsia" w:cstheme="minorBidi"/>
+                <w:rFonts w:asciiTheme="minorHAnsi" w:eastAsiaTheme="minorEastAsia" w:hAnsiTheme="minorHAnsi" w:cstheme="minorBidi"/>
                 <w:b/>
                 <w:bCs/>
                 <w:color w:val="auto"/>
@@ -4092,7 +4287,7 @@
             <w:pPr>
               <w:jc w:val="center"/>
               <w:rPr>
-                <w:rFonts w:asciiTheme="minorHAnsi" w:hAnsiTheme="minorHAnsi" w:eastAsiaTheme="minorEastAsia" w:cstheme="minorBidi"/>
+                <w:rFonts w:asciiTheme="minorHAnsi" w:eastAsiaTheme="minorEastAsia" w:hAnsiTheme="minorHAnsi" w:cstheme="minorBidi"/>
                 <w:b/>
                 <w:bCs/>
                 <w:color w:val="3B3838" w:themeColor="background2" w:themeShade="40"/>
@@ -4103,7 +4298,7 @@
             </w:pPr>
             <w:r>
               <w:rPr>
-                <w:rFonts w:asciiTheme="minorHAnsi" w:hAnsiTheme="minorHAnsi" w:eastAsiaTheme="minorEastAsia" w:cstheme="minorBidi"/>
+                <w:rFonts w:asciiTheme="minorHAnsi" w:eastAsiaTheme="minorEastAsia" w:hAnsiTheme="minorHAnsi" w:cstheme="minorBidi"/>
                 <w:b/>
                 <w:bCs/>
                 <w:sz w:val="22"/>
@@ -4122,27 +4317,27 @@
             <w:pPr>
               <w:jc w:val="both"/>
               <w:rPr>
-                <w:rFonts w:asciiTheme="minorHAnsi" w:hAnsiTheme="minorHAnsi" w:eastAsiaTheme="minorEastAsia" w:cstheme="minorBidi"/>
+                <w:rFonts w:asciiTheme="minorHAnsi" w:eastAsiaTheme="minorEastAsia" w:hAnsiTheme="minorHAnsi" w:cstheme="minorBidi"/>
                 <w:color w:val="3B3838" w:themeColor="background2" w:themeShade="40"/>
               </w:rPr>
             </w:pPr>
             <w:r>
               <w:rPr>
-                <w:rFonts w:asciiTheme="minorHAnsi" w:hAnsiTheme="minorHAnsi" w:eastAsiaTheme="minorEastAsia" w:cstheme="minorBidi"/>
+                <w:rFonts w:asciiTheme="minorHAnsi" w:eastAsiaTheme="minorEastAsia" w:hAnsiTheme="minorHAnsi" w:cstheme="minorBidi"/>
                 <w:lang w:eastAsia="en-US"/>
               </w:rPr>
               <w:t>Presenta importantes om</w:t>
             </w:r>
             <w:r>
               <w:rPr>
-                <w:rFonts w:asciiTheme="minorHAnsi" w:hAnsiTheme="minorHAnsi" w:eastAsiaTheme="minorEastAsia" w:cstheme="minorBidi"/>
+                <w:rFonts w:asciiTheme="minorHAnsi" w:eastAsiaTheme="minorEastAsia" w:hAnsiTheme="minorHAnsi" w:cstheme="minorBidi"/>
                 <w:lang w:eastAsia="en-US"/>
               </w:rPr>
               <w:t>isiones, dificultades o errores</w:t>
             </w:r>
             <w:r>
               <w:rPr>
-                <w:rFonts w:asciiTheme="minorHAnsi" w:hAnsiTheme="minorHAnsi" w:eastAsiaTheme="minorEastAsia" w:cstheme="minorBidi"/>
+                <w:rFonts w:asciiTheme="minorHAnsi" w:eastAsiaTheme="minorEastAsia" w:hAnsiTheme="minorHAnsi" w:cstheme="minorBidi"/>
                 <w:lang w:eastAsia="en-US"/>
               </w:rPr>
               <w:t xml:space="preserve"> que no permiten evidenciar los elementos básicos del logro del indicador, por lo que no puede ser considerado competente.</w:t>
@@ -4164,7 +4359,7 @@
             <w:pPr>
               <w:jc w:val="center"/>
               <w:rPr>
-                <w:rFonts w:asciiTheme="minorHAnsi" w:hAnsiTheme="minorHAnsi" w:eastAsiaTheme="minorEastAsia" w:cstheme="minorBidi"/>
+                <w:rFonts w:asciiTheme="minorHAnsi" w:eastAsiaTheme="minorEastAsia" w:hAnsiTheme="minorHAnsi" w:cstheme="minorBidi"/>
                 <w:b/>
                 <w:bCs/>
                 <w:color w:val="3B3838" w:themeColor="background2" w:themeShade="40"/>
@@ -4174,7 +4369,7 @@
             </w:pPr>
             <w:r>
               <w:rPr>
-                <w:rFonts w:asciiTheme="minorHAnsi" w:hAnsiTheme="minorHAnsi" w:eastAsiaTheme="minorEastAsia" w:cstheme="minorBidi"/>
+                <w:rFonts w:asciiTheme="minorHAnsi" w:eastAsiaTheme="minorEastAsia" w:hAnsiTheme="minorHAnsi" w:cstheme="minorBidi"/>
                 <w:b/>
                 <w:bCs/>
                 <w:sz w:val="22"/>
@@ -4193,7 +4388,7 @@
             <w:pPr>
               <w:jc w:val="center"/>
               <w:rPr>
-                <w:rFonts w:asciiTheme="minorHAnsi" w:hAnsiTheme="minorHAnsi" w:eastAsiaTheme="minorEastAsia" w:cstheme="minorBidi"/>
+                <w:rFonts w:asciiTheme="minorHAnsi" w:eastAsiaTheme="minorEastAsia" w:hAnsiTheme="minorHAnsi" w:cstheme="minorBidi"/>
                 <w:b/>
                 <w:bCs/>
                 <w:color w:val="3B3838" w:themeColor="background2" w:themeShade="40"/>
@@ -4204,7 +4399,7 @@
             </w:pPr>
             <w:r>
               <w:rPr>
-                <w:rFonts w:asciiTheme="minorHAnsi" w:hAnsiTheme="minorHAnsi" w:eastAsiaTheme="minorEastAsia" w:cstheme="minorBidi"/>
+                <w:rFonts w:asciiTheme="minorHAnsi" w:eastAsiaTheme="minorEastAsia" w:hAnsiTheme="minorHAnsi" w:cstheme="minorBidi"/>
                 <w:b/>
                 <w:bCs/>
                 <w:sz w:val="22"/>
@@ -4223,21 +4418,21 @@
             <w:pPr>
               <w:jc w:val="both"/>
               <w:rPr>
-                <w:rFonts w:asciiTheme="minorHAnsi" w:hAnsiTheme="minorHAnsi" w:eastAsiaTheme="minorEastAsia" w:cstheme="minorBidi"/>
+                <w:rFonts w:asciiTheme="minorHAnsi" w:eastAsiaTheme="minorEastAsia" w:hAnsiTheme="minorHAnsi" w:cstheme="minorBidi"/>
                 <w:color w:val="3B3838" w:themeColor="background2" w:themeShade="40"/>
                 <w:lang w:eastAsia="es-CL"/>
               </w:rPr>
             </w:pPr>
             <w:r>
               <w:rPr>
-                <w:rFonts w:asciiTheme="minorHAnsi" w:hAnsiTheme="minorHAnsi" w:eastAsiaTheme="minorEastAsia" w:cstheme="minorBidi"/>
+                <w:rFonts w:asciiTheme="minorHAnsi" w:eastAsiaTheme="minorEastAsia" w:hAnsiTheme="minorHAnsi" w:cstheme="minorBidi"/>
                 <w:lang w:eastAsia="en-US"/>
               </w:rPr>
               <w:t xml:space="preserve">Presenta ausencia o incorrecto </w:t>
             </w:r>
             <w:r>
               <w:rPr>
-                <w:rFonts w:asciiTheme="minorHAnsi" w:hAnsiTheme="minorHAnsi" w:eastAsiaTheme="minorEastAsia" w:cstheme="minorBidi"/>
+                <w:rFonts w:asciiTheme="minorHAnsi" w:eastAsiaTheme="minorEastAsia" w:hAnsiTheme="minorHAnsi" w:cstheme="minorBidi"/>
                 <w:lang w:eastAsia="en-US"/>
               </w:rPr>
               <w:t>logro de los aspectos evaluados en el indicador.</w:t>
@@ -4249,7 +4444,7 @@
     <w:p>
       <w:pPr>
         <w:rPr>
-          <w:rFonts w:asciiTheme="minorHAnsi" w:hAnsiTheme="minorHAnsi" w:eastAsiaTheme="minorEastAsia" w:cstheme="minorBidi"/>
+          <w:rFonts w:asciiTheme="minorHAnsi" w:eastAsiaTheme="minorEastAsia" w:hAnsiTheme="minorHAnsi" w:cstheme="minorBidi"/>
           <w:color w:val="3B3838" w:themeColor="background2" w:themeShade="40"/>
           <w:sz w:val="22"/>
           <w:szCs w:val="22"/>
@@ -4258,16 +4453,16 @@
     </w:p>
     <w:tbl>
       <w:tblPr>
-        <w:tblStyle w:val="Cuadrculadetablaclara"/>
+        <w:tblStyle w:val="Tablaconcuadrculaclara"/>
         <w:tblpPr w:leftFromText="141" w:rightFromText="141" w:vertAnchor="text" w:tblpXSpec="center" w:tblpY="1"/>
         <w:tblW w:w="12994" w:type="dxa"/>
         <w:tblBorders>
-          <w:top w:val="single" w:color="7F7F7F" w:themeColor="text1" w:themeTint="80" w:sz="4" w:space="0"/>
-          <w:left w:val="single" w:color="7F7F7F" w:themeColor="text1" w:themeTint="80" w:sz="4" w:space="0"/>
-          <w:bottom w:val="single" w:color="7F7F7F" w:themeColor="text1" w:themeTint="80" w:sz="4" w:space="0"/>
-          <w:right w:val="single" w:color="7F7F7F" w:themeColor="text1" w:themeTint="80" w:sz="4" w:space="0"/>
-          <w:insideH w:val="single" w:color="7F7F7F" w:themeColor="text1" w:themeTint="80" w:sz="4" w:space="0"/>
-          <w:insideV w:val="single" w:color="7F7F7F" w:themeColor="text1" w:themeTint="80" w:sz="4" w:space="0"/>
+          <w:top w:val="single" w:sz="4" w:space="0" w:color="7F7F7F" w:themeColor="text1" w:themeTint="80"/>
+          <w:left w:val="single" w:sz="4" w:space="0" w:color="7F7F7F" w:themeColor="text1" w:themeTint="80"/>
+          <w:bottom w:val="single" w:sz="4" w:space="0" w:color="7F7F7F" w:themeColor="text1" w:themeTint="80"/>
+          <w:right w:val="single" w:sz="4" w:space="0" w:color="7F7F7F" w:themeColor="text1" w:themeTint="80"/>
+          <w:insideH w:val="single" w:sz="4" w:space="0" w:color="7F7F7F" w:themeColor="text1" w:themeTint="80"/>
+          <w:insideV w:val="single" w:sz="4" w:space="0" w:color="7F7F7F" w:themeColor="text1" w:themeTint="80"/>
         </w:tblBorders>
         <w:tblLook w:val="04A0" w:firstRow="1" w:lastRow="0" w:firstColumn="1" w:lastColumn="0" w:noHBand="0" w:noVBand="1"/>
       </w:tblPr>
@@ -4288,7 +4483,6 @@
             <w:tcW w:w="3045" w:type="dxa"/>
             <w:vMerge w:val="restart"/>
             <w:shd w:val="clear" w:color="auto" w:fill="262626" w:themeFill="text1" w:themeFillTint="D9"/>
-            <w:tcMar/>
             <w:vAlign w:val="center"/>
             <w:hideMark/>
           </w:tcPr>
@@ -4296,7 +4490,7 @@
             <w:pPr>
               <w:jc w:val="center"/>
               <w:rPr>
-                <w:rFonts w:asciiTheme="minorHAnsi" w:hAnsiTheme="minorHAnsi" w:eastAsiaTheme="minorEastAsia" w:cstheme="minorBidi"/>
+                <w:rFonts w:asciiTheme="minorHAnsi" w:eastAsiaTheme="minorEastAsia" w:hAnsiTheme="minorHAnsi" w:cstheme="minorBidi"/>
                 <w:b/>
                 <w:bCs/>
                 <w:lang w:eastAsia="es-CL"/>
@@ -4304,7 +4498,7 @@
             </w:pPr>
             <w:r>
               <w:rPr>
-                <w:rFonts w:asciiTheme="minorHAnsi" w:hAnsiTheme="minorHAnsi" w:eastAsiaTheme="minorEastAsia" w:cstheme="minorBidi"/>
+                <w:rFonts w:asciiTheme="minorHAnsi" w:eastAsiaTheme="minorEastAsia" w:hAnsiTheme="minorHAnsi" w:cstheme="minorBidi"/>
                 <w:b/>
                 <w:bCs/>
                 <w:lang w:eastAsia="es-CL"/>
@@ -4318,7 +4512,6 @@
             <w:tcW w:w="8500" w:type="dxa"/>
             <w:gridSpan w:val="4"/>
             <w:shd w:val="clear" w:color="auto" w:fill="262626" w:themeFill="text1" w:themeFillTint="D9"/>
-            <w:tcMar/>
             <w:vAlign w:val="center"/>
             <w:hideMark/>
           </w:tcPr>
@@ -4326,7 +4519,7 @@
             <w:pPr>
               <w:jc w:val="center"/>
               <w:rPr>
-                <w:rFonts w:asciiTheme="minorHAnsi" w:hAnsiTheme="minorHAnsi" w:eastAsiaTheme="minorEastAsia" w:cstheme="minorBidi"/>
+                <w:rFonts w:asciiTheme="minorHAnsi" w:eastAsiaTheme="minorEastAsia" w:hAnsiTheme="minorHAnsi" w:cstheme="minorBidi"/>
                 <w:b/>
                 <w:bCs/>
                 <w:lang w:eastAsia="es-CL"/>
@@ -4334,7 +4527,7 @@
             </w:pPr>
             <w:r>
               <w:rPr>
-                <w:rFonts w:asciiTheme="minorHAnsi" w:hAnsiTheme="minorHAnsi" w:eastAsiaTheme="minorEastAsia" w:cstheme="minorBidi"/>
+                <w:rFonts w:asciiTheme="minorHAnsi" w:eastAsiaTheme="minorEastAsia" w:hAnsiTheme="minorHAnsi" w:cstheme="minorBidi"/>
                 <w:b/>
                 <w:bCs/>
                 <w:lang w:eastAsia="es-CL"/>
@@ -4343,7 +4536,7 @@
             </w:r>
             <w:r>
               <w:rPr>
-                <w:rFonts w:asciiTheme="minorHAnsi" w:hAnsiTheme="minorHAnsi" w:eastAsiaTheme="minorEastAsia" w:cstheme="minorBidi"/>
+                <w:rFonts w:asciiTheme="minorHAnsi" w:eastAsiaTheme="minorEastAsia" w:hAnsiTheme="minorHAnsi" w:cstheme="minorBidi"/>
                 <w:b/>
                 <w:bCs/>
                 <w:lang w:eastAsia="es-CL"/>
@@ -4352,7 +4545,7 @@
             </w:r>
             <w:r>
               <w:rPr>
-                <w:rFonts w:asciiTheme="minorHAnsi" w:hAnsiTheme="minorHAnsi" w:eastAsiaTheme="minorEastAsia" w:cstheme="minorBidi"/>
+                <w:rFonts w:asciiTheme="minorHAnsi" w:eastAsiaTheme="minorEastAsia" w:hAnsiTheme="minorHAnsi" w:cstheme="minorBidi"/>
                 <w:b/>
                 <w:bCs/>
                 <w:lang w:eastAsia="es-CL"/>
@@ -4366,7 +4559,6 @@
             <w:tcW w:w="1449" w:type="dxa"/>
             <w:vMerge w:val="restart"/>
             <w:shd w:val="clear" w:color="auto" w:fill="262626" w:themeFill="text1" w:themeFillTint="D9"/>
-            <w:tcMar/>
             <w:vAlign w:val="center"/>
             <w:hideMark/>
           </w:tcPr>
@@ -4374,7 +4566,7 @@
             <w:pPr>
               <w:jc w:val="center"/>
               <w:rPr>
-                <w:rFonts w:asciiTheme="minorHAnsi" w:hAnsiTheme="minorHAnsi" w:eastAsiaTheme="minorEastAsia" w:cstheme="minorBidi"/>
+                <w:rFonts w:asciiTheme="minorHAnsi" w:eastAsiaTheme="minorEastAsia" w:hAnsiTheme="minorHAnsi" w:cstheme="minorBidi"/>
                 <w:b/>
                 <w:bCs/>
                 <w:lang w:eastAsia="es-CL"/>
@@ -4382,7 +4574,7 @@
             </w:pPr>
             <w:r>
               <w:rPr>
-                <w:rFonts w:asciiTheme="minorHAnsi" w:hAnsiTheme="minorHAnsi" w:eastAsiaTheme="minorEastAsia" w:cstheme="minorBidi"/>
+                <w:rFonts w:asciiTheme="minorHAnsi" w:eastAsiaTheme="minorEastAsia" w:hAnsiTheme="minorHAnsi" w:cstheme="minorBidi"/>
                 <w:b/>
                 <w:bCs/>
                 <w:lang w:eastAsia="es-CL"/>
@@ -4400,7 +4592,6 @@
           <w:tcPr>
             <w:tcW w:w="3045" w:type="dxa"/>
             <w:vMerge/>
-            <w:tcMar/>
             <w:hideMark/>
           </w:tcPr>
           <w:p>
@@ -4418,7 +4609,6 @@
           <w:tcPr>
             <w:tcW w:w="2295" w:type="dxa"/>
             <w:shd w:val="clear" w:color="auto" w:fill="262626" w:themeFill="text1" w:themeFillTint="D9"/>
-            <w:tcMar/>
             <w:vAlign w:val="center"/>
             <w:hideMark/>
           </w:tcPr>
@@ -4426,7 +4616,7 @@
             <w:pPr>
               <w:jc w:val="center"/>
               <w:rPr>
-                <w:rFonts w:asciiTheme="minorHAnsi" w:hAnsiTheme="minorHAnsi" w:eastAsiaTheme="minorEastAsia" w:cstheme="minorBidi"/>
+                <w:rFonts w:asciiTheme="minorHAnsi" w:eastAsiaTheme="minorEastAsia" w:hAnsiTheme="minorHAnsi" w:cstheme="minorBidi"/>
                 <w:b/>
                 <w:bCs/>
                 <w:lang w:eastAsia="es-CL"/>
@@ -4434,17 +4624,28 @@
             </w:pPr>
             <w:r>
               <w:rPr>
-                <w:rFonts w:asciiTheme="minorHAnsi" w:hAnsiTheme="minorHAnsi" w:eastAsiaTheme="minorEastAsia" w:cstheme="minorBidi"/>
-                <w:b/>
-                <w:bCs/>
-                <w:sz w:val="22"/>
-                <w:szCs w:val="22"/>
-              </w:rPr>
-              <w:t>Completamente Logrado</w:t>
-            </w:r>
-            <w:r>
-              <w:rPr>
-                <w:rFonts w:asciiTheme="minorHAnsi" w:hAnsiTheme="minorHAnsi" w:eastAsiaTheme="minorEastAsia" w:cstheme="minorBidi"/>
+                <w:rFonts w:asciiTheme="minorHAnsi" w:eastAsiaTheme="minorEastAsia" w:hAnsiTheme="minorHAnsi" w:cstheme="minorBidi"/>
+                <w:b/>
+                <w:bCs/>
+                <w:sz w:val="22"/>
+                <w:szCs w:val="22"/>
+              </w:rPr>
+              <w:t xml:space="preserve">Completamente </w:t>
+            </w:r>
+            <w:proofErr w:type="gramStart"/>
+            <w:r>
+              <w:rPr>
+                <w:rFonts w:asciiTheme="minorHAnsi" w:eastAsiaTheme="minorEastAsia" w:hAnsiTheme="minorHAnsi" w:cstheme="minorBidi"/>
+                <w:b/>
+                <w:bCs/>
+                <w:sz w:val="22"/>
+                <w:szCs w:val="22"/>
+              </w:rPr>
+              <w:t>Logrado</w:t>
+            </w:r>
+            <w:r>
+              <w:rPr>
+                <w:rFonts w:asciiTheme="minorHAnsi" w:eastAsiaTheme="minorEastAsia" w:hAnsiTheme="minorHAnsi" w:cstheme="minorBidi"/>
                 <w:b/>
                 <w:bCs/>
                 <w:lang w:eastAsia="es-CL"/>
@@ -4453,16 +4654,17 @@
             </w:r>
             <w:r>
               <w:rPr>
-                <w:rFonts w:asciiTheme="minorHAnsi" w:hAnsiTheme="minorHAnsi" w:eastAsiaTheme="minorEastAsia" w:cstheme="minorBidi"/>
+                <w:rFonts w:asciiTheme="minorHAnsi" w:eastAsiaTheme="minorEastAsia" w:hAnsiTheme="minorHAnsi" w:cstheme="minorBidi"/>
                 <w:b/>
                 <w:bCs/>
                 <w:lang w:eastAsia="es-CL"/>
               </w:rPr>
               <w:t>(</w:t>
             </w:r>
-            <w:r>
-              <w:rPr>
-                <w:rFonts w:asciiTheme="minorHAnsi" w:hAnsiTheme="minorHAnsi" w:eastAsiaTheme="minorEastAsia" w:cstheme="minorBidi"/>
+            <w:proofErr w:type="gramEnd"/>
+            <w:r>
+              <w:rPr>
+                <w:rFonts w:asciiTheme="minorHAnsi" w:eastAsiaTheme="minorEastAsia" w:hAnsiTheme="minorHAnsi" w:cstheme="minorBidi"/>
                 <w:b/>
                 <w:bCs/>
                 <w:lang w:eastAsia="es-CL"/>
@@ -4471,7 +4673,7 @@
             </w:r>
             <w:r>
               <w:rPr>
-                <w:rFonts w:asciiTheme="minorHAnsi" w:hAnsiTheme="minorHAnsi" w:eastAsiaTheme="minorEastAsia" w:cstheme="minorBidi"/>
+                <w:rFonts w:asciiTheme="minorHAnsi" w:eastAsiaTheme="minorEastAsia" w:hAnsiTheme="minorHAnsi" w:cstheme="minorBidi"/>
                 <w:b/>
                 <w:bCs/>
                 <w:lang w:eastAsia="es-CL"/>
@@ -4484,7 +4686,6 @@
           <w:tcPr>
             <w:tcW w:w="2295" w:type="dxa"/>
             <w:shd w:val="clear" w:color="auto" w:fill="262626" w:themeFill="text1" w:themeFillTint="D9"/>
-            <w:tcMar/>
             <w:vAlign w:val="center"/>
             <w:hideMark/>
           </w:tcPr>
@@ -4492,15 +4693,16 @@
             <w:pPr>
               <w:jc w:val="center"/>
               <w:rPr>
-                <w:rFonts w:asciiTheme="minorHAnsi" w:hAnsiTheme="minorHAnsi" w:eastAsiaTheme="minorEastAsia" w:cstheme="minorBidi"/>
+                <w:rFonts w:asciiTheme="minorHAnsi" w:eastAsiaTheme="minorEastAsia" w:hAnsiTheme="minorHAnsi" w:cstheme="minorBidi"/>
                 <w:b/>
                 <w:bCs/>
                 <w:lang w:eastAsia="es-CL"/>
               </w:rPr>
             </w:pPr>
-            <w:r>
-              <w:rPr>
-                <w:rFonts w:asciiTheme="minorHAnsi" w:hAnsiTheme="minorHAnsi" w:eastAsiaTheme="minorEastAsia" w:cstheme="minorBidi"/>
+            <w:proofErr w:type="gramStart"/>
+            <w:r>
+              <w:rPr>
+                <w:rFonts w:asciiTheme="minorHAnsi" w:eastAsiaTheme="minorEastAsia" w:hAnsiTheme="minorHAnsi" w:cstheme="minorBidi"/>
                 <w:b/>
                 <w:bCs/>
                 <w:sz w:val="22"/>
@@ -4510,7 +4712,7 @@
             </w:r>
             <w:r>
               <w:rPr>
-                <w:rFonts w:asciiTheme="minorHAnsi" w:hAnsiTheme="minorHAnsi" w:eastAsiaTheme="minorEastAsia" w:cstheme="minorBidi"/>
+                <w:rFonts w:asciiTheme="minorHAnsi" w:eastAsiaTheme="minorEastAsia" w:hAnsiTheme="minorHAnsi" w:cstheme="minorBidi"/>
                 <w:b/>
                 <w:bCs/>
                 <w:lang w:eastAsia="es-CL"/>
@@ -4519,16 +4721,17 @@
             </w:r>
             <w:r>
               <w:rPr>
-                <w:rFonts w:asciiTheme="minorHAnsi" w:hAnsiTheme="minorHAnsi" w:eastAsiaTheme="minorEastAsia" w:cstheme="minorBidi"/>
+                <w:rFonts w:asciiTheme="minorHAnsi" w:eastAsiaTheme="minorEastAsia" w:hAnsiTheme="minorHAnsi" w:cstheme="minorBidi"/>
                 <w:b/>
                 <w:bCs/>
                 <w:lang w:eastAsia="es-CL"/>
               </w:rPr>
               <w:t>(</w:t>
             </w:r>
-            <w:r>
-              <w:rPr>
-                <w:rFonts w:asciiTheme="minorHAnsi" w:hAnsiTheme="minorHAnsi" w:eastAsiaTheme="minorEastAsia" w:cstheme="minorBidi"/>
+            <w:proofErr w:type="gramEnd"/>
+            <w:r>
+              <w:rPr>
+                <w:rFonts w:asciiTheme="minorHAnsi" w:eastAsiaTheme="minorEastAsia" w:hAnsiTheme="minorHAnsi" w:cstheme="minorBidi"/>
                 <w:b/>
                 <w:bCs/>
                 <w:lang w:eastAsia="es-CL"/>
@@ -4537,7 +4740,7 @@
             </w:r>
             <w:r>
               <w:rPr>
-                <w:rFonts w:asciiTheme="minorHAnsi" w:hAnsiTheme="minorHAnsi" w:eastAsiaTheme="minorEastAsia" w:cstheme="minorBidi"/>
+                <w:rFonts w:asciiTheme="minorHAnsi" w:eastAsiaTheme="minorEastAsia" w:hAnsiTheme="minorHAnsi" w:cstheme="minorBidi"/>
                 <w:b/>
                 <w:bCs/>
                 <w:lang w:eastAsia="es-CL"/>
@@ -4550,7 +4753,6 @@
           <w:tcPr>
             <w:tcW w:w="1980" w:type="dxa"/>
             <w:shd w:val="clear" w:color="auto" w:fill="262626" w:themeFill="text1" w:themeFillTint="D9"/>
-            <w:tcMar/>
             <w:vAlign w:val="center"/>
             <w:hideMark/>
           </w:tcPr>
@@ -4559,7 +4761,7 @@
               <w:pStyle w:val="Default"/>
               <w:jc w:val="center"/>
               <w:rPr>
-                <w:rFonts w:asciiTheme="minorHAnsi" w:hAnsiTheme="minorHAnsi" w:eastAsiaTheme="minorEastAsia" w:cstheme="minorBidi"/>
+                <w:rFonts w:asciiTheme="minorHAnsi" w:eastAsiaTheme="minorEastAsia" w:hAnsiTheme="minorHAnsi" w:cstheme="minorBidi"/>
                 <w:b/>
                 <w:bCs/>
                 <w:color w:val="auto"/>
@@ -4569,7 +4771,7 @@
             </w:pPr>
             <w:r>
               <w:rPr>
-                <w:rFonts w:asciiTheme="minorHAnsi" w:hAnsiTheme="minorHAnsi" w:eastAsiaTheme="minorEastAsia" w:cstheme="minorBidi"/>
+                <w:rFonts w:asciiTheme="minorHAnsi" w:eastAsiaTheme="minorEastAsia" w:hAnsiTheme="minorHAnsi" w:cstheme="minorBidi"/>
                 <w:b/>
                 <w:bCs/>
                 <w:color w:val="auto"/>
@@ -4583,7 +4785,7 @@
             <w:pPr>
               <w:jc w:val="center"/>
               <w:rPr>
-                <w:rFonts w:asciiTheme="minorHAnsi" w:hAnsiTheme="minorHAnsi" w:eastAsiaTheme="minorEastAsia" w:cstheme="minorBidi"/>
+                <w:rFonts w:asciiTheme="minorHAnsi" w:eastAsiaTheme="minorEastAsia" w:hAnsiTheme="minorHAnsi" w:cstheme="minorBidi"/>
                 <w:b/>
                 <w:bCs/>
                 <w:lang w:eastAsia="es-CL"/>
@@ -4591,7 +4793,7 @@
             </w:pPr>
             <w:r>
               <w:rPr>
-                <w:rFonts w:asciiTheme="minorHAnsi" w:hAnsiTheme="minorHAnsi" w:eastAsiaTheme="minorEastAsia" w:cstheme="minorBidi"/>
+                <w:rFonts w:asciiTheme="minorHAnsi" w:eastAsiaTheme="minorEastAsia" w:hAnsiTheme="minorHAnsi" w:cstheme="minorBidi"/>
                 <w:b/>
                 <w:bCs/>
                 <w:lang w:eastAsia="es-CL"/>
@@ -4600,7 +4802,7 @@
             </w:r>
             <w:r>
               <w:rPr>
-                <w:rFonts w:asciiTheme="minorHAnsi" w:hAnsiTheme="minorHAnsi" w:eastAsiaTheme="minorEastAsia" w:cstheme="minorBidi"/>
+                <w:rFonts w:asciiTheme="minorHAnsi" w:eastAsiaTheme="minorEastAsia" w:hAnsiTheme="minorHAnsi" w:cstheme="minorBidi"/>
                 <w:b/>
                 <w:bCs/>
                 <w:lang w:eastAsia="es-CL"/>
@@ -4609,7 +4811,7 @@
             </w:r>
             <w:r>
               <w:rPr>
-                <w:rFonts w:asciiTheme="minorHAnsi" w:hAnsiTheme="minorHAnsi" w:eastAsiaTheme="minorEastAsia" w:cstheme="minorBidi"/>
+                <w:rFonts w:asciiTheme="minorHAnsi" w:eastAsiaTheme="minorEastAsia" w:hAnsiTheme="minorHAnsi" w:cstheme="minorBidi"/>
                 <w:b/>
                 <w:bCs/>
                 <w:lang w:eastAsia="es-CL"/>
@@ -4622,7 +4824,6 @@
           <w:tcPr>
             <w:tcW w:w="1930" w:type="dxa"/>
             <w:shd w:val="clear" w:color="auto" w:fill="262626" w:themeFill="text1" w:themeFillTint="D9"/>
-            <w:tcMar/>
             <w:vAlign w:val="center"/>
             <w:hideMark/>
           </w:tcPr>
@@ -4630,7 +4831,7 @@
             <w:pPr>
               <w:jc w:val="center"/>
               <w:rPr>
-                <w:rFonts w:asciiTheme="minorHAnsi" w:hAnsiTheme="minorHAnsi" w:eastAsiaTheme="minorEastAsia" w:cstheme="minorBidi"/>
+                <w:rFonts w:asciiTheme="minorHAnsi" w:eastAsiaTheme="minorEastAsia" w:hAnsiTheme="minorHAnsi" w:cstheme="minorBidi"/>
                 <w:b/>
                 <w:bCs/>
                 <w:lang w:eastAsia="es-CL"/>
@@ -4638,7 +4839,7 @@
             </w:pPr>
             <w:r>
               <w:rPr>
-                <w:rFonts w:asciiTheme="minorHAnsi" w:hAnsiTheme="minorHAnsi" w:eastAsiaTheme="minorEastAsia" w:cstheme="minorBidi"/>
+                <w:rFonts w:asciiTheme="minorHAnsi" w:eastAsiaTheme="minorEastAsia" w:hAnsiTheme="minorHAnsi" w:cstheme="minorBidi"/>
                 <w:b/>
                 <w:bCs/>
                 <w:lang w:eastAsia="es-CL"/>
@@ -4647,7 +4848,7 @@
             </w:r>
             <w:r>
               <w:rPr>
-                <w:rFonts w:asciiTheme="minorHAnsi" w:hAnsiTheme="minorHAnsi" w:eastAsiaTheme="minorEastAsia" w:cstheme="minorBidi"/>
+                <w:rFonts w:asciiTheme="minorHAnsi" w:eastAsiaTheme="minorEastAsia" w:hAnsiTheme="minorHAnsi" w:cstheme="minorBidi"/>
                 <w:b/>
                 <w:bCs/>
                 <w:lang w:eastAsia="es-CL"/>
@@ -4659,7 +4860,7 @@
             <w:pPr>
               <w:jc w:val="center"/>
               <w:rPr>
-                <w:rFonts w:asciiTheme="minorHAnsi" w:hAnsiTheme="minorHAnsi" w:eastAsiaTheme="minorEastAsia" w:cstheme="minorBidi"/>
+                <w:rFonts w:asciiTheme="minorHAnsi" w:eastAsiaTheme="minorEastAsia" w:hAnsiTheme="minorHAnsi" w:cstheme="minorBidi"/>
                 <w:b/>
                 <w:bCs/>
                 <w:lang w:eastAsia="es-CL"/>
@@ -4667,7 +4868,7 @@
             </w:pPr>
             <w:r>
               <w:rPr>
-                <w:rFonts w:asciiTheme="minorHAnsi" w:hAnsiTheme="minorHAnsi" w:eastAsiaTheme="minorEastAsia" w:cstheme="minorBidi"/>
+                <w:rFonts w:asciiTheme="minorHAnsi" w:eastAsiaTheme="minorEastAsia" w:hAnsiTheme="minorHAnsi" w:cstheme="minorBidi"/>
                 <w:b/>
                 <w:bCs/>
                 <w:lang w:eastAsia="es-CL"/>
@@ -4676,7 +4877,7 @@
             </w:r>
             <w:r>
               <w:rPr>
-                <w:rFonts w:asciiTheme="minorHAnsi" w:hAnsiTheme="minorHAnsi" w:eastAsiaTheme="minorEastAsia" w:cstheme="minorBidi"/>
+                <w:rFonts w:asciiTheme="minorHAnsi" w:eastAsiaTheme="minorEastAsia" w:hAnsiTheme="minorHAnsi" w:cstheme="minorBidi"/>
                 <w:b/>
                 <w:bCs/>
                 <w:lang w:eastAsia="es-CL"/>
@@ -4685,7 +4886,7 @@
             </w:r>
             <w:r>
               <w:rPr>
-                <w:rFonts w:asciiTheme="minorHAnsi" w:hAnsiTheme="minorHAnsi" w:eastAsiaTheme="minorEastAsia" w:cstheme="minorBidi"/>
+                <w:rFonts w:asciiTheme="minorHAnsi" w:eastAsiaTheme="minorEastAsia" w:hAnsiTheme="minorHAnsi" w:cstheme="minorBidi"/>
                 <w:b/>
                 <w:bCs/>
                 <w:lang w:eastAsia="es-CL"/>
@@ -4698,7 +4899,6 @@
           <w:tcPr>
             <w:tcW w:w="1449" w:type="dxa"/>
             <w:vMerge/>
-            <w:tcMar/>
             <w:hideMark/>
           </w:tcPr>
           <w:p>
@@ -4720,20 +4920,19 @@
         <w:tc>
           <w:tcPr>
             <w:tcW w:w="3045" w:type="dxa"/>
-            <w:tcMar/>
           </w:tcPr>
           <w:p>
             <w:pPr>
               <w:jc w:val="both"/>
               <w:rPr>
-                <w:rFonts w:asciiTheme="minorHAnsi" w:hAnsiTheme="minorHAnsi" w:eastAsiaTheme="minorEastAsia" w:cstheme="minorBidi"/>
+                <w:rFonts w:asciiTheme="minorHAnsi" w:eastAsiaTheme="minorEastAsia" w:hAnsiTheme="minorHAnsi" w:cstheme="minorBidi"/>
                 <w:color w:val="3B3838" w:themeColor="background2" w:themeShade="40"/>
                 <w:lang w:eastAsia="es-CL"/>
               </w:rPr>
             </w:pPr>
             <w:r>
               <w:rPr>
-                <w:rFonts w:asciiTheme="minorHAnsi" w:hAnsiTheme="minorHAnsi" w:eastAsiaTheme="minorEastAsia" w:cstheme="minorBidi"/>
+                <w:rFonts w:asciiTheme="minorHAnsi" w:eastAsiaTheme="minorEastAsia" w:hAnsiTheme="minorHAnsi" w:cstheme="minorBidi"/>
               </w:rPr>
               <w:t xml:space="preserve">1. Propone ajustes al Proyecto APT considerando dificultades, facilitadores y retroalimentación. </w:t>
             </w:r>
@@ -4742,20 +4941,19 @@
         <w:tc>
           <w:tcPr>
             <w:tcW w:w="2295" w:type="dxa"/>
-            <w:tcMar/>
           </w:tcPr>
           <w:p>
             <w:pPr>
               <w:jc w:val="both"/>
               <w:rPr>
-                <w:rFonts w:asciiTheme="minorHAnsi" w:hAnsiTheme="minorHAnsi" w:eastAsiaTheme="minorEastAsia" w:cstheme="minorBidi"/>
+                <w:rFonts w:asciiTheme="minorHAnsi" w:eastAsiaTheme="minorEastAsia" w:hAnsiTheme="minorHAnsi" w:cstheme="minorBidi"/>
                 <w:color w:val="3B3838" w:themeColor="background2" w:themeShade="40"/>
                 <w:lang w:eastAsia="es-CL"/>
               </w:rPr>
             </w:pPr>
             <w:r>
               <w:rPr>
-                <w:rFonts w:asciiTheme="minorHAnsi" w:hAnsiTheme="minorHAnsi" w:eastAsiaTheme="minorEastAsia" w:cstheme="minorBidi"/>
+                <w:rFonts w:asciiTheme="minorHAnsi" w:eastAsiaTheme="minorEastAsia" w:hAnsiTheme="minorHAnsi" w:cstheme="minorBidi"/>
               </w:rPr>
               <w:t>Señala los ajustes que realizó o realizará y los justifica considerando las dificultades, facilitadores y retroalimentación del docente.</w:t>
             </w:r>
@@ -4764,20 +4962,19 @@
         <w:tc>
           <w:tcPr>
             <w:tcW w:w="2295" w:type="dxa"/>
-            <w:tcMar/>
           </w:tcPr>
           <w:p>
             <w:pPr>
               <w:jc w:val="both"/>
               <w:rPr>
-                <w:rFonts w:asciiTheme="minorHAnsi" w:hAnsiTheme="minorHAnsi" w:eastAsiaTheme="minorEastAsia" w:cstheme="minorBidi"/>
+                <w:rFonts w:asciiTheme="minorHAnsi" w:eastAsiaTheme="minorEastAsia" w:hAnsiTheme="minorHAnsi" w:cstheme="minorBidi"/>
                 <w:color w:val="3B3838" w:themeColor="background2" w:themeShade="40"/>
                 <w:lang w:eastAsia="es-CL"/>
               </w:rPr>
             </w:pPr>
             <w:r>
               <w:rPr>
-                <w:rFonts w:asciiTheme="minorHAnsi" w:hAnsiTheme="minorHAnsi" w:eastAsiaTheme="minorEastAsia" w:cstheme="minorBidi"/>
+                <w:rFonts w:asciiTheme="minorHAnsi" w:eastAsiaTheme="minorEastAsia" w:hAnsiTheme="minorHAnsi" w:cstheme="minorBidi"/>
               </w:rPr>
               <w:t>Señala los ajustes que realizó o realizará y los justifica considerando las dificultades, facilitadores o retroalimentación del docente.</w:t>
             </w:r>
@@ -4786,20 +4983,19 @@
         <w:tc>
           <w:tcPr>
             <w:tcW w:w="1980" w:type="dxa"/>
-            <w:tcMar/>
           </w:tcPr>
           <w:p>
             <w:pPr>
               <w:jc w:val="both"/>
               <w:rPr>
-                <w:rFonts w:asciiTheme="minorHAnsi" w:hAnsiTheme="minorHAnsi" w:eastAsiaTheme="minorEastAsia" w:cstheme="minorBidi"/>
+                <w:rFonts w:asciiTheme="minorHAnsi" w:eastAsiaTheme="minorEastAsia" w:hAnsiTheme="minorHAnsi" w:cstheme="minorBidi"/>
                 <w:color w:val="3B3838" w:themeColor="background2" w:themeShade="40"/>
                 <w:lang w:eastAsia="es-CL"/>
               </w:rPr>
             </w:pPr>
             <w:r>
               <w:rPr>
-                <w:rFonts w:asciiTheme="minorHAnsi" w:hAnsiTheme="minorHAnsi" w:eastAsiaTheme="minorEastAsia" w:cstheme="minorBidi"/>
+                <w:rFonts w:asciiTheme="minorHAnsi" w:eastAsiaTheme="minorEastAsia" w:hAnsiTheme="minorHAnsi" w:cstheme="minorBidi"/>
               </w:rPr>
               <w:t>Señala los ajustes que realizó o realizará, pero no los justifica.</w:t>
             </w:r>
@@ -4808,20 +5004,19 @@
         <w:tc>
           <w:tcPr>
             <w:tcW w:w="1930" w:type="dxa"/>
-            <w:tcMar/>
           </w:tcPr>
           <w:p>
             <w:pPr>
               <w:jc w:val="both"/>
               <w:rPr>
-                <w:rFonts w:asciiTheme="minorHAnsi" w:hAnsiTheme="minorHAnsi" w:eastAsiaTheme="minorEastAsia" w:cstheme="minorBidi"/>
+                <w:rFonts w:asciiTheme="minorHAnsi" w:eastAsiaTheme="minorEastAsia" w:hAnsiTheme="minorHAnsi" w:cstheme="minorBidi"/>
                 <w:color w:val="3B3838" w:themeColor="background2" w:themeShade="40"/>
                 <w:lang w:eastAsia="es-CL"/>
               </w:rPr>
             </w:pPr>
             <w:r>
               <w:rPr>
-                <w:rFonts w:asciiTheme="minorHAnsi" w:hAnsiTheme="minorHAnsi" w:eastAsiaTheme="minorEastAsia" w:cstheme="minorBidi"/>
+                <w:rFonts w:asciiTheme="minorHAnsi" w:eastAsiaTheme="minorEastAsia" w:hAnsiTheme="minorHAnsi" w:cstheme="minorBidi"/>
               </w:rPr>
               <w:t>No incluye ajustes ni justifica por qué mantiene su plan inicial.</w:t>
             </w:r>
@@ -4830,7 +5025,6 @@
         <w:tc>
           <w:tcPr>
             <w:tcW w:w="1449" w:type="dxa"/>
-            <w:tcMar/>
             <w:vAlign w:val="center"/>
             <w:hideMark/>
           </w:tcPr>
@@ -4838,7 +5032,7 @@
             <w:pPr>
               <w:jc w:val="center"/>
               <w:rPr>
-                <w:rFonts w:asciiTheme="minorHAnsi" w:hAnsiTheme="minorHAnsi" w:eastAsiaTheme="minorEastAsia" w:cstheme="minorBidi"/>
+                <w:rFonts w:asciiTheme="minorHAnsi" w:eastAsiaTheme="minorEastAsia" w:hAnsiTheme="minorHAnsi" w:cstheme="minorBidi"/>
                 <w:b/>
                 <w:bCs/>
                 <w:color w:val="3B3838" w:themeColor="background2" w:themeShade="40"/>
@@ -4847,7 +5041,7 @@
             </w:pPr>
             <w:r>
               <w:rPr>
-                <w:rFonts w:asciiTheme="minorHAnsi" w:hAnsiTheme="minorHAnsi" w:eastAsiaTheme="minorEastAsia" w:cstheme="minorBidi"/>
+                <w:rFonts w:asciiTheme="minorHAnsi" w:eastAsiaTheme="minorEastAsia" w:hAnsiTheme="minorHAnsi" w:cstheme="minorBidi"/>
                 <w:b/>
                 <w:bCs/>
                 <w:color w:val="3B3838" w:themeColor="background2" w:themeShade="40"/>
@@ -4865,86 +5059,124 @@
         <w:tc>
           <w:tcPr>
             <w:tcW w:w="3045" w:type="dxa"/>
-            <w:tcMar/>
           </w:tcPr>
           <w:p>
             <w:pPr>
               <w:jc w:val="both"/>
               <w:rPr>
-                <w:rFonts w:asciiTheme="minorHAnsi" w:hAnsiTheme="minorHAnsi" w:eastAsiaTheme="minorEastAsia" w:cstheme="minorBidi"/>
+                <w:rFonts w:asciiTheme="minorHAnsi" w:eastAsiaTheme="minorEastAsia" w:hAnsiTheme="minorHAnsi" w:cstheme="minorBidi"/>
                 <w:color w:val="3B3838" w:themeColor="background2" w:themeShade="40"/>
                 <w:lang w:eastAsia="es-CL"/>
               </w:rPr>
             </w:pPr>
             <w:r>
               <w:rPr>
-                <w:rFonts w:asciiTheme="minorHAnsi" w:hAnsiTheme="minorHAnsi" w:eastAsiaTheme="minorEastAsia" w:cstheme="minorBidi"/>
-              </w:rPr>
-              <w:t>2. Aplica una metodología que permite el logro de los objetivos propuestos, de acuerdo a los estándares de la disciplina.</w:t>
+                <w:rFonts w:asciiTheme="minorHAnsi" w:eastAsiaTheme="minorEastAsia" w:hAnsiTheme="minorHAnsi" w:cstheme="minorBidi"/>
+              </w:rPr>
+              <w:t xml:space="preserve">2. Aplica una metodología que permite el logro de los objetivos propuestos, </w:t>
+            </w:r>
+            <w:proofErr w:type="gramStart"/>
+            <w:r>
+              <w:rPr>
+                <w:rFonts w:asciiTheme="minorHAnsi" w:eastAsiaTheme="minorEastAsia" w:hAnsiTheme="minorHAnsi" w:cstheme="minorBidi"/>
+              </w:rPr>
+              <w:t>de acuerdo a</w:t>
+            </w:r>
+            <w:proofErr w:type="gramEnd"/>
+            <w:r>
+              <w:rPr>
+                <w:rFonts w:asciiTheme="minorHAnsi" w:eastAsiaTheme="minorEastAsia" w:hAnsiTheme="minorHAnsi" w:cstheme="minorBidi"/>
+              </w:rPr>
+              <w:t xml:space="preserve"> los estándares de la disciplina.</w:t>
             </w:r>
           </w:p>
         </w:tc>
         <w:tc>
           <w:tcPr>
             <w:tcW w:w="2295" w:type="dxa"/>
-            <w:tcMar/>
           </w:tcPr>
           <w:p>
             <w:pPr>
               <w:jc w:val="both"/>
               <w:rPr>
-                <w:rFonts w:asciiTheme="minorHAnsi" w:hAnsiTheme="minorHAnsi" w:eastAsiaTheme="minorEastAsia" w:cstheme="minorBidi"/>
+                <w:rFonts w:asciiTheme="minorHAnsi" w:eastAsiaTheme="minorEastAsia" w:hAnsiTheme="minorHAnsi" w:cstheme="minorBidi"/>
                 <w:color w:val="3B3838" w:themeColor="background2" w:themeShade="40"/>
                 <w:lang w:eastAsia="es-CL"/>
               </w:rPr>
             </w:pPr>
             <w:r>
               <w:rPr>
-                <w:rFonts w:asciiTheme="minorHAnsi" w:hAnsiTheme="minorHAnsi" w:eastAsiaTheme="minorEastAsia" w:cstheme="minorBidi"/>
-              </w:rPr>
-              <w:t xml:space="preserve">Aplica la metodología definida de acuerdo a los estándares de la disciplina, alcanzando los objetivos propuestos para el avance del proyecto. </w:t>
+                <w:rFonts w:asciiTheme="minorHAnsi" w:eastAsiaTheme="minorEastAsia" w:hAnsiTheme="minorHAnsi" w:cstheme="minorBidi"/>
+              </w:rPr>
+              <w:t xml:space="preserve">Aplica la metodología definida </w:t>
+            </w:r>
+            <w:proofErr w:type="gramStart"/>
+            <w:r>
+              <w:rPr>
+                <w:rFonts w:asciiTheme="minorHAnsi" w:eastAsiaTheme="minorEastAsia" w:hAnsiTheme="minorHAnsi" w:cstheme="minorBidi"/>
+              </w:rPr>
+              <w:t>de acuerdo a</w:t>
+            </w:r>
+            <w:proofErr w:type="gramEnd"/>
+            <w:r>
+              <w:rPr>
+                <w:rFonts w:asciiTheme="minorHAnsi" w:eastAsiaTheme="minorEastAsia" w:hAnsiTheme="minorHAnsi" w:cstheme="minorBidi"/>
+              </w:rPr>
+              <w:t xml:space="preserve"> los estándares de la disciplina, alcanzando los objetivos propuestos para el avance del proyecto. </w:t>
             </w:r>
           </w:p>
         </w:tc>
         <w:tc>
           <w:tcPr>
             <w:tcW w:w="2295" w:type="dxa"/>
-            <w:tcMar/>
           </w:tcPr>
           <w:p>
             <w:pPr>
               <w:jc w:val="both"/>
               <w:rPr>
-                <w:rFonts w:asciiTheme="minorHAnsi" w:hAnsiTheme="minorHAnsi" w:eastAsiaTheme="minorEastAsia" w:cstheme="minorBidi"/>
+                <w:rFonts w:asciiTheme="minorHAnsi" w:eastAsiaTheme="minorEastAsia" w:hAnsiTheme="minorHAnsi" w:cstheme="minorBidi"/>
                 <w:color w:val="3B3838" w:themeColor="background2" w:themeShade="40"/>
                 <w:lang w:eastAsia="es-CL"/>
               </w:rPr>
             </w:pPr>
             <w:r>
               <w:rPr>
-                <w:rFonts w:asciiTheme="minorHAnsi" w:hAnsiTheme="minorHAnsi" w:eastAsiaTheme="minorEastAsia" w:cstheme="minorBidi"/>
-              </w:rPr>
-              <w:t xml:space="preserve">Aplica la metodología definida de acuerdo a los estándares de la disciplina, pero no se observa el cumplimiento de objetivos propuestos para el avance del proyecto. </w:t>
+                <w:rFonts w:asciiTheme="minorHAnsi" w:eastAsiaTheme="minorEastAsia" w:hAnsiTheme="minorHAnsi" w:cstheme="minorBidi"/>
+              </w:rPr>
+              <w:t xml:space="preserve">Aplica la metodología definida </w:t>
+            </w:r>
+            <w:proofErr w:type="gramStart"/>
+            <w:r>
+              <w:rPr>
+                <w:rFonts w:asciiTheme="minorHAnsi" w:eastAsiaTheme="minorEastAsia" w:hAnsiTheme="minorHAnsi" w:cstheme="minorBidi"/>
+              </w:rPr>
+              <w:t>de acuerdo a</w:t>
+            </w:r>
+            <w:proofErr w:type="gramEnd"/>
+            <w:r>
+              <w:rPr>
+                <w:rFonts w:asciiTheme="minorHAnsi" w:eastAsiaTheme="minorEastAsia" w:hAnsiTheme="minorHAnsi" w:cstheme="minorBidi"/>
+              </w:rPr>
+              <w:t xml:space="preserve"> los estándares de la disciplina, pero no se observa el cumplimiento de objetivos propuestos para el avance del proyecto. </w:t>
             </w:r>
           </w:p>
         </w:tc>
         <w:tc>
           <w:tcPr>
             <w:tcW w:w="1980" w:type="dxa"/>
-            <w:tcMar/>
           </w:tcPr>
           <w:p>
             <w:pPr>
               <w:jc w:val="both"/>
               <w:rPr>
-                <w:rFonts w:asciiTheme="minorHAnsi" w:hAnsiTheme="minorHAnsi" w:eastAsiaTheme="minorEastAsia" w:cstheme="minorBidi"/>
+                <w:rFonts w:asciiTheme="minorHAnsi" w:eastAsiaTheme="minorEastAsia" w:hAnsiTheme="minorHAnsi" w:cstheme="minorBidi"/>
                 <w:color w:val="3B3838" w:themeColor="background2" w:themeShade="40"/>
                 <w:lang w:eastAsia="es-CL"/>
               </w:rPr>
             </w:pPr>
             <w:r>
               <w:rPr>
-                <w:rFonts w:asciiTheme="minorHAnsi" w:hAnsiTheme="minorHAnsi" w:eastAsiaTheme="minorEastAsia" w:cstheme="minorBidi"/>
+                <w:rFonts w:asciiTheme="minorHAnsi" w:eastAsiaTheme="minorEastAsia" w:hAnsiTheme="minorHAnsi" w:cstheme="minorBidi"/>
               </w:rPr>
               <w:t xml:space="preserve">Aplica la metodología definida cumpliendo parcialmente con los estándares de la disciplina y con los objetivos propuestos para el avance del proyecto. </w:t>
             </w:r>
@@ -4953,20 +5185,19 @@
         <w:tc>
           <w:tcPr>
             <w:tcW w:w="1930" w:type="dxa"/>
-            <w:tcMar/>
           </w:tcPr>
           <w:p>
             <w:pPr>
               <w:jc w:val="both"/>
               <w:rPr>
-                <w:rFonts w:asciiTheme="minorHAnsi" w:hAnsiTheme="minorHAnsi" w:eastAsiaTheme="minorEastAsia" w:cstheme="minorBidi"/>
+                <w:rFonts w:asciiTheme="minorHAnsi" w:eastAsiaTheme="minorEastAsia" w:hAnsiTheme="minorHAnsi" w:cstheme="minorBidi"/>
                 <w:color w:val="3B3838" w:themeColor="background2" w:themeShade="40"/>
                 <w:lang w:eastAsia="es-CL"/>
               </w:rPr>
             </w:pPr>
             <w:r>
               <w:rPr>
-                <w:rFonts w:asciiTheme="minorHAnsi" w:hAnsiTheme="minorHAnsi" w:eastAsiaTheme="minorEastAsia" w:cstheme="minorBidi"/>
+                <w:rFonts w:asciiTheme="minorHAnsi" w:eastAsiaTheme="minorEastAsia" w:hAnsiTheme="minorHAnsi" w:cstheme="minorBidi"/>
               </w:rPr>
               <w:t xml:space="preserve">Aplica la metodología definida sin cumplir los estándares de la disciplina ni los objetivos propuestos para el avance del proyecto. </w:t>
             </w:r>
@@ -4975,14 +5206,13 @@
         <w:tc>
           <w:tcPr>
             <w:tcW w:w="1449" w:type="dxa"/>
-            <w:tcMar/>
             <w:vAlign w:val="center"/>
           </w:tcPr>
           <w:p>
             <w:pPr>
               <w:jc w:val="center"/>
               <w:rPr>
-                <w:rFonts w:asciiTheme="minorHAnsi" w:hAnsiTheme="minorHAnsi" w:eastAsiaTheme="minorEastAsia" w:cstheme="minorBidi"/>
+                <w:rFonts w:asciiTheme="minorHAnsi" w:eastAsiaTheme="minorEastAsia" w:hAnsiTheme="minorHAnsi" w:cstheme="minorBidi"/>
                 <w:b/>
                 <w:bCs/>
                 <w:color w:val="3B3838" w:themeColor="background2" w:themeShade="40"/>
@@ -4991,7 +5221,7 @@
             </w:pPr>
             <w:r>
               <w:rPr>
-                <w:rFonts w:asciiTheme="minorHAnsi" w:hAnsiTheme="minorHAnsi" w:eastAsiaTheme="minorEastAsia" w:cstheme="minorBidi"/>
+                <w:rFonts w:asciiTheme="minorHAnsi" w:eastAsiaTheme="minorEastAsia" w:hAnsiTheme="minorHAnsi" w:cstheme="minorBidi"/>
                 <w:b/>
                 <w:bCs/>
                 <w:color w:val="3B3838" w:themeColor="background2" w:themeShade="40"/>
@@ -5009,42 +5239,55 @@
         <w:tc>
           <w:tcPr>
             <w:tcW w:w="3045" w:type="dxa"/>
-            <w:tcMar/>
           </w:tcPr>
           <w:p>
             <w:pPr>
               <w:jc w:val="both"/>
               <w:rPr>
-                <w:rFonts w:asciiTheme="minorHAnsi" w:hAnsiTheme="minorHAnsi" w:eastAsiaTheme="minorEastAsia" w:cstheme="minorBidi"/>
+                <w:rFonts w:asciiTheme="minorHAnsi" w:eastAsiaTheme="minorEastAsia" w:hAnsiTheme="minorHAnsi" w:cstheme="minorBidi"/>
                 <w:color w:val="3B3838" w:themeColor="background2" w:themeShade="40"/>
                 <w:lang w:eastAsia="es-CL"/>
               </w:rPr>
             </w:pPr>
             <w:r>
               <w:rPr>
-                <w:rFonts w:asciiTheme="minorHAnsi" w:hAnsiTheme="minorHAnsi" w:eastAsiaTheme="minorEastAsia" w:cstheme="minorBidi"/>
-              </w:rPr>
-              <w:t>3. Genera evidencias que dan cuenta del avance del Proyecto APT, de acuerdo a los estándares definidos por la disciplina.</w:t>
+                <w:rFonts w:asciiTheme="minorHAnsi" w:eastAsiaTheme="minorEastAsia" w:hAnsiTheme="minorHAnsi" w:cstheme="minorBidi"/>
+              </w:rPr>
+              <w:lastRenderedPageBreak/>
+              <w:t xml:space="preserve">3. Genera evidencias que dan cuenta del avance del Proyecto APT, </w:t>
+            </w:r>
+            <w:proofErr w:type="gramStart"/>
+            <w:r>
+              <w:rPr>
+                <w:rFonts w:asciiTheme="minorHAnsi" w:eastAsiaTheme="minorEastAsia" w:hAnsiTheme="minorHAnsi" w:cstheme="minorBidi"/>
+              </w:rPr>
+              <w:t>de acuerdo a</w:t>
+            </w:r>
+            <w:proofErr w:type="gramEnd"/>
+            <w:r>
+              <w:rPr>
+                <w:rFonts w:asciiTheme="minorHAnsi" w:eastAsiaTheme="minorEastAsia" w:hAnsiTheme="minorHAnsi" w:cstheme="minorBidi"/>
+              </w:rPr>
+              <w:t xml:space="preserve"> los estándares definidos por la disciplina.</w:t>
             </w:r>
           </w:p>
         </w:tc>
         <w:tc>
           <w:tcPr>
             <w:tcW w:w="2295" w:type="dxa"/>
-            <w:tcMar/>
           </w:tcPr>
           <w:p>
             <w:pPr>
               <w:jc w:val="both"/>
               <w:rPr>
-                <w:rFonts w:asciiTheme="minorHAnsi" w:hAnsiTheme="minorHAnsi" w:eastAsiaTheme="minorEastAsia" w:cstheme="minorBidi"/>
+                <w:rFonts w:asciiTheme="minorHAnsi" w:eastAsiaTheme="minorEastAsia" w:hAnsiTheme="minorHAnsi" w:cstheme="minorBidi"/>
                 <w:color w:val="3B3838" w:themeColor="background2" w:themeShade="40"/>
                 <w:lang w:eastAsia="es-CL"/>
               </w:rPr>
             </w:pPr>
             <w:r>
               <w:rPr>
-                <w:rFonts w:asciiTheme="minorHAnsi" w:hAnsiTheme="minorHAnsi" w:eastAsiaTheme="minorEastAsia" w:cstheme="minorBidi"/>
+                <w:rFonts w:asciiTheme="minorHAnsi" w:eastAsiaTheme="minorEastAsia" w:hAnsiTheme="minorHAnsi" w:cstheme="minorBidi"/>
               </w:rPr>
               <w:t>Presenta evidencias de avance que cumplen los estándares de la disciplina.</w:t>
             </w:r>
@@ -5053,64 +5296,89 @@
         <w:tc>
           <w:tcPr>
             <w:tcW w:w="2295" w:type="dxa"/>
-            <w:tcMar/>
           </w:tcPr>
           <w:p>
             <w:pPr>
               <w:jc w:val="both"/>
               <w:rPr>
-                <w:rFonts w:asciiTheme="minorHAnsi" w:hAnsiTheme="minorHAnsi" w:eastAsiaTheme="minorEastAsia" w:cstheme="minorBidi"/>
+                <w:rFonts w:asciiTheme="minorHAnsi" w:eastAsiaTheme="minorEastAsia" w:hAnsiTheme="minorHAnsi" w:cstheme="minorBidi"/>
                 <w:color w:val="3B3838" w:themeColor="background2" w:themeShade="40"/>
                 <w:lang w:eastAsia="es-CL"/>
               </w:rPr>
             </w:pPr>
             <w:r>
               <w:rPr>
-                <w:rFonts w:asciiTheme="minorHAnsi" w:hAnsiTheme="minorHAnsi" w:eastAsiaTheme="minorEastAsia" w:cstheme="minorBidi"/>
-              </w:rPr>
-              <w:t xml:space="preserve">Presenta evidencias de avance que requieren ajustes menores de acuerdo a los estándares de la disciplina. </w:t>
+                <w:rFonts w:asciiTheme="minorHAnsi" w:eastAsiaTheme="minorEastAsia" w:hAnsiTheme="minorHAnsi" w:cstheme="minorBidi"/>
+              </w:rPr>
+              <w:t xml:space="preserve">Presenta evidencias de avance que requieren ajustes menores </w:t>
+            </w:r>
+            <w:proofErr w:type="gramStart"/>
+            <w:r>
+              <w:rPr>
+                <w:rFonts w:asciiTheme="minorHAnsi" w:eastAsiaTheme="minorEastAsia" w:hAnsiTheme="minorHAnsi" w:cstheme="minorBidi"/>
+              </w:rPr>
+              <w:t>de acuerdo a</w:t>
+            </w:r>
+            <w:proofErr w:type="gramEnd"/>
+            <w:r>
+              <w:rPr>
+                <w:rFonts w:asciiTheme="minorHAnsi" w:eastAsiaTheme="minorEastAsia" w:hAnsiTheme="minorHAnsi" w:cstheme="minorBidi"/>
+              </w:rPr>
+              <w:t xml:space="preserve"> los estándares de la disciplina. </w:t>
             </w:r>
           </w:p>
         </w:tc>
         <w:tc>
           <w:tcPr>
             <w:tcW w:w="1980" w:type="dxa"/>
-            <w:tcMar/>
           </w:tcPr>
           <w:p>
             <w:pPr>
               <w:jc w:val="both"/>
               <w:rPr>
-                <w:rFonts w:asciiTheme="minorHAnsi" w:hAnsiTheme="minorHAnsi" w:eastAsiaTheme="minorEastAsia" w:cstheme="minorBidi"/>
+                <w:rFonts w:asciiTheme="minorHAnsi" w:eastAsiaTheme="minorEastAsia" w:hAnsiTheme="minorHAnsi" w:cstheme="minorBidi"/>
                 <w:color w:val="3B3838" w:themeColor="background2" w:themeShade="40"/>
                 <w:lang w:eastAsia="es-CL"/>
               </w:rPr>
             </w:pPr>
             <w:r>
               <w:rPr>
-                <w:rFonts w:asciiTheme="minorHAnsi" w:hAnsiTheme="minorHAnsi" w:eastAsiaTheme="minorEastAsia" w:cstheme="minorBidi"/>
-              </w:rPr>
-              <w:t>Presenta evidencias de avance que requieren ajustes mayores de acuerdo a los estándares de la disciplina.</w:t>
+                <w:rFonts w:asciiTheme="minorHAnsi" w:eastAsiaTheme="minorEastAsia" w:hAnsiTheme="minorHAnsi" w:cstheme="minorBidi"/>
+              </w:rPr>
+              <w:t xml:space="preserve">Presenta evidencias de avance que requieren ajustes mayores </w:t>
+            </w:r>
+            <w:proofErr w:type="gramStart"/>
+            <w:r>
+              <w:rPr>
+                <w:rFonts w:asciiTheme="minorHAnsi" w:eastAsiaTheme="minorEastAsia" w:hAnsiTheme="minorHAnsi" w:cstheme="minorBidi"/>
+              </w:rPr>
+              <w:t>de acuerdo a</w:t>
+            </w:r>
+            <w:proofErr w:type="gramEnd"/>
+            <w:r>
+              <w:rPr>
+                <w:rFonts w:asciiTheme="minorHAnsi" w:eastAsiaTheme="minorEastAsia" w:hAnsiTheme="minorHAnsi" w:cstheme="minorBidi"/>
+              </w:rPr>
+              <w:t xml:space="preserve"> los estándares de la disciplina.</w:t>
             </w:r>
           </w:p>
         </w:tc>
         <w:tc>
           <w:tcPr>
             <w:tcW w:w="1930" w:type="dxa"/>
-            <w:tcMar/>
           </w:tcPr>
           <w:p>
             <w:pPr>
               <w:jc w:val="both"/>
               <w:rPr>
-                <w:rFonts w:asciiTheme="minorHAnsi" w:hAnsiTheme="minorHAnsi" w:eastAsiaTheme="minorEastAsia" w:cstheme="minorBidi"/>
+                <w:rFonts w:asciiTheme="minorHAnsi" w:eastAsiaTheme="minorEastAsia" w:hAnsiTheme="minorHAnsi" w:cstheme="minorBidi"/>
                 <w:color w:val="3B3838" w:themeColor="background2" w:themeShade="40"/>
                 <w:lang w:eastAsia="es-CL"/>
               </w:rPr>
             </w:pPr>
             <w:r>
               <w:rPr>
-                <w:rFonts w:asciiTheme="minorHAnsi" w:hAnsiTheme="minorHAnsi" w:eastAsiaTheme="minorEastAsia" w:cstheme="minorBidi"/>
+                <w:rFonts w:asciiTheme="minorHAnsi" w:eastAsiaTheme="minorEastAsia" w:hAnsiTheme="minorHAnsi" w:cstheme="minorBidi"/>
               </w:rPr>
               <w:t>Presenta evidencias de avance que no cumplen los estándares de la disciplina.</w:t>
             </w:r>
@@ -5119,14 +5387,13 @@
         <w:tc>
           <w:tcPr>
             <w:tcW w:w="1449" w:type="dxa"/>
-            <w:tcMar/>
             <w:vAlign w:val="center"/>
           </w:tcPr>
           <w:p>
             <w:pPr>
               <w:jc w:val="center"/>
               <w:rPr>
-                <w:rFonts w:asciiTheme="minorHAnsi" w:hAnsiTheme="minorHAnsi" w:eastAsiaTheme="minorEastAsia" w:cstheme="minorBidi"/>
+                <w:rFonts w:asciiTheme="minorHAnsi" w:eastAsiaTheme="minorEastAsia" w:hAnsiTheme="minorHAnsi" w:cstheme="minorBidi"/>
                 <w:b/>
                 <w:bCs/>
                 <w:color w:val="3B3838" w:themeColor="background2" w:themeShade="40"/>
@@ -5135,7 +5402,7 @@
             </w:pPr>
             <w:r>
               <w:rPr>
-                <w:rFonts w:asciiTheme="minorHAnsi" w:hAnsiTheme="minorHAnsi" w:eastAsiaTheme="minorEastAsia" w:cstheme="minorBidi"/>
+                <w:rFonts w:asciiTheme="minorHAnsi" w:eastAsiaTheme="minorEastAsia" w:hAnsiTheme="minorHAnsi" w:cstheme="minorBidi"/>
                 <w:b/>
                 <w:bCs/>
                 <w:color w:val="3B3838" w:themeColor="background2" w:themeShade="40"/>
@@ -5153,52 +5420,64 @@
         <w:tc>
           <w:tcPr>
             <w:tcW w:w="3045" w:type="dxa"/>
-            <w:tcMar/>
             <w:vAlign w:val="center"/>
           </w:tcPr>
           <w:p>
             <w:pPr>
               <w:jc w:val="both"/>
               <w:rPr>
-                <w:rFonts w:asciiTheme="minorHAnsi" w:hAnsiTheme="minorHAnsi" w:eastAsiaTheme="minorEastAsia" w:cstheme="minorBidi"/>
+                <w:rFonts w:asciiTheme="minorHAnsi" w:eastAsiaTheme="minorEastAsia" w:hAnsiTheme="minorHAnsi" w:cstheme="minorBidi"/>
                 <w:lang w:eastAsia="es-CL"/>
               </w:rPr>
             </w:pPr>
             <w:r>
               <w:rPr>
-                <w:rFonts w:asciiTheme="minorHAnsi" w:hAnsiTheme="minorHAnsi" w:eastAsiaTheme="minorEastAsia" w:cstheme="minorBidi"/>
+                <w:rFonts w:asciiTheme="minorHAnsi" w:eastAsiaTheme="minorEastAsia" w:hAnsiTheme="minorHAnsi" w:cstheme="minorBidi"/>
               </w:rPr>
               <w:t xml:space="preserve">4. Cumple con los indicadores de calidad requeridos en </w:t>
             </w:r>
             <w:r>
               <w:rPr>
-                <w:rFonts w:asciiTheme="minorHAnsi" w:hAnsiTheme="minorHAnsi" w:eastAsiaTheme="minorEastAsia" w:cstheme="minorBidi"/>
+                <w:rFonts w:asciiTheme="minorHAnsi" w:eastAsiaTheme="minorEastAsia" w:hAnsiTheme="minorHAnsi" w:cstheme="minorBidi"/>
               </w:rPr>
               <w:t>la presentación del</w:t>
             </w:r>
             <w:r>
               <w:rPr>
-                <w:rFonts w:asciiTheme="minorHAnsi" w:hAnsiTheme="minorHAnsi" w:eastAsiaTheme="minorEastAsia" w:cstheme="minorBidi"/>
-              </w:rPr>
-              <w:t xml:space="preserve"> informe de avance y final de acuerdo a estándares definidos por la disciplina.</w:t>
+                <w:rFonts w:asciiTheme="minorHAnsi" w:eastAsiaTheme="minorEastAsia" w:hAnsiTheme="minorHAnsi" w:cstheme="minorBidi"/>
+              </w:rPr>
+              <w:t xml:space="preserve"> informe de avance y final </w:t>
+            </w:r>
+            <w:proofErr w:type="gramStart"/>
+            <w:r>
+              <w:rPr>
+                <w:rFonts w:asciiTheme="minorHAnsi" w:eastAsiaTheme="minorEastAsia" w:hAnsiTheme="minorHAnsi" w:cstheme="minorBidi"/>
+              </w:rPr>
+              <w:t>de acuerdo a</w:t>
+            </w:r>
+            <w:proofErr w:type="gramEnd"/>
+            <w:r>
+              <w:rPr>
+                <w:rFonts w:asciiTheme="minorHAnsi" w:eastAsiaTheme="minorEastAsia" w:hAnsiTheme="minorHAnsi" w:cstheme="minorBidi"/>
+              </w:rPr>
+              <w:t xml:space="preserve"> estándares definidos por la disciplina.</w:t>
             </w:r>
           </w:p>
         </w:tc>
         <w:tc>
           <w:tcPr>
             <w:tcW w:w="2295" w:type="dxa"/>
-            <w:tcMar/>
           </w:tcPr>
           <w:p>
             <w:pPr>
               <w:jc w:val="both"/>
               <w:rPr>
-                <w:rFonts w:asciiTheme="minorHAnsi" w:hAnsiTheme="minorHAnsi" w:eastAsiaTheme="minorEastAsia" w:cstheme="minorBidi"/>
-              </w:rPr>
-            </w:pPr>
-            <w:r>
-              <w:rPr>
-                <w:rFonts w:asciiTheme="minorHAnsi" w:hAnsiTheme="minorHAnsi" w:eastAsiaTheme="minorEastAsia" w:cstheme="minorBidi"/>
+                <w:rFonts w:asciiTheme="minorHAnsi" w:eastAsiaTheme="minorEastAsia" w:hAnsiTheme="minorHAnsi" w:cstheme="minorBidi"/>
+              </w:rPr>
+            </w:pPr>
+            <w:r>
+              <w:rPr>
+                <w:rFonts w:asciiTheme="minorHAnsi" w:eastAsiaTheme="minorEastAsia" w:hAnsiTheme="minorHAnsi" w:cstheme="minorBidi"/>
                 <w:lang w:eastAsia="es-CL"/>
               </w:rPr>
               <w:t>El informe cumple con el 100% de los indicadores de calidad disciplinarios requeridos en el desarrollo del Proyecto APT.</w:t>
@@ -5208,18 +5487,17 @@
         <w:tc>
           <w:tcPr>
             <w:tcW w:w="2295" w:type="dxa"/>
-            <w:tcMar/>
           </w:tcPr>
           <w:p>
             <w:pPr>
               <w:jc w:val="both"/>
               <w:rPr>
-                <w:rFonts w:asciiTheme="minorHAnsi" w:hAnsiTheme="minorHAnsi" w:eastAsiaTheme="minorEastAsia" w:cstheme="minorBidi"/>
-              </w:rPr>
-            </w:pPr>
-            <w:r>
-              <w:rPr>
-                <w:rFonts w:asciiTheme="minorHAnsi" w:hAnsiTheme="minorHAnsi" w:eastAsiaTheme="minorEastAsia" w:cstheme="minorBidi"/>
+                <w:rFonts w:asciiTheme="minorHAnsi" w:eastAsiaTheme="minorEastAsia" w:hAnsiTheme="minorHAnsi" w:cstheme="minorBidi"/>
+              </w:rPr>
+            </w:pPr>
+            <w:r>
+              <w:rPr>
+                <w:rFonts w:asciiTheme="minorHAnsi" w:eastAsiaTheme="minorEastAsia" w:hAnsiTheme="minorHAnsi" w:cstheme="minorBidi"/>
                 <w:lang w:eastAsia="es-CL"/>
               </w:rPr>
               <w:t>El informe cumple con el 60% de los indicadores de calidad disciplinarios requeridos en el desarrollo del Proyecto APT.</w:t>
@@ -5229,18 +5507,17 @@
         <w:tc>
           <w:tcPr>
             <w:tcW w:w="1980" w:type="dxa"/>
-            <w:tcMar/>
           </w:tcPr>
           <w:p>
             <w:pPr>
               <w:jc w:val="both"/>
               <w:rPr>
-                <w:rFonts w:asciiTheme="minorHAnsi" w:hAnsiTheme="minorHAnsi" w:eastAsiaTheme="minorEastAsia" w:cstheme="minorBidi"/>
-              </w:rPr>
-            </w:pPr>
-            <w:r>
-              <w:rPr>
-                <w:rFonts w:asciiTheme="minorHAnsi" w:hAnsiTheme="minorHAnsi" w:eastAsiaTheme="minorEastAsia" w:cstheme="minorBidi"/>
+                <w:rFonts w:asciiTheme="minorHAnsi" w:eastAsiaTheme="minorEastAsia" w:hAnsiTheme="minorHAnsi" w:cstheme="minorBidi"/>
+              </w:rPr>
+            </w:pPr>
+            <w:r>
+              <w:rPr>
+                <w:rFonts w:asciiTheme="minorHAnsi" w:eastAsiaTheme="minorEastAsia" w:hAnsiTheme="minorHAnsi" w:cstheme="minorBidi"/>
                 <w:lang w:eastAsia="es-CL"/>
               </w:rPr>
               <w:t>El informe cumple solo con el 30% de los indicadores de calidad disciplinarios requeridos en el desarrollo del Proyecto APT.</w:t>
@@ -5250,18 +5527,17 @@
         <w:tc>
           <w:tcPr>
             <w:tcW w:w="1930" w:type="dxa"/>
-            <w:tcMar/>
           </w:tcPr>
           <w:p>
             <w:pPr>
               <w:jc w:val="both"/>
               <w:rPr>
-                <w:rFonts w:asciiTheme="minorHAnsi" w:hAnsiTheme="minorHAnsi" w:eastAsiaTheme="minorEastAsia" w:cstheme="minorBidi"/>
-              </w:rPr>
-            </w:pPr>
-            <w:r>
-              <w:rPr>
-                <w:rFonts w:asciiTheme="minorHAnsi" w:hAnsiTheme="minorHAnsi" w:eastAsiaTheme="minorEastAsia" w:cstheme="minorBidi"/>
+                <w:rFonts w:asciiTheme="minorHAnsi" w:eastAsiaTheme="minorEastAsia" w:hAnsiTheme="minorHAnsi" w:cstheme="minorBidi"/>
+              </w:rPr>
+            </w:pPr>
+            <w:r>
+              <w:rPr>
+                <w:rFonts w:asciiTheme="minorHAnsi" w:eastAsiaTheme="minorEastAsia" w:hAnsiTheme="minorHAnsi" w:cstheme="minorBidi"/>
                 <w:lang w:eastAsia="es-CL"/>
               </w:rPr>
               <w:t>El informe no cumple con los indicadores de calidad disciplinarios requeridos en el desarrollo del Proyecto APT.</w:t>
@@ -5271,36 +5547,35 @@
         <w:tc>
           <w:tcPr>
             <w:tcW w:w="1449" w:type="dxa"/>
-            <w:tcMar/>
             <w:vAlign w:val="center"/>
           </w:tcPr>
           <w:p>
             <w:pPr>
               <w:jc w:val="center"/>
               <w:rPr>
-                <w:rFonts w:ascii="Calibri" w:hAnsi="Calibri" w:eastAsia="" w:cs="" w:asciiTheme="minorAscii" w:hAnsiTheme="minorAscii" w:eastAsiaTheme="minorEastAsia" w:cstheme="minorBidi"/>
-                <w:b w:val="1"/>
-                <w:bCs w:val="1"/>
+                <w:rFonts w:asciiTheme="minorHAnsi" w:eastAsiaTheme="minorEastAsia" w:hAnsiTheme="minorHAnsi" w:cstheme="minorBidi"/>
+                <w:b/>
+                <w:bCs/>
                 <w:color w:val="3B3838" w:themeColor="background2" w:themeShade="40"/>
                 <w:lang w:eastAsia="es-CL"/>
               </w:rPr>
             </w:pPr>
             <w:r>
               <w:rPr>
-                <w:rFonts w:ascii="Calibri" w:hAnsi="Calibri" w:eastAsia="" w:cs="" w:asciiTheme="minorAscii" w:hAnsiTheme="minorAscii" w:eastAsiaTheme="minorEastAsia" w:cstheme="minorBidi"/>
-                <w:b w:val="1"/>
-                <w:bCs w:val="1"/>
-                <w:color w:val="3B3838" w:themeColor="background2" w:themeTint="FF" w:themeShade="40"/>
+                <w:rFonts w:asciiTheme="minorHAnsi" w:eastAsiaTheme="minorEastAsia" w:hAnsiTheme="minorHAnsi" w:cstheme="minorBidi"/>
+                <w:b/>
+                <w:bCs/>
+                <w:color w:val="3B3838" w:themeColor="background2" w:themeShade="40"/>
                 <w:lang w:eastAsia="es-CL"/>
               </w:rPr>
               <w:t>1</w:t>
             </w:r>
             <w:r>
               <w:rPr>
-                <w:rFonts w:ascii="Calibri" w:hAnsi="Calibri" w:eastAsia="" w:cs="" w:asciiTheme="minorAscii" w:hAnsiTheme="minorAscii" w:eastAsiaTheme="minorEastAsia" w:cstheme="minorBidi"/>
-                <w:b w:val="1"/>
-                <w:bCs w:val="1"/>
-                <w:color w:val="3B3838" w:themeColor="background2" w:themeTint="FF" w:themeShade="40"/>
+                <w:rFonts w:asciiTheme="minorHAnsi" w:eastAsiaTheme="minorEastAsia" w:hAnsiTheme="minorHAnsi" w:cstheme="minorBidi"/>
+                <w:b/>
+                <w:bCs/>
+                <w:color w:val="3B3838" w:themeColor="background2" w:themeShade="40"/>
                 <w:lang w:eastAsia="es-CL"/>
               </w:rPr>
               <w:t>0</w:t>
@@ -5315,94 +5590,62 @@
         <w:tc>
           <w:tcPr>
             <w:tcW w:w="3045" w:type="dxa"/>
-            <w:tcMar/>
             <w:vAlign w:val="center"/>
           </w:tcPr>
           <w:p>
             <w:pPr>
-              <w:spacing w:after="0" w:line="240" w:lineRule="auto"/>
               <w:jc w:val="both"/>
               <w:rPr>
-                <w:rFonts w:ascii="Calibri" w:hAnsi="Calibri" w:eastAsia="Calibri" w:cs="Calibri"/>
-                <w:b w:val="0"/>
-                <w:bCs w:val="0"/>
-                <w:i w:val="0"/>
-                <w:iCs w:val="0"/>
-                <w:caps w:val="0"/>
-                <w:smallCaps w:val="0"/>
-                <w:color w:val="000000" w:themeColor="text1" w:themeTint="FF" w:themeShade="FF"/>
-                <w:sz w:val="20"/>
-                <w:szCs w:val="20"/>
-                <w:lang w:val="es-ES"/>
-              </w:rPr>
-            </w:pPr>
-            <w:r>
-              <w:rPr>
-                <w:rFonts w:ascii="Calibri" w:hAnsi="Calibri" w:eastAsia="Calibri" w:cs="Calibri"/>
-                <w:b w:val="0"/>
-                <w:bCs w:val="0"/>
-                <w:i w:val="0"/>
-                <w:iCs w:val="0"/>
-                <w:caps w:val="0"/>
-                <w:smallCaps w:val="0"/>
-                <w:color w:val="000000" w:themeColor="text1" w:themeTint="FF" w:themeShade="FF"/>
-                <w:sz w:val="20"/>
-                <w:szCs w:val="20"/>
-                <w:lang w:val="es-ES"/>
+                <w:rFonts w:ascii="Calibri" w:eastAsia="Calibri" w:hAnsi="Calibri" w:cs="Calibri"/>
+                <w:color w:val="000000" w:themeColor="text1"/>
+              </w:rPr>
+            </w:pPr>
+            <w:r>
+              <w:rPr>
+                <w:rFonts w:ascii="Calibri" w:eastAsia="Calibri" w:hAnsi="Calibri" w:cs="Calibri"/>
+                <w:color w:val="000000" w:themeColor="text1"/>
               </w:rPr>
               <w:t>5</w:t>
             </w:r>
             <w:r>
               <w:rPr>
-                <w:rFonts w:ascii="Calibri" w:hAnsi="Calibri" w:eastAsia="Calibri" w:cs="Calibri"/>
-                <w:b w:val="0"/>
-                <w:bCs w:val="0"/>
-                <w:i w:val="0"/>
-                <w:iCs w:val="0"/>
-                <w:caps w:val="0"/>
-                <w:smallCaps w:val="0"/>
-                <w:color w:val="000000" w:themeColor="text1" w:themeTint="FF" w:themeShade="FF"/>
-                <w:sz w:val="20"/>
-                <w:szCs w:val="20"/>
-                <w:lang w:val="es-ES"/>
-              </w:rPr>
-              <w:t xml:space="preserve"> Comunica de forma escrita usando el idioma inglés en situaciones socio- laborales a un nivel intermedio alto en modalidad intensiva.</w:t>
-            </w:r>
-          </w:p>
-          <w:p>
-            <w:pPr>
-              <w:spacing w:after="0" w:line="240" w:lineRule="auto"/>
+                <w:rFonts w:ascii="Calibri" w:eastAsia="Calibri" w:hAnsi="Calibri" w:cs="Calibri"/>
+                <w:color w:val="000000" w:themeColor="text1"/>
+              </w:rPr>
+              <w:t xml:space="preserve"> </w:t>
+            </w:r>
+            <w:proofErr w:type="gramStart"/>
+            <w:r>
+              <w:rPr>
+                <w:rFonts w:ascii="Calibri" w:eastAsia="Calibri" w:hAnsi="Calibri" w:cs="Calibri"/>
+                <w:color w:val="000000" w:themeColor="text1"/>
+              </w:rPr>
+              <w:t>Comunica</w:t>
+            </w:r>
+            <w:proofErr w:type="gramEnd"/>
+            <w:r>
+              <w:rPr>
+                <w:rFonts w:ascii="Calibri" w:eastAsia="Calibri" w:hAnsi="Calibri" w:cs="Calibri"/>
+                <w:color w:val="000000" w:themeColor="text1"/>
+              </w:rPr>
+              <w:t xml:space="preserve"> de forma escrita usando el idioma inglés en situaciones socio- laborales a un nivel intermedio alto en modalidad intensiva.</w:t>
+            </w:r>
+          </w:p>
+          <w:p>
+            <w:pPr>
               <w:jc w:val="both"/>
               <w:rPr>
-                <w:rFonts w:ascii="Calibri" w:hAnsi="Calibri" w:eastAsia="Calibri" w:cs="Calibri"/>
-                <w:b w:val="0"/>
-                <w:bCs w:val="0"/>
-                <w:i w:val="0"/>
-                <w:iCs w:val="0"/>
-                <w:caps w:val="0"/>
-                <w:smallCaps w:val="0"/>
-                <w:color w:val="000000" w:themeColor="text1" w:themeTint="FF" w:themeShade="FF"/>
-                <w:sz w:val="20"/>
-                <w:szCs w:val="20"/>
-                <w:lang w:val="es-ES"/>
-              </w:rPr>
-            </w:pPr>
-          </w:p>
-          <w:p>
-            <w:pPr>
-              <w:spacing w:after="0" w:line="240" w:lineRule="auto"/>
+                <w:rFonts w:ascii="Calibri" w:eastAsia="Calibri" w:hAnsi="Calibri" w:cs="Calibri"/>
+                <w:color w:val="000000" w:themeColor="text1"/>
+              </w:rPr>
+            </w:pPr>
+          </w:p>
+          <w:p>
+            <w:pPr>
               <w:jc w:val="both"/>
               <w:rPr>
-                <w:rFonts w:ascii="Calibri" w:hAnsi="Calibri" w:eastAsia="Calibri" w:cs="Calibri"/>
-                <w:b w:val="0"/>
-                <w:bCs w:val="0"/>
-                <w:i w:val="0"/>
-                <w:iCs w:val="0"/>
-                <w:caps w:val="0"/>
-                <w:smallCaps w:val="0"/>
-                <w:color w:val="000000" w:themeColor="text1" w:themeTint="FF" w:themeShade="FF"/>
-                <w:sz w:val="20"/>
-                <w:szCs w:val="20"/>
+                <w:rFonts w:ascii="Calibri" w:eastAsia="Calibri" w:hAnsi="Calibri" w:cs="Calibri"/>
+                <w:color w:val="000000" w:themeColor="text1"/>
               </w:rPr>
             </w:pPr>
           </w:p>
@@ -5410,38 +5653,19 @@
         <w:tc>
           <w:tcPr>
             <w:tcW w:w="2295" w:type="dxa"/>
-            <w:tcMar/>
-          </w:tcPr>
-          <w:p>
-            <w:pPr>
-              <w:spacing w:after="0" w:line="240" w:lineRule="auto"/>
+          </w:tcPr>
+          <w:p>
+            <w:pPr>
               <w:jc w:val="both"/>
               <w:rPr>
-                <w:rFonts w:ascii="Calibri" w:hAnsi="Calibri" w:eastAsia="Calibri" w:cs="Calibri"/>
-                <w:b w:val="0"/>
-                <w:bCs w:val="0"/>
-                <w:i w:val="0"/>
-                <w:iCs w:val="0"/>
-                <w:caps w:val="0"/>
-                <w:smallCaps w:val="0"/>
-                <w:color w:val="000000" w:themeColor="text1" w:themeTint="FF" w:themeShade="FF"/>
-                <w:sz w:val="20"/>
-                <w:szCs w:val="20"/>
-              </w:rPr>
-            </w:pPr>
-            <w:r>
-              <w:rPr>
-                <w:rFonts w:ascii="Calibri" w:hAnsi="Calibri" w:eastAsia="Calibri" w:cs="Calibri"/>
-                <w:b w:val="0"/>
-                <w:bCs w:val="0"/>
-                <w:i w:val="0"/>
-                <w:iCs w:val="0"/>
-                <w:caps w:val="0"/>
-                <w:smallCaps w:val="0"/>
-                <w:color w:val="000000" w:themeColor="text1" w:themeTint="FF" w:themeShade="FF"/>
-                <w:sz w:val="20"/>
-                <w:szCs w:val="20"/>
-                <w:lang w:val="es-ES"/>
+                <w:rFonts w:ascii="Calibri" w:eastAsia="Calibri" w:hAnsi="Calibri" w:cs="Calibri"/>
+                <w:color w:val="000000" w:themeColor="text1"/>
+              </w:rPr>
+            </w:pPr>
+            <w:r>
+              <w:rPr>
+                <w:rFonts w:ascii="Calibri" w:eastAsia="Calibri" w:hAnsi="Calibri" w:cs="Calibri"/>
+                <w:color w:val="000000" w:themeColor="text1"/>
               </w:rPr>
               <w:t>Redacta los apartados solicitados en inglés, comunicando en un 100% en un nivel intermedio alto según lo solicitado.</w:t>
             </w:r>
@@ -5450,58 +5674,29 @@
         <w:tc>
           <w:tcPr>
             <w:tcW w:w="2295" w:type="dxa"/>
-            <w:tcMar/>
-          </w:tcPr>
-          <w:p>
-            <w:pPr>
-              <w:spacing w:after="0" w:line="240" w:lineRule="auto"/>
+          </w:tcPr>
+          <w:p>
+            <w:pPr>
               <w:jc w:val="both"/>
               <w:rPr>
-                <w:rFonts w:ascii="Calibri" w:hAnsi="Calibri" w:eastAsia="Calibri" w:cs="Calibri"/>
-                <w:b w:val="0"/>
-                <w:bCs w:val="0"/>
-                <w:i w:val="0"/>
-                <w:iCs w:val="0"/>
-                <w:caps w:val="0"/>
-                <w:smallCaps w:val="0"/>
-                <w:color w:val="000000" w:themeColor="text1" w:themeTint="FF" w:themeShade="FF"/>
-                <w:sz w:val="20"/>
-                <w:szCs w:val="20"/>
-              </w:rPr>
-            </w:pPr>
-            <w:r>
-              <w:rPr>
-                <w:rFonts w:ascii="Calibri" w:hAnsi="Calibri" w:eastAsia="Calibri" w:cs="Calibri"/>
-                <w:b w:val="0"/>
-                <w:bCs w:val="0"/>
-                <w:i w:val="0"/>
-                <w:iCs w:val="0"/>
-                <w:caps w:val="0"/>
-                <w:smallCaps w:val="0"/>
-                <w:color w:val="000000" w:themeColor="text1" w:themeTint="FF" w:themeShade="FF"/>
-                <w:sz w:val="20"/>
-                <w:szCs w:val="20"/>
-                <w:lang w:val="es-ES"/>
+                <w:rFonts w:ascii="Calibri" w:eastAsia="Calibri" w:hAnsi="Calibri" w:cs="Calibri"/>
+                <w:color w:val="000000" w:themeColor="text1"/>
+              </w:rPr>
+            </w:pPr>
+            <w:r>
+              <w:rPr>
+                <w:rFonts w:ascii="Calibri" w:eastAsia="Calibri" w:hAnsi="Calibri" w:cs="Calibri"/>
+                <w:color w:val="000000" w:themeColor="text1"/>
               </w:rPr>
               <w:t>Redacta los apartados solicitados en inglés, comunicando en un 60% en un nivel intermedio alto según lo solicitado.</w:t>
             </w:r>
           </w:p>
           <w:p>
             <w:pPr>
-              <w:spacing w:after="0" w:line="240" w:lineRule="auto"/>
               <w:jc w:val="both"/>
               <w:rPr>
-                <w:rFonts w:ascii="Calibri" w:hAnsi="Calibri" w:eastAsia="Calibri" w:cs="Calibri"/>
-                <w:b w:val="0"/>
-                <w:bCs w:val="0"/>
-                <w:i w:val="0"/>
-                <w:iCs w:val="0"/>
-                <w:caps w:val="0"/>
-                <w:smallCaps w:val="0"/>
-                <w:color w:val="000000" w:themeColor="text1" w:themeTint="FF" w:themeShade="FF"/>
-                <w:sz w:val="20"/>
-                <w:szCs w:val="20"/>
-                <w:lang w:val="es-ES"/>
+                <w:rFonts w:ascii="Calibri" w:eastAsia="Calibri" w:hAnsi="Calibri" w:cs="Calibri"/>
+                <w:color w:val="000000" w:themeColor="text1"/>
               </w:rPr>
             </w:pPr>
           </w:p>
@@ -5509,58 +5704,29 @@
         <w:tc>
           <w:tcPr>
             <w:tcW w:w="1980" w:type="dxa"/>
-            <w:tcMar/>
-          </w:tcPr>
-          <w:p>
-            <w:pPr>
-              <w:spacing w:after="0" w:line="240" w:lineRule="auto"/>
+          </w:tcPr>
+          <w:p>
+            <w:pPr>
               <w:jc w:val="both"/>
               <w:rPr>
-                <w:rFonts w:ascii="Calibri" w:hAnsi="Calibri" w:eastAsia="Calibri" w:cs="Calibri"/>
-                <w:b w:val="0"/>
-                <w:bCs w:val="0"/>
-                <w:i w:val="0"/>
-                <w:iCs w:val="0"/>
-                <w:caps w:val="0"/>
-                <w:smallCaps w:val="0"/>
-                <w:color w:val="000000" w:themeColor="text1" w:themeTint="FF" w:themeShade="FF"/>
-                <w:sz w:val="20"/>
-                <w:szCs w:val="20"/>
-              </w:rPr>
-            </w:pPr>
-            <w:r>
-              <w:rPr>
-                <w:rFonts w:ascii="Calibri" w:hAnsi="Calibri" w:eastAsia="Calibri" w:cs="Calibri"/>
-                <w:b w:val="0"/>
-                <w:bCs w:val="0"/>
-                <w:i w:val="0"/>
-                <w:iCs w:val="0"/>
-                <w:caps w:val="0"/>
-                <w:smallCaps w:val="0"/>
-                <w:color w:val="000000" w:themeColor="text1" w:themeTint="FF" w:themeShade="FF"/>
-                <w:sz w:val="20"/>
-                <w:szCs w:val="20"/>
-                <w:lang w:val="es-ES"/>
+                <w:rFonts w:ascii="Calibri" w:eastAsia="Calibri" w:hAnsi="Calibri" w:cs="Calibri"/>
+                <w:color w:val="000000" w:themeColor="text1"/>
+              </w:rPr>
+            </w:pPr>
+            <w:r>
+              <w:rPr>
+                <w:rFonts w:ascii="Calibri" w:eastAsia="Calibri" w:hAnsi="Calibri" w:cs="Calibri"/>
+                <w:color w:val="000000" w:themeColor="text1"/>
               </w:rPr>
               <w:t>Redacta los apartados solicitados en inglés, comunicando en un 30% en un nivel intermedio alto lo solicitado.</w:t>
             </w:r>
           </w:p>
           <w:p>
             <w:pPr>
-              <w:spacing w:after="0" w:line="240" w:lineRule="auto"/>
               <w:jc w:val="both"/>
               <w:rPr>
-                <w:rFonts w:ascii="Calibri" w:hAnsi="Calibri" w:eastAsia="Calibri" w:cs="Calibri"/>
-                <w:b w:val="0"/>
-                <w:bCs w:val="0"/>
-                <w:i w:val="0"/>
-                <w:iCs w:val="0"/>
-                <w:caps w:val="0"/>
-                <w:smallCaps w:val="0"/>
-                <w:color w:val="000000" w:themeColor="text1" w:themeTint="FF" w:themeShade="FF"/>
-                <w:sz w:val="20"/>
-                <w:szCs w:val="20"/>
-                <w:lang w:val="es-ES"/>
+                <w:rFonts w:ascii="Calibri" w:eastAsia="Calibri" w:hAnsi="Calibri" w:cs="Calibri"/>
+                <w:color w:val="000000" w:themeColor="text1"/>
               </w:rPr>
             </w:pPr>
           </w:p>
@@ -5568,38 +5734,19 @@
         <w:tc>
           <w:tcPr>
             <w:tcW w:w="1930" w:type="dxa"/>
-            <w:tcMar/>
-          </w:tcPr>
-          <w:p>
-            <w:pPr>
-              <w:spacing w:after="0" w:line="240" w:lineRule="auto"/>
+          </w:tcPr>
+          <w:p>
+            <w:pPr>
               <w:jc w:val="both"/>
               <w:rPr>
-                <w:rFonts w:ascii="Calibri" w:hAnsi="Calibri" w:eastAsia="Calibri" w:cs="Calibri"/>
-                <w:b w:val="0"/>
-                <w:bCs w:val="0"/>
-                <w:i w:val="0"/>
-                <w:iCs w:val="0"/>
-                <w:caps w:val="0"/>
-                <w:smallCaps w:val="0"/>
-                <w:color w:val="000000" w:themeColor="text1" w:themeTint="FF" w:themeShade="FF"/>
-                <w:sz w:val="20"/>
-                <w:szCs w:val="20"/>
-              </w:rPr>
-            </w:pPr>
-            <w:r>
-              <w:rPr>
-                <w:rFonts w:ascii="Calibri" w:hAnsi="Calibri" w:eastAsia="Calibri" w:cs="Calibri"/>
-                <w:b w:val="0"/>
-                <w:bCs w:val="0"/>
-                <w:i w:val="0"/>
-                <w:iCs w:val="0"/>
-                <w:caps w:val="0"/>
-                <w:smallCaps w:val="0"/>
-                <w:color w:val="000000" w:themeColor="text1" w:themeTint="FF" w:themeShade="FF"/>
-                <w:sz w:val="20"/>
-                <w:szCs w:val="20"/>
-                <w:lang w:val="es-ES"/>
+                <w:rFonts w:ascii="Calibri" w:eastAsia="Calibri" w:hAnsi="Calibri" w:cs="Calibri"/>
+                <w:color w:val="000000" w:themeColor="text1"/>
+              </w:rPr>
+            </w:pPr>
+            <w:r>
+              <w:rPr>
+                <w:rFonts w:ascii="Calibri" w:eastAsia="Calibri" w:hAnsi="Calibri" w:cs="Calibri"/>
+                <w:color w:val="000000" w:themeColor="text1"/>
               </w:rPr>
               <w:t>Redacta los apartados solicitados en inglés, pero no logra el desarrollo de las ideas solicitadas en un nivel intermedio alto.</w:t>
             </w:r>
@@ -5608,27 +5755,25 @@
         <w:tc>
           <w:tcPr>
             <w:tcW w:w="1449" w:type="dxa"/>
-            <w:tcMar/>
             <w:vAlign w:val="center"/>
           </w:tcPr>
           <w:p>
             <w:pPr>
-              <w:pStyle w:val="Normal"/>
               <w:jc w:val="center"/>
               <w:rPr>
-                <w:rFonts w:ascii="Calibri" w:hAnsi="Calibri" w:eastAsia="" w:cs="" w:asciiTheme="minorAscii" w:hAnsiTheme="minorAscii" w:eastAsiaTheme="minorEastAsia" w:cstheme="minorBidi"/>
-                <w:b w:val="1"/>
-                <w:bCs w:val="1"/>
-                <w:color w:val="3B3838" w:themeColor="background2" w:themeTint="FF" w:themeShade="40"/>
+                <w:rFonts w:asciiTheme="minorHAnsi" w:eastAsiaTheme="minorEastAsia" w:hAnsiTheme="minorHAnsi" w:cstheme="minorBidi"/>
+                <w:b/>
+                <w:bCs/>
+                <w:color w:val="3B3838" w:themeColor="background2" w:themeShade="40"/>
                 <w:lang w:eastAsia="es-CL"/>
               </w:rPr>
             </w:pPr>
             <w:r>
               <w:rPr>
-                <w:rFonts w:ascii="Calibri" w:hAnsi="Calibri" w:eastAsia="" w:cs="" w:asciiTheme="minorAscii" w:hAnsiTheme="minorAscii" w:eastAsiaTheme="minorEastAsia" w:cstheme="minorBidi"/>
-                <w:b w:val="1"/>
-                <w:bCs w:val="1"/>
-                <w:color w:val="3B3838" w:themeColor="background2" w:themeTint="FF" w:themeShade="40"/>
+                <w:rFonts w:asciiTheme="minorHAnsi" w:eastAsiaTheme="minorEastAsia" w:hAnsiTheme="minorHAnsi" w:cstheme="minorBidi"/>
+                <w:b/>
+                <w:bCs/>
+                <w:color w:val="3B3838" w:themeColor="background2" w:themeShade="40"/>
                 <w:lang w:eastAsia="es-CL"/>
               </w:rPr>
               <w:t>10</w:t>
@@ -5644,14 +5789,13 @@
           <w:tcPr>
             <w:tcW w:w="11545" w:type="dxa"/>
             <w:gridSpan w:val="5"/>
-            <w:tcMar/>
             <w:vAlign w:val="center"/>
           </w:tcPr>
           <w:p>
             <w:pPr>
               <w:jc w:val="right"/>
               <w:rPr>
-                <w:rFonts w:asciiTheme="minorHAnsi" w:hAnsiTheme="minorHAnsi" w:eastAsiaTheme="minorEastAsia" w:cstheme="minorBidi"/>
+                <w:rFonts w:asciiTheme="minorHAnsi" w:eastAsiaTheme="minorEastAsia" w:hAnsiTheme="minorHAnsi" w:cstheme="minorBidi"/>
                 <w:b/>
                 <w:bCs/>
                 <w:color w:val="3B3838" w:themeColor="background2" w:themeShade="40"/>
@@ -5660,7 +5804,7 @@
             </w:pPr>
             <w:r>
               <w:rPr>
-                <w:rFonts w:asciiTheme="minorHAnsi" w:hAnsiTheme="minorHAnsi" w:eastAsiaTheme="minorEastAsia" w:cstheme="minorBidi"/>
+                <w:rFonts w:asciiTheme="minorHAnsi" w:eastAsiaTheme="minorEastAsia" w:hAnsiTheme="minorHAnsi" w:cstheme="minorBidi"/>
                 <w:b/>
                 <w:bCs/>
                 <w:lang w:eastAsia="es-CL"/>
@@ -5672,14 +5816,13 @@
         <w:tc>
           <w:tcPr>
             <w:tcW w:w="1449" w:type="dxa"/>
-            <w:tcMar/>
             <w:vAlign w:val="center"/>
           </w:tcPr>
           <w:p>
             <w:pPr>
               <w:jc w:val="center"/>
               <w:rPr>
-                <w:rFonts w:asciiTheme="minorHAnsi" w:hAnsiTheme="minorHAnsi" w:eastAsiaTheme="minorEastAsia" w:cstheme="minorBidi"/>
+                <w:rFonts w:asciiTheme="minorHAnsi" w:eastAsiaTheme="minorEastAsia" w:hAnsiTheme="minorHAnsi" w:cstheme="minorBidi"/>
                 <w:b/>
                 <w:bCs/>
                 <w:color w:val="3B3838" w:themeColor="background2" w:themeShade="40"/>
@@ -5688,7 +5831,7 @@
             </w:pPr>
             <w:r>
               <w:rPr>
-                <w:rFonts w:asciiTheme="minorHAnsi" w:hAnsiTheme="minorHAnsi" w:eastAsiaTheme="minorEastAsia" w:cstheme="minorBidi"/>
+                <w:rFonts w:asciiTheme="minorHAnsi" w:eastAsiaTheme="minorEastAsia" w:hAnsiTheme="minorHAnsi" w:cstheme="minorBidi"/>
                 <w:b/>
                 <w:bCs/>
                 <w:lang w:eastAsia="es-CL"/>
@@ -5702,7 +5845,543 @@
     <w:p>
       <w:pPr>
         <w:rPr>
-          <w:rFonts w:asciiTheme="minorHAnsi" w:hAnsiTheme="minorHAnsi" w:eastAsiaTheme="minorEastAsia" w:cstheme="minorBidi"/>
+          <w:rFonts w:asciiTheme="minorHAnsi" w:eastAsiaTheme="minorEastAsia" w:hAnsiTheme="minorHAnsi" w:cstheme="minorBidi"/>
+          <w:color w:val="000000"/>
+          <w:sz w:val="22"/>
+          <w:szCs w:val="22"/>
+          <w:u w:val="single"/>
+        </w:rPr>
+      </w:pPr>
+    </w:p>
+    <w:p>
+      <w:pPr>
+        <w:rPr>
+          <w:rFonts w:asciiTheme="minorHAnsi" w:eastAsiaTheme="minorEastAsia" w:hAnsiTheme="minorHAnsi" w:cstheme="minorBidi"/>
+          <w:color w:val="000000"/>
+          <w:sz w:val="22"/>
+          <w:szCs w:val="22"/>
+          <w:u w:val="single"/>
+        </w:rPr>
+      </w:pPr>
+    </w:p>
+    <w:p>
+      <w:pPr>
+        <w:rPr>
+          <w:rFonts w:asciiTheme="minorHAnsi" w:eastAsiaTheme="minorEastAsia" w:hAnsiTheme="minorHAnsi" w:cstheme="minorBidi"/>
+          <w:color w:val="000000"/>
+          <w:sz w:val="22"/>
+          <w:szCs w:val="22"/>
+          <w:u w:val="single"/>
+        </w:rPr>
+      </w:pPr>
+    </w:p>
+    <w:p>
+      <w:pPr>
+        <w:rPr>
+          <w:rFonts w:asciiTheme="minorHAnsi" w:eastAsiaTheme="minorEastAsia" w:hAnsiTheme="minorHAnsi" w:cstheme="minorBidi"/>
+          <w:color w:val="000000"/>
+          <w:sz w:val="22"/>
+          <w:szCs w:val="22"/>
+          <w:u w:val="single"/>
+        </w:rPr>
+      </w:pPr>
+    </w:p>
+    <w:p>
+      <w:pPr>
+        <w:rPr>
+          <w:rFonts w:asciiTheme="minorHAnsi" w:eastAsiaTheme="minorEastAsia" w:hAnsiTheme="minorHAnsi" w:cstheme="minorBidi"/>
+          <w:color w:val="000000"/>
+          <w:sz w:val="22"/>
+          <w:szCs w:val="22"/>
+          <w:u w:val="single"/>
+        </w:rPr>
+      </w:pPr>
+    </w:p>
+    <w:p>
+      <w:pPr>
+        <w:rPr>
+          <w:rFonts w:asciiTheme="minorHAnsi" w:eastAsiaTheme="minorEastAsia" w:hAnsiTheme="minorHAnsi" w:cstheme="minorBidi"/>
+          <w:color w:val="000000"/>
+          <w:sz w:val="22"/>
+          <w:szCs w:val="22"/>
+          <w:u w:val="single"/>
+        </w:rPr>
+      </w:pPr>
+    </w:p>
+    <w:p>
+      <w:pPr>
+        <w:rPr>
+          <w:rFonts w:asciiTheme="minorHAnsi" w:eastAsiaTheme="minorEastAsia" w:hAnsiTheme="minorHAnsi" w:cstheme="minorBidi"/>
+          <w:color w:val="000000"/>
+          <w:sz w:val="22"/>
+          <w:szCs w:val="22"/>
+          <w:u w:val="single"/>
+        </w:rPr>
+      </w:pPr>
+    </w:p>
+    <w:p>
+      <w:pPr>
+        <w:rPr>
+          <w:rFonts w:asciiTheme="minorHAnsi" w:eastAsiaTheme="minorEastAsia" w:hAnsiTheme="minorHAnsi" w:cstheme="minorBidi"/>
+          <w:color w:val="000000"/>
+          <w:sz w:val="22"/>
+          <w:szCs w:val="22"/>
+          <w:u w:val="single"/>
+        </w:rPr>
+      </w:pPr>
+    </w:p>
+    <w:p>
+      <w:pPr>
+        <w:rPr>
+          <w:rFonts w:asciiTheme="minorHAnsi" w:eastAsiaTheme="minorEastAsia" w:hAnsiTheme="minorHAnsi" w:cstheme="minorBidi"/>
+          <w:color w:val="000000"/>
+          <w:sz w:val="22"/>
+          <w:szCs w:val="22"/>
+          <w:u w:val="single"/>
+        </w:rPr>
+      </w:pPr>
+    </w:p>
+    <w:p>
+      <w:pPr>
+        <w:rPr>
+          <w:rFonts w:asciiTheme="minorHAnsi" w:eastAsiaTheme="minorEastAsia" w:hAnsiTheme="minorHAnsi" w:cstheme="minorBidi"/>
+          <w:color w:val="000000"/>
+          <w:sz w:val="22"/>
+          <w:szCs w:val="22"/>
+          <w:u w:val="single"/>
+        </w:rPr>
+      </w:pPr>
+    </w:p>
+    <w:p>
+      <w:pPr>
+        <w:rPr>
+          <w:rFonts w:asciiTheme="minorHAnsi" w:eastAsiaTheme="minorEastAsia" w:hAnsiTheme="minorHAnsi" w:cstheme="minorBidi"/>
+          <w:color w:val="000000"/>
+          <w:sz w:val="22"/>
+          <w:szCs w:val="22"/>
+          <w:u w:val="single"/>
+        </w:rPr>
+      </w:pPr>
+    </w:p>
+    <w:p>
+      <w:pPr>
+        <w:rPr>
+          <w:rFonts w:asciiTheme="minorHAnsi" w:eastAsiaTheme="minorEastAsia" w:hAnsiTheme="minorHAnsi" w:cstheme="minorBidi"/>
+          <w:color w:val="000000"/>
+          <w:sz w:val="22"/>
+          <w:szCs w:val="22"/>
+          <w:u w:val="single"/>
+        </w:rPr>
+      </w:pPr>
+    </w:p>
+    <w:p>
+      <w:pPr>
+        <w:rPr>
+          <w:rFonts w:asciiTheme="minorHAnsi" w:eastAsiaTheme="minorEastAsia" w:hAnsiTheme="minorHAnsi" w:cstheme="minorBidi"/>
+          <w:color w:val="000000"/>
+          <w:sz w:val="22"/>
+          <w:szCs w:val="22"/>
+          <w:u w:val="single"/>
+        </w:rPr>
+      </w:pPr>
+    </w:p>
+    <w:p>
+      <w:pPr>
+        <w:rPr>
+          <w:rFonts w:asciiTheme="minorHAnsi" w:eastAsiaTheme="minorEastAsia" w:hAnsiTheme="minorHAnsi" w:cstheme="minorBidi"/>
+          <w:color w:val="000000"/>
+          <w:sz w:val="22"/>
+          <w:szCs w:val="22"/>
+          <w:u w:val="single"/>
+        </w:rPr>
+      </w:pPr>
+    </w:p>
+    <w:p>
+      <w:pPr>
+        <w:rPr>
+          <w:rFonts w:asciiTheme="minorHAnsi" w:eastAsiaTheme="minorEastAsia" w:hAnsiTheme="minorHAnsi" w:cstheme="minorBidi"/>
+          <w:color w:val="000000"/>
+          <w:sz w:val="22"/>
+          <w:szCs w:val="22"/>
+          <w:lang w:val="es-CL"/>
+        </w:rPr>
+      </w:pPr>
+      <w:r>
+        <w:rPr>
+          <w:rFonts w:asciiTheme="minorHAnsi" w:eastAsiaTheme="minorEastAsia" w:hAnsiTheme="minorHAnsi" w:cstheme="minorBidi"/>
+          <w:color w:val="000000"/>
+          <w:sz w:val="22"/>
+          <w:szCs w:val="22"/>
+          <w:lang w:val="es-CL"/>
+        </w:rPr>
+        <w:lastRenderedPageBreak/>
+        <w:t>La única actividad crítica que no se ha iniciado, o cuya implementación real ha sido diferida, es la relacionada con la seguridad, lo cual fue una decisión estratégica.</w:t>
+      </w:r>
+    </w:p>
+    <w:tbl>
+      <w:tblPr>
+        <w:tblW w:w="0" w:type="auto"/>
+        <w:tblCellSpacing w:w="15" w:type="dxa"/>
+        <w:tblCellMar>
+          <w:top w:w="15" w:type="dxa"/>
+          <w:left w:w="15" w:type="dxa"/>
+          <w:bottom w:w="15" w:type="dxa"/>
+          <w:right w:w="15" w:type="dxa"/>
+        </w:tblCellMar>
+        <w:tblLook w:val="04A0" w:firstRow="1" w:lastRow="0" w:firstColumn="1" w:lastColumn="0" w:noHBand="0" w:noVBand="1"/>
+      </w:tblPr>
+      <w:tblGrid>
+        <w:gridCol w:w="2380"/>
+        <w:gridCol w:w="4728"/>
+        <w:gridCol w:w="5896"/>
+      </w:tblGrid>
+      <w:tr>
+        <w:trPr>
+          <w:tblCellSpacing w:w="15" w:type="dxa"/>
+        </w:trPr>
+        <w:tc>
+          <w:tcPr>
+            <w:tcW w:w="0" w:type="auto"/>
+            <w:vAlign w:val="center"/>
+            <w:hideMark/>
+          </w:tcPr>
+          <w:p>
+            <w:pPr>
+              <w:rPr>
+                <w:rFonts w:asciiTheme="minorHAnsi" w:eastAsiaTheme="minorEastAsia" w:hAnsiTheme="minorHAnsi" w:cstheme="minorBidi"/>
+                <w:b/>
+                <w:bCs/>
+                <w:color w:val="000000"/>
+                <w:sz w:val="22"/>
+                <w:szCs w:val="22"/>
+                <w:lang w:val="es-CL"/>
+              </w:rPr>
+            </w:pPr>
+            <w:r>
+              <w:rPr>
+                <w:rFonts w:asciiTheme="minorHAnsi" w:eastAsiaTheme="minorEastAsia" w:hAnsiTheme="minorHAnsi" w:cstheme="minorBidi"/>
+                <w:b/>
+                <w:bCs/>
+                <w:color w:val="000000"/>
+                <w:sz w:val="22"/>
+                <w:szCs w:val="22"/>
+                <w:lang w:val="es-CL"/>
+              </w:rPr>
+              <w:t>Actividad No Iniciada</w:t>
+            </w:r>
+          </w:p>
+        </w:tc>
+        <w:tc>
+          <w:tcPr>
+            <w:tcW w:w="0" w:type="auto"/>
+            <w:vAlign w:val="center"/>
+            <w:hideMark/>
+          </w:tcPr>
+          <w:p>
+            <w:pPr>
+              <w:rPr>
+                <w:rFonts w:asciiTheme="minorHAnsi" w:eastAsiaTheme="minorEastAsia" w:hAnsiTheme="minorHAnsi" w:cstheme="minorBidi"/>
+                <w:b/>
+                <w:bCs/>
+                <w:color w:val="000000"/>
+                <w:sz w:val="22"/>
+                <w:szCs w:val="22"/>
+                <w:lang w:val="es-CL"/>
+              </w:rPr>
+            </w:pPr>
+            <w:r>
+              <w:rPr>
+                <w:rFonts w:asciiTheme="minorHAnsi" w:eastAsiaTheme="minorEastAsia" w:hAnsiTheme="minorHAnsi" w:cstheme="minorBidi"/>
+                <w:b/>
+                <w:bCs/>
+                <w:color w:val="000000"/>
+                <w:sz w:val="22"/>
+                <w:szCs w:val="22"/>
+                <w:lang w:val="es-CL"/>
+              </w:rPr>
+              <w:t>Motivo del Retraso</w:t>
+            </w:r>
+          </w:p>
+        </w:tc>
+        <w:tc>
+          <w:tcPr>
+            <w:tcW w:w="0" w:type="auto"/>
+            <w:vAlign w:val="center"/>
+            <w:hideMark/>
+          </w:tcPr>
+          <w:p>
+            <w:pPr>
+              <w:rPr>
+                <w:rFonts w:asciiTheme="minorHAnsi" w:eastAsiaTheme="minorEastAsia" w:hAnsiTheme="minorHAnsi" w:cstheme="minorBidi"/>
+                <w:b/>
+                <w:bCs/>
+                <w:color w:val="000000"/>
+                <w:sz w:val="22"/>
+                <w:szCs w:val="22"/>
+                <w:lang w:val="es-CL"/>
+              </w:rPr>
+            </w:pPr>
+            <w:r>
+              <w:rPr>
+                <w:rFonts w:asciiTheme="minorHAnsi" w:eastAsiaTheme="minorEastAsia" w:hAnsiTheme="minorHAnsi" w:cstheme="minorBidi"/>
+                <w:b/>
+                <w:bCs/>
+                <w:color w:val="000000"/>
+                <w:sz w:val="22"/>
+                <w:szCs w:val="22"/>
+                <w:lang w:val="es-CL"/>
+              </w:rPr>
+              <w:t>Estrategia para Avanzar y No Afectar el Proyecto</w:t>
+            </w:r>
+          </w:p>
+        </w:tc>
+      </w:tr>
+      <w:tr>
+        <w:trPr>
+          <w:tblCellSpacing w:w="15" w:type="dxa"/>
+        </w:trPr>
+        <w:tc>
+          <w:tcPr>
+            <w:tcW w:w="0" w:type="auto"/>
+            <w:vAlign w:val="center"/>
+            <w:hideMark/>
+          </w:tcPr>
+          <w:p>
+            <w:pPr>
+              <w:rPr>
+                <w:rFonts w:asciiTheme="minorHAnsi" w:eastAsiaTheme="minorEastAsia" w:hAnsiTheme="minorHAnsi" w:cstheme="minorBidi"/>
+                <w:color w:val="000000"/>
+                <w:sz w:val="22"/>
+                <w:szCs w:val="22"/>
+                <w:lang w:val="es-CL"/>
+              </w:rPr>
+            </w:pPr>
+            <w:r>
+              <w:rPr>
+                <w:rFonts w:asciiTheme="minorHAnsi" w:eastAsiaTheme="minorEastAsia" w:hAnsiTheme="minorHAnsi" w:cstheme="minorBidi"/>
+                <w:b/>
+                <w:bCs/>
+                <w:color w:val="000000"/>
+                <w:sz w:val="22"/>
+                <w:szCs w:val="22"/>
+                <w:lang w:val="es-CL"/>
+              </w:rPr>
+              <w:t xml:space="preserve">Actividad 5: Definición e Implementación de Reglas de Seguridad en </w:t>
+            </w:r>
+            <w:proofErr w:type="spellStart"/>
+            <w:r>
+              <w:rPr>
+                <w:rFonts w:asciiTheme="minorHAnsi" w:eastAsiaTheme="minorEastAsia" w:hAnsiTheme="minorHAnsi" w:cstheme="minorBidi"/>
+                <w:b/>
+                <w:bCs/>
+                <w:color w:val="000000"/>
+                <w:sz w:val="22"/>
+                <w:szCs w:val="22"/>
+                <w:lang w:val="es-CL"/>
+              </w:rPr>
+              <w:t>Firestore</w:t>
+            </w:r>
+            <w:proofErr w:type="spellEnd"/>
+            <w:r>
+              <w:rPr>
+                <w:rFonts w:asciiTheme="minorHAnsi" w:eastAsiaTheme="minorEastAsia" w:hAnsiTheme="minorHAnsi" w:cstheme="minorBidi"/>
+                <w:b/>
+                <w:bCs/>
+                <w:color w:val="000000"/>
+                <w:sz w:val="22"/>
+                <w:szCs w:val="22"/>
+                <w:lang w:val="es-CL"/>
+              </w:rPr>
+              <w:t>.</w:t>
+            </w:r>
+          </w:p>
+        </w:tc>
+        <w:tc>
+          <w:tcPr>
+            <w:tcW w:w="0" w:type="auto"/>
+            <w:vAlign w:val="center"/>
+            <w:hideMark/>
+          </w:tcPr>
+          <w:p>
+            <w:pPr>
+              <w:rPr>
+                <w:rFonts w:asciiTheme="minorHAnsi" w:eastAsiaTheme="minorEastAsia" w:hAnsiTheme="minorHAnsi" w:cstheme="minorBidi"/>
+                <w:color w:val="000000"/>
+                <w:sz w:val="22"/>
+                <w:szCs w:val="22"/>
+                <w:lang w:val="es-CL"/>
+              </w:rPr>
+            </w:pPr>
+            <w:r>
+              <w:rPr>
+                <w:rFonts w:asciiTheme="minorHAnsi" w:eastAsiaTheme="minorEastAsia" w:hAnsiTheme="minorHAnsi" w:cstheme="minorBidi"/>
+                <w:color w:val="000000"/>
+                <w:sz w:val="22"/>
+                <w:szCs w:val="22"/>
+                <w:lang w:val="es-CL"/>
+              </w:rPr>
+              <w:t xml:space="preserve">El retraso no se debe a una falta de tiempo, sino a una </w:t>
+            </w:r>
+            <w:r>
+              <w:rPr>
+                <w:rFonts w:asciiTheme="minorHAnsi" w:eastAsiaTheme="minorEastAsia" w:hAnsiTheme="minorHAnsi" w:cstheme="minorBidi"/>
+                <w:b/>
+                <w:bCs/>
+                <w:color w:val="000000"/>
+                <w:sz w:val="22"/>
+                <w:szCs w:val="22"/>
+                <w:lang w:val="es-CL"/>
+              </w:rPr>
+              <w:t>decisión estratégica de priorización</w:t>
+            </w:r>
+            <w:r>
+              <w:rPr>
+                <w:rFonts w:asciiTheme="minorHAnsi" w:eastAsiaTheme="minorEastAsia" w:hAnsiTheme="minorHAnsi" w:cstheme="minorBidi"/>
+                <w:color w:val="000000"/>
+                <w:sz w:val="22"/>
+                <w:szCs w:val="22"/>
+                <w:lang w:val="es-CL"/>
+              </w:rPr>
+              <w:t xml:space="preserve">. Se enfocaron los recursos en las actividades de </w:t>
+            </w:r>
+            <w:r>
+              <w:rPr>
+                <w:rFonts w:asciiTheme="minorHAnsi" w:eastAsiaTheme="minorEastAsia" w:hAnsiTheme="minorHAnsi" w:cstheme="minorBidi"/>
+                <w:b/>
+                <w:bCs/>
+                <w:color w:val="000000"/>
+                <w:sz w:val="22"/>
+                <w:szCs w:val="22"/>
+                <w:lang w:val="es-CL"/>
+              </w:rPr>
+              <w:t>valor visible</w:t>
+            </w:r>
+            <w:r>
+              <w:rPr>
+                <w:rFonts w:asciiTheme="minorHAnsi" w:eastAsiaTheme="minorEastAsia" w:hAnsiTheme="minorHAnsi" w:cstheme="minorBidi"/>
+                <w:color w:val="000000"/>
+                <w:sz w:val="22"/>
+                <w:szCs w:val="22"/>
+                <w:lang w:val="es-CL"/>
+              </w:rPr>
+              <w:t xml:space="preserve"> (Mapa y Catálogo) primero, sabiendo que la seguridad es una dependencia crítica que no podía implementarse a medias.</w:t>
+            </w:r>
+          </w:p>
+        </w:tc>
+        <w:tc>
+          <w:tcPr>
+            <w:tcW w:w="0" w:type="auto"/>
+            <w:vAlign w:val="center"/>
+            <w:hideMark/>
+          </w:tcPr>
+          <w:p>
+            <w:pPr>
+              <w:rPr>
+                <w:rFonts w:asciiTheme="minorHAnsi" w:eastAsiaTheme="minorEastAsia" w:hAnsiTheme="minorHAnsi" w:cstheme="minorBidi"/>
+                <w:color w:val="000000"/>
+                <w:sz w:val="22"/>
+                <w:szCs w:val="22"/>
+                <w:lang w:val="es-CL"/>
+              </w:rPr>
+            </w:pPr>
+            <w:r>
+              <w:rPr>
+                <w:rFonts w:asciiTheme="minorHAnsi" w:eastAsiaTheme="minorEastAsia" w:hAnsiTheme="minorHAnsi" w:cstheme="minorBidi"/>
+                <w:b/>
+                <w:bCs/>
+                <w:color w:val="000000"/>
+                <w:sz w:val="22"/>
+                <w:szCs w:val="22"/>
+                <w:lang w:val="es-CL"/>
+              </w:rPr>
+              <w:t>Estrategia "Seguridad Primero":</w:t>
+            </w:r>
+            <w:r>
+              <w:rPr>
+                <w:rFonts w:asciiTheme="minorHAnsi" w:eastAsiaTheme="minorEastAsia" w:hAnsiTheme="minorHAnsi" w:cstheme="minorBidi"/>
+                <w:color w:val="000000"/>
+                <w:sz w:val="22"/>
+                <w:szCs w:val="22"/>
+                <w:lang w:val="es-CL"/>
+              </w:rPr>
+              <w:t xml:space="preserve"> La actividad se ha </w:t>
+            </w:r>
+            <w:r>
+              <w:rPr>
+                <w:rFonts w:asciiTheme="minorHAnsi" w:eastAsiaTheme="minorEastAsia" w:hAnsiTheme="minorHAnsi" w:cstheme="minorBidi"/>
+                <w:b/>
+                <w:bCs/>
+                <w:color w:val="000000"/>
+                <w:sz w:val="22"/>
+                <w:szCs w:val="22"/>
+                <w:lang w:val="es-CL"/>
+              </w:rPr>
+              <w:t>reajustado en la planificación</w:t>
+            </w:r>
+            <w:r>
+              <w:rPr>
+                <w:rFonts w:asciiTheme="minorHAnsi" w:eastAsiaTheme="minorEastAsia" w:hAnsiTheme="minorHAnsi" w:cstheme="minorBidi"/>
+                <w:color w:val="000000"/>
+                <w:sz w:val="22"/>
+                <w:szCs w:val="22"/>
+                <w:lang w:val="es-CL"/>
+              </w:rPr>
+              <w:t xml:space="preserve"> para ser el </w:t>
+            </w:r>
+            <w:r>
+              <w:rPr>
+                <w:rFonts w:asciiTheme="minorHAnsi" w:eastAsiaTheme="minorEastAsia" w:hAnsiTheme="minorHAnsi" w:cstheme="minorBidi"/>
+                <w:b/>
+                <w:bCs/>
+                <w:color w:val="000000"/>
+                <w:sz w:val="22"/>
+                <w:szCs w:val="22"/>
+                <w:lang w:val="es-CL"/>
+              </w:rPr>
+              <w:t>primer hito</w:t>
+            </w:r>
+            <w:r>
+              <w:rPr>
+                <w:rFonts w:asciiTheme="minorHAnsi" w:eastAsiaTheme="minorEastAsia" w:hAnsiTheme="minorHAnsi" w:cstheme="minorBidi"/>
+                <w:color w:val="000000"/>
+                <w:sz w:val="22"/>
+                <w:szCs w:val="22"/>
+                <w:lang w:val="es-CL"/>
+              </w:rPr>
+              <w:t xml:space="preserve"> de la siguiente etapa. El responsable dedicará el 100% de su esfuerzo a esta tarea para desbloquear el canje de puntos. Esto permitirá que la Actividad 4 (Lógica de Canje Real) se complete inmediatamente después, sin afectar la fecha de entrega final, ya que el </w:t>
+            </w:r>
+            <w:proofErr w:type="spellStart"/>
+            <w:r>
+              <w:rPr>
+                <w:rFonts w:asciiTheme="minorHAnsi" w:eastAsiaTheme="minorEastAsia" w:hAnsiTheme="minorHAnsi" w:cstheme="minorBidi"/>
+                <w:i/>
+                <w:iCs/>
+                <w:color w:val="000000"/>
+                <w:sz w:val="22"/>
+                <w:szCs w:val="22"/>
+                <w:lang w:val="es-CL"/>
+              </w:rPr>
+              <w:t>frontend</w:t>
+            </w:r>
+            <w:proofErr w:type="spellEnd"/>
+            <w:r>
+              <w:rPr>
+                <w:rFonts w:asciiTheme="minorHAnsi" w:eastAsiaTheme="minorEastAsia" w:hAnsiTheme="minorHAnsi" w:cstheme="minorBidi"/>
+                <w:color w:val="000000"/>
+                <w:sz w:val="22"/>
+                <w:szCs w:val="22"/>
+                <w:lang w:val="es-CL"/>
+              </w:rPr>
+              <w:t xml:space="preserve"> ya está listo.</w:t>
+            </w:r>
+          </w:p>
+        </w:tc>
+      </w:tr>
+    </w:tbl>
+    <w:p>
+      <w:pPr>
+        <w:rPr>
+          <w:rFonts w:asciiTheme="minorHAnsi" w:eastAsiaTheme="minorEastAsia" w:hAnsiTheme="minorHAnsi" w:cstheme="minorBidi"/>
           <w:color w:val="000000"/>
           <w:sz w:val="22"/>
           <w:szCs w:val="22"/>
@@ -5723,7 +6402,7 @@
 </file>
 
 <file path=word/endnotes.xml><?xml version="1.0" encoding="utf-8"?>
-<w:endnotes xmlns:wpc="http://schemas.microsoft.com/office/word/2010/wordprocessingCanvas" xmlns:cx="http://schemas.microsoft.com/office/drawing/2014/chartex" xmlns:mc="http://schemas.openxmlformats.org/markup-compatibility/2006" xmlns:o="urn:schemas-microsoft-com:office:office" xmlns:r="http://schemas.openxmlformats.org/officeDocument/2006/relationships" xmlns:m="http://schemas.openxmlformats.org/officeDocument/2006/math" xmlns:v="urn:schemas-microsoft-com:vml" xmlns:wp14="http://schemas.microsoft.com/office/word/2010/wordprocessingDrawing" xmlns:wp="http://schemas.openxmlformats.org/drawingml/2006/wordprocessingDrawing" xmlns:w10="urn:schemas-microsoft-com:office:word" xmlns:w="http://schemas.openxmlformats.org/wordprocessingml/2006/main" xmlns:w14="http://schemas.microsoft.com/office/word/2010/wordml" xmlns:w15="http://schemas.microsoft.com/office/word/2012/wordml" xmlns:w16se="http://schemas.microsoft.com/office/word/2015/wordml/symex" xmlns:wpg="http://schemas.microsoft.com/office/word/2010/wordprocessingGroup" xmlns:wpi="http://schemas.microsoft.com/office/word/2010/wordprocessingInk" xmlns:wne="http://schemas.microsoft.com/office/word/2006/wordml" xmlns:wps="http://schemas.microsoft.com/office/word/2010/wordprocessingShape" mc:Ignorable="w14 w15 w16se wp14">
+<w:endnotes xmlns:wpc="http://schemas.microsoft.com/office/word/2010/wordprocessingCanvas" xmlns:cx="http://schemas.microsoft.com/office/drawing/2014/chartex" xmlns:cx1="http://schemas.microsoft.com/office/drawing/2015/9/8/chartex" xmlns:cx2="http://schemas.microsoft.com/office/drawing/2015/10/21/chartex" xmlns:cx3="http://schemas.microsoft.com/office/drawing/2016/5/9/chartex" xmlns:cx4="http://schemas.microsoft.com/office/drawing/2016/5/10/chartex" xmlns:cx5="http://schemas.microsoft.com/office/drawing/2016/5/11/chartex" xmlns:cx6="http://schemas.microsoft.com/office/drawing/2016/5/12/chartex" xmlns:cx7="http://schemas.microsoft.com/office/drawing/2016/5/13/chartex" xmlns:cx8="http://schemas.microsoft.com/office/drawing/2016/5/14/chartex" xmlns:mc="http://schemas.openxmlformats.org/markup-compatibility/2006" xmlns:aink="http://schemas.microsoft.com/office/drawing/2016/ink" xmlns:am3d="http://schemas.microsoft.com/office/drawing/2017/model3d" xmlns:o="urn:schemas-microsoft-com:office:office" xmlns:oel="http://schemas.microsoft.com/office/2019/extlst" xmlns:r="http://schemas.openxmlformats.org/officeDocument/2006/relationships" xmlns:m="http://schemas.openxmlformats.org/officeDocument/2006/math" xmlns:v="urn:schemas-microsoft-com:vml" xmlns:wp14="http://schemas.microsoft.com/office/word/2010/wordprocessingDrawing" xmlns:wp="http://schemas.openxmlformats.org/drawingml/2006/wordprocessingDrawing" xmlns:w10="urn:schemas-microsoft-com:office:word" xmlns:w="http://schemas.openxmlformats.org/wordprocessingml/2006/main" xmlns:w14="http://schemas.microsoft.com/office/word/2010/wordml" xmlns:w15="http://schemas.microsoft.com/office/word/2012/wordml" xmlns:w16cex="http://schemas.microsoft.com/office/word/2018/wordml/cex" xmlns:w16cid="http://schemas.microsoft.com/office/word/2016/wordml/cid" xmlns:w16="http://schemas.microsoft.com/office/word/2018/wordml" xmlns:w16du="http://schemas.microsoft.com/office/word/2023/wordml/word16du" xmlns:w16sdtdh="http://schemas.microsoft.com/office/word/2020/wordml/sdtdatahash" xmlns:w16sdtfl="http://schemas.microsoft.com/office/word/2024/wordml/sdtformatlock" xmlns:w16se="http://schemas.microsoft.com/office/word/2015/wordml/symex" xmlns:wpg="http://schemas.microsoft.com/office/word/2010/wordprocessingGroup" xmlns:wpi="http://schemas.microsoft.com/office/word/2010/wordprocessingInk" xmlns:wne="http://schemas.microsoft.com/office/word/2006/wordml" xmlns:wps="http://schemas.microsoft.com/office/word/2010/wordprocessingShape" mc:Ignorable="w14 w15 w16se w16cid w16 w16cex w16sdtdh w16sdtfl w16du wp14">
   <w:endnote w:type="separator" w:id="-1">
     <w:p>
       <w:r>
@@ -5742,7 +6421,7 @@
 </file>
 
 <file path=word/footer1.xml><?xml version="1.0" encoding="utf-8"?>
-<w:ftr xmlns:wpc="http://schemas.microsoft.com/office/word/2010/wordprocessingCanvas" xmlns:cx="http://schemas.microsoft.com/office/drawing/2014/chartex" xmlns:mc="http://schemas.openxmlformats.org/markup-compatibility/2006" xmlns:o="urn:schemas-microsoft-com:office:office" xmlns:r="http://schemas.openxmlformats.org/officeDocument/2006/relationships" xmlns:m="http://schemas.openxmlformats.org/officeDocument/2006/math" xmlns:v="urn:schemas-microsoft-com:vml" xmlns:wp14="http://schemas.microsoft.com/office/word/2010/wordprocessingDrawing" xmlns:wp="http://schemas.openxmlformats.org/drawingml/2006/wordprocessingDrawing" xmlns:w10="urn:schemas-microsoft-com:office:word" xmlns:w="http://schemas.openxmlformats.org/wordprocessingml/2006/main" xmlns:w14="http://schemas.microsoft.com/office/word/2010/wordml" xmlns:w15="http://schemas.microsoft.com/office/word/2012/wordml" xmlns:w16se="http://schemas.microsoft.com/office/word/2015/wordml/symex" xmlns:wpg="http://schemas.microsoft.com/office/word/2010/wordprocessingGroup" xmlns:wpi="http://schemas.microsoft.com/office/word/2010/wordprocessingInk" xmlns:wne="http://schemas.microsoft.com/office/word/2006/wordml" xmlns:wps="http://schemas.microsoft.com/office/word/2010/wordprocessingShape" xmlns:a="http://schemas.openxmlformats.org/drawingml/2006/main" mc:Ignorable="w14 w15 w16se wp14">
+<w:ftr xmlns:wpc="http://schemas.microsoft.com/office/word/2010/wordprocessingCanvas" xmlns:cx="http://schemas.microsoft.com/office/drawing/2014/chartex" xmlns:cx1="http://schemas.microsoft.com/office/drawing/2015/9/8/chartex" xmlns:cx2="http://schemas.microsoft.com/office/drawing/2015/10/21/chartex" xmlns:cx3="http://schemas.microsoft.com/office/drawing/2016/5/9/chartex" xmlns:cx4="http://schemas.microsoft.com/office/drawing/2016/5/10/chartex" xmlns:cx5="http://schemas.microsoft.com/office/drawing/2016/5/11/chartex" xmlns:cx6="http://schemas.microsoft.com/office/drawing/2016/5/12/chartex" xmlns:cx7="http://schemas.microsoft.com/office/drawing/2016/5/13/chartex" xmlns:cx8="http://schemas.microsoft.com/office/drawing/2016/5/14/chartex" xmlns:mc="http://schemas.openxmlformats.org/markup-compatibility/2006" xmlns:aink="http://schemas.microsoft.com/office/drawing/2016/ink" xmlns:am3d="http://schemas.microsoft.com/office/drawing/2017/model3d" xmlns:o="urn:schemas-microsoft-com:office:office" xmlns:oel="http://schemas.microsoft.com/office/2019/extlst" xmlns:r="http://schemas.openxmlformats.org/officeDocument/2006/relationships" xmlns:m="http://schemas.openxmlformats.org/officeDocument/2006/math" xmlns:v="urn:schemas-microsoft-com:vml" xmlns:wp14="http://schemas.microsoft.com/office/word/2010/wordprocessingDrawing" xmlns:wp="http://schemas.openxmlformats.org/drawingml/2006/wordprocessingDrawing" xmlns:w10="urn:schemas-microsoft-com:office:word" xmlns:w="http://schemas.openxmlformats.org/wordprocessingml/2006/main" xmlns:w14="http://schemas.microsoft.com/office/word/2010/wordml" xmlns:w15="http://schemas.microsoft.com/office/word/2012/wordml" xmlns:w16cex="http://schemas.microsoft.com/office/word/2018/wordml/cex" xmlns:w16cid="http://schemas.microsoft.com/office/word/2016/wordml/cid" xmlns:w16="http://schemas.microsoft.com/office/word/2018/wordml" xmlns:w16du="http://schemas.microsoft.com/office/word/2023/wordml/word16du" xmlns:w16sdtdh="http://schemas.microsoft.com/office/word/2020/wordml/sdtdatahash" xmlns:w16sdtfl="http://schemas.microsoft.com/office/word/2024/wordml/sdtformatlock" xmlns:w16se="http://schemas.microsoft.com/office/word/2015/wordml/symex" xmlns:wpg="http://schemas.microsoft.com/office/word/2010/wordprocessingGroup" xmlns:wpi="http://schemas.microsoft.com/office/word/2010/wordprocessingInk" xmlns:wne="http://schemas.microsoft.com/office/word/2006/wordml" xmlns:wps="http://schemas.microsoft.com/office/word/2010/wordprocessingShape" mc:Ignorable="w14 w15 w16se w16cid w16 w16cex w16sdtdh w16sdtfl w16du wp14">
   <w:p>
     <w:pPr>
       <w:pStyle w:val="Piedepgina"/>
@@ -5889,7 +6568,6 @@
                                 <w:calendar w:val="gregorian"/>
                               </w:date>
                             </w:sdtPr>
-                            <w:sdtEndPr/>
                             <w:sdtContent>
                               <w:p>
                                 <w:pPr>
@@ -5948,13 +6626,13 @@
         </mc:Choice>
         <mc:Fallback>
           <w:pict>
-            <v:group id="Grupo 37" style="position:absolute;left:0;text-align:left;margin-left:416.8pt;margin-top:0;width:468pt;height:25.2pt;z-index:251662336;mso-width-percent:1000;mso-top-percent:200;mso-wrap-distance-left:0;mso-wrap-distance-right:0;mso-position-horizontal:right;mso-position-horizontal-relative:margin;mso-position-vertical-relative:bottom-margin-area;mso-width-percent:1000;mso-top-percent:200;mso-width-relative:margin;mso-height-relative:margin" coordsize="59626,3238" o:spid="_x0000_s1026" w14:anchorId="0F25DB77" o:gfxdata="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">
-              <v:rect id="Rectángulo 38" style="position:absolute;left:190;width:59436;height:188;visibility:visible;mso-wrap-style:square;v-text-anchor:middle" o:spid="_x0000_s1027" fillcolor="black [3213]" stroked="f" strokeweight="1pt" o:gfxdata="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"/>
+            <v:group w14:anchorId="0F25DB77" id="Grupo 37" o:spid="_x0000_s1026" style="position:absolute;left:0;text-align:left;margin-left:416.8pt;margin-top:0;width:468pt;height:25.2pt;z-index:251662336;mso-width-percent:1000;mso-top-percent:200;mso-wrap-distance-left:0;mso-wrap-distance-right:0;mso-position-horizontal:right;mso-position-horizontal-relative:margin;mso-position-vertical-relative:bottom-margin-area;mso-width-percent:1000;mso-top-percent:200;mso-width-relative:margin;mso-height-relative:margin" coordsize="59626,3238" o:gfxdata="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">
+              <v:rect id="Rectángulo 38" o:spid="_x0000_s1027" style="position:absolute;left:190;width:59436;height:188;visibility:visible;mso-wrap-style:square;v-text-anchor:middle" o:gfxdata="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" fillcolor="black [3213]" stroked="f" strokeweight="1pt"/>
               <v:shapetype id="_x0000_t202" coordsize="21600,21600" o:spt="202" path="m,l,21600r21600,l21600,xe">
                 <v:stroke joinstyle="miter"/>
                 <v:path gradientshapeok="t" o:connecttype="rect"/>
               </v:shapetype>
-              <v:shape id="Cuadro de texto 39" style="position:absolute;top:666;width:59436;height:2572;visibility:visible;mso-wrap-style:square;v-text-anchor:bottom" o:spid="_x0000_s1028" filled="f" stroked="f" strokeweight=".5pt" type="#_x0000_t202" o:gfxdata="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">
+              <v:shape id="Cuadro de texto 39" o:spid="_x0000_s1028" type="#_x0000_t202" style="position:absolute;top:666;width:59436;height:2572;visibility:visible;mso-wrap-style:square;v-text-anchor:bottom" o:gfxdata="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" filled="f" stroked="f" strokeweight=".5pt">
                 <v:textbox inset=",,,0">
                   <w:txbxContent>
                     <w:sdt>
@@ -5975,7 +6653,6 @@
                           <w:calendar w:val="gregorian"/>
                         </w:date>
                       </w:sdtPr>
-                      <w:sdtEndPr/>
                       <w:sdtContent>
                         <w:p>
                           <w:pPr>
@@ -6168,7 +6845,7 @@
         </mc:Choice>
         <mc:Fallback>
           <w:pict>
-            <v:rect id="Rectángulo 40" style="position:absolute;left:0;text-align:left;margin-left:0;margin-top:0;width:36pt;height:25.2pt;z-index:251661312;visibility:visible;mso-wrap-style:square;mso-width-percent:0;mso-height-percent:0;mso-top-percent:200;mso-wrap-distance-left:0;mso-wrap-distance-top:0;mso-wrap-distance-right:0;mso-wrap-distance-bottom:0;mso-position-horizontal:left;mso-position-horizontal-relative:right-margin-area;mso-position-vertical-relative:bottom-margin-area;mso-width-percent:0;mso-height-percent:0;mso-top-percent:200;mso-width-relative:margin;mso-height-relative:margin;v-text-anchor:bottom" o:spid="_x0000_s1029" fillcolor="black [3213]" stroked="f" strokeweight="3pt" w14:anchorId="3CF0A8BB" o:gfxdata="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">
+            <v:rect w14:anchorId="3CF0A8BB" id="Rectángulo 40" o:spid="_x0000_s1029" style="position:absolute;left:0;text-align:left;margin-left:0;margin-top:0;width:36pt;height:25.2pt;z-index:251661312;visibility:visible;mso-wrap-style:square;mso-width-percent:0;mso-height-percent:0;mso-top-percent:200;mso-wrap-distance-left:0;mso-wrap-distance-top:0;mso-wrap-distance-right:0;mso-wrap-distance-bottom:0;mso-position-horizontal:left;mso-position-horizontal-relative:right-margin-area;mso-position-vertical-relative:bottom-margin-area;mso-width-percent:0;mso-height-percent:0;mso-top-percent:200;mso-width-relative:margin;mso-height-relative:margin;v-text-anchor:bottom" o:gfxdata="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" fillcolor="black [3213]" stroked="f" strokeweight="3pt">
               <v:textbox>
                 <w:txbxContent>
                   <w:p>
@@ -6241,7 +6918,7 @@
 </file>
 
 <file path=word/footnotes.xml><?xml version="1.0" encoding="utf-8"?>
-<w:footnotes xmlns:wpc="http://schemas.microsoft.com/office/word/2010/wordprocessingCanvas" xmlns:cx="http://schemas.microsoft.com/office/drawing/2014/chartex" xmlns:mc="http://schemas.openxmlformats.org/markup-compatibility/2006" xmlns:o="urn:schemas-microsoft-com:office:office" xmlns:r="http://schemas.openxmlformats.org/officeDocument/2006/relationships" xmlns:m="http://schemas.openxmlformats.org/officeDocument/2006/math" xmlns:v="urn:schemas-microsoft-com:vml" xmlns:wp14="http://schemas.microsoft.com/office/word/2010/wordprocessingDrawing" xmlns:wp="http://schemas.openxmlformats.org/drawingml/2006/wordprocessingDrawing" xmlns:w10="urn:schemas-microsoft-com:office:word" xmlns:w="http://schemas.openxmlformats.org/wordprocessingml/2006/main" xmlns:w14="http://schemas.microsoft.com/office/word/2010/wordml" xmlns:w15="http://schemas.microsoft.com/office/word/2012/wordml" xmlns:w16se="http://schemas.microsoft.com/office/word/2015/wordml/symex" xmlns:wpg="http://schemas.microsoft.com/office/word/2010/wordprocessingGroup" xmlns:wpi="http://schemas.microsoft.com/office/word/2010/wordprocessingInk" xmlns:wne="http://schemas.microsoft.com/office/word/2006/wordml" xmlns:wps="http://schemas.microsoft.com/office/word/2010/wordprocessingShape" mc:Ignorable="w14 w15 w16se wp14">
+<w:footnotes xmlns:wpc="http://schemas.microsoft.com/office/word/2010/wordprocessingCanvas" xmlns:cx="http://schemas.microsoft.com/office/drawing/2014/chartex" xmlns:cx1="http://schemas.microsoft.com/office/drawing/2015/9/8/chartex" xmlns:cx2="http://schemas.microsoft.com/office/drawing/2015/10/21/chartex" xmlns:cx3="http://schemas.microsoft.com/office/drawing/2016/5/9/chartex" xmlns:cx4="http://schemas.microsoft.com/office/drawing/2016/5/10/chartex" xmlns:cx5="http://schemas.microsoft.com/office/drawing/2016/5/11/chartex" xmlns:cx6="http://schemas.microsoft.com/office/drawing/2016/5/12/chartex" xmlns:cx7="http://schemas.microsoft.com/office/drawing/2016/5/13/chartex" xmlns:cx8="http://schemas.microsoft.com/office/drawing/2016/5/14/chartex" xmlns:mc="http://schemas.openxmlformats.org/markup-compatibility/2006" xmlns:aink="http://schemas.microsoft.com/office/drawing/2016/ink" xmlns:am3d="http://schemas.microsoft.com/office/drawing/2017/model3d" xmlns:o="urn:schemas-microsoft-com:office:office" xmlns:oel="http://schemas.microsoft.com/office/2019/extlst" xmlns:r="http://schemas.openxmlformats.org/officeDocument/2006/relationships" xmlns:m="http://schemas.openxmlformats.org/officeDocument/2006/math" xmlns:v="urn:schemas-microsoft-com:vml" xmlns:wp14="http://schemas.microsoft.com/office/word/2010/wordprocessingDrawing" xmlns:wp="http://schemas.openxmlformats.org/drawingml/2006/wordprocessingDrawing" xmlns:w10="urn:schemas-microsoft-com:office:word" xmlns:w="http://schemas.openxmlformats.org/wordprocessingml/2006/main" xmlns:w14="http://schemas.microsoft.com/office/word/2010/wordml" xmlns:w15="http://schemas.microsoft.com/office/word/2012/wordml" xmlns:w16cex="http://schemas.microsoft.com/office/word/2018/wordml/cex" xmlns:w16cid="http://schemas.microsoft.com/office/word/2016/wordml/cid" xmlns:w16="http://schemas.microsoft.com/office/word/2018/wordml" xmlns:w16du="http://schemas.microsoft.com/office/word/2023/wordml/word16du" xmlns:w16sdtdh="http://schemas.microsoft.com/office/word/2020/wordml/sdtdatahash" xmlns:w16sdtfl="http://schemas.microsoft.com/office/word/2024/wordml/sdtformatlock" xmlns:w16se="http://schemas.microsoft.com/office/word/2015/wordml/symex" xmlns:wpg="http://schemas.microsoft.com/office/word/2010/wordprocessingGroup" xmlns:wpi="http://schemas.microsoft.com/office/word/2010/wordprocessingInk" xmlns:wne="http://schemas.microsoft.com/office/word/2006/wordml" xmlns:wps="http://schemas.microsoft.com/office/word/2010/wordprocessingShape" mc:Ignorable="w14 w15 w16se w16cid w16 w16cex w16sdtdh w16sdtfl w16du wp14">
   <w:footnote w:type="separator" w:id="-1">
     <w:p>
       <w:r>
@@ -6260,7 +6937,7 @@
 </file>
 
 <file path=word/header1.xml><?xml version="1.0" encoding="utf-8"?>
-<w:hdr xmlns:wpc="http://schemas.microsoft.com/office/word/2010/wordprocessingCanvas" xmlns:cx="http://schemas.microsoft.com/office/drawing/2014/chartex" xmlns:mc="http://schemas.openxmlformats.org/markup-compatibility/2006" xmlns:o="urn:schemas-microsoft-com:office:office" xmlns:r="http://schemas.openxmlformats.org/officeDocument/2006/relationships" xmlns:m="http://schemas.openxmlformats.org/officeDocument/2006/math" xmlns:v="urn:schemas-microsoft-com:vml" xmlns:wp14="http://schemas.microsoft.com/office/word/2010/wordprocessingDrawing" xmlns:wp="http://schemas.openxmlformats.org/drawingml/2006/wordprocessingDrawing" xmlns:w10="urn:schemas-microsoft-com:office:word" xmlns:w="http://schemas.openxmlformats.org/wordprocessingml/2006/main" xmlns:w14="http://schemas.microsoft.com/office/word/2010/wordml" xmlns:w15="http://schemas.microsoft.com/office/word/2012/wordml" xmlns:w16se="http://schemas.microsoft.com/office/word/2015/wordml/symex" xmlns:wpg="http://schemas.microsoft.com/office/word/2010/wordprocessingGroup" xmlns:wpi="http://schemas.microsoft.com/office/word/2010/wordprocessingInk" xmlns:wne="http://schemas.microsoft.com/office/word/2006/wordml" xmlns:wps="http://schemas.microsoft.com/office/word/2010/wordprocessingShape" xmlns:a="http://schemas.openxmlformats.org/drawingml/2006/main" xmlns:pic="http://schemas.openxmlformats.org/drawingml/2006/picture" xmlns:a14="http://schemas.microsoft.com/office/drawing/2010/main" mc:Ignorable="w14 w15 w16se wp14">
+<w:hdr xmlns:wpc="http://schemas.microsoft.com/office/word/2010/wordprocessingCanvas" xmlns:cx="http://schemas.microsoft.com/office/drawing/2014/chartex" xmlns:cx1="http://schemas.microsoft.com/office/drawing/2015/9/8/chartex" xmlns:cx2="http://schemas.microsoft.com/office/drawing/2015/10/21/chartex" xmlns:cx3="http://schemas.microsoft.com/office/drawing/2016/5/9/chartex" xmlns:cx4="http://schemas.microsoft.com/office/drawing/2016/5/10/chartex" xmlns:cx5="http://schemas.microsoft.com/office/drawing/2016/5/11/chartex" xmlns:cx6="http://schemas.microsoft.com/office/drawing/2016/5/12/chartex" xmlns:cx7="http://schemas.microsoft.com/office/drawing/2016/5/13/chartex" xmlns:cx8="http://schemas.microsoft.com/office/drawing/2016/5/14/chartex" xmlns:mc="http://schemas.openxmlformats.org/markup-compatibility/2006" xmlns:aink="http://schemas.microsoft.com/office/drawing/2016/ink" xmlns:am3d="http://schemas.microsoft.com/office/drawing/2017/model3d" xmlns:o="urn:schemas-microsoft-com:office:office" xmlns:oel="http://schemas.microsoft.com/office/2019/extlst" xmlns:r="http://schemas.openxmlformats.org/officeDocument/2006/relationships" xmlns:m="http://schemas.openxmlformats.org/officeDocument/2006/math" xmlns:v="urn:schemas-microsoft-com:vml" xmlns:wp14="http://schemas.microsoft.com/office/word/2010/wordprocessingDrawing" xmlns:wp="http://schemas.openxmlformats.org/drawingml/2006/wordprocessingDrawing" xmlns:w10="urn:schemas-microsoft-com:office:word" xmlns:w="http://schemas.openxmlformats.org/wordprocessingml/2006/main" xmlns:w14="http://schemas.microsoft.com/office/word/2010/wordml" xmlns:w15="http://schemas.microsoft.com/office/word/2012/wordml" xmlns:w16cex="http://schemas.microsoft.com/office/word/2018/wordml/cex" xmlns:w16cid="http://schemas.microsoft.com/office/word/2016/wordml/cid" xmlns:w16="http://schemas.microsoft.com/office/word/2018/wordml" xmlns:w16du="http://schemas.microsoft.com/office/word/2023/wordml/word16du" xmlns:w16sdtdh="http://schemas.microsoft.com/office/word/2020/wordml/sdtdatahash" xmlns:w16sdtfl="http://schemas.microsoft.com/office/word/2024/wordml/sdtformatlock" xmlns:w16se="http://schemas.microsoft.com/office/word/2015/wordml/symex" xmlns:wpg="http://schemas.microsoft.com/office/word/2010/wordprocessingGroup" xmlns:wpi="http://schemas.microsoft.com/office/word/2010/wordprocessingInk" xmlns:wne="http://schemas.microsoft.com/office/word/2006/wordml" xmlns:wps="http://schemas.microsoft.com/office/word/2010/wordprocessingShape" mc:Ignorable="w14 w15 w16se w16cid w16 w16cex w16sdtdh w16sdtfl w16du wp14">
   <w:p>
     <w:pPr>
       <w:pStyle w:val="Encabezado"/>
@@ -6358,7 +7035,7 @@
 </file>
 
 <file path=word/numbering.xml><?xml version="1.0" encoding="utf-8"?>
-<w:numbering xmlns:wpc="http://schemas.microsoft.com/office/word/2010/wordprocessingCanvas" xmlns:cx="http://schemas.microsoft.com/office/drawing/2014/chartex" xmlns:mc="http://schemas.openxmlformats.org/markup-compatibility/2006" xmlns:o="urn:schemas-microsoft-com:office:office" xmlns:r="http://schemas.openxmlformats.org/officeDocument/2006/relationships" xmlns:m="http://schemas.openxmlformats.org/officeDocument/2006/math" xmlns:v="urn:schemas-microsoft-com:vml" xmlns:wp14="http://schemas.microsoft.com/office/word/2010/wordprocessingDrawing" xmlns:wp="http://schemas.openxmlformats.org/drawingml/2006/wordprocessingDrawing" xmlns:w10="urn:schemas-microsoft-com:office:word" xmlns:w="http://schemas.openxmlformats.org/wordprocessingml/2006/main" xmlns:w14="http://schemas.microsoft.com/office/word/2010/wordml" xmlns:w15="http://schemas.microsoft.com/office/word/2012/wordml" xmlns:w16se="http://schemas.microsoft.com/office/word/2015/wordml/symex" xmlns:wpg="http://schemas.microsoft.com/office/word/2010/wordprocessingGroup" xmlns:wpi="http://schemas.microsoft.com/office/word/2010/wordprocessingInk" xmlns:wne="http://schemas.microsoft.com/office/word/2006/wordml" xmlns:wps="http://schemas.microsoft.com/office/word/2010/wordprocessingShape" mc:Ignorable="w14 w15 w16se wp14">
+<w:numbering xmlns:wpc="http://schemas.microsoft.com/office/word/2010/wordprocessingCanvas" xmlns:cx="http://schemas.microsoft.com/office/drawing/2014/chartex" xmlns:cx1="http://schemas.microsoft.com/office/drawing/2015/9/8/chartex" xmlns:cx2="http://schemas.microsoft.com/office/drawing/2015/10/21/chartex" xmlns:cx3="http://schemas.microsoft.com/office/drawing/2016/5/9/chartex" xmlns:cx4="http://schemas.microsoft.com/office/drawing/2016/5/10/chartex" xmlns:cx5="http://schemas.microsoft.com/office/drawing/2016/5/11/chartex" xmlns:cx6="http://schemas.microsoft.com/office/drawing/2016/5/12/chartex" xmlns:cx7="http://schemas.microsoft.com/office/drawing/2016/5/13/chartex" xmlns:cx8="http://schemas.microsoft.com/office/drawing/2016/5/14/chartex" xmlns:mc="http://schemas.openxmlformats.org/markup-compatibility/2006" xmlns:aink="http://schemas.microsoft.com/office/drawing/2016/ink" xmlns:am3d="http://schemas.microsoft.com/office/drawing/2017/model3d" xmlns:o="urn:schemas-microsoft-com:office:office" xmlns:oel="http://schemas.microsoft.com/office/2019/extlst" xmlns:r="http://schemas.openxmlformats.org/officeDocument/2006/relationships" xmlns:m="http://schemas.openxmlformats.org/officeDocument/2006/math" xmlns:v="urn:schemas-microsoft-com:vml" xmlns:wp14="http://schemas.microsoft.com/office/word/2010/wordprocessingDrawing" xmlns:wp="http://schemas.openxmlformats.org/drawingml/2006/wordprocessingDrawing" xmlns:w10="urn:schemas-microsoft-com:office:word" xmlns:w="http://schemas.openxmlformats.org/wordprocessingml/2006/main" xmlns:w14="http://schemas.microsoft.com/office/word/2010/wordml" xmlns:w15="http://schemas.microsoft.com/office/word/2012/wordml" xmlns:w16cex="http://schemas.microsoft.com/office/word/2018/wordml/cex" xmlns:w16cid="http://schemas.microsoft.com/office/word/2016/wordml/cid" xmlns:w16="http://schemas.microsoft.com/office/word/2018/wordml" xmlns:w16du="http://schemas.microsoft.com/office/word/2023/wordml/word16du" xmlns:w16sdtdh="http://schemas.microsoft.com/office/word/2020/wordml/sdtdatahash" xmlns:w16sdtfl="http://schemas.microsoft.com/office/word/2024/wordml/sdtformatlock" xmlns:w16se="http://schemas.microsoft.com/office/word/2015/wordml/symex" xmlns:wpg="http://schemas.microsoft.com/office/word/2010/wordprocessingGroup" xmlns:wpi="http://schemas.microsoft.com/office/word/2010/wordprocessingInk" xmlns:wne="http://schemas.microsoft.com/office/word/2006/wordml" xmlns:wps="http://schemas.microsoft.com/office/word/2010/wordprocessingShape" mc:Ignorable="w14 w15 w16se w16cid w16 w16cex w16sdtdh w16sdtfl w16du wp14">
   <w:abstractNum w:abstractNumId="0" w15:restartNumberingAfterBreak="0">
     <w:nsid w:val="0504804F"/>
     <w:multiLevelType w:val="hybridMultilevel"/>
@@ -6372,7 +7049,7 @@
         <w:ind w:left="720" w:hanging="360"/>
       </w:pPr>
       <w:rPr>
-        <w:rFonts w:hint="default" w:ascii="Symbol" w:hAnsi="Symbol"/>
+        <w:rFonts w:ascii="Symbol" w:hAnsi="Symbol" w:hint="default"/>
       </w:rPr>
     </w:lvl>
     <w:lvl w:ilvl="1" w:tplc="C4C89F7C">
@@ -6384,7 +7061,7 @@
         <w:ind w:left="1440" w:hanging="360"/>
       </w:pPr>
       <w:rPr>
-        <w:rFonts w:hint="default" w:ascii="Courier New" w:hAnsi="Courier New"/>
+        <w:rFonts w:ascii="Courier New" w:hAnsi="Courier New" w:hint="default"/>
       </w:rPr>
     </w:lvl>
     <w:lvl w:ilvl="2" w:tplc="C870249A">
@@ -6396,7 +7073,7 @@
         <w:ind w:left="2160" w:hanging="360"/>
       </w:pPr>
       <w:rPr>
-        <w:rFonts w:hint="default" w:ascii="Wingdings" w:hAnsi="Wingdings"/>
+        <w:rFonts w:ascii="Wingdings" w:hAnsi="Wingdings" w:hint="default"/>
       </w:rPr>
     </w:lvl>
     <w:lvl w:ilvl="3" w:tplc="71BA6EBC">
@@ -6408,7 +7085,7 @@
         <w:ind w:left="2880" w:hanging="360"/>
       </w:pPr>
       <w:rPr>
-        <w:rFonts w:hint="default" w:ascii="Symbol" w:hAnsi="Symbol"/>
+        <w:rFonts w:ascii="Symbol" w:hAnsi="Symbol" w:hint="default"/>
       </w:rPr>
     </w:lvl>
     <w:lvl w:ilvl="4" w:tplc="A4B0A542">
@@ -6420,7 +7097,7 @@
         <w:ind w:left="3600" w:hanging="360"/>
       </w:pPr>
       <w:rPr>
-        <w:rFonts w:hint="default" w:ascii="Courier New" w:hAnsi="Courier New"/>
+        <w:rFonts w:ascii="Courier New" w:hAnsi="Courier New" w:hint="default"/>
       </w:rPr>
     </w:lvl>
     <w:lvl w:ilvl="5" w:tplc="61208DAA">
@@ -6432,7 +7109,7 @@
         <w:ind w:left="4320" w:hanging="360"/>
       </w:pPr>
       <w:rPr>
-        <w:rFonts w:hint="default" w:ascii="Wingdings" w:hAnsi="Wingdings"/>
+        <w:rFonts w:ascii="Wingdings" w:hAnsi="Wingdings" w:hint="default"/>
       </w:rPr>
     </w:lvl>
     <w:lvl w:ilvl="6" w:tplc="3D38FDA0">
@@ -6444,7 +7121,7 @@
         <w:ind w:left="5040" w:hanging="360"/>
       </w:pPr>
       <w:rPr>
-        <w:rFonts w:hint="default" w:ascii="Symbol" w:hAnsi="Symbol"/>
+        <w:rFonts w:ascii="Symbol" w:hAnsi="Symbol" w:hint="default"/>
       </w:rPr>
     </w:lvl>
     <w:lvl w:ilvl="7" w:tplc="7008862A">
@@ -6456,7 +7133,7 @@
         <w:ind w:left="5760" w:hanging="360"/>
       </w:pPr>
       <w:rPr>
-        <w:rFonts w:hint="default" w:ascii="Courier New" w:hAnsi="Courier New"/>
+        <w:rFonts w:ascii="Courier New" w:hAnsi="Courier New" w:hint="default"/>
       </w:rPr>
     </w:lvl>
     <w:lvl w:ilvl="8" w:tplc="A24CE0B2">
@@ -6468,7 +7145,7 @@
         <w:ind w:left="6480" w:hanging="360"/>
       </w:pPr>
       <w:rPr>
-        <w:rFonts w:hint="default" w:ascii="Wingdings" w:hAnsi="Wingdings"/>
+        <w:rFonts w:ascii="Wingdings" w:hAnsi="Wingdings" w:hint="default"/>
       </w:rPr>
     </w:lvl>
   </w:abstractNum>
@@ -6497,7 +7174,7 @@
         <w:ind w:left="1440" w:hanging="360"/>
       </w:pPr>
       <w:rPr>
-        <w:rFonts w:hint="default" w:ascii="Courier New" w:hAnsi="Courier New" w:cs="Courier New"/>
+        <w:rFonts w:ascii="Courier New" w:hAnsi="Courier New" w:cs="Courier New" w:hint="default"/>
       </w:rPr>
     </w:lvl>
     <w:lvl w:ilvl="2" w:tplc="340A0005" w:tentative="1">
@@ -6509,7 +7186,7 @@
         <w:ind w:left="2160" w:hanging="360"/>
       </w:pPr>
       <w:rPr>
-        <w:rFonts w:hint="default" w:ascii="Wingdings" w:hAnsi="Wingdings"/>
+        <w:rFonts w:ascii="Wingdings" w:hAnsi="Wingdings" w:hint="default"/>
       </w:rPr>
     </w:lvl>
     <w:lvl w:ilvl="3" w:tplc="340A0001" w:tentative="1">
@@ -6521,7 +7198,7 @@
         <w:ind w:left="2880" w:hanging="360"/>
       </w:pPr>
       <w:rPr>
-        <w:rFonts w:hint="default" w:ascii="Symbol" w:hAnsi="Symbol"/>
+        <w:rFonts w:ascii="Symbol" w:hAnsi="Symbol" w:hint="default"/>
       </w:rPr>
     </w:lvl>
     <w:lvl w:ilvl="4" w:tplc="340A0003" w:tentative="1">
@@ -6533,7 +7210,7 @@
         <w:ind w:left="3600" w:hanging="360"/>
       </w:pPr>
       <w:rPr>
-        <w:rFonts w:hint="default" w:ascii="Courier New" w:hAnsi="Courier New" w:cs="Courier New"/>
+        <w:rFonts w:ascii="Courier New" w:hAnsi="Courier New" w:cs="Courier New" w:hint="default"/>
       </w:rPr>
     </w:lvl>
     <w:lvl w:ilvl="5" w:tplc="340A0005" w:tentative="1">
@@ -6545,7 +7222,7 @@
         <w:ind w:left="4320" w:hanging="360"/>
       </w:pPr>
       <w:rPr>
-        <w:rFonts w:hint="default" w:ascii="Wingdings" w:hAnsi="Wingdings"/>
+        <w:rFonts w:ascii="Wingdings" w:hAnsi="Wingdings" w:hint="default"/>
       </w:rPr>
     </w:lvl>
     <w:lvl w:ilvl="6" w:tplc="340A0001" w:tentative="1">
@@ -6557,7 +7234,7 @@
         <w:ind w:left="5040" w:hanging="360"/>
       </w:pPr>
       <w:rPr>
-        <w:rFonts w:hint="default" w:ascii="Symbol" w:hAnsi="Symbol"/>
+        <w:rFonts w:ascii="Symbol" w:hAnsi="Symbol" w:hint="default"/>
       </w:rPr>
     </w:lvl>
     <w:lvl w:ilvl="7" w:tplc="340A0003" w:tentative="1">
@@ -6569,7 +7246,7 @@
         <w:ind w:left="5760" w:hanging="360"/>
       </w:pPr>
       <w:rPr>
-        <w:rFonts w:hint="default" w:ascii="Courier New" w:hAnsi="Courier New" w:cs="Courier New"/>
+        <w:rFonts w:ascii="Courier New" w:hAnsi="Courier New" w:cs="Courier New" w:hint="default"/>
       </w:rPr>
     </w:lvl>
     <w:lvl w:ilvl="8" w:tplc="340A0005" w:tentative="1">
@@ -6581,7 +7258,7 @@
         <w:ind w:left="6480" w:hanging="360"/>
       </w:pPr>
       <w:rPr>
-        <w:rFonts w:hint="default" w:ascii="Wingdings" w:hAnsi="Wingdings"/>
+        <w:rFonts w:ascii="Wingdings" w:hAnsi="Wingdings" w:hint="default"/>
       </w:rPr>
     </w:lvl>
   </w:abstractNum>
@@ -6598,7 +7275,7 @@
         <w:ind w:left="720" w:hanging="360"/>
       </w:pPr>
       <w:rPr>
-        <w:rFonts w:hint="default" w:ascii="Symbol" w:hAnsi="Symbol"/>
+        <w:rFonts w:ascii="Symbol" w:hAnsi="Symbol" w:hint="default"/>
       </w:rPr>
     </w:lvl>
     <w:lvl w:ilvl="1" w:tplc="340A0003" w:tentative="1">
@@ -6610,7 +7287,7 @@
         <w:ind w:left="1440" w:hanging="360"/>
       </w:pPr>
       <w:rPr>
-        <w:rFonts w:hint="default" w:ascii="Courier New" w:hAnsi="Courier New" w:cs="Courier New"/>
+        <w:rFonts w:ascii="Courier New" w:hAnsi="Courier New" w:cs="Courier New" w:hint="default"/>
       </w:rPr>
     </w:lvl>
     <w:lvl w:ilvl="2" w:tplc="340A0005" w:tentative="1">
@@ -6622,7 +7299,7 @@
         <w:ind w:left="2160" w:hanging="360"/>
       </w:pPr>
       <w:rPr>
-        <w:rFonts w:hint="default" w:ascii="Wingdings" w:hAnsi="Wingdings"/>
+        <w:rFonts w:ascii="Wingdings" w:hAnsi="Wingdings" w:hint="default"/>
       </w:rPr>
     </w:lvl>
     <w:lvl w:ilvl="3" w:tplc="340A0001" w:tentative="1">
@@ -6634,7 +7311,7 @@
         <w:ind w:left="2880" w:hanging="360"/>
       </w:pPr>
       <w:rPr>
-        <w:rFonts w:hint="default" w:ascii="Symbol" w:hAnsi="Symbol"/>
+        <w:rFonts w:ascii="Symbol" w:hAnsi="Symbol" w:hint="default"/>
       </w:rPr>
     </w:lvl>
     <w:lvl w:ilvl="4" w:tplc="340A0003" w:tentative="1">
@@ -6646,7 +7323,7 @@
         <w:ind w:left="3600" w:hanging="360"/>
       </w:pPr>
       <w:rPr>
-        <w:rFonts w:hint="default" w:ascii="Courier New" w:hAnsi="Courier New" w:cs="Courier New"/>
+        <w:rFonts w:ascii="Courier New" w:hAnsi="Courier New" w:cs="Courier New" w:hint="default"/>
       </w:rPr>
     </w:lvl>
     <w:lvl w:ilvl="5" w:tplc="340A0005" w:tentative="1">
@@ -6658,7 +7335,7 @@
         <w:ind w:left="4320" w:hanging="360"/>
       </w:pPr>
       <w:rPr>
-        <w:rFonts w:hint="default" w:ascii="Wingdings" w:hAnsi="Wingdings"/>
+        <w:rFonts w:ascii="Wingdings" w:hAnsi="Wingdings" w:hint="default"/>
       </w:rPr>
     </w:lvl>
     <w:lvl w:ilvl="6" w:tplc="340A0001" w:tentative="1">
@@ -6670,7 +7347,7 @@
         <w:ind w:left="5040" w:hanging="360"/>
       </w:pPr>
       <w:rPr>
-        <w:rFonts w:hint="default" w:ascii="Symbol" w:hAnsi="Symbol"/>
+        <w:rFonts w:ascii="Symbol" w:hAnsi="Symbol" w:hint="default"/>
       </w:rPr>
     </w:lvl>
     <w:lvl w:ilvl="7" w:tplc="340A0003" w:tentative="1">
@@ -6682,7 +7359,7 @@
         <w:ind w:left="5760" w:hanging="360"/>
       </w:pPr>
       <w:rPr>
-        <w:rFonts w:hint="default" w:ascii="Courier New" w:hAnsi="Courier New" w:cs="Courier New"/>
+        <w:rFonts w:ascii="Courier New" w:hAnsi="Courier New" w:cs="Courier New" w:hint="default"/>
       </w:rPr>
     </w:lvl>
     <w:lvl w:ilvl="8" w:tplc="340A0005" w:tentative="1">
@@ -6694,7 +7371,7 @@
         <w:ind w:left="6480" w:hanging="360"/>
       </w:pPr>
       <w:rPr>
-        <w:rFonts w:hint="default" w:ascii="Wingdings" w:hAnsi="Wingdings"/>
+        <w:rFonts w:ascii="Wingdings" w:hAnsi="Wingdings" w:hint="default"/>
       </w:rPr>
     </w:lvl>
   </w:abstractNum>
@@ -6711,7 +7388,7 @@
         <w:ind w:left="720" w:hanging="360"/>
       </w:pPr>
       <w:rPr>
-        <w:rFonts w:hint="default" w:ascii="Wingdings" w:hAnsi="Wingdings"/>
+        <w:rFonts w:ascii="Wingdings" w:hAnsi="Wingdings" w:hint="default"/>
         <w:b/>
         <w:color w:val="auto"/>
         <w:sz w:val="32"/>
@@ -6726,7 +7403,7 @@
         <w:ind w:left="1440" w:hanging="360"/>
       </w:pPr>
       <w:rPr>
-        <w:rFonts w:hint="default" w:ascii="Courier New" w:hAnsi="Courier New" w:cs="Courier New"/>
+        <w:rFonts w:ascii="Courier New" w:hAnsi="Courier New" w:cs="Courier New" w:hint="default"/>
       </w:rPr>
     </w:lvl>
     <w:lvl w:ilvl="2" w:tplc="340A0005" w:tentative="1">
@@ -6738,7 +7415,7 @@
         <w:ind w:left="2160" w:hanging="360"/>
       </w:pPr>
       <w:rPr>
-        <w:rFonts w:hint="default" w:ascii="Wingdings" w:hAnsi="Wingdings"/>
+        <w:rFonts w:ascii="Wingdings" w:hAnsi="Wingdings" w:hint="default"/>
       </w:rPr>
     </w:lvl>
     <w:lvl w:ilvl="3" w:tplc="340A0001" w:tentative="1">
@@ -6750,7 +7427,7 @@
         <w:ind w:left="2880" w:hanging="360"/>
       </w:pPr>
       <w:rPr>
-        <w:rFonts w:hint="default" w:ascii="Symbol" w:hAnsi="Symbol"/>
+        <w:rFonts w:ascii="Symbol" w:hAnsi="Symbol" w:hint="default"/>
       </w:rPr>
     </w:lvl>
     <w:lvl w:ilvl="4" w:tplc="340A0003" w:tentative="1">
@@ -6762,7 +7439,7 @@
         <w:ind w:left="3600" w:hanging="360"/>
       </w:pPr>
       <w:rPr>
-        <w:rFonts w:hint="default" w:ascii="Courier New" w:hAnsi="Courier New" w:cs="Courier New"/>
+        <w:rFonts w:ascii="Courier New" w:hAnsi="Courier New" w:cs="Courier New" w:hint="default"/>
       </w:rPr>
     </w:lvl>
     <w:lvl w:ilvl="5" w:tplc="340A0005" w:tentative="1">
@@ -6774,7 +7451,7 @@
         <w:ind w:left="4320" w:hanging="360"/>
       </w:pPr>
       <w:rPr>
-        <w:rFonts w:hint="default" w:ascii="Wingdings" w:hAnsi="Wingdings"/>
+        <w:rFonts w:ascii="Wingdings" w:hAnsi="Wingdings" w:hint="default"/>
       </w:rPr>
     </w:lvl>
     <w:lvl w:ilvl="6" w:tplc="340A0001" w:tentative="1">
@@ -6786,7 +7463,7 @@
         <w:ind w:left="5040" w:hanging="360"/>
       </w:pPr>
       <w:rPr>
-        <w:rFonts w:hint="default" w:ascii="Symbol" w:hAnsi="Symbol"/>
+        <w:rFonts w:ascii="Symbol" w:hAnsi="Symbol" w:hint="default"/>
       </w:rPr>
     </w:lvl>
     <w:lvl w:ilvl="7" w:tplc="340A0003" w:tentative="1">
@@ -6798,7 +7475,7 @@
         <w:ind w:left="5760" w:hanging="360"/>
       </w:pPr>
       <w:rPr>
-        <w:rFonts w:hint="default" w:ascii="Courier New" w:hAnsi="Courier New" w:cs="Courier New"/>
+        <w:rFonts w:ascii="Courier New" w:hAnsi="Courier New" w:cs="Courier New" w:hint="default"/>
       </w:rPr>
     </w:lvl>
     <w:lvl w:ilvl="8" w:tplc="340A0005" w:tentative="1">
@@ -6810,7 +7487,7 @@
         <w:ind w:left="6480" w:hanging="360"/>
       </w:pPr>
       <w:rPr>
-        <w:rFonts w:hint="default" w:ascii="Wingdings" w:hAnsi="Wingdings"/>
+        <w:rFonts w:ascii="Wingdings" w:hAnsi="Wingdings" w:hint="default"/>
       </w:rPr>
     </w:lvl>
   </w:abstractNum>
@@ -6827,7 +7504,7 @@
         <w:ind w:left="360" w:hanging="360"/>
       </w:pPr>
       <w:rPr>
-        <w:rFonts w:hint="default" w:ascii="Symbol" w:hAnsi="Symbol"/>
+        <w:rFonts w:ascii="Symbol" w:hAnsi="Symbol" w:hint="default"/>
       </w:rPr>
     </w:lvl>
     <w:lvl w:ilvl="1" w:tplc="340A0003" w:tentative="1">
@@ -6839,7 +7516,7 @@
         <w:ind w:left="1080" w:hanging="360"/>
       </w:pPr>
       <w:rPr>
-        <w:rFonts w:hint="default" w:ascii="Courier New" w:hAnsi="Courier New" w:cs="Courier New"/>
+        <w:rFonts w:ascii="Courier New" w:hAnsi="Courier New" w:cs="Courier New" w:hint="default"/>
       </w:rPr>
     </w:lvl>
     <w:lvl w:ilvl="2" w:tplc="340A0005" w:tentative="1">
@@ -6851,7 +7528,7 @@
         <w:ind w:left="1800" w:hanging="360"/>
       </w:pPr>
       <w:rPr>
-        <w:rFonts w:hint="default" w:ascii="Wingdings" w:hAnsi="Wingdings"/>
+        <w:rFonts w:ascii="Wingdings" w:hAnsi="Wingdings" w:hint="default"/>
       </w:rPr>
     </w:lvl>
     <w:lvl w:ilvl="3" w:tplc="340A0001" w:tentative="1">
@@ -6863,7 +7540,7 @@
         <w:ind w:left="2520" w:hanging="360"/>
       </w:pPr>
       <w:rPr>
-        <w:rFonts w:hint="default" w:ascii="Symbol" w:hAnsi="Symbol"/>
+        <w:rFonts w:ascii="Symbol" w:hAnsi="Symbol" w:hint="default"/>
       </w:rPr>
     </w:lvl>
     <w:lvl w:ilvl="4" w:tplc="340A0003" w:tentative="1">
@@ -6875,7 +7552,7 @@
         <w:ind w:left="3240" w:hanging="360"/>
       </w:pPr>
       <w:rPr>
-        <w:rFonts w:hint="default" w:ascii="Courier New" w:hAnsi="Courier New" w:cs="Courier New"/>
+        <w:rFonts w:ascii="Courier New" w:hAnsi="Courier New" w:cs="Courier New" w:hint="default"/>
       </w:rPr>
     </w:lvl>
     <w:lvl w:ilvl="5" w:tplc="340A0005" w:tentative="1">
@@ -6887,7 +7564,7 @@
         <w:ind w:left="3960" w:hanging="360"/>
       </w:pPr>
       <w:rPr>
-        <w:rFonts w:hint="default" w:ascii="Wingdings" w:hAnsi="Wingdings"/>
+        <w:rFonts w:ascii="Wingdings" w:hAnsi="Wingdings" w:hint="default"/>
       </w:rPr>
     </w:lvl>
     <w:lvl w:ilvl="6" w:tplc="340A0001" w:tentative="1">
@@ -6899,7 +7576,7 @@
         <w:ind w:left="4680" w:hanging="360"/>
       </w:pPr>
       <w:rPr>
-        <w:rFonts w:hint="default" w:ascii="Symbol" w:hAnsi="Symbol"/>
+        <w:rFonts w:ascii="Symbol" w:hAnsi="Symbol" w:hint="default"/>
       </w:rPr>
     </w:lvl>
     <w:lvl w:ilvl="7" w:tplc="340A0003" w:tentative="1">
@@ -6911,7 +7588,7 @@
         <w:ind w:left="5400" w:hanging="360"/>
       </w:pPr>
       <w:rPr>
-        <w:rFonts w:hint="default" w:ascii="Courier New" w:hAnsi="Courier New" w:cs="Courier New"/>
+        <w:rFonts w:ascii="Courier New" w:hAnsi="Courier New" w:cs="Courier New" w:hint="default"/>
       </w:rPr>
     </w:lvl>
     <w:lvl w:ilvl="8" w:tplc="340A0005" w:tentative="1">
@@ -6923,7 +7600,7 @@
         <w:ind w:left="6120" w:hanging="360"/>
       </w:pPr>
       <w:rPr>
-        <w:rFonts w:hint="default" w:ascii="Wingdings" w:hAnsi="Wingdings"/>
+        <w:rFonts w:ascii="Wingdings" w:hAnsi="Wingdings" w:hint="default"/>
       </w:rPr>
     </w:lvl>
   </w:abstractNum>
@@ -6940,7 +7617,7 @@
         <w:ind w:left="720" w:hanging="360"/>
       </w:pPr>
       <w:rPr>
-        <w:rFonts w:hint="default" w:ascii="Courier New" w:hAnsi="Courier New" w:cs="Courier New"/>
+        <w:rFonts w:ascii="Courier New" w:hAnsi="Courier New" w:cs="Courier New" w:hint="default"/>
       </w:rPr>
     </w:lvl>
     <w:lvl w:ilvl="1" w:tplc="340A0003" w:tentative="1">
@@ -6952,7 +7629,7 @@
         <w:ind w:left="1440" w:hanging="360"/>
       </w:pPr>
       <w:rPr>
-        <w:rFonts w:hint="default" w:ascii="Courier New" w:hAnsi="Courier New" w:cs="Courier New"/>
+        <w:rFonts w:ascii="Courier New" w:hAnsi="Courier New" w:cs="Courier New" w:hint="default"/>
       </w:rPr>
     </w:lvl>
     <w:lvl w:ilvl="2" w:tplc="340A0005" w:tentative="1">
@@ -6964,7 +7641,7 @@
         <w:ind w:left="2160" w:hanging="360"/>
       </w:pPr>
       <w:rPr>
-        <w:rFonts w:hint="default" w:ascii="Wingdings" w:hAnsi="Wingdings"/>
+        <w:rFonts w:ascii="Wingdings" w:hAnsi="Wingdings" w:hint="default"/>
       </w:rPr>
     </w:lvl>
     <w:lvl w:ilvl="3" w:tplc="340A0001" w:tentative="1">
@@ -6976,7 +7653,7 @@
         <w:ind w:left="2880" w:hanging="360"/>
       </w:pPr>
       <w:rPr>
-        <w:rFonts w:hint="default" w:ascii="Symbol" w:hAnsi="Symbol"/>
+        <w:rFonts w:ascii="Symbol" w:hAnsi="Symbol" w:hint="default"/>
       </w:rPr>
     </w:lvl>
     <w:lvl w:ilvl="4" w:tplc="340A0003" w:tentative="1">
@@ -6988,7 +7665,7 @@
         <w:ind w:left="3600" w:hanging="360"/>
       </w:pPr>
       <w:rPr>
-        <w:rFonts w:hint="default" w:ascii="Courier New" w:hAnsi="Courier New" w:cs="Courier New"/>
+        <w:rFonts w:ascii="Courier New" w:hAnsi="Courier New" w:cs="Courier New" w:hint="default"/>
       </w:rPr>
     </w:lvl>
     <w:lvl w:ilvl="5" w:tplc="340A0005" w:tentative="1">
@@ -7000,7 +7677,7 @@
         <w:ind w:left="4320" w:hanging="360"/>
       </w:pPr>
       <w:rPr>
-        <w:rFonts w:hint="default" w:ascii="Wingdings" w:hAnsi="Wingdings"/>
+        <w:rFonts w:ascii="Wingdings" w:hAnsi="Wingdings" w:hint="default"/>
       </w:rPr>
     </w:lvl>
     <w:lvl w:ilvl="6" w:tplc="340A0001" w:tentative="1">
@@ -7012,7 +7689,7 @@
         <w:ind w:left="5040" w:hanging="360"/>
       </w:pPr>
       <w:rPr>
-        <w:rFonts w:hint="default" w:ascii="Symbol" w:hAnsi="Symbol"/>
+        <w:rFonts w:ascii="Symbol" w:hAnsi="Symbol" w:hint="default"/>
       </w:rPr>
     </w:lvl>
     <w:lvl w:ilvl="7" w:tplc="340A0003" w:tentative="1">
@@ -7024,7 +7701,7 @@
         <w:ind w:left="5760" w:hanging="360"/>
       </w:pPr>
       <w:rPr>
-        <w:rFonts w:hint="default" w:ascii="Courier New" w:hAnsi="Courier New" w:cs="Courier New"/>
+        <w:rFonts w:ascii="Courier New" w:hAnsi="Courier New" w:cs="Courier New" w:hint="default"/>
       </w:rPr>
     </w:lvl>
     <w:lvl w:ilvl="8" w:tplc="340A0005" w:tentative="1">
@@ -7036,7 +7713,7 @@
         <w:ind w:left="6480" w:hanging="360"/>
       </w:pPr>
       <w:rPr>
-        <w:rFonts w:hint="default" w:ascii="Wingdings" w:hAnsi="Wingdings"/>
+        <w:rFonts w:ascii="Wingdings" w:hAnsi="Wingdings" w:hint="default"/>
       </w:rPr>
     </w:lvl>
   </w:abstractNum>
@@ -7068,7 +7745,7 @@
         <w:ind w:left="1440" w:hanging="360"/>
       </w:pPr>
       <w:rPr>
-        <w:rFonts w:hint="default" w:ascii="Symbol" w:hAnsi="Symbol"/>
+        <w:rFonts w:ascii="Symbol" w:hAnsi="Symbol" w:hint="default"/>
       </w:rPr>
     </w:lvl>
     <w:lvl w:ilvl="2" w:tplc="1520CED4" w:tentative="1">
@@ -7282,7 +7959,7 @@
         <w:ind w:left="360" w:hanging="360"/>
       </w:pPr>
       <w:rPr>
-        <w:rFonts w:hint="default" w:ascii="Arial" w:hAnsi="Arial"/>
+        <w:rFonts w:ascii="Arial" w:hAnsi="Arial" w:hint="default"/>
         <w:b/>
         <w:i w:val="0"/>
         <w:color w:val="FFC000"/>
@@ -7376,7 +8053,7 @@
         <w:ind w:left="720" w:hanging="360"/>
       </w:pPr>
       <w:rPr>
-        <w:rFonts w:hint="default" w:ascii="Symbol" w:hAnsi="Symbol"/>
+        <w:rFonts w:ascii="Symbol" w:hAnsi="Symbol" w:hint="default"/>
       </w:rPr>
     </w:lvl>
     <w:lvl w:ilvl="1" w:tplc="F1A00958">
@@ -7388,7 +8065,7 @@
         <w:ind w:left="1440" w:hanging="360"/>
       </w:pPr>
       <w:rPr>
-        <w:rFonts w:hint="default" w:ascii="Courier New" w:hAnsi="Courier New"/>
+        <w:rFonts w:ascii="Courier New" w:hAnsi="Courier New" w:hint="default"/>
       </w:rPr>
     </w:lvl>
     <w:lvl w:ilvl="2" w:tplc="F9A6E93A">
@@ -7400,7 +8077,7 @@
         <w:ind w:left="2160" w:hanging="360"/>
       </w:pPr>
       <w:rPr>
-        <w:rFonts w:hint="default" w:ascii="Wingdings" w:hAnsi="Wingdings"/>
+        <w:rFonts w:ascii="Wingdings" w:hAnsi="Wingdings" w:hint="default"/>
       </w:rPr>
     </w:lvl>
     <w:lvl w:ilvl="3" w:tplc="0DEEA08C">
@@ -7412,7 +8089,7 @@
         <w:ind w:left="2880" w:hanging="360"/>
       </w:pPr>
       <w:rPr>
-        <w:rFonts w:hint="default" w:ascii="Symbol" w:hAnsi="Symbol"/>
+        <w:rFonts w:ascii="Symbol" w:hAnsi="Symbol" w:hint="default"/>
       </w:rPr>
     </w:lvl>
     <w:lvl w:ilvl="4" w:tplc="BC56E47E">
@@ -7424,7 +8101,7 @@
         <w:ind w:left="3600" w:hanging="360"/>
       </w:pPr>
       <w:rPr>
-        <w:rFonts w:hint="default" w:ascii="Courier New" w:hAnsi="Courier New"/>
+        <w:rFonts w:ascii="Courier New" w:hAnsi="Courier New" w:hint="default"/>
       </w:rPr>
     </w:lvl>
     <w:lvl w:ilvl="5" w:tplc="75CCA43A">
@@ -7436,7 +8113,7 @@
         <w:ind w:left="4320" w:hanging="360"/>
       </w:pPr>
       <w:rPr>
-        <w:rFonts w:hint="default" w:ascii="Wingdings" w:hAnsi="Wingdings"/>
+        <w:rFonts w:ascii="Wingdings" w:hAnsi="Wingdings" w:hint="default"/>
       </w:rPr>
     </w:lvl>
     <w:lvl w:ilvl="6" w:tplc="B254EBBA">
@@ -7448,7 +8125,7 @@
         <w:ind w:left="5040" w:hanging="360"/>
       </w:pPr>
       <w:rPr>
-        <w:rFonts w:hint="default" w:ascii="Symbol" w:hAnsi="Symbol"/>
+        <w:rFonts w:ascii="Symbol" w:hAnsi="Symbol" w:hint="default"/>
       </w:rPr>
     </w:lvl>
     <w:lvl w:ilvl="7" w:tplc="C7405870">
@@ -7460,7 +8137,7 @@
         <w:ind w:left="5760" w:hanging="360"/>
       </w:pPr>
       <w:rPr>
-        <w:rFonts w:hint="default" w:ascii="Courier New" w:hAnsi="Courier New"/>
+        <w:rFonts w:ascii="Courier New" w:hAnsi="Courier New" w:hint="default"/>
       </w:rPr>
     </w:lvl>
     <w:lvl w:ilvl="8" w:tplc="324CE50C">
@@ -7472,7 +8149,7 @@
         <w:ind w:left="6480" w:hanging="360"/>
       </w:pPr>
       <w:rPr>
-        <w:rFonts w:hint="default" w:ascii="Wingdings" w:hAnsi="Wingdings"/>
+        <w:rFonts w:ascii="Wingdings" w:hAnsi="Wingdings" w:hint="default"/>
       </w:rPr>
     </w:lvl>
   </w:abstractNum>
@@ -7578,7 +8255,7 @@
         <w:ind w:left="720" w:hanging="360"/>
       </w:pPr>
       <w:rPr>
-        <w:rFonts w:hint="default" w:ascii="Symbol" w:hAnsi="Symbol"/>
+        <w:rFonts w:ascii="Symbol" w:hAnsi="Symbol" w:hint="default"/>
       </w:rPr>
     </w:lvl>
     <w:lvl w:ilvl="1" w:tplc="7710359A">
@@ -7590,7 +8267,7 @@
         <w:ind w:left="1440" w:hanging="360"/>
       </w:pPr>
       <w:rPr>
-        <w:rFonts w:hint="default" w:ascii="Courier New" w:hAnsi="Courier New"/>
+        <w:rFonts w:ascii="Courier New" w:hAnsi="Courier New" w:hint="default"/>
       </w:rPr>
     </w:lvl>
     <w:lvl w:ilvl="2" w:tplc="C34E032C">
@@ -7602,7 +8279,7 @@
         <w:ind w:left="2160" w:hanging="360"/>
       </w:pPr>
       <w:rPr>
-        <w:rFonts w:hint="default" w:ascii="Wingdings" w:hAnsi="Wingdings"/>
+        <w:rFonts w:ascii="Wingdings" w:hAnsi="Wingdings" w:hint="default"/>
       </w:rPr>
     </w:lvl>
     <w:lvl w:ilvl="3" w:tplc="2A4604AA">
@@ -7614,7 +8291,7 @@
         <w:ind w:left="2880" w:hanging="360"/>
       </w:pPr>
       <w:rPr>
-        <w:rFonts w:hint="default" w:ascii="Symbol" w:hAnsi="Symbol"/>
+        <w:rFonts w:ascii="Symbol" w:hAnsi="Symbol" w:hint="default"/>
       </w:rPr>
     </w:lvl>
     <w:lvl w:ilvl="4" w:tplc="3F505C26">
@@ -7626,7 +8303,7 @@
         <w:ind w:left="3600" w:hanging="360"/>
       </w:pPr>
       <w:rPr>
-        <w:rFonts w:hint="default" w:ascii="Courier New" w:hAnsi="Courier New"/>
+        <w:rFonts w:ascii="Courier New" w:hAnsi="Courier New" w:hint="default"/>
       </w:rPr>
     </w:lvl>
     <w:lvl w:ilvl="5" w:tplc="76B0DECC">
@@ -7638,7 +8315,7 @@
         <w:ind w:left="4320" w:hanging="360"/>
       </w:pPr>
       <w:rPr>
-        <w:rFonts w:hint="default" w:ascii="Wingdings" w:hAnsi="Wingdings"/>
+        <w:rFonts w:ascii="Wingdings" w:hAnsi="Wingdings" w:hint="default"/>
       </w:rPr>
     </w:lvl>
     <w:lvl w:ilvl="6" w:tplc="E2A0C37C">
@@ -7650,7 +8327,7 @@
         <w:ind w:left="5040" w:hanging="360"/>
       </w:pPr>
       <w:rPr>
-        <w:rFonts w:hint="default" w:ascii="Symbol" w:hAnsi="Symbol"/>
+        <w:rFonts w:ascii="Symbol" w:hAnsi="Symbol" w:hint="default"/>
       </w:rPr>
     </w:lvl>
     <w:lvl w:ilvl="7" w:tplc="EB5CE80E">
@@ -7662,7 +8339,7 @@
         <w:ind w:left="5760" w:hanging="360"/>
       </w:pPr>
       <w:rPr>
-        <w:rFonts w:hint="default" w:ascii="Courier New" w:hAnsi="Courier New"/>
+        <w:rFonts w:ascii="Courier New" w:hAnsi="Courier New" w:hint="default"/>
       </w:rPr>
     </w:lvl>
     <w:lvl w:ilvl="8" w:tplc="1AE63AD0">
@@ -7674,7 +8351,7 @@
         <w:ind w:left="6480" w:hanging="360"/>
       </w:pPr>
       <w:rPr>
-        <w:rFonts w:hint="default" w:ascii="Wingdings" w:hAnsi="Wingdings"/>
+        <w:rFonts w:ascii="Wingdings" w:hAnsi="Wingdings" w:hint="default"/>
       </w:rPr>
     </w:lvl>
   </w:abstractNum>
@@ -7691,7 +8368,7 @@
         <w:ind w:left="720" w:hanging="360"/>
       </w:pPr>
       <w:rPr>
-        <w:rFonts w:hint="default" w:ascii="Symbol" w:hAnsi="Symbol"/>
+        <w:rFonts w:ascii="Symbol" w:hAnsi="Symbol" w:hint="default"/>
       </w:rPr>
     </w:lvl>
     <w:lvl w:ilvl="1" w:tplc="1A0809F6">
@@ -7703,7 +8380,7 @@
         <w:ind w:left="1440" w:hanging="360"/>
       </w:pPr>
       <w:rPr>
-        <w:rFonts w:hint="default" w:ascii="Courier New" w:hAnsi="Courier New"/>
+        <w:rFonts w:ascii="Courier New" w:hAnsi="Courier New" w:hint="default"/>
       </w:rPr>
     </w:lvl>
     <w:lvl w:ilvl="2" w:tplc="928C8D62">
@@ -7715,7 +8392,7 @@
         <w:ind w:left="2160" w:hanging="360"/>
       </w:pPr>
       <w:rPr>
-        <w:rFonts w:hint="default" w:ascii="Wingdings" w:hAnsi="Wingdings"/>
+        <w:rFonts w:ascii="Wingdings" w:hAnsi="Wingdings" w:hint="default"/>
       </w:rPr>
     </w:lvl>
     <w:lvl w:ilvl="3" w:tplc="8514C472">
@@ -7727,7 +8404,7 @@
         <w:ind w:left="2880" w:hanging="360"/>
       </w:pPr>
       <w:rPr>
-        <w:rFonts w:hint="default" w:ascii="Symbol" w:hAnsi="Symbol"/>
+        <w:rFonts w:ascii="Symbol" w:hAnsi="Symbol" w:hint="default"/>
       </w:rPr>
     </w:lvl>
     <w:lvl w:ilvl="4" w:tplc="D7A20130">
@@ -7739,7 +8416,7 @@
         <w:ind w:left="3600" w:hanging="360"/>
       </w:pPr>
       <w:rPr>
-        <w:rFonts w:hint="default" w:ascii="Courier New" w:hAnsi="Courier New"/>
+        <w:rFonts w:ascii="Courier New" w:hAnsi="Courier New" w:hint="default"/>
       </w:rPr>
     </w:lvl>
     <w:lvl w:ilvl="5" w:tplc="073CCEB0">
@@ -7751,7 +8428,7 @@
         <w:ind w:left="4320" w:hanging="360"/>
       </w:pPr>
       <w:rPr>
-        <w:rFonts w:hint="default" w:ascii="Wingdings" w:hAnsi="Wingdings"/>
+        <w:rFonts w:ascii="Wingdings" w:hAnsi="Wingdings" w:hint="default"/>
       </w:rPr>
     </w:lvl>
     <w:lvl w:ilvl="6" w:tplc="C6FC6DEC">
@@ -7763,7 +8440,7 @@
         <w:ind w:left="5040" w:hanging="360"/>
       </w:pPr>
       <w:rPr>
-        <w:rFonts w:hint="default" w:ascii="Symbol" w:hAnsi="Symbol"/>
+        <w:rFonts w:ascii="Symbol" w:hAnsi="Symbol" w:hint="default"/>
       </w:rPr>
     </w:lvl>
     <w:lvl w:ilvl="7" w:tplc="72EE8286">
@@ -7775,7 +8452,7 @@
         <w:ind w:left="5760" w:hanging="360"/>
       </w:pPr>
       <w:rPr>
-        <w:rFonts w:hint="default" w:ascii="Courier New" w:hAnsi="Courier New"/>
+        <w:rFonts w:ascii="Courier New" w:hAnsi="Courier New" w:hint="default"/>
       </w:rPr>
     </w:lvl>
     <w:lvl w:ilvl="8" w:tplc="E2AC7BF2">
@@ -7787,7 +8464,7 @@
         <w:ind w:left="6480" w:hanging="360"/>
       </w:pPr>
       <w:rPr>
-        <w:rFonts w:hint="default" w:ascii="Wingdings" w:hAnsi="Wingdings"/>
+        <w:rFonts w:ascii="Wingdings" w:hAnsi="Wingdings" w:hint="default"/>
       </w:rPr>
     </w:lvl>
   </w:abstractNum>
@@ -7917,7 +8594,7 @@
         <w:ind w:left="720" w:hanging="360"/>
       </w:pPr>
       <w:rPr>
-        <w:rFonts w:hint="default" w:ascii="Symbol" w:hAnsi="Symbol"/>
+        <w:rFonts w:ascii="Symbol" w:hAnsi="Symbol" w:hint="default"/>
       </w:rPr>
     </w:lvl>
     <w:lvl w:ilvl="1" w:tplc="B2BEAF4A">
@@ -7929,7 +8606,7 @@
         <w:ind w:left="1440" w:hanging="360"/>
       </w:pPr>
       <w:rPr>
-        <w:rFonts w:hint="default" w:ascii="Courier New" w:hAnsi="Courier New"/>
+        <w:rFonts w:ascii="Courier New" w:hAnsi="Courier New" w:hint="default"/>
       </w:rPr>
     </w:lvl>
     <w:lvl w:ilvl="2" w:tplc="24985000">
@@ -7941,7 +8618,7 @@
         <w:ind w:left="2160" w:hanging="360"/>
       </w:pPr>
       <w:rPr>
-        <w:rFonts w:hint="default" w:ascii="Wingdings" w:hAnsi="Wingdings"/>
+        <w:rFonts w:ascii="Wingdings" w:hAnsi="Wingdings" w:hint="default"/>
       </w:rPr>
     </w:lvl>
     <w:lvl w:ilvl="3" w:tplc="8A2403E6">
@@ -7953,7 +8630,7 @@
         <w:ind w:left="2880" w:hanging="360"/>
       </w:pPr>
       <w:rPr>
-        <w:rFonts w:hint="default" w:ascii="Symbol" w:hAnsi="Symbol"/>
+        <w:rFonts w:ascii="Symbol" w:hAnsi="Symbol" w:hint="default"/>
       </w:rPr>
     </w:lvl>
     <w:lvl w:ilvl="4" w:tplc="E7763916">
@@ -7965,7 +8642,7 @@
         <w:ind w:left="3600" w:hanging="360"/>
       </w:pPr>
       <w:rPr>
-        <w:rFonts w:hint="default" w:ascii="Courier New" w:hAnsi="Courier New"/>
+        <w:rFonts w:ascii="Courier New" w:hAnsi="Courier New" w:hint="default"/>
       </w:rPr>
     </w:lvl>
     <w:lvl w:ilvl="5" w:tplc="758AB452">
@@ -7977,7 +8654,7 @@
         <w:ind w:left="4320" w:hanging="360"/>
       </w:pPr>
       <w:rPr>
-        <w:rFonts w:hint="default" w:ascii="Wingdings" w:hAnsi="Wingdings"/>
+        <w:rFonts w:ascii="Wingdings" w:hAnsi="Wingdings" w:hint="default"/>
       </w:rPr>
     </w:lvl>
     <w:lvl w:ilvl="6" w:tplc="4030009A">
@@ -7989,7 +8666,7 @@
         <w:ind w:left="5040" w:hanging="360"/>
       </w:pPr>
       <w:rPr>
-        <w:rFonts w:hint="default" w:ascii="Symbol" w:hAnsi="Symbol"/>
+        <w:rFonts w:ascii="Symbol" w:hAnsi="Symbol" w:hint="default"/>
       </w:rPr>
     </w:lvl>
     <w:lvl w:ilvl="7" w:tplc="7FCC1F8A">
@@ -8001,7 +8678,7 @@
         <w:ind w:left="5760" w:hanging="360"/>
       </w:pPr>
       <w:rPr>
-        <w:rFonts w:hint="default" w:ascii="Courier New" w:hAnsi="Courier New"/>
+        <w:rFonts w:ascii="Courier New" w:hAnsi="Courier New" w:hint="default"/>
       </w:rPr>
     </w:lvl>
     <w:lvl w:ilvl="8" w:tplc="41280ABA">
@@ -8013,7 +8690,7 @@
         <w:ind w:left="6480" w:hanging="360"/>
       </w:pPr>
       <w:rPr>
-        <w:rFonts w:hint="default" w:ascii="Wingdings" w:hAnsi="Wingdings"/>
+        <w:rFonts w:ascii="Wingdings" w:hAnsi="Wingdings" w:hint="default"/>
       </w:rPr>
     </w:lvl>
   </w:abstractNum>
@@ -8030,7 +8707,7 @@
         <w:ind w:left="720" w:hanging="360"/>
       </w:pPr>
       <w:rPr>
-        <w:rFonts w:hint="default" w:ascii="Symbol" w:hAnsi="Symbol"/>
+        <w:rFonts w:ascii="Symbol" w:hAnsi="Symbol" w:hint="default"/>
       </w:rPr>
     </w:lvl>
     <w:lvl w:ilvl="1" w:tplc="9EF6B56A">
@@ -8042,7 +8719,7 @@
         <w:ind w:left="1440" w:hanging="360"/>
       </w:pPr>
       <w:rPr>
-        <w:rFonts w:hint="default" w:ascii="Courier New" w:hAnsi="Courier New"/>
+        <w:rFonts w:ascii="Courier New" w:hAnsi="Courier New" w:hint="default"/>
       </w:rPr>
     </w:lvl>
     <w:lvl w:ilvl="2" w:tplc="3A5A07E2">
@@ -8054,7 +8731,7 @@
         <w:ind w:left="2160" w:hanging="360"/>
       </w:pPr>
       <w:rPr>
-        <w:rFonts w:hint="default" w:ascii="Wingdings" w:hAnsi="Wingdings"/>
+        <w:rFonts w:ascii="Wingdings" w:hAnsi="Wingdings" w:hint="default"/>
       </w:rPr>
     </w:lvl>
     <w:lvl w:ilvl="3" w:tplc="D71A8200">
@@ -8066,7 +8743,7 @@
         <w:ind w:left="2880" w:hanging="360"/>
       </w:pPr>
       <w:rPr>
-        <w:rFonts w:hint="default" w:ascii="Symbol" w:hAnsi="Symbol"/>
+        <w:rFonts w:ascii="Symbol" w:hAnsi="Symbol" w:hint="default"/>
       </w:rPr>
     </w:lvl>
     <w:lvl w:ilvl="4" w:tplc="AD02AEB2">
@@ -8078,7 +8755,7 @@
         <w:ind w:left="3600" w:hanging="360"/>
       </w:pPr>
       <w:rPr>
-        <w:rFonts w:hint="default" w:ascii="Courier New" w:hAnsi="Courier New"/>
+        <w:rFonts w:ascii="Courier New" w:hAnsi="Courier New" w:hint="default"/>
       </w:rPr>
     </w:lvl>
     <w:lvl w:ilvl="5" w:tplc="5CFA6B16">
@@ -8090,7 +8767,7 @@
         <w:ind w:left="4320" w:hanging="360"/>
       </w:pPr>
       <w:rPr>
-        <w:rFonts w:hint="default" w:ascii="Wingdings" w:hAnsi="Wingdings"/>
+        <w:rFonts w:ascii="Wingdings" w:hAnsi="Wingdings" w:hint="default"/>
       </w:rPr>
     </w:lvl>
     <w:lvl w:ilvl="6" w:tplc="A24005AA">
@@ -8102,7 +8779,7 @@
         <w:ind w:left="5040" w:hanging="360"/>
       </w:pPr>
       <w:rPr>
-        <w:rFonts w:hint="default" w:ascii="Symbol" w:hAnsi="Symbol"/>
+        <w:rFonts w:ascii="Symbol" w:hAnsi="Symbol" w:hint="default"/>
       </w:rPr>
     </w:lvl>
     <w:lvl w:ilvl="7" w:tplc="8F74E6D6">
@@ -8114,7 +8791,7 @@
         <w:ind w:left="5760" w:hanging="360"/>
       </w:pPr>
       <w:rPr>
-        <w:rFonts w:hint="default" w:ascii="Courier New" w:hAnsi="Courier New"/>
+        <w:rFonts w:ascii="Courier New" w:hAnsi="Courier New" w:hint="default"/>
       </w:rPr>
     </w:lvl>
     <w:lvl w:ilvl="8" w:tplc="53E4E1EC">
@@ -8126,7 +8803,7 @@
         <w:ind w:left="6480" w:hanging="360"/>
       </w:pPr>
       <w:rPr>
-        <w:rFonts w:hint="default" w:ascii="Wingdings" w:hAnsi="Wingdings"/>
+        <w:rFonts w:ascii="Wingdings" w:hAnsi="Wingdings" w:hint="default"/>
       </w:rPr>
     </w:lvl>
   </w:abstractNum>
@@ -8143,7 +8820,7 @@
         <w:ind w:left="360" w:hanging="360"/>
       </w:pPr>
       <w:rPr>
-        <w:rFonts w:hint="default" w:cstheme="minorBidi"/>
+        <w:rFonts w:cstheme="minorBidi" w:hint="default"/>
       </w:rPr>
     </w:lvl>
     <w:lvl w:ilvl="1">
@@ -8155,7 +8832,7 @@
         <w:ind w:left="360" w:hanging="360"/>
       </w:pPr>
       <w:rPr>
-        <w:rFonts w:hint="default" w:cstheme="minorBidi"/>
+        <w:rFonts w:cstheme="minorBidi" w:hint="default"/>
       </w:rPr>
     </w:lvl>
     <w:lvl w:ilvl="2">
@@ -8167,7 +8844,7 @@
         <w:ind w:left="720" w:hanging="720"/>
       </w:pPr>
       <w:rPr>
-        <w:rFonts w:hint="default" w:cstheme="minorBidi"/>
+        <w:rFonts w:cstheme="minorBidi" w:hint="default"/>
       </w:rPr>
     </w:lvl>
     <w:lvl w:ilvl="3">
@@ -8179,7 +8856,7 @@
         <w:ind w:left="720" w:hanging="720"/>
       </w:pPr>
       <w:rPr>
-        <w:rFonts w:hint="default" w:cstheme="minorBidi"/>
+        <w:rFonts w:cstheme="minorBidi" w:hint="default"/>
       </w:rPr>
     </w:lvl>
     <w:lvl w:ilvl="4">
@@ -8191,7 +8868,7 @@
         <w:ind w:left="1080" w:hanging="1080"/>
       </w:pPr>
       <w:rPr>
-        <w:rFonts w:hint="default" w:cstheme="minorBidi"/>
+        <w:rFonts w:cstheme="minorBidi" w:hint="default"/>
       </w:rPr>
     </w:lvl>
     <w:lvl w:ilvl="5">
@@ -8203,7 +8880,7 @@
         <w:ind w:left="1080" w:hanging="1080"/>
       </w:pPr>
       <w:rPr>
-        <w:rFonts w:hint="default" w:cstheme="minorBidi"/>
+        <w:rFonts w:cstheme="minorBidi" w:hint="default"/>
       </w:rPr>
     </w:lvl>
     <w:lvl w:ilvl="6">
@@ -8215,7 +8892,7 @@
         <w:ind w:left="1440" w:hanging="1440"/>
       </w:pPr>
       <w:rPr>
-        <w:rFonts w:hint="default" w:cstheme="minorBidi"/>
+        <w:rFonts w:cstheme="minorBidi" w:hint="default"/>
       </w:rPr>
     </w:lvl>
     <w:lvl w:ilvl="7">
@@ -8227,7 +8904,7 @@
         <w:ind w:left="1440" w:hanging="1440"/>
       </w:pPr>
       <w:rPr>
-        <w:rFonts w:hint="default" w:cstheme="minorBidi"/>
+        <w:rFonts w:cstheme="minorBidi" w:hint="default"/>
       </w:rPr>
     </w:lvl>
     <w:lvl w:ilvl="8">
@@ -8239,7 +8916,7 @@
         <w:ind w:left="1800" w:hanging="1800"/>
       </w:pPr>
       <w:rPr>
-        <w:rFonts w:hint="default" w:cstheme="minorBidi"/>
+        <w:rFonts w:cstheme="minorBidi" w:hint="default"/>
       </w:rPr>
     </w:lvl>
   </w:abstractNum>
@@ -8256,7 +8933,7 @@
         <w:ind w:left="720" w:hanging="360"/>
       </w:pPr>
       <w:rPr>
-        <w:rFonts w:hint="default" w:ascii="Symbol" w:hAnsi="Symbol"/>
+        <w:rFonts w:ascii="Symbol" w:hAnsi="Symbol" w:hint="default"/>
       </w:rPr>
     </w:lvl>
     <w:lvl w:ilvl="1" w:tplc="A5426802">
@@ -8268,7 +8945,7 @@
         <w:ind w:left="1440" w:hanging="360"/>
       </w:pPr>
       <w:rPr>
-        <w:rFonts w:hint="default" w:ascii="Courier New" w:hAnsi="Courier New"/>
+        <w:rFonts w:ascii="Courier New" w:hAnsi="Courier New" w:hint="default"/>
       </w:rPr>
     </w:lvl>
     <w:lvl w:ilvl="2" w:tplc="B54CCE0A">
@@ -8280,7 +8957,7 @@
         <w:ind w:left="2160" w:hanging="360"/>
       </w:pPr>
       <w:rPr>
-        <w:rFonts w:hint="default" w:ascii="Wingdings" w:hAnsi="Wingdings"/>
+        <w:rFonts w:ascii="Wingdings" w:hAnsi="Wingdings" w:hint="default"/>
       </w:rPr>
     </w:lvl>
     <w:lvl w:ilvl="3" w:tplc="143C835A">
@@ -8292,7 +8969,7 @@
         <w:ind w:left="2880" w:hanging="360"/>
       </w:pPr>
       <w:rPr>
-        <w:rFonts w:hint="default" w:ascii="Symbol" w:hAnsi="Symbol"/>
+        <w:rFonts w:ascii="Symbol" w:hAnsi="Symbol" w:hint="default"/>
       </w:rPr>
     </w:lvl>
     <w:lvl w:ilvl="4" w:tplc="A1408A82">
@@ -8304,7 +8981,7 @@
         <w:ind w:left="3600" w:hanging="360"/>
       </w:pPr>
       <w:rPr>
-        <w:rFonts w:hint="default" w:ascii="Courier New" w:hAnsi="Courier New"/>
+        <w:rFonts w:ascii="Courier New" w:hAnsi="Courier New" w:hint="default"/>
       </w:rPr>
     </w:lvl>
     <w:lvl w:ilvl="5" w:tplc="46A2094A">
@@ -8316,7 +8993,7 @@
         <w:ind w:left="4320" w:hanging="360"/>
       </w:pPr>
       <w:rPr>
-        <w:rFonts w:hint="default" w:ascii="Wingdings" w:hAnsi="Wingdings"/>
+        <w:rFonts w:ascii="Wingdings" w:hAnsi="Wingdings" w:hint="default"/>
       </w:rPr>
     </w:lvl>
     <w:lvl w:ilvl="6" w:tplc="D2768516">
@@ -8328,7 +9005,7 @@
         <w:ind w:left="5040" w:hanging="360"/>
       </w:pPr>
       <w:rPr>
-        <w:rFonts w:hint="default" w:ascii="Symbol" w:hAnsi="Symbol"/>
+        <w:rFonts w:ascii="Symbol" w:hAnsi="Symbol" w:hint="default"/>
       </w:rPr>
     </w:lvl>
     <w:lvl w:ilvl="7" w:tplc="05D2AB86">
@@ -8340,7 +9017,7 @@
         <w:ind w:left="5760" w:hanging="360"/>
       </w:pPr>
       <w:rPr>
-        <w:rFonts w:hint="default" w:ascii="Courier New" w:hAnsi="Courier New"/>
+        <w:rFonts w:ascii="Courier New" w:hAnsi="Courier New" w:hint="default"/>
       </w:rPr>
     </w:lvl>
     <w:lvl w:ilvl="8" w:tplc="BEBCB944">
@@ -8352,7 +9029,7 @@
         <w:ind w:left="6480" w:hanging="360"/>
       </w:pPr>
       <w:rPr>
-        <w:rFonts w:hint="default" w:ascii="Wingdings" w:hAnsi="Wingdings"/>
+        <w:rFonts w:ascii="Wingdings" w:hAnsi="Wingdings" w:hint="default"/>
       </w:rPr>
     </w:lvl>
   </w:abstractNum>
@@ -8369,7 +9046,7 @@
         <w:ind w:left="720" w:hanging="360"/>
       </w:pPr>
       <w:rPr>
-        <w:rFonts w:hint="default" w:ascii="Symbol" w:hAnsi="Symbol"/>
+        <w:rFonts w:ascii="Symbol" w:hAnsi="Symbol" w:hint="default"/>
       </w:rPr>
     </w:lvl>
     <w:lvl w:ilvl="1" w:tplc="2D0EC83E">
@@ -8381,7 +9058,7 @@
         <w:ind w:left="1440" w:hanging="360"/>
       </w:pPr>
       <w:rPr>
-        <w:rFonts w:hint="default" w:ascii="Courier New" w:hAnsi="Courier New"/>
+        <w:rFonts w:ascii="Courier New" w:hAnsi="Courier New" w:hint="default"/>
       </w:rPr>
     </w:lvl>
     <w:lvl w:ilvl="2" w:tplc="A6DCB6A8">
@@ -8393,7 +9070,7 @@
         <w:ind w:left="2160" w:hanging="360"/>
       </w:pPr>
       <w:rPr>
-        <w:rFonts w:hint="default" w:ascii="Wingdings" w:hAnsi="Wingdings"/>
+        <w:rFonts w:ascii="Wingdings" w:hAnsi="Wingdings" w:hint="default"/>
       </w:rPr>
     </w:lvl>
     <w:lvl w:ilvl="3" w:tplc="D0A4DE58">
@@ -8405,7 +9082,7 @@
         <w:ind w:left="2880" w:hanging="360"/>
       </w:pPr>
       <w:rPr>
-        <w:rFonts w:hint="default" w:ascii="Symbol" w:hAnsi="Symbol"/>
+        <w:rFonts w:ascii="Symbol" w:hAnsi="Symbol" w:hint="default"/>
       </w:rPr>
     </w:lvl>
     <w:lvl w:ilvl="4" w:tplc="6FBCDB52">
@@ -8417,7 +9094,7 @@
         <w:ind w:left="3600" w:hanging="360"/>
       </w:pPr>
       <w:rPr>
-        <w:rFonts w:hint="default" w:ascii="Courier New" w:hAnsi="Courier New"/>
+        <w:rFonts w:ascii="Courier New" w:hAnsi="Courier New" w:hint="default"/>
       </w:rPr>
     </w:lvl>
     <w:lvl w:ilvl="5" w:tplc="643CBE7E">
@@ -8429,7 +9106,7 @@
         <w:ind w:left="4320" w:hanging="360"/>
       </w:pPr>
       <w:rPr>
-        <w:rFonts w:hint="default" w:ascii="Wingdings" w:hAnsi="Wingdings"/>
+        <w:rFonts w:ascii="Wingdings" w:hAnsi="Wingdings" w:hint="default"/>
       </w:rPr>
     </w:lvl>
     <w:lvl w:ilvl="6" w:tplc="7CCE5854">
@@ -8441,7 +9118,7 @@
         <w:ind w:left="5040" w:hanging="360"/>
       </w:pPr>
       <w:rPr>
-        <w:rFonts w:hint="default" w:ascii="Symbol" w:hAnsi="Symbol"/>
+        <w:rFonts w:ascii="Symbol" w:hAnsi="Symbol" w:hint="default"/>
       </w:rPr>
     </w:lvl>
     <w:lvl w:ilvl="7" w:tplc="0B66C816">
@@ -8453,7 +9130,7 @@
         <w:ind w:left="5760" w:hanging="360"/>
       </w:pPr>
       <w:rPr>
-        <w:rFonts w:hint="default" w:ascii="Courier New" w:hAnsi="Courier New"/>
+        <w:rFonts w:ascii="Courier New" w:hAnsi="Courier New" w:hint="default"/>
       </w:rPr>
     </w:lvl>
     <w:lvl w:ilvl="8" w:tplc="8E5E432C">
@@ -8465,7 +9142,7 @@
         <w:ind w:left="6480" w:hanging="360"/>
       </w:pPr>
       <w:rPr>
-        <w:rFonts w:hint="default" w:ascii="Wingdings" w:hAnsi="Wingdings"/>
+        <w:rFonts w:ascii="Wingdings" w:hAnsi="Wingdings" w:hint="default"/>
       </w:rPr>
     </w:lvl>
   </w:abstractNum>
@@ -8482,7 +9159,7 @@
         <w:ind w:left="720" w:hanging="360"/>
       </w:pPr>
       <w:rPr>
-        <w:rFonts w:hint="default" w:ascii="Arial" w:hAnsi="Arial" w:eastAsia="Times New Roman" w:cs="Arial"/>
+        <w:rFonts w:ascii="Arial" w:eastAsia="Times New Roman" w:hAnsi="Arial" w:cs="Arial" w:hint="default"/>
       </w:rPr>
     </w:lvl>
     <w:lvl w:ilvl="1" w:tplc="340A0003" w:tentative="1">
@@ -8494,7 +9171,7 @@
         <w:ind w:left="1440" w:hanging="360"/>
       </w:pPr>
       <w:rPr>
-        <w:rFonts w:hint="default" w:ascii="Courier New" w:hAnsi="Courier New" w:cs="Courier New"/>
+        <w:rFonts w:ascii="Courier New" w:hAnsi="Courier New" w:cs="Courier New" w:hint="default"/>
       </w:rPr>
     </w:lvl>
     <w:lvl w:ilvl="2" w:tplc="340A0005" w:tentative="1">
@@ -8506,7 +9183,7 @@
         <w:ind w:left="2160" w:hanging="360"/>
       </w:pPr>
       <w:rPr>
-        <w:rFonts w:hint="default" w:ascii="Wingdings" w:hAnsi="Wingdings"/>
+        <w:rFonts w:ascii="Wingdings" w:hAnsi="Wingdings" w:hint="default"/>
       </w:rPr>
     </w:lvl>
     <w:lvl w:ilvl="3" w:tplc="340A0001" w:tentative="1">
@@ -8518,7 +9195,7 @@
         <w:ind w:left="2880" w:hanging="360"/>
       </w:pPr>
       <w:rPr>
-        <w:rFonts w:hint="default" w:ascii="Symbol" w:hAnsi="Symbol"/>
+        <w:rFonts w:ascii="Symbol" w:hAnsi="Symbol" w:hint="default"/>
       </w:rPr>
     </w:lvl>
     <w:lvl w:ilvl="4" w:tplc="340A0003" w:tentative="1">
@@ -8530,7 +9207,7 @@
         <w:ind w:left="3600" w:hanging="360"/>
       </w:pPr>
       <w:rPr>
-        <w:rFonts w:hint="default" w:ascii="Courier New" w:hAnsi="Courier New" w:cs="Courier New"/>
+        <w:rFonts w:ascii="Courier New" w:hAnsi="Courier New" w:cs="Courier New" w:hint="default"/>
       </w:rPr>
     </w:lvl>
     <w:lvl w:ilvl="5" w:tplc="340A0005" w:tentative="1">
@@ -8542,7 +9219,7 @@
         <w:ind w:left="4320" w:hanging="360"/>
       </w:pPr>
       <w:rPr>
-        <w:rFonts w:hint="default" w:ascii="Wingdings" w:hAnsi="Wingdings"/>
+        <w:rFonts w:ascii="Wingdings" w:hAnsi="Wingdings" w:hint="default"/>
       </w:rPr>
     </w:lvl>
     <w:lvl w:ilvl="6" w:tplc="340A0001" w:tentative="1">
@@ -8554,7 +9231,7 @@
         <w:ind w:left="5040" w:hanging="360"/>
       </w:pPr>
       <w:rPr>
-        <w:rFonts w:hint="default" w:ascii="Symbol" w:hAnsi="Symbol"/>
+        <w:rFonts w:ascii="Symbol" w:hAnsi="Symbol" w:hint="default"/>
       </w:rPr>
     </w:lvl>
     <w:lvl w:ilvl="7" w:tplc="340A0003" w:tentative="1">
@@ -8566,7 +9243,7 @@
         <w:ind w:left="5760" w:hanging="360"/>
       </w:pPr>
       <w:rPr>
-        <w:rFonts w:hint="default" w:ascii="Courier New" w:hAnsi="Courier New" w:cs="Courier New"/>
+        <w:rFonts w:ascii="Courier New" w:hAnsi="Courier New" w:cs="Courier New" w:hint="default"/>
       </w:rPr>
     </w:lvl>
     <w:lvl w:ilvl="8" w:tplc="340A0005" w:tentative="1">
@@ -8578,7 +9255,7 @@
         <w:ind w:left="6480" w:hanging="360"/>
       </w:pPr>
       <w:rPr>
-        <w:rFonts w:hint="default" w:ascii="Wingdings" w:hAnsi="Wingdings"/>
+        <w:rFonts w:ascii="Wingdings" w:hAnsi="Wingdings" w:hint="default"/>
       </w:rPr>
     </w:lvl>
   </w:abstractNum>
@@ -8598,7 +9275,7 @@
         <w:ind w:left="720" w:hanging="360"/>
       </w:pPr>
       <w:rPr>
-        <w:rFonts w:hint="default" w:ascii="Symbol" w:hAnsi="Symbol"/>
+        <w:rFonts w:ascii="Symbol" w:hAnsi="Symbol" w:hint="default"/>
       </w:rPr>
     </w:lvl>
     <w:lvl w:ilvl="1" w:tplc="BFA0F104">
@@ -8613,7 +9290,7 @@
         <w:ind w:left="1440" w:hanging="360"/>
       </w:pPr>
       <w:rPr>
-        <w:rFonts w:hint="default" w:ascii="Symbol" w:hAnsi="Symbol"/>
+        <w:rFonts w:ascii="Symbol" w:hAnsi="Symbol" w:hint="default"/>
       </w:rPr>
     </w:lvl>
     <w:lvl w:ilvl="2" w:tplc="D92CEEB4" w:tentative="1">
@@ -8628,7 +9305,7 @@
         <w:ind w:left="2160" w:hanging="360"/>
       </w:pPr>
       <w:rPr>
-        <w:rFonts w:hint="default" w:ascii="Symbol" w:hAnsi="Symbol"/>
+        <w:rFonts w:ascii="Symbol" w:hAnsi="Symbol" w:hint="default"/>
       </w:rPr>
     </w:lvl>
     <w:lvl w:ilvl="3" w:tplc="ED406058" w:tentative="1">
@@ -8643,7 +9320,7 @@
         <w:ind w:left="2880" w:hanging="360"/>
       </w:pPr>
       <w:rPr>
-        <w:rFonts w:hint="default" w:ascii="Symbol" w:hAnsi="Symbol"/>
+        <w:rFonts w:ascii="Symbol" w:hAnsi="Symbol" w:hint="default"/>
       </w:rPr>
     </w:lvl>
     <w:lvl w:ilvl="4" w:tplc="743ED712" w:tentative="1">
@@ -8658,7 +9335,7 @@
         <w:ind w:left="3600" w:hanging="360"/>
       </w:pPr>
       <w:rPr>
-        <w:rFonts w:hint="default" w:ascii="Symbol" w:hAnsi="Symbol"/>
+        <w:rFonts w:ascii="Symbol" w:hAnsi="Symbol" w:hint="default"/>
       </w:rPr>
     </w:lvl>
     <w:lvl w:ilvl="5" w:tplc="448400D0" w:tentative="1">
@@ -8673,7 +9350,7 @@
         <w:ind w:left="4320" w:hanging="360"/>
       </w:pPr>
       <w:rPr>
-        <w:rFonts w:hint="default" w:ascii="Symbol" w:hAnsi="Symbol"/>
+        <w:rFonts w:ascii="Symbol" w:hAnsi="Symbol" w:hint="default"/>
       </w:rPr>
     </w:lvl>
     <w:lvl w:ilvl="6" w:tplc="A8B84472" w:tentative="1">
@@ -8688,7 +9365,7 @@
         <w:ind w:left="5040" w:hanging="360"/>
       </w:pPr>
       <w:rPr>
-        <w:rFonts w:hint="default" w:ascii="Symbol" w:hAnsi="Symbol"/>
+        <w:rFonts w:ascii="Symbol" w:hAnsi="Symbol" w:hint="default"/>
       </w:rPr>
     </w:lvl>
     <w:lvl w:ilvl="7" w:tplc="4954962E" w:tentative="1">
@@ -8703,7 +9380,7 @@
         <w:ind w:left="5760" w:hanging="360"/>
       </w:pPr>
       <w:rPr>
-        <w:rFonts w:hint="default" w:ascii="Symbol" w:hAnsi="Symbol"/>
+        <w:rFonts w:ascii="Symbol" w:hAnsi="Symbol" w:hint="default"/>
       </w:rPr>
     </w:lvl>
     <w:lvl w:ilvl="8" w:tplc="0B40EF24" w:tentative="1">
@@ -8718,7 +9395,7 @@
         <w:ind w:left="6480" w:hanging="360"/>
       </w:pPr>
       <w:rPr>
-        <w:rFonts w:hint="default" w:ascii="Symbol" w:hAnsi="Symbol"/>
+        <w:rFonts w:ascii="Symbol" w:hAnsi="Symbol" w:hint="default"/>
       </w:rPr>
     </w:lvl>
   </w:abstractNum>
@@ -8735,7 +9412,7 @@
         <w:ind w:left="720" w:hanging="360"/>
       </w:pPr>
       <w:rPr>
-        <w:rFonts w:hint="default" w:ascii="Symbol" w:hAnsi="Symbol"/>
+        <w:rFonts w:ascii="Symbol" w:hAnsi="Symbol" w:hint="default"/>
       </w:rPr>
     </w:lvl>
     <w:lvl w:ilvl="1" w:tplc="DB46AF48">
@@ -8747,7 +9424,7 @@
         <w:ind w:left="1440" w:hanging="360"/>
       </w:pPr>
       <w:rPr>
-        <w:rFonts w:hint="default" w:ascii="Courier New" w:hAnsi="Courier New"/>
+        <w:rFonts w:ascii="Courier New" w:hAnsi="Courier New" w:hint="default"/>
       </w:rPr>
     </w:lvl>
     <w:lvl w:ilvl="2" w:tplc="D20E0A08">
@@ -8759,7 +9436,7 @@
         <w:ind w:left="2160" w:hanging="360"/>
       </w:pPr>
       <w:rPr>
-        <w:rFonts w:hint="default" w:ascii="Wingdings" w:hAnsi="Wingdings"/>
+        <w:rFonts w:ascii="Wingdings" w:hAnsi="Wingdings" w:hint="default"/>
       </w:rPr>
     </w:lvl>
     <w:lvl w:ilvl="3" w:tplc="3334D918">
@@ -8771,7 +9448,7 @@
         <w:ind w:left="2880" w:hanging="360"/>
       </w:pPr>
       <w:rPr>
-        <w:rFonts w:hint="default" w:ascii="Symbol" w:hAnsi="Symbol"/>
+        <w:rFonts w:ascii="Symbol" w:hAnsi="Symbol" w:hint="default"/>
       </w:rPr>
     </w:lvl>
     <w:lvl w:ilvl="4" w:tplc="06FAEA40">
@@ -8783,7 +9460,7 @@
         <w:ind w:left="3600" w:hanging="360"/>
       </w:pPr>
       <w:rPr>
-        <w:rFonts w:hint="default" w:ascii="Courier New" w:hAnsi="Courier New"/>
+        <w:rFonts w:ascii="Courier New" w:hAnsi="Courier New" w:hint="default"/>
       </w:rPr>
     </w:lvl>
     <w:lvl w:ilvl="5" w:tplc="3D7E790E">
@@ -8795,7 +9472,7 @@
         <w:ind w:left="4320" w:hanging="360"/>
       </w:pPr>
       <w:rPr>
-        <w:rFonts w:hint="default" w:ascii="Wingdings" w:hAnsi="Wingdings"/>
+        <w:rFonts w:ascii="Wingdings" w:hAnsi="Wingdings" w:hint="default"/>
       </w:rPr>
     </w:lvl>
     <w:lvl w:ilvl="6" w:tplc="88AA5FFA">
@@ -8807,7 +9484,7 @@
         <w:ind w:left="5040" w:hanging="360"/>
       </w:pPr>
       <w:rPr>
-        <w:rFonts w:hint="default" w:ascii="Symbol" w:hAnsi="Symbol"/>
+        <w:rFonts w:ascii="Symbol" w:hAnsi="Symbol" w:hint="default"/>
       </w:rPr>
     </w:lvl>
     <w:lvl w:ilvl="7" w:tplc="6ABADAF6">
@@ -8819,7 +9496,7 @@
         <w:ind w:left="5760" w:hanging="360"/>
       </w:pPr>
       <w:rPr>
-        <w:rFonts w:hint="default" w:ascii="Courier New" w:hAnsi="Courier New"/>
+        <w:rFonts w:ascii="Courier New" w:hAnsi="Courier New" w:hint="default"/>
       </w:rPr>
     </w:lvl>
     <w:lvl w:ilvl="8" w:tplc="B16E5A16">
@@ -8831,85 +9508,85 @@
         <w:ind w:left="6480" w:hanging="360"/>
       </w:pPr>
       <w:rPr>
-        <w:rFonts w:hint="default" w:ascii="Wingdings" w:hAnsi="Wingdings"/>
+        <w:rFonts w:ascii="Wingdings" w:hAnsi="Wingdings" w:hint="default"/>
       </w:rPr>
     </w:lvl>
   </w:abstractNum>
-  <w:num w:numId="1">
+  <w:num w:numId="1" w16cid:durableId="475954288">
     <w:abstractNumId w:val="11"/>
   </w:num>
-  <w:num w:numId="2">
+  <w:num w:numId="2" w16cid:durableId="1827164787">
     <w:abstractNumId w:val="18"/>
   </w:num>
-  <w:num w:numId="3">
+  <w:num w:numId="3" w16cid:durableId="695539949">
     <w:abstractNumId w:val="17"/>
   </w:num>
-  <w:num w:numId="4">
+  <w:num w:numId="4" w16cid:durableId="1136994512">
     <w:abstractNumId w:val="12"/>
   </w:num>
-  <w:num w:numId="5">
+  <w:num w:numId="5" w16cid:durableId="1417484020">
     <w:abstractNumId w:val="21"/>
   </w:num>
-  <w:num w:numId="6">
+  <w:num w:numId="6" w16cid:durableId="1235237914">
     <w:abstractNumId w:val="9"/>
   </w:num>
-  <w:num w:numId="7">
+  <w:num w:numId="7" w16cid:durableId="702748830">
     <w:abstractNumId w:val="14"/>
   </w:num>
-  <w:num w:numId="8">
+  <w:num w:numId="8" w16cid:durableId="1878202140">
     <w:abstractNumId w:val="0"/>
   </w:num>
-  <w:num w:numId="9">
+  <w:num w:numId="9" w16cid:durableId="659307687">
     <w:abstractNumId w:val="15"/>
   </w:num>
-  <w:num w:numId="10">
+  <w:num w:numId="10" w16cid:durableId="64300529">
     <w:abstractNumId w:val="5"/>
   </w:num>
-  <w:num w:numId="11">
+  <w:num w:numId="11" w16cid:durableId="2015261742">
     <w:abstractNumId w:val="13"/>
   </w:num>
-  <w:num w:numId="12">
+  <w:num w:numId="12" w16cid:durableId="2081362736">
     <w:abstractNumId w:val="7"/>
   </w:num>
-  <w:num w:numId="13">
+  <w:num w:numId="13" w16cid:durableId="1343245300">
     <w:abstractNumId w:val="6"/>
   </w:num>
-  <w:num w:numId="14">
+  <w:num w:numId="14" w16cid:durableId="570043346">
     <w:abstractNumId w:val="10"/>
   </w:num>
-  <w:num w:numId="15">
+  <w:num w:numId="15" w16cid:durableId="2048606923">
     <w:abstractNumId w:val="4"/>
   </w:num>
-  <w:num w:numId="16">
+  <w:num w:numId="16" w16cid:durableId="1458793943">
     <w:abstractNumId w:val="2"/>
   </w:num>
-  <w:num w:numId="17">
+  <w:num w:numId="17" w16cid:durableId="1766149217">
     <w:abstractNumId w:val="1"/>
   </w:num>
-  <w:num w:numId="18">
+  <w:num w:numId="18" w16cid:durableId="1361322178">
     <w:abstractNumId w:val="16"/>
   </w:num>
-  <w:num w:numId="19">
+  <w:num w:numId="19" w16cid:durableId="303434922">
     <w:abstractNumId w:val="20"/>
   </w:num>
-  <w:num w:numId="20">
+  <w:num w:numId="20" w16cid:durableId="2004888731">
     <w:abstractNumId w:val="19"/>
   </w:num>
-  <w:num w:numId="21">
+  <w:num w:numId="21" w16cid:durableId="1323242134">
     <w:abstractNumId w:val="8"/>
   </w:num>
-  <w:num w:numId="22">
+  <w:num w:numId="22" w16cid:durableId="1044601117">
     <w:abstractNumId w:val="3"/>
   </w:num>
 </w:numbering>
 </file>
 
 <file path=word/styles.xml><?xml version="1.0" encoding="utf-8"?>
-<w:styles xmlns:mc="http://schemas.openxmlformats.org/markup-compatibility/2006" xmlns:r="http://schemas.openxmlformats.org/officeDocument/2006/relationships" xmlns:w="http://schemas.openxmlformats.org/wordprocessingml/2006/main" xmlns:w14="http://schemas.microsoft.com/office/word/2010/wordml" xmlns:w15="http://schemas.microsoft.com/office/word/2012/wordml" xmlns:w16se="http://schemas.microsoft.com/office/word/2015/wordml/symex" mc:Ignorable="w14 w15 w16se">
+<w:styles xmlns:mc="http://schemas.openxmlformats.org/markup-compatibility/2006" xmlns:r="http://schemas.openxmlformats.org/officeDocument/2006/relationships" xmlns:w="http://schemas.openxmlformats.org/wordprocessingml/2006/main" xmlns:w14="http://schemas.microsoft.com/office/word/2010/wordml" xmlns:w15="http://schemas.microsoft.com/office/word/2012/wordml" xmlns:w16cex="http://schemas.microsoft.com/office/word/2018/wordml/cex" xmlns:w16cid="http://schemas.microsoft.com/office/word/2016/wordml/cid" xmlns:w16="http://schemas.microsoft.com/office/word/2018/wordml" xmlns:w16du="http://schemas.microsoft.com/office/word/2023/wordml/word16du" xmlns:w16sdtdh="http://schemas.microsoft.com/office/word/2020/wordml/sdtdatahash" xmlns:w16sdtfl="http://schemas.microsoft.com/office/word/2024/wordml/sdtformatlock" xmlns:w16se="http://schemas.microsoft.com/office/word/2015/wordml/symex" mc:Ignorable="w14 w15 w16se w16cid w16 w16cex w16sdtdh w16sdtfl w16du">
   <w:docDefaults>
     <w:rPrDefault>
       <w:rPr>
-        <w:rFonts w:asciiTheme="minorHAnsi" w:hAnsiTheme="minorHAnsi" w:eastAsiaTheme="minorHAnsi" w:cstheme="minorBidi"/>
+        <w:rFonts w:asciiTheme="minorHAnsi" w:eastAsiaTheme="minorHAnsi" w:hAnsiTheme="minorHAnsi" w:cstheme="minorBidi"/>
         <w:sz w:val="22"/>
         <w:szCs w:val="22"/>
         <w:lang w:val="es-CL" w:eastAsia="en-US" w:bidi="ar-SA"/>
@@ -8921,17 +9598,17 @@
       </w:pPr>
     </w:pPrDefault>
   </w:docDefaults>
-  <w:latentStyles w:defLockedState="0" w:defUIPriority="99" w:defSemiHidden="0" w:defUnhideWhenUsed="0" w:defQFormat="0" w:count="371">
+  <w:latentStyles w:defLockedState="0" w:defUIPriority="99" w:defSemiHidden="0" w:defUnhideWhenUsed="0" w:defQFormat="0" w:count="376">
     <w:lsdException w:name="Normal" w:uiPriority="0" w:qFormat="1"/>
     <w:lsdException w:name="heading 1" w:uiPriority="9" w:qFormat="1"/>
-    <w:lsdException w:name="heading 2" w:uiPriority="9" w:semiHidden="1" w:unhideWhenUsed="1" w:qFormat="1"/>
-    <w:lsdException w:name="heading 3" w:uiPriority="9" w:semiHidden="1" w:unhideWhenUsed="1" w:qFormat="1"/>
-    <w:lsdException w:name="heading 4" w:uiPriority="9" w:semiHidden="1" w:unhideWhenUsed="1" w:qFormat="1"/>
-    <w:lsdException w:name="heading 5" w:uiPriority="9" w:semiHidden="1" w:unhideWhenUsed="1" w:qFormat="1"/>
-    <w:lsdException w:name="heading 6" w:uiPriority="9" w:semiHidden="1" w:unhideWhenUsed="1" w:qFormat="1"/>
-    <w:lsdException w:name="heading 7" w:uiPriority="9" w:semiHidden="1" w:unhideWhenUsed="1" w:qFormat="1"/>
-    <w:lsdException w:name="heading 8" w:uiPriority="9" w:semiHidden="1" w:unhideWhenUsed="1" w:qFormat="1"/>
-    <w:lsdException w:name="heading 9" w:uiPriority="9" w:semiHidden="1" w:unhideWhenUsed="1" w:qFormat="1"/>
+    <w:lsdException w:name="heading 2" w:semiHidden="1" w:uiPriority="9" w:unhideWhenUsed="1" w:qFormat="1"/>
+    <w:lsdException w:name="heading 3" w:semiHidden="1" w:uiPriority="9" w:unhideWhenUsed="1" w:qFormat="1"/>
+    <w:lsdException w:name="heading 4" w:semiHidden="1" w:uiPriority="9" w:unhideWhenUsed="1" w:qFormat="1"/>
+    <w:lsdException w:name="heading 5" w:semiHidden="1" w:uiPriority="9" w:unhideWhenUsed="1" w:qFormat="1"/>
+    <w:lsdException w:name="heading 6" w:semiHidden="1" w:uiPriority="9" w:unhideWhenUsed="1" w:qFormat="1"/>
+    <w:lsdException w:name="heading 7" w:semiHidden="1" w:uiPriority="9" w:unhideWhenUsed="1" w:qFormat="1"/>
+    <w:lsdException w:name="heading 8" w:semiHidden="1" w:uiPriority="9" w:unhideWhenUsed="1" w:qFormat="1"/>
+    <w:lsdException w:name="heading 9" w:semiHidden="1" w:uiPriority="9" w:unhideWhenUsed="1" w:qFormat="1"/>
     <w:lsdException w:name="index 1" w:semiHidden="1" w:unhideWhenUsed="1"/>
     <w:lsdException w:name="index 2" w:semiHidden="1" w:unhideWhenUsed="1"/>
     <w:lsdException w:name="index 3" w:semiHidden="1" w:unhideWhenUsed="1"/>
@@ -8941,22 +9618,22 @@
     <w:lsdException w:name="index 7" w:semiHidden="1" w:unhideWhenUsed="1"/>
     <w:lsdException w:name="index 8" w:semiHidden="1" w:unhideWhenUsed="1"/>
     <w:lsdException w:name="index 9" w:semiHidden="1" w:unhideWhenUsed="1"/>
-    <w:lsdException w:name="toc 1" w:uiPriority="39" w:semiHidden="1" w:unhideWhenUsed="1"/>
-    <w:lsdException w:name="toc 2" w:uiPriority="39" w:semiHidden="1" w:unhideWhenUsed="1"/>
-    <w:lsdException w:name="toc 3" w:uiPriority="39" w:semiHidden="1" w:unhideWhenUsed="1"/>
-    <w:lsdException w:name="toc 4" w:uiPriority="39" w:semiHidden="1" w:unhideWhenUsed="1"/>
-    <w:lsdException w:name="toc 5" w:uiPriority="39" w:semiHidden="1" w:unhideWhenUsed="1"/>
-    <w:lsdException w:name="toc 6" w:uiPriority="39" w:semiHidden="1" w:unhideWhenUsed="1"/>
-    <w:lsdException w:name="toc 7" w:uiPriority="39" w:semiHidden="1" w:unhideWhenUsed="1"/>
-    <w:lsdException w:name="toc 8" w:uiPriority="39" w:semiHidden="1" w:unhideWhenUsed="1"/>
-    <w:lsdException w:name="toc 9" w:uiPriority="39" w:semiHidden="1" w:unhideWhenUsed="1"/>
+    <w:lsdException w:name="toc 1" w:semiHidden="1" w:uiPriority="39" w:unhideWhenUsed="1"/>
+    <w:lsdException w:name="toc 2" w:semiHidden="1" w:uiPriority="39" w:unhideWhenUsed="1"/>
+    <w:lsdException w:name="toc 3" w:semiHidden="1" w:uiPriority="39" w:unhideWhenUsed="1"/>
+    <w:lsdException w:name="toc 4" w:semiHidden="1" w:uiPriority="39" w:unhideWhenUsed="1"/>
+    <w:lsdException w:name="toc 5" w:semiHidden="1" w:uiPriority="39" w:unhideWhenUsed="1"/>
+    <w:lsdException w:name="toc 6" w:semiHidden="1" w:uiPriority="39" w:unhideWhenUsed="1"/>
+    <w:lsdException w:name="toc 7" w:semiHidden="1" w:uiPriority="39" w:unhideWhenUsed="1"/>
+    <w:lsdException w:name="toc 8" w:semiHidden="1" w:uiPriority="39" w:unhideWhenUsed="1"/>
+    <w:lsdException w:name="toc 9" w:semiHidden="1" w:uiPriority="39" w:unhideWhenUsed="1"/>
     <w:lsdException w:name="Normal Indent" w:semiHidden="1" w:unhideWhenUsed="1"/>
     <w:lsdException w:name="footnote text" w:semiHidden="1" w:unhideWhenUsed="1"/>
     <w:lsdException w:name="annotation text" w:semiHidden="1" w:unhideWhenUsed="1"/>
-    <w:lsdException w:name="header" w:uiPriority="0" w:semiHidden="1" w:unhideWhenUsed="1"/>
+    <w:lsdException w:name="header" w:semiHidden="1" w:uiPriority="0" w:unhideWhenUsed="1"/>
     <w:lsdException w:name="footer" w:semiHidden="1" w:unhideWhenUsed="1"/>
     <w:lsdException w:name="index heading" w:semiHidden="1" w:unhideWhenUsed="1"/>
-    <w:lsdException w:name="caption" w:uiPriority="35" w:semiHidden="1" w:unhideWhenUsed="1" w:qFormat="1"/>
+    <w:lsdException w:name="caption" w:semiHidden="1" w:uiPriority="35" w:unhideWhenUsed="1" w:qFormat="1"/>
     <w:lsdException w:name="table of figures" w:semiHidden="1" w:unhideWhenUsed="1"/>
     <w:lsdException w:name="envelope address" w:semiHidden="1" w:unhideWhenUsed="1"/>
     <w:lsdException w:name="envelope return" w:semiHidden="1" w:unhideWhenUsed="1"/>
@@ -8987,7 +9664,7 @@
     <w:lsdException w:name="Title" w:uiPriority="10" w:qFormat="1"/>
     <w:lsdException w:name="Closing" w:semiHidden="1" w:unhideWhenUsed="1"/>
     <w:lsdException w:name="Signature" w:semiHidden="1" w:unhideWhenUsed="1"/>
-    <w:lsdException w:name="Default Paragraph Font" w:uiPriority="1" w:semiHidden="1" w:unhideWhenUsed="1"/>
+    <w:lsdException w:name="Default Paragraph Font" w:semiHidden="1" w:uiPriority="1" w:unhideWhenUsed="1"/>
     <w:lsdException w:name="Body Text" w:semiHidden="1" w:unhideWhenUsed="1"/>
     <w:lsdException w:name="Body Text Indent" w:semiHidden="1" w:unhideWhenUsed="1"/>
     <w:lsdException w:name="List Continue" w:semiHidden="1" w:unhideWhenUsed="1"/>
@@ -9012,7 +9689,7 @@
     <w:lsdException w:name="Strong" w:uiPriority="22" w:qFormat="1"/>
     <w:lsdException w:name="Emphasis" w:uiPriority="20" w:qFormat="1"/>
     <w:lsdException w:name="Document Map" w:semiHidden="1" w:unhideWhenUsed="1"/>
-    <w:lsdException w:name="Plain Text" w:uiPriority="0" w:semiHidden="1" w:unhideWhenUsed="1"/>
+    <w:lsdException w:name="Plain Text" w:semiHidden="1" w:uiPriority="0" w:unhideWhenUsed="1"/>
     <w:lsdException w:name="E-mail Signature" w:semiHidden="1" w:unhideWhenUsed="1"/>
     <w:lsdException w:name="HTML Top of Form" w:semiHidden="1" w:unhideWhenUsed="1"/>
     <w:lsdException w:name="HTML Bottom of Form" w:semiHidden="1" w:unhideWhenUsed="1"/>
@@ -9187,8 +9864,8 @@
     <w:lsdException w:name="Subtle Reference" w:uiPriority="31" w:qFormat="1"/>
     <w:lsdException w:name="Intense Reference" w:uiPriority="32" w:qFormat="1"/>
     <w:lsdException w:name="Book Title" w:uiPriority="33" w:qFormat="1"/>
-    <w:lsdException w:name="Bibliography" w:uiPriority="37" w:semiHidden="1" w:unhideWhenUsed="1"/>
-    <w:lsdException w:name="TOC Heading" w:uiPriority="39" w:semiHidden="1" w:unhideWhenUsed="1" w:qFormat="1"/>
+    <w:lsdException w:name="Bibliography" w:semiHidden="1" w:uiPriority="37" w:unhideWhenUsed="1"/>
+    <w:lsdException w:name="TOC Heading" w:semiHidden="1" w:uiPriority="39" w:unhideWhenUsed="1" w:qFormat="1"/>
     <w:lsdException w:name="Plain Table 1" w:uiPriority="41"/>
     <w:lsdException w:name="Plain Table 2" w:uiPriority="42"/>
     <w:lsdException w:name="Plain Table 3" w:uiPriority="43"/>
@@ -9292,8 +9969,13 @@
     <w:lsdException w:name="List Table 5 Dark Accent 6" w:uiPriority="50"/>
     <w:lsdException w:name="List Table 6 Colorful Accent 6" w:uiPriority="51"/>
     <w:lsdException w:name="List Table 7 Colorful Accent 6" w:uiPriority="52"/>
+    <w:lsdException w:name="Mention" w:semiHidden="1" w:unhideWhenUsed="1"/>
+    <w:lsdException w:name="Smart Hyperlink" w:semiHidden="1" w:unhideWhenUsed="1"/>
+    <w:lsdException w:name="Hashtag" w:semiHidden="1" w:unhideWhenUsed="1"/>
+    <w:lsdException w:name="Unresolved Mention" w:semiHidden="1" w:unhideWhenUsed="1"/>
+    <w:lsdException w:name="Smart Link" w:semiHidden="1" w:unhideWhenUsed="1"/>
   </w:latentStyles>
-  <w:style w:type="paragraph" w:styleId="Normal" w:default="1">
+  <w:style w:type="paragraph" w:default="1" w:styleId="Normal">
     <w:name w:val="Normal"/>
     <w:qFormat/>
     <w:rsid w:val="00FD58AF"/>
@@ -9301,19 +9983,18 @@
       <w:spacing w:after="0" w:line="240" w:lineRule="auto"/>
     </w:pPr>
     <w:rPr>
-      <w:rFonts w:ascii="Times New Roman" w:hAnsi="Times New Roman" w:eastAsia="Times New Roman" w:cs="Times New Roman"/>
+      <w:rFonts w:ascii="Times New Roman" w:eastAsia="Times New Roman" w:hAnsi="Times New Roman" w:cs="Times New Roman"/>
       <w:sz w:val="20"/>
       <w:szCs w:val="20"/>
       <w:lang w:val="es-ES" w:eastAsia="es-ES"/>
     </w:rPr>
   </w:style>
-  <w:style w:type="character" w:styleId="Fuentedeprrafopredeter" w:default="1">
+  <w:style w:type="character" w:default="1" w:styleId="Fuentedeprrafopredeter">
     <w:name w:val="Default Paragraph Font"/>
     <w:uiPriority w:val="1"/>
-    <w:semiHidden/>
     <w:unhideWhenUsed/>
   </w:style>
-  <w:style w:type="table" w:styleId="Tablanormal" w:default="1">
+  <w:style w:type="table" w:default="1" w:styleId="Tablanormal">
     <w:name w:val="Normal Table"/>
     <w:uiPriority w:val="99"/>
     <w:semiHidden/>
@@ -9328,7 +10009,7 @@
       </w:tblCellMar>
     </w:tblPr>
   </w:style>
-  <w:style w:type="numbering" w:styleId="Sinlista" w:default="1">
+  <w:style w:type="numbering" w:default="1" w:styleId="Sinlista">
     <w:name w:val="No List"/>
     <w:uiPriority w:val="99"/>
     <w:semiHidden/>
@@ -9347,7 +10028,7 @@
       </w:tabs>
     </w:pPr>
   </w:style>
-  <w:style w:type="character" w:styleId="EncabezadoCar" w:customStyle="1">
+  <w:style w:type="character" w:customStyle="1" w:styleId="EncabezadoCar">
     <w:name w:val="Encabezado Car"/>
     <w:basedOn w:val="Fuentedeprrafopredeter"/>
     <w:link w:val="Encabezado"/>
@@ -9367,7 +10048,7 @@
       </w:tabs>
     </w:pPr>
   </w:style>
-  <w:style w:type="character" w:styleId="PiedepginaCar" w:customStyle="1">
+  <w:style w:type="character" w:customStyle="1" w:styleId="PiedepginaCar">
     <w:name w:val="Pie de página Car"/>
     <w:basedOn w:val="Fuentedeprrafopredeter"/>
     <w:link w:val="Piedepgina"/>
@@ -9383,13 +10064,13 @@
     <w:unhideWhenUsed/>
     <w:rsid w:val="00FD58AF"/>
     <w:rPr>
-      <w:rFonts w:ascii="Tahoma" w:hAnsi="Tahoma" w:cs="Tahoma" w:eastAsiaTheme="minorHAnsi"/>
+      <w:rFonts w:ascii="Tahoma" w:eastAsiaTheme="minorHAnsi" w:hAnsi="Tahoma" w:cs="Tahoma"/>
       <w:sz w:val="16"/>
       <w:szCs w:val="16"/>
       <w:lang w:val="es-CL" w:eastAsia="en-US"/>
     </w:rPr>
   </w:style>
-  <w:style w:type="character" w:styleId="TextodegloboCar" w:customStyle="1">
+  <w:style w:type="character" w:customStyle="1" w:styleId="TextodegloboCar">
     <w:name w:val="Texto de globo Car"/>
     <w:basedOn w:val="Fuentedeprrafopredeter"/>
     <w:link w:val="Textodeglobo"/>
@@ -9425,11 +10106,11 @@
       <w:spacing w:after="200"/>
     </w:pPr>
     <w:rPr>
-      <w:rFonts w:asciiTheme="minorHAnsi" w:hAnsiTheme="minorHAnsi" w:eastAsiaTheme="minorHAnsi" w:cstheme="minorBidi"/>
+      <w:rFonts w:asciiTheme="minorHAnsi" w:eastAsiaTheme="minorHAnsi" w:hAnsiTheme="minorHAnsi" w:cstheme="minorBidi"/>
       <w:lang w:val="es-CL" w:eastAsia="en-US"/>
     </w:rPr>
   </w:style>
-  <w:style w:type="character" w:styleId="TextocomentarioCar" w:customStyle="1">
+  <w:style w:type="character" w:customStyle="1" w:styleId="TextocomentarioCar">
     <w:name w:val="Texto comentario Car"/>
     <w:basedOn w:val="Fuentedeprrafopredeter"/>
     <w:link w:val="Textocomentario"/>
@@ -9450,13 +10131,13 @@
       <w:lang w:val="es-CL"/>
     </w:rPr>
   </w:style>
-  <w:style w:type="character" w:styleId="TextosinformatoCar" w:customStyle="1">
+  <w:style w:type="character" w:customStyle="1" w:styleId="TextosinformatoCar">
     <w:name w:val="Texto sin formato Car"/>
     <w:basedOn w:val="Fuentedeprrafopredeter"/>
     <w:link w:val="Textosinformato"/>
     <w:rsid w:val="00E206DF"/>
     <w:rPr>
-      <w:rFonts w:ascii="Courier New" w:hAnsi="Courier New" w:eastAsia="Times New Roman" w:cs="Times New Roman"/>
+      <w:rFonts w:ascii="Courier New" w:eastAsia="Times New Roman" w:hAnsi="Courier New" w:cs="Times New Roman"/>
       <w:sz w:val="20"/>
       <w:szCs w:val="20"/>
       <w:lang w:eastAsia="es-ES"/>
@@ -9478,12 +10159,12 @@
     </w:rPr>
     <w:tblPr>
       <w:tblBorders>
-        <w:top w:val="single" w:color="auto" w:sz="4" w:space="0"/>
-        <w:left w:val="single" w:color="auto" w:sz="4" w:space="0"/>
-        <w:bottom w:val="single" w:color="auto" w:sz="4" w:space="0"/>
-        <w:right w:val="single" w:color="auto" w:sz="4" w:space="0"/>
-        <w:insideH w:val="single" w:color="auto" w:sz="4" w:space="0"/>
-        <w:insideV w:val="single" w:color="auto" w:sz="4" w:space="0"/>
+        <w:top w:val="single" w:sz="4" w:space="0" w:color="auto"/>
+        <w:left w:val="single" w:sz="4" w:space="0" w:color="auto"/>
+        <w:bottom w:val="single" w:sz="4" w:space="0" w:color="auto"/>
+        <w:right w:val="single" w:sz="4" w:space="0" w:color="auto"/>
+        <w:insideH w:val="single" w:sz="4" w:space="0" w:color="auto"/>
+        <w:insideV w:val="single" w:sz="4" w:space="0" w:color="auto"/>
       </w:tblBorders>
     </w:tblPr>
   </w:style>
@@ -9496,12 +10177,12 @@
     <w:unhideWhenUsed/>
     <w:rsid w:val="00E206DF"/>
     <w:rPr>
-      <w:rFonts w:asciiTheme="minorHAnsi" w:hAnsiTheme="minorHAnsi" w:eastAsiaTheme="minorHAnsi" w:cstheme="minorBidi"/>
+      <w:rFonts w:asciiTheme="minorHAnsi" w:eastAsiaTheme="minorHAnsi" w:hAnsiTheme="minorHAnsi" w:cstheme="minorBidi"/>
       <w:noProof/>
       <w:lang w:val="es-CL" w:eastAsia="en-US"/>
     </w:rPr>
   </w:style>
-  <w:style w:type="character" w:styleId="TextonotapieCar" w:customStyle="1">
+  <w:style w:type="character" w:customStyle="1" w:styleId="TextonotapieCar">
     <w:name w:val="Texto nota pie Car"/>
     <w:basedOn w:val="Fuentedeprrafopredeter"/>
     <w:link w:val="Textonotapie"/>
@@ -9539,13 +10220,13 @@
       <w:contextualSpacing/>
     </w:pPr>
     <w:rPr>
-      <w:rFonts w:asciiTheme="minorHAnsi" w:hAnsiTheme="minorHAnsi" w:eastAsiaTheme="minorHAnsi" w:cstheme="minorBidi"/>
+      <w:rFonts w:asciiTheme="minorHAnsi" w:eastAsiaTheme="minorHAnsi" w:hAnsiTheme="minorHAnsi" w:cstheme="minorBidi"/>
       <w:color w:val="595959" w:themeColor="text1" w:themeTint="A6"/>
       <w:kern w:val="20"/>
       <w:lang w:val="en-US" w:eastAsia="ja-JP"/>
     </w:rPr>
   </w:style>
-  <w:style w:type="character" w:styleId="PrrafodelistaCar" w:customStyle="1">
+  <w:style w:type="character" w:customStyle="1" w:styleId="PrrafodelistaCar">
     <w:name w:val="Párrafo de lista Car"/>
     <w:link w:val="Prrafodelista"/>
     <w:uiPriority w:val="34"/>
@@ -9558,7 +10239,7 @@
       <w:lang w:val="en-US" w:eastAsia="ja-JP"/>
     </w:rPr>
   </w:style>
-  <w:style w:type="paragraph" w:styleId="Default" w:customStyle="1">
+  <w:style w:type="paragraph" w:customStyle="1" w:styleId="Default">
     <w:name w:val="Default"/>
     <w:rsid w:val="00155960"/>
     <w:pPr>
@@ -9568,7 +10249,7 @@
       <w:spacing w:after="0" w:line="240" w:lineRule="auto"/>
     </w:pPr>
     <w:rPr>
-      <w:rFonts w:ascii="Times New Roman" w:hAnsi="Times New Roman" w:eastAsia="Times New Roman" w:cs="Times New Roman"/>
+      <w:rFonts w:ascii="Times New Roman" w:eastAsia="Times New Roman" w:hAnsi="Times New Roman" w:cs="Times New Roman"/>
       <w:color w:val="000000"/>
       <w:sz w:val="24"/>
       <w:szCs w:val="24"/>
@@ -9588,13 +10269,13 @@
       <w:spacing w:after="0"/>
     </w:pPr>
     <w:rPr>
-      <w:rFonts w:ascii="Times New Roman" w:hAnsi="Times New Roman" w:eastAsia="Times New Roman" w:cs="Times New Roman"/>
+      <w:rFonts w:ascii="Times New Roman" w:eastAsia="Times New Roman" w:hAnsi="Times New Roman" w:cs="Times New Roman"/>
       <w:b/>
       <w:bCs/>
       <w:lang w:val="es-ES" w:eastAsia="es-ES"/>
     </w:rPr>
   </w:style>
-  <w:style w:type="character" w:styleId="AsuntodelcomentarioCar" w:customStyle="1">
+  <w:style w:type="character" w:customStyle="1" w:styleId="AsuntodelcomentarioCar">
     <w:name w:val="Asunto del comentario Car"/>
     <w:basedOn w:val="TextocomentarioCar"/>
     <w:link w:val="Asuntodelcomentario"/>
@@ -9602,7 +10283,7 @@
     <w:semiHidden/>
     <w:rsid w:val="00334FAC"/>
     <w:rPr>
-      <w:rFonts w:ascii="Times New Roman" w:hAnsi="Times New Roman" w:eastAsia="Times New Roman" w:cs="Times New Roman"/>
+      <w:rFonts w:ascii="Times New Roman" w:eastAsia="Times New Roman" w:hAnsi="Times New Roman" w:cs="Times New Roman"/>
       <w:b/>
       <w:bCs/>
       <w:sz w:val="20"/>
@@ -9620,13 +10301,13 @@
       <w:spacing w:after="0" w:line="240" w:lineRule="auto"/>
     </w:pPr>
     <w:rPr>
-      <w:rFonts w:ascii="Times New Roman" w:hAnsi="Times New Roman" w:eastAsia="Times New Roman" w:cs="Times New Roman"/>
+      <w:rFonts w:ascii="Times New Roman" w:eastAsia="Times New Roman" w:hAnsi="Times New Roman" w:cs="Times New Roman"/>
       <w:sz w:val="20"/>
       <w:szCs w:val="20"/>
       <w:lang w:val="es-ES" w:eastAsia="es-ES"/>
     </w:rPr>
   </w:style>
-  <w:style w:type="table" w:styleId="Cuadrculadetablaclara">
+  <w:style w:type="table" w:styleId="Tablaconcuadrculaclara">
     <w:name w:val="Grid Table Light"/>
     <w:basedOn w:val="Tablanormal"/>
     <w:uiPriority w:val="99"/>
@@ -9640,12 +10321,12 @@
     </w:rPr>
     <w:tblPr>
       <w:tblBorders>
-        <w:top w:val="single" w:color="BFBFBF" w:themeColor="background1" w:themeShade="BF" w:sz="4" w:space="0"/>
-        <w:left w:val="single" w:color="BFBFBF" w:themeColor="background1" w:themeShade="BF" w:sz="4" w:space="0"/>
-        <w:bottom w:val="single" w:color="BFBFBF" w:themeColor="background1" w:themeShade="BF" w:sz="4" w:space="0"/>
-        <w:right w:val="single" w:color="BFBFBF" w:themeColor="background1" w:themeShade="BF" w:sz="4" w:space="0"/>
-        <w:insideH w:val="single" w:color="BFBFBF" w:themeColor="background1" w:themeShade="BF" w:sz="4" w:space="0"/>
-        <w:insideV w:val="single" w:color="BFBFBF" w:themeColor="background1" w:themeShade="BF" w:sz="4" w:space="0"/>
+        <w:top w:val="single" w:sz="4" w:space="0" w:color="BFBFBF" w:themeColor="background1" w:themeShade="BF"/>
+        <w:left w:val="single" w:sz="4" w:space="0" w:color="BFBFBF" w:themeColor="background1" w:themeShade="BF"/>
+        <w:bottom w:val="single" w:sz="4" w:space="0" w:color="BFBFBF" w:themeColor="background1" w:themeShade="BF"/>
+        <w:right w:val="single" w:sz="4" w:space="0" w:color="BFBFBF" w:themeColor="background1" w:themeShade="BF"/>
+        <w:insideH w:val="single" w:sz="4" w:space="0" w:color="BFBFBF" w:themeColor="background1" w:themeShade="BF"/>
+        <w:insideV w:val="single" w:sz="4" w:space="0" w:color="BFBFBF" w:themeColor="background1" w:themeShade="BF"/>
       </w:tblBorders>
     </w:tblPr>
   </w:style>
@@ -9661,12 +10342,12 @@
       <w:tblStyleRowBandSize w:val="1"/>
       <w:tblStyleColBandSize w:val="1"/>
       <w:tblBorders>
-        <w:top w:val="single" w:color="BFBFBF" w:themeColor="background1" w:themeShade="BF" w:sz="4" w:space="0"/>
-        <w:left w:val="single" w:color="BFBFBF" w:themeColor="background1" w:themeShade="BF" w:sz="4" w:space="0"/>
-        <w:bottom w:val="single" w:color="BFBFBF" w:themeColor="background1" w:themeShade="BF" w:sz="4" w:space="0"/>
-        <w:right w:val="single" w:color="BFBFBF" w:themeColor="background1" w:themeShade="BF" w:sz="4" w:space="0"/>
-        <w:insideH w:val="single" w:color="BFBFBF" w:themeColor="background1" w:themeShade="BF" w:sz="4" w:space="0"/>
-        <w:insideV w:val="single" w:color="BFBFBF" w:themeColor="background1" w:themeShade="BF" w:sz="4" w:space="0"/>
+        <w:top w:val="single" w:sz="4" w:space="0" w:color="BFBFBF" w:themeColor="background1" w:themeShade="BF"/>
+        <w:left w:val="single" w:sz="4" w:space="0" w:color="BFBFBF" w:themeColor="background1" w:themeShade="BF"/>
+        <w:bottom w:val="single" w:sz="4" w:space="0" w:color="BFBFBF" w:themeColor="background1" w:themeShade="BF"/>
+        <w:right w:val="single" w:sz="4" w:space="0" w:color="BFBFBF" w:themeColor="background1" w:themeShade="BF"/>
+        <w:insideH w:val="single" w:sz="4" w:space="0" w:color="BFBFBF" w:themeColor="background1" w:themeShade="BF"/>
+        <w:insideV w:val="single" w:sz="4" w:space="0" w:color="BFBFBF" w:themeColor="background1" w:themeShade="BF"/>
       </w:tblBorders>
     </w:tblPr>
     <w:tblStylePr w:type="firstRow">
@@ -9683,7 +10364,7 @@
       <w:tblPr/>
       <w:tcPr>
         <w:tcBorders>
-          <w:top w:val="double" w:color="BFBFBF" w:themeColor="background1" w:themeShade="BF" w:sz="4" w:space="0"/>
+          <w:top w:val="double" w:sz="4" w:space="0" w:color="BFBFBF" w:themeColor="background1" w:themeShade="BF"/>
         </w:tcBorders>
       </w:tcPr>
     </w:tblStylePr>
@@ -9712,12 +10393,12 @@
       </w:tcPr>
     </w:tblStylePr>
   </w:style>
-  <w:style w:type="character" w:styleId="normaltextrun" w:customStyle="1">
+  <w:style w:type="character" w:customStyle="1" w:styleId="normaltextrun">
     <w:name w:val="normaltextrun"/>
     <w:basedOn w:val="Fuentedeprrafopredeter"/>
     <w:rsid w:val="00CC7D01"/>
   </w:style>
-  <w:style w:type="character" w:styleId="eop" w:customStyle="1">
+  <w:style w:type="character" w:customStyle="1" w:styleId="eop">
     <w:name w:val="eop"/>
     <w:basedOn w:val="Fuentedeprrafopredeter"/>
     <w:rsid w:val="00CC7D01"/>
@@ -9746,7 +10427,7 @@
       <w:contextualSpacing/>
     </w:pPr>
     <w:rPr>
-      <w:rFonts w:asciiTheme="majorHAnsi" w:hAnsiTheme="majorHAnsi" w:eastAsiaTheme="majorEastAsia" w:cstheme="majorBidi"/>
+      <w:rFonts w:asciiTheme="majorHAnsi" w:eastAsiaTheme="majorEastAsia" w:hAnsiTheme="majorHAnsi" w:cstheme="majorBidi"/>
       <w:spacing w:val="-10"/>
       <w:kern w:val="28"/>
       <w:sz w:val="56"/>
@@ -9754,14 +10435,14 @@
       <w:lang w:val="es-CL" w:eastAsia="en-US"/>
     </w:rPr>
   </w:style>
-  <w:style w:type="character" w:styleId="TtuloCar" w:customStyle="1">
+  <w:style w:type="character" w:customStyle="1" w:styleId="TtuloCar">
     <w:name w:val="Título Car"/>
     <w:basedOn w:val="Fuentedeprrafopredeter"/>
     <w:link w:val="Ttulo"/>
     <w:uiPriority w:val="10"/>
     <w:rsid w:val="008746F8"/>
     <w:rPr>
-      <w:rFonts w:asciiTheme="majorHAnsi" w:hAnsiTheme="majorHAnsi" w:eastAsiaTheme="majorEastAsia" w:cstheme="majorBidi"/>
+      <w:rFonts w:asciiTheme="majorHAnsi" w:eastAsiaTheme="majorEastAsia" w:hAnsiTheme="majorHAnsi" w:cstheme="majorBidi"/>
       <w:spacing w:val="-10"/>
       <w:kern w:val="28"/>
       <w:sz w:val="56"/>
@@ -10044,12 +10725,6 @@
 </file>
 
 <file path=customXml/item2.xml><?xml version="1.0" encoding="utf-8"?>
-<p:properties xmlns:p="http://schemas.microsoft.com/office/2006/metadata/properties" xmlns:xsi="http://www.w3.org/2001/XMLSchema-instance" xmlns:pc="http://schemas.microsoft.com/office/infopath/2007/PartnerControls">
-  <documentManagement/>
-</p:properties>
-</file>
-
-<file path=customXml/item3.xml><?xml version="1.0" encoding="utf-8"?>
 <?mso-contentType ?>
 <FormTemplates xmlns="http://schemas.microsoft.com/sharepoint/v3/contenttype/forms">
   <Display>DocumentLibraryForm</Display>
@@ -10058,7 +10733,17 @@
 </FormTemplates>
 </file>
 
+<file path=customXml/item3.xml><?xml version="1.0" encoding="utf-8"?>
+<p:properties xmlns:p="http://schemas.microsoft.com/office/2006/metadata/properties" xmlns:xsi="http://www.w3.org/2001/XMLSchema-instance" xmlns:pc="http://schemas.microsoft.com/office/infopath/2007/PartnerControls">
+  <documentManagement/>
+</p:properties>
+</file>
+
 <file path=customXml/item4.xml><?xml version="1.0" encoding="utf-8"?>
+<b:Sources xmlns:b="http://schemas.openxmlformats.org/officeDocument/2006/bibliography" xmlns="http://schemas.openxmlformats.org/officeDocument/2006/bibliography" SelectedStyle="\APASixthEditionOfficeOnline.xsl" StyleName="APA" Version="6"/>
+</file>
+
+<file path=customXml/item5.xml><?xml version="1.0" encoding="utf-8"?>
 <ct:contentTypeSchema xmlns:ct="http://schemas.microsoft.com/office/2006/metadata/contentType" xmlns:ma="http://schemas.microsoft.com/office/2006/metadata/properties/metaAttributes" ct:_="" ma:_="" ma:contentTypeName="Documento" ma:contentTypeID="0x010100E96778489EE7714D8BD12CC105EB918B" ma:contentTypeVersion="2" ma:contentTypeDescription="Crear nuevo documento." ma:contentTypeScope="" ma:versionID="416c5c7ae9b5d54d83875cd3c65194e3">
   <xsd:schema xmlns:xsd="http://www.w3.org/2001/XMLSchema" xmlns:xs="http://www.w3.org/2001/XMLSchema" xmlns:p="http://schemas.microsoft.com/office/2006/metadata/properties" xmlns:ns2="126e8a1c-9ea9-435a-ac89-d06c80d62e30" targetNamespace="http://schemas.microsoft.com/office/2006/metadata/properties" ma:root="true" ma:fieldsID="70a237c842677bd850644f8595079f5e" ns2:_="">
     <xsd:import namespace="126e8a1c-9ea9-435a-ac89-d06c80d62e30"/>
@@ -10190,10 +10875,6 @@
 </ct:contentTypeSchema>
 </file>
 
-<file path=customXml/item5.xml><?xml version="1.0" encoding="utf-8"?>
-<b:Sources xmlns:b="http://schemas.openxmlformats.org/officeDocument/2006/bibliography" xmlns="http://schemas.openxmlformats.org/officeDocument/2006/bibliography" SelectedStyle="\APASixthEditionOfficeOnline.xsl" StyleName="APA" Version="6"/>
-</file>
-
 <file path=customXml/itemProps1.xml><?xml version="1.0" encoding="utf-8"?>
 <ds:datastoreItem xmlns:ds="http://schemas.openxmlformats.org/officeDocument/2006/customXml" ds:itemID="{55AF091B-3C7A-41E3-B477-F2FDAA23CFDA}">
   <ds:schemaRefs>
@@ -10203,22 +10884,6 @@
 </file>
 
 <file path=customXml/itemProps2.xml><?xml version="1.0" encoding="utf-8"?>
-<ds:datastoreItem xmlns:ds="http://schemas.openxmlformats.org/officeDocument/2006/customXml" ds:itemID="{5B7B5873-BEF7-4EF9-B783-7B50266FE496}">
-  <ds:schemaRefs>
-    <ds:schemaRef ds:uri="http://purl.org/dc/elements/1.1/"/>
-    <ds:schemaRef ds:uri="http://schemas.microsoft.com/office/2006/documentManagement/types"/>
-    <ds:schemaRef ds:uri="126e8a1c-9ea9-435a-ac89-d06c80d62e30"/>
-    <ds:schemaRef ds:uri="http://purl.org/dc/terms/"/>
-    <ds:schemaRef ds:uri="http://schemas.openxmlformats.org/package/2006/metadata/core-properties"/>
-    <ds:schemaRef ds:uri="http://www.w3.org/XML/1998/namespace"/>
-    <ds:schemaRef ds:uri="http://purl.org/dc/dcmitype/"/>
-    <ds:schemaRef ds:uri="http://schemas.microsoft.com/office/2006/metadata/properties"/>
-    <ds:schemaRef ds:uri="http://schemas.microsoft.com/office/infopath/2007/PartnerControls"/>
-  </ds:schemaRefs>
-</ds:datastoreItem>
-</file>
-
-<file path=customXml/itemProps3.xml><?xml version="1.0" encoding="utf-8"?>
 <ds:datastoreItem xmlns:ds="http://schemas.openxmlformats.org/officeDocument/2006/customXml" ds:itemID="{4EF1E242-F579-4982-B8CC-2FBF33737424}">
   <ds:schemaRefs>
     <ds:schemaRef ds:uri="http://schemas.microsoft.com/sharepoint/v3/contenttype/forms"/>
@@ -10226,7 +10891,24 @@
 </ds:datastoreItem>
 </file>
 
+<file path=customXml/itemProps3.xml><?xml version="1.0" encoding="utf-8"?>
+<ds:datastoreItem xmlns:ds="http://schemas.openxmlformats.org/officeDocument/2006/customXml" ds:itemID="{5B7B5873-BEF7-4EF9-B783-7B50266FE496}">
+  <ds:schemaRefs>
+    <ds:schemaRef ds:uri="http://schemas.microsoft.com/office/2006/metadata/properties"/>
+    <ds:schemaRef ds:uri="http://schemas.microsoft.com/office/infopath/2007/PartnerControls"/>
+  </ds:schemaRefs>
+</ds:datastoreItem>
+</file>
+
 <file path=customXml/itemProps4.xml><?xml version="1.0" encoding="utf-8"?>
+<ds:datastoreItem xmlns:ds="http://schemas.openxmlformats.org/officeDocument/2006/customXml" ds:itemID="{D73D4895-144F-4BAC-A027-D3BBD2AB0D8F}">
+  <ds:schemaRefs>
+    <ds:schemaRef ds:uri="http://schemas.openxmlformats.org/officeDocument/2006/bibliography"/>
+  </ds:schemaRefs>
+</ds:datastoreItem>
+</file>
+
+<file path=customXml/itemProps5.xml><?xml version="1.0" encoding="utf-8"?>
 <ds:datastoreItem xmlns:ds="http://schemas.openxmlformats.org/officeDocument/2006/customXml" ds:itemID="{40428669-C53F-4F8F-86AB-E6398D473FC3}">
   <ds:schemaRefs>
     <ds:schemaRef ds:uri="http://schemas.microsoft.com/office/2006/metadata/contentType"/>
@@ -10242,12 +10924,4 @@
     <ds:schemaRef ds:uri="http://schemas.microsoft.com/internal/obd"/>
   </ds:schemaRefs>
 </ds:datastoreItem>
-</file>
-
-<file path=customXml/itemProps5.xml><?xml version="1.0" encoding="utf-8"?>
-<ds:datastoreItem xmlns:ds="http://schemas.openxmlformats.org/officeDocument/2006/customXml" ds:itemID="{D73D4895-144F-4BAC-A027-D3BBD2AB0D8F}">
-  <ds:schemaRefs>
-    <ds:schemaRef ds:uri="http://schemas.openxmlformats.org/officeDocument/2006/bibliography"/>
-  </ds:schemaRefs>
-</ds:datastoreItem>
 </file>